--- a/reporte/productos_formales/Producto_04_Entrenamiento_Favoritismo.docx
+++ b/reporte/productos_formales/Producto_04_Entrenamiento_Favoritismo.docx
@@ -257,7 +257,7 @@
           <w:sz w:val="21"/>
           <w:szCs w:val="21"/>
         </w:rPr>
-        <w:t xml:space="preserve">Ajuste de hiperparámetros: profundidad máxima limitada a 6 y ponderación balanceada de clases, para evitar sobreajuste dado el tamaño reducido de la clase positiva; se documenta como oportunidad de mejora una búsqueda sistemática (Grid/Random Search) con datos reales de mayor volumen.</w:t>
+        <w:t xml:space="preserve">Ajuste de hiperparámetros: búsqueda sistemática en grilla (GridSearchCV, 60 combinaciones, validación cruzada estratificada de 3 particiones) confirmó que 100 árboles/profundidad 3 igualan el AUC-PR máximo (1.00) de la configuración original (300/6) con ~65% menos tiempo de entrenamiento. Confirmado de forma independiente con pyspark.ml.tuning.CrossValidator sobre Spark MLlib real: mismo resultado óptimo (100/3) en ambas plataformas.</w:t>
       </w:r>
     </w:p>
     <w:p>
@@ -274,7 +274,7 @@
           <w:sz w:val="21"/>
           <w:szCs w:val="21"/>
         </w:rPr>
-        <w:t xml:space="preserve">Persistencia del modelo: outputs/models/modelo_favoritismo_rf.joblib.</w:t>
+        <w:t xml:space="preserve">Persistencia del modelo: outputs/models/modelo_favoritismo_rf.joblib (scikit-learn) y outputs/models/modelo_favoritismo_spark_rf/ (Spark MLlib real).</w:t>
       </w:r>
     </w:p>
     <w:p>
@@ -291,7 +291,7 @@
           <w:sz w:val="21"/>
           <w:szCs w:val="21"/>
         </w:rPr>
-        <w:t xml:space="preserve">Análisis comparativo: desempeño perfecto sobre datos sintéticos con separación clara; se documenta explícitamente que este resultado es esperable en datos sembrados y no debe interpretarse como el desempeño esperado sobre datos reales de producción.</w:t>
+        <w:t xml:space="preserve">Análisis comparativo: desempeño perfecto sobre datos sintéticos con separación clara, reproducido de forma idéntica en Spark MLlib real (AUC-ROC 1.00, 6/6 casos en el top-6). Se documenta explícitamente que este resultado es esperable en datos sembrados y no debe interpretarse como el desempeño esperado sobre datos reales de producción.</w:t>
       </w:r>
     </w:p>
     <w:p>
@@ -308,7 +308,7 @@
           <w:sz w:val="21"/>
           <w:szCs w:val="21"/>
         </w:rPr>
-        <w:t xml:space="preserve">Documentación técnica completa: artefactos SHAP (resumen global e individual) para sustentar hallazgos ante auditores — ver Figuras 1 y 2.</w:t>
+        <w:t xml:space="preserve">Documentación técnica completa: artefactos SHAP (resumen global e individual) para sustentar hallazgos ante auditores — ver Figuras 1 y 2. Resultados publicados en un esquema listo para SSRS (tabla PrediccionesFavoritismo, ver Producto 7 Sección 6).</w:t>
       </w:r>
     </w:p>
     <w:p>
@@ -334,7 +334,7 @@
           <w:sz w:val="21"/>
           <w:szCs w:val="21"/>
         </w:rPr>
-        <w:t xml:space="preserve">Entrenamiento del modelo final sobre el dataset completo (2,354 registros).</w:t>
+        <w:t xml:space="preserve">Entrenamiento del modelo final sobre el dataset completo (2,354 registros), en scikit-learn y en Spark MLlib real.</w:t>
       </w:r>
     </w:p>
     <w:p>
@@ -351,7 +351,7 @@
           <w:sz w:val="21"/>
           <w:szCs w:val="21"/>
         </w:rPr>
-        <w:t xml:space="preserve">Validación cruzada estratificada y cálculo de métricas robustas a desbalance de clases.</w:t>
+        <w:t xml:space="preserve">Validación cruzada estratificada (scikit-learn) y CrossValidator (Spark MLlib) para la búsqueda de hiperparámetros.</w:t>
       </w:r>
     </w:p>
     <w:p>
@@ -389,7 +389,7 @@
           <w:sz w:val="21"/>
           <w:szCs w:val="21"/>
         </w:rPr>
-        <w:t xml:space="preserve">100% de las actividades de entrenamiento, validación e interpretabilidad fueron completadas. El ranking de riesgo generado (outputs/ranking_riesgo_favoritismo.csv) está listo para revisión por un auditor.</w:t>
+        <w:t xml:space="preserve">100% de las actividades de entrenamiento, validación e interpretabilidad fueron completadas, incluyendo la ejecución real en Spark MLlib (no solo scikit-learn) y la búsqueda sistemática de hiperparámetros en ambas plataformas. El ranking de riesgo generado está listo para revisión por un auditor y publicado en un esquema tipo SQL Server.</w:t>
       </w:r>
     </w:p>
     <w:p>
@@ -415,7 +415,7 @@
           <w:sz w:val="21"/>
           <w:szCs w:val="21"/>
         </w:rPr>
-        <w:t xml:space="preserve">El desempeño perfecto en datos sintéticos no es representativo del desempeño esperado en producción; se recomienda repetir esta validación íntegramente al conectar datos reales.</w:t>
+        <w:t xml:space="preserve">El desempeño perfecto en datos sintéticos no es representativo del desempeño esperado en producción; se recomienda repetir esta validación íntegramente al conectar datos reales (ver Producto 7, Sección 10, donde se corrió una versión no supervisada equivalente sobre 47,442 contratos reales de SEACE).</w:t>
       </w:r>
     </w:p>
     <w:p>

--- a/reporte/productos_formales/Producto_04_Entrenamiento_Favoritismo.docx
+++ b/reporte/productos_formales/Producto_04_Entrenamiento_Favoritismo.docx
@@ -62,7 +62,7 @@
           <w:sz w:val="19"/>
           <w:szCs w:val="19"/>
         </w:rPr>
-        <w:t xml:space="preserve">Prototipo elaborado como prueba de concepto (proof of concept) — no constituye una postulación formal</w:t>
+        <w:t xml:space="preserve">Prototipo independiente elaborado como prueba de concepto (proof of concept) — no constituye una postulación formal, una implementación oficial, ni cuenta con aprobación institucional de la CGR</w:t>
       </w:r>
     </w:p>
     <w:p>

--- a/reporte/productos_formales/Producto_04_Entrenamiento_Favoritismo.docx
+++ b/reporte/productos_formales/Producto_04_Entrenamiento_Favoritismo.docx
@@ -134,7 +134,19 @@
           <w:sz w:val="21"/>
           <w:szCs w:val="21"/>
         </w:rPr>
-        <w:t xml:space="preserve">El modelo entrenado alcanzó AUC-ROC y AUC-PR de 1.00 en validación cruzada estratificada de 3 particiones, ubicando los 6 casos de favoritismo sembrados en las primeras 6 posiciones de un ranking de 2,354 pares proveedor-entidad. Se generaron artefactos de explicabilidad SHAP para sustentar hallazgos ante auditores.</w:t>
+        <w:t xml:space="preserve">La validación vigente evita el resultado artificialmente perfecto de versiones anteriores. Random Forest alcanza AUC-PR OOF 0.671, AUC-ROC 0.999, precision 66.7%, recall 33.3% y F1 0.444.</w:t>
+      </w:r>
+    </w:p>
+    <w:p>
+      <w:pPr>
+        <w:spacing w:after="140"/>
+      </w:pPr>
+      <w:r>
+        <w:rPr>
+          <w:sz w:val="21"/>
+          <w:szCs w:val="21"/>
+        </w:rPr>
+        <w:t xml:space="preserve">Nota metodológica: este es un prototipo independiente. Las métricas del benchmark sintético evalúan la coherencia del PoC y no estiman desempeño productivo. Las salidas sobre datos públicos son señales de priorización para revisión de auditor y no constituyen hallazgos ni determinaciones automáticas de irregularidad.</w:t>
       </w:r>
     </w:p>
     <w:p>
@@ -155,7 +167,7 @@
           <w:sz w:val="21"/>
           <w:szCs w:val="21"/>
         </w:rPr>
-        <w:t xml:space="preserve">1. Introducción — 2. Objetivo de la consultoría — 3. Productos alcanzados — 4. Actividades realizadas — 5. Grado de cumplimiento — 6. Dificultades y limitaciones — 7. Conclusiones y recomendaciones — 8. Anexos</w:t>
+        <w:t xml:space="preserve">1. Introducción — 2. Objetivo — 3. Productos alcanzados — 4. Actividades realizadas — 5. Grado de cumplimiento — 6. Dificultades y limitaciones — 7. Conclusiones y recomendaciones — 8. Anexos</w:t>
       </w:r>
     </w:p>
     <w:p>
@@ -176,16 +188,16 @@
           <w:sz w:val="21"/>
           <w:szCs w:val="21"/>
         </w:rPr>
-        <w:t xml:space="preserve">Cubre el numeral 4.2.5 del TDR (entrenamiento, validación cruzada, optimización de hiperparámetros) y el ítem 5 del checklist del Anexo 3 (interpretabilidad orientada a auditoría).</w:t>
-      </w:r>
-    </w:p>
-    <w:p>
-      <w:pPr>
-        <w:pStyle w:val="Heading1"/>
-        <w:spacing w:after="140" w:before="260"/>
-      </w:pPr>
-      <w:r>
-        <w:t xml:space="preserve">2. Objetivo de la Consultoría</w:t>
+        <w:t xml:space="preserve">Cubre entrenamiento, validación cruzada, tuning e interpretabilidad del modelo supervisado.</w:t>
+      </w:r>
+    </w:p>
+    <w:p>
+      <w:pPr>
+        <w:pStyle w:val="Heading1"/>
+        <w:spacing w:after="140" w:before="260"/>
+      </w:pPr>
+      <w:r>
+        <w:t xml:space="preserve">2. Objetivo</w:t>
       </w:r>
     </w:p>
     <w:p>
@@ -197,7 +209,7 @@
           <w:sz w:val="21"/>
           <w:szCs w:val="21"/>
         </w:rPr>
-        <w:t xml:space="preserve">Desarrollar modelos de ciencia de datos y machine learning que permitan la identificación temprana de proveedores favorecidos, la detección de fraccionamiento indebido del gasto público, y la evaluación de vínculos impropios entre proveedores y funcionarios.</w:t>
+        <w:t xml:space="preserve">Desarrollar y validar una prueba de concepto de analítica de datos que priorice señales de posible favoritismo, posible fraccionamiento y vínculos proveedor-funcionario para apoyar la revisión del auditor.</w:t>
       </w:r>
     </w:p>
     <w:p>
@@ -223,7 +235,7 @@
           <w:sz w:val="21"/>
           <w:szCs w:val="21"/>
         </w:rPr>
-        <w:t xml:space="preserve">Métricas de evaluación (validación cruzada estratificada, 3 particiones): AUC-ROC = 1.00, AUC-PR = 1.00.</w:t>
+        <w:t xml:space="preserve">Benchmark: 2,328 pares, 6 positivos sintéticos.</w:t>
       </w:r>
     </w:p>
     <w:p>
@@ -240,7 +252,7 @@
           <w:sz w:val="21"/>
           <w:szCs w:val="21"/>
         </w:rPr>
-        <w:t xml:space="preserve">Registro de experimentos: validación cruzada estratificada elegida específicamente por la escasez de la clase positiva (6 de 2,354 registros), garantizando al menos 1-2 casos positivos por partición de prueba.</w:t>
+        <w:t xml:space="preserve">Métricas OOF Random Forest: AUC-PR 0.671, AUC-ROC 0.999, precision 66.7%, recall 33.3%, F1 0.444.</w:t>
       </w:r>
     </w:p>
     <w:p>
@@ -257,7 +269,7 @@
           <w:sz w:val="21"/>
           <w:szCs w:val="21"/>
         </w:rPr>
-        <w:t xml:space="preserve">Ajuste de hiperparámetros: búsqueda sistemática en grilla (GridSearchCV, 60 combinaciones, validación cruzada estratificada de 3 particiones) confirmó que 100 árboles/profundidad 3 igualan el AUC-PR máximo (1.00) de la configuración original (300/6) con ~65% menos tiempo de entrenamiento. Confirmado de forma independiente con pyspark.ml.tuning.CrossValidator sobre Spark MLlib real: mismo resultado óptimo (100/3) en ambas plataformas.</w:t>
+        <w:t xml:space="preserve">Tuning CV: mejor AUC-PR medio 0.844 con 100 árboles y profundidad 3.</w:t>
       </w:r>
     </w:p>
     <w:p>
@@ -274,7 +286,7 @@
           <w:sz w:val="21"/>
           <w:szCs w:val="21"/>
         </w:rPr>
-        <w:t xml:space="preserve">Persistencia del modelo: outputs/models/modelo_favoritismo_rf.joblib (scikit-learn) y outputs/models/modelo_favoritismo_spark_rf/ (Spark MLlib real).</w:t>
+        <w:t xml:space="preserve">SHAP se mantiene como mecanismo de explicación global e individual del Random Forest.</w:t>
       </w:r>
     </w:p>
     <w:p>
@@ -291,7 +303,16 @@
           <w:sz w:val="21"/>
           <w:szCs w:val="21"/>
         </w:rPr>
-        <w:t xml:space="preserve">Análisis comparativo: desempeño perfecto sobre datos sintéticos con separación clara, reproducido de forma idéntica en Spark MLlib real (AUC-ROC 1.00, 6/6 casos en el top-6). Se documenta explícitamente que este resultado es esperable en datos sembrados y no debe interpretarse como el desempeño esperado sobre datos reales de producción.</w:t>
+        <w:t xml:space="preserve">La evidencia se versiona en outputs/comparacion_modelos_favoritismo.json y outputs/tuning_favoritismo_resumen.json.</w:t>
+      </w:r>
+    </w:p>
+    <w:p>
+      <w:pPr>
+        <w:pStyle w:val="Heading1"/>
+        <w:spacing w:after="140" w:before="260"/>
+      </w:pPr>
+      <w:r>
+        <w:t xml:space="preserve">4. Actividades Realizadas</w:t>
       </w:r>
     </w:p>
     <w:p>
@@ -308,16 +329,7 @@
           <w:sz w:val="21"/>
           <w:szCs w:val="21"/>
         </w:rPr>
-        <w:t xml:space="preserve">Documentación técnica completa: artefactos SHAP (resumen global e individual) para sustentar hallazgos ante auditores — ver Figuras 1 y 2. Resultados publicados en un esquema listo para SSRS (tabla PrediccionesFavoritismo, ver Producto 7 Sección 6).</w:t>
-      </w:r>
-    </w:p>
-    <w:p>
-      <w:pPr>
-        <w:pStyle w:val="Heading1"/>
-        <w:spacing w:after="140" w:before="260"/>
-      </w:pPr>
-      <w:r>
-        <w:t xml:space="preserve">4. Actividades Realizadas</w:t>
+        <w:t xml:space="preserve">Validación out-of-fold con particiones estratificadas.</w:t>
       </w:r>
     </w:p>
     <w:p>
@@ -334,7 +346,7 @@
           <w:sz w:val="21"/>
           <w:szCs w:val="21"/>
         </w:rPr>
-        <w:t xml:space="preserve">Entrenamiento del modelo final sobre el dataset completo (2,354 registros), en scikit-learn y en Spark MLlib real.</w:t>
+        <w:t xml:space="preserve">Tuning sistemático y persistencia de configuración.</w:t>
       </w:r>
     </w:p>
     <w:p>
@@ -351,7 +363,37 @@
           <w:sz w:val="21"/>
           <w:szCs w:val="21"/>
         </w:rPr>
-        <w:t xml:space="preserve">Validación cruzada estratificada (scikit-learn) y CrossValidator (Spark MLlib) para la búsqueda de hiperparámetros.</w:t>
+        <w:t xml:space="preserve">Generación de ranking y artefactos de explicación para revisión humana.</w:t>
+      </w:r>
+    </w:p>
+    <w:p>
+      <w:pPr>
+        <w:pStyle w:val="Heading1"/>
+        <w:spacing w:after="140" w:before="260"/>
+      </w:pPr>
+      <w:r>
+        <w:t xml:space="preserve">5. Grado de Cumplimiento del Producto</w:t>
+      </w:r>
+    </w:p>
+    <w:p>
+      <w:pPr>
+        <w:spacing w:after="140"/>
+      </w:pPr>
+      <w:r>
+        <w:rPr>
+          <w:sz w:val="21"/>
+          <w:szCs w:val="21"/>
+        </w:rPr>
+        <w:t xml:space="preserve">Núcleo de validación completado para el PoC. No se afirma desempeño productivo ni certificación institucional.</w:t>
+      </w:r>
+    </w:p>
+    <w:p>
+      <w:pPr>
+        <w:pStyle w:val="Heading1"/>
+        <w:spacing w:after="140" w:before="260"/>
+      </w:pPr>
+      <w:r>
+        <w:t xml:space="preserve">6. Dificultades y Limitaciones Encontradas</w:t>
       </w:r>
     </w:p>
     <w:p>
@@ -368,16 +410,16 @@
           <w:sz w:val="21"/>
           <w:szCs w:val="21"/>
         </w:rPr>
-        <w:t xml:space="preserve">Generación de valores SHAP (TreeExplainer) y ranking de riesgo para los 2,354 pares proveedor-entidad.</w:t>
-      </w:r>
-    </w:p>
-    <w:p>
-      <w:pPr>
-        <w:pStyle w:val="Heading1"/>
-        <w:spacing w:after="140" w:before="260"/>
-      </w:pPr>
-      <w:r>
-        <w:t xml:space="preserve">5. Grado de Cumplimiento del Producto</w:t>
+        <w:t xml:space="preserve">La clase positiva es muy pequeña; AUC-PR y F1 deben leerse como indicadores del benchmark, no como garantías.</w:t>
+      </w:r>
+    </w:p>
+    <w:p>
+      <w:pPr>
+        <w:pStyle w:val="Heading1"/>
+        <w:spacing w:after="140" w:before="260"/>
+      </w:pPr>
+      <w:r>
+        <w:t xml:space="preserve">7. Conclusiones y Recomendaciones</w:t>
       </w:r>
     </w:p>
     <w:p>
@@ -389,42 +431,16 @@
           <w:sz w:val="21"/>
           <w:szCs w:val="21"/>
         </w:rPr>
-        <w:t xml:space="preserve">100% de las actividades de entrenamiento, validación e interpretabilidad fueron completadas, incluyendo la ejecución real en Spark MLlib (no solo scikit-learn) y la búsqueda sistemática de hiperparámetros en ambas plataformas. El ranking de riesgo generado está listo para revisión por un auditor y publicado en un esquema tipo SQL Server.</w:t>
-      </w:r>
-    </w:p>
-    <w:p>
-      <w:pPr>
-        <w:pStyle w:val="Heading1"/>
-        <w:spacing w:after="140" w:before="260"/>
-      </w:pPr>
-      <w:r>
-        <w:t xml:space="preserve">6. Dificultades y Limitaciones Encontradas</w:t>
-      </w:r>
-    </w:p>
-    <w:p>
-      <w:pPr>
-        <w:pStyle w:val="ListParagraph"/>
-        <w:numPr>
-          <w:ilvl w:val="0"/>
-          <w:numId w:val="1"/>
-        </w:numPr>
-        <w:spacing w:after="70"/>
-      </w:pPr>
-      <w:r>
-        <w:rPr>
-          <w:sz w:val="21"/>
-          <w:szCs w:val="21"/>
-        </w:rPr>
-        <w:t xml:space="preserve">El desempeño perfecto en datos sintéticos no es representativo del desempeño esperado en producción; se recomienda repetir esta validación íntegramente al conectar datos reales (ver Producto 7, Sección 10, donde se corrió una versión no supervisada equivalente sobre 47,442 contratos reales de SEACE).</w:t>
-      </w:r>
-    </w:p>
-    <w:p>
-      <w:pPr>
-        <w:pStyle w:val="Heading1"/>
-        <w:spacing w:after="140" w:before="260"/>
-      </w:pPr>
-      <w:r>
-        <w:t xml:space="preserve">7. Conclusiones y Recomendaciones</w:t>
+        <w:t xml:space="preserve">La nueva validación es deliberadamente más exigente y creíble que la versión anterior. El modelo prioriza revisión; no determina favoritismo.</w:t>
+      </w:r>
+    </w:p>
+    <w:p>
+      <w:pPr>
+        <w:pStyle w:val="Heading1"/>
+        <w:spacing w:after="140" w:before="260"/>
+      </w:pPr>
+      <w:r>
+        <w:t xml:space="preserve">8. Anexos</w:t>
       </w:r>
     </w:p>
     <w:p>
@@ -436,140 +452,7 @@
           <w:sz w:val="21"/>
           <w:szCs w:val="21"/>
         </w:rPr>
-        <w:t xml:space="preserve">El modelo y sus artefactos de explicabilidad están listos para una prueba piloto con datos reales supervisada por un auditor de la CGR.</w:t>
-      </w:r>
-    </w:p>
-    <w:p>
-      <w:pPr>
-        <w:pStyle w:val="Heading1"/>
-        <w:spacing w:after="140" w:before="260"/>
-      </w:pPr>
-      <w:r>
-        <w:t xml:space="preserve">8. Anexos</w:t>
-      </w:r>
-    </w:p>
-    <w:p>
-      <w:pPr>
-        <w:spacing w:after="90"/>
-        <w:jc w:val="center"/>
-      </w:pPr>
-      <w:r>
-        <w:drawing>
-          <wp:inline distT="0" distB="0" distL="0" distR="0">
-            <wp:extent cx="4191000" cy="2876550"/>
-            <wp:effectExtent t="0" r="0" b="0" l="0"/>
-            <wp:docPr id="1" name="" descr="" title=""/>
-            <wp:cNvGraphicFramePr>
-              <a:graphicFrameLocks xmlns:a="http://schemas.openxmlformats.org/drawingml/2006/main" noChangeAspect="1"/>
-            </wp:cNvGraphicFramePr>
-            <a:graphic xmlns:a="http://schemas.openxmlformats.org/drawingml/2006/main">
-              <a:graphicData uri="http://schemas.openxmlformats.org/drawingml/2006/picture">
-                <pic:pic xmlns:pic="http://schemas.openxmlformats.org/drawingml/2006/picture">
-                  <pic:nvPicPr>
-                    <pic:cNvPr id="0" name="" descr=""/>
-                    <pic:cNvPicPr>
-                      <a:picLocks noChangeAspect="1" noChangeArrowheads="1"/>
-                    </pic:cNvPicPr>
-                  </pic:nvPicPr>
-                  <pic:blipFill>
-                    <a:blip r:embed="rId9" cstate="none"/>
-                    <a:srcRect/>
-                    <a:stretch>
-                      <a:fillRect/>
-                    </a:stretch>
-                  </pic:blipFill>
-                  <pic:spPr bwMode="auto">
-                    <a:xfrm>
-                      <a:off x="0" y="0"/>
-                      <a:ext cx="4191000" cy="2876550"/>
-                    </a:xfrm>
-                    <a:prstGeom prst="rect">
-                      <a:avLst/>
-                    </a:prstGeom>
-                  </pic:spPr>
-                </pic:pic>
-              </a:graphicData>
-            </a:graphic>
-          </wp:inline>
-        </w:drawing>
-      </w:r>
-    </w:p>
-    <w:p>
-      <w:pPr>
-        <w:spacing w:after="180" w:before="50"/>
-        <w:jc w:val="center"/>
-      </w:pPr>
-      <w:r>
-        <w:rPr>
-          <w:i/>
-          <w:iCs/>
-          <w:color w:val="666666"/>
-          <w:sz w:val="17"/>
-          <w:szCs w:val="17"/>
-        </w:rPr>
-        <w:t xml:space="preserve">Figura 1. Impacto SHAP por variable — vista global.</w:t>
-      </w:r>
-    </w:p>
-    <w:p>
-      <w:pPr>
-        <w:spacing w:after="90"/>
-        <w:jc w:val="center"/>
-      </w:pPr>
-      <w:r>
-        <w:drawing>
-          <wp:inline distT="0" distB="0" distL="0" distR="0">
-            <wp:extent cx="4191000" cy="3095625"/>
-            <wp:effectExtent t="0" r="0" b="0" l="0"/>
-            <wp:docPr id="1" name="" descr="" title=""/>
-            <wp:cNvGraphicFramePr>
-              <a:graphicFrameLocks xmlns:a="http://schemas.openxmlformats.org/drawingml/2006/main" noChangeAspect="1"/>
-            </wp:cNvGraphicFramePr>
-            <a:graphic xmlns:a="http://schemas.openxmlformats.org/drawingml/2006/main">
-              <a:graphicData uri="http://schemas.openxmlformats.org/drawingml/2006/picture">
-                <pic:pic xmlns:pic="http://schemas.openxmlformats.org/drawingml/2006/picture">
-                  <pic:nvPicPr>
-                    <pic:cNvPr id="0" name="" descr=""/>
-                    <pic:cNvPicPr>
-                      <a:picLocks noChangeAspect="1" noChangeArrowheads="1"/>
-                    </pic:cNvPicPr>
-                  </pic:nvPicPr>
-                  <pic:blipFill>
-                    <a:blip r:embed="rId10" cstate="none"/>
-                    <a:srcRect/>
-                    <a:stretch>
-                      <a:fillRect/>
-                    </a:stretch>
-                  </pic:blipFill>
-                  <pic:spPr bwMode="auto">
-                    <a:xfrm>
-                      <a:off x="0" y="0"/>
-                      <a:ext cx="4191000" cy="3095625"/>
-                    </a:xfrm>
-                    <a:prstGeom prst="rect">
-                      <a:avLst/>
-                    </a:prstGeom>
-                  </pic:spPr>
-                </pic:pic>
-              </a:graphicData>
-            </a:graphic>
-          </wp:inline>
-        </w:drawing>
-      </w:r>
-    </w:p>
-    <w:p>
-      <w:pPr>
-        <w:spacing w:after="180" w:before="50"/>
-        <w:jc w:val="center"/>
-      </w:pPr>
-      <w:r>
-        <w:rPr>
-          <w:i/>
-          <w:iCs/>
-          <w:color w:val="666666"/>
-          <w:sz w:val="17"/>
-          <w:szCs w:val="17"/>
-        </w:rPr>
-        <w:t xml:space="preserve">Figura 2. Explicación SHAP individual del caso de mayor riesgo.</w:t>
+        <w:t xml:space="preserve">Código, datasets y evidencia machine-readable: ver repositorio indicado en la portada.</w:t>
       </w:r>
     </w:p>
     <w:sectPr>

--- a/reporte/productos_formales/Producto_04_Entrenamiento_Favoritismo.docx
+++ b/reporte/productos_formales/Producto_04_Entrenamiento_Favoritismo.docx
@@ -250,7 +250,7 @@
         <w:spacing w:lineRule="exact" w:line="240" w:before="240" w:after="120"/>
         <w:rPr/>
       </w:pPr>
-      <w:bookmarkStart w:id="0" w:name="__RefHeading___Toc2259_3155877788"/>
+      <w:bookmarkStart w:id="0" w:name="__RefHeading___Toc2259_2045034821"/>
       <w:bookmarkEnd w:id="0"/>
       <w:r>
         <w:rPr>
@@ -355,7 +355,7 @@
             </w:rPr>
             <w:fldChar w:fldCharType="separate"/>
           </w:r>
-          <w:hyperlink w:anchor="__RefHeading___Toc2259_3155877788">
+          <w:hyperlink w:anchor="__RefHeading___Toc2259_2045034821">
             <w:r>
               <w:rPr>
                 <w:rStyle w:val="IndexLink"/>
@@ -375,7 +375,7 @@
             </w:tabs>
             <w:rPr/>
           </w:pPr>
-          <w:hyperlink w:anchor="__RefHeading___Toc2261_3155877788">
+          <w:hyperlink w:anchor="__RefHeading___Toc2261_2045034821">
             <w:r>
               <w:rPr>
                 <w:rStyle w:val="IndexLink"/>
@@ -395,7 +395,7 @@
             </w:tabs>
             <w:rPr/>
           </w:pPr>
-          <w:hyperlink w:anchor="__RefHeading___Toc2263_3155877788">
+          <w:hyperlink w:anchor="__RefHeading___Toc2263_2045034821">
             <w:r>
               <w:rPr>
                 <w:rStyle w:val="IndexLink"/>
@@ -415,7 +415,7 @@
             </w:tabs>
             <w:rPr/>
           </w:pPr>
-          <w:hyperlink w:anchor="__RefHeading___Toc2265_3155877788">
+          <w:hyperlink w:anchor="__RefHeading___Toc2265_2045034821">
             <w:r>
               <w:rPr>
                 <w:rStyle w:val="IndexLink"/>
@@ -435,7 +435,7 @@
             </w:tabs>
             <w:rPr/>
           </w:pPr>
-          <w:hyperlink w:anchor="__RefHeading___Toc2267_3155877788">
+          <w:hyperlink w:anchor="__RefHeading___Toc2267_2045034821">
             <w:r>
               <w:rPr>
                 <w:rStyle w:val="IndexLink"/>
@@ -455,7 +455,7 @@
             </w:tabs>
             <w:rPr/>
           </w:pPr>
-          <w:hyperlink w:anchor="__RefHeading___Toc2269_3155877788">
+          <w:hyperlink w:anchor="__RefHeading___Toc2269_2045034821">
             <w:r>
               <w:rPr>
                 <w:rStyle w:val="IndexLink"/>
@@ -475,7 +475,7 @@
             </w:tabs>
             <w:rPr/>
           </w:pPr>
-          <w:hyperlink w:anchor="__RefHeading___Toc2271_3155877788">
+          <w:hyperlink w:anchor="__RefHeading___Toc2271_2045034821">
             <w:r>
               <w:rPr>
                 <w:rStyle w:val="IndexLink"/>
@@ -495,7 +495,7 @@
             </w:tabs>
             <w:rPr/>
           </w:pPr>
-          <w:hyperlink w:anchor="__RefHeading___Toc2273_3155877788">
+          <w:hyperlink w:anchor="__RefHeading___Toc2273_2045034821">
             <w:r>
               <w:rPr>
                 <w:rStyle w:val="IndexLink"/>
@@ -515,7 +515,7 @@
             </w:tabs>
             <w:rPr/>
           </w:pPr>
-          <w:hyperlink w:anchor="__RefHeading___Toc2275_3155877788">
+          <w:hyperlink w:anchor="__RefHeading___Toc2275_2045034821">
             <w:r>
               <w:rPr>
                 <w:rStyle w:val="IndexLink"/>
@@ -535,7 +535,7 @@
             </w:tabs>
             <w:rPr/>
           </w:pPr>
-          <w:hyperlink w:anchor="__RefHeading___Toc2277_3155877788">
+          <w:hyperlink w:anchor="__RefHeading___Toc2277_2045034821">
             <w:r>
               <w:rPr>
                 <w:rStyle w:val="IndexLink"/>
@@ -555,7 +555,7 @@
             </w:tabs>
             <w:rPr/>
           </w:pPr>
-          <w:hyperlink w:anchor="__RefHeading___Toc2279_3155877788">
+          <w:hyperlink w:anchor="__RefHeading___Toc2279_2045034821">
             <w:r>
               <w:rPr>
                 <w:rStyle w:val="IndexLink"/>
@@ -575,7 +575,7 @@
             </w:tabs>
             <w:rPr/>
           </w:pPr>
-          <w:hyperlink w:anchor="__RefHeading___Toc2281_3155877788">
+          <w:hyperlink w:anchor="__RefHeading___Toc2281_2045034821">
             <w:r>
               <w:rPr>
                 <w:rStyle w:val="IndexLink"/>
@@ -595,7 +595,7 @@
             </w:tabs>
             <w:rPr/>
           </w:pPr>
-          <w:hyperlink w:anchor="__RefHeading___Toc2283_3155877788">
+          <w:hyperlink w:anchor="__RefHeading___Toc2283_2045034821">
             <w:r>
               <w:rPr>
                 <w:rStyle w:val="IndexLink"/>
@@ -615,7 +615,7 @@
             </w:tabs>
             <w:rPr/>
           </w:pPr>
-          <w:hyperlink w:anchor="__RefHeading___Toc2285_3155877788">
+          <w:hyperlink w:anchor="__RefHeading___Toc2285_2045034821">
             <w:r>
               <w:rPr>
                 <w:rStyle w:val="IndexLink"/>
@@ -635,14 +635,14 @@
             </w:tabs>
             <w:rPr/>
           </w:pPr>
-          <w:hyperlink w:anchor="__RefHeading___Toc2287_3155877788">
+          <w:hyperlink w:anchor="__RefHeading___Toc2287_2045034821">
             <w:r>
               <w:rPr>
                 <w:rStyle w:val="IndexLink"/>
               </w:rPr>
               <w:t>3.7 Interpretabilidad y documentación técnica</w:t>
               <w:tab/>
-              <w:t>4</w:t>
+              <w:t>5</w:t>
             </w:r>
           </w:hyperlink>
         </w:p>
@@ -655,14 +655,14 @@
             </w:tabs>
             <w:rPr/>
           </w:pPr>
-          <w:hyperlink w:anchor="__RefHeading___Toc2289_3155877788">
+          <w:hyperlink w:anchor="__RefHeading___Toc2289_2045034821">
             <w:r>
               <w:rPr>
                 <w:rStyle w:val="IndexLink"/>
               </w:rPr>
               <w:t>4. Actividades Realizadas</w:t>
               <w:tab/>
-              <w:t>5</w:t>
+              <w:t>6</w:t>
             </w:r>
           </w:hyperlink>
         </w:p>
@@ -675,14 +675,14 @@
             </w:tabs>
             <w:rPr/>
           </w:pPr>
-          <w:hyperlink w:anchor="__RefHeading___Toc2291_3155877788">
+          <w:hyperlink w:anchor="__RefHeading___Toc2291_2045034821">
             <w:r>
               <w:rPr>
                 <w:rStyle w:val="IndexLink"/>
               </w:rPr>
               <w:t>5. Grado de Cumplimiento del Producto</w:t>
               <w:tab/>
-              <w:t>5</w:t>
+              <w:t>6</w:t>
             </w:r>
           </w:hyperlink>
         </w:p>
@@ -695,14 +695,14 @@
             </w:tabs>
             <w:rPr/>
           </w:pPr>
-          <w:hyperlink w:anchor="__RefHeading___Toc2293_3155877788">
+          <w:hyperlink w:anchor="__RefHeading___Toc2293_2045034821">
             <w:r>
               <w:rPr>
                 <w:rStyle w:val="IndexLink"/>
               </w:rPr>
               <w:t>6. Dificultades y Limitaciones Encontradas</w:t>
               <w:tab/>
-              <w:t>5</w:t>
+              <w:t>6</w:t>
             </w:r>
           </w:hyperlink>
         </w:p>
@@ -715,14 +715,14 @@
             </w:tabs>
             <w:rPr/>
           </w:pPr>
-          <w:hyperlink w:anchor="__RefHeading___Toc2295_3155877788">
+          <w:hyperlink w:anchor="__RefHeading___Toc2295_2045034821">
             <w:r>
               <w:rPr>
                 <w:rStyle w:val="IndexLink"/>
               </w:rPr>
               <w:t>7. Conclusiones y Recomendaciones</w:t>
               <w:tab/>
-              <w:t>5</w:t>
+              <w:t>6</w:t>
             </w:r>
           </w:hyperlink>
         </w:p>
@@ -735,14 +735,14 @@
             </w:tabs>
             <w:rPr/>
           </w:pPr>
-          <w:hyperlink w:anchor="__RefHeading___Toc2297_3155877788">
+          <w:hyperlink w:anchor="__RefHeading___Toc2297_2045034821">
             <w:r>
               <w:rPr>
                 <w:rStyle w:val="IndexLink"/>
               </w:rPr>
               <w:t>8. Anexos</w:t>
               <w:tab/>
-              <w:t>5</w:t>
+              <w:t>6</w:t>
             </w:r>
           </w:hyperlink>
         </w:p>
@@ -755,14 +755,14 @@
             </w:tabs>
             <w:rPr/>
           </w:pPr>
-          <w:hyperlink w:anchor="__RefHeading___Toc2299_3155877788">
+          <w:hyperlink w:anchor="__RefHeading___Toc2299_2045034821">
             <w:r>
               <w:rPr>
                 <w:rStyle w:val="IndexLink"/>
               </w:rPr>
               <w:t>Referencias Bibliográficas</w:t>
               <w:tab/>
-              <w:t>5</w:t>
+              <w:t>7</w:t>
             </w:r>
           </w:hyperlink>
           <w:r>
@@ -795,7 +795,7 @@
         <w:spacing w:lineRule="exact" w:line="240" w:before="240" w:after="120"/>
         <w:rPr/>
       </w:pPr>
-      <w:bookmarkStart w:id="1" w:name="__RefHeading___Toc2261_3155877788"/>
+      <w:bookmarkStart w:id="1" w:name="__RefHeading___Toc2261_2045034821"/>
       <w:bookmarkEnd w:id="1"/>
       <w:r>
         <w:rPr>
@@ -849,7 +849,7 @@
         <w:spacing w:lineRule="exact" w:line="240" w:before="240" w:after="120"/>
         <w:rPr/>
       </w:pPr>
-      <w:bookmarkStart w:id="2" w:name="__RefHeading___Toc2263_3155877788"/>
+      <w:bookmarkStart w:id="2" w:name="__RefHeading___Toc2263_2045034821"/>
       <w:bookmarkEnd w:id="2"/>
       <w:r>
         <w:rPr>
@@ -920,7 +920,7 @@
         <w:spacing w:lineRule="exact" w:line="240" w:before="240" w:after="120"/>
         <w:rPr/>
       </w:pPr>
-      <w:bookmarkStart w:id="3" w:name="__RefHeading___Toc2265_3155877788"/>
+      <w:bookmarkStart w:id="3" w:name="__RefHeading___Toc2265_2045034821"/>
       <w:bookmarkEnd w:id="3"/>
       <w:r>
         <w:rPr>
@@ -2234,7 +2234,7 @@
         <w:spacing w:lineRule="exact" w:line="240" w:before="240" w:after="120"/>
         <w:rPr/>
       </w:pPr>
-      <w:bookmarkStart w:id="4" w:name="__RefHeading___Toc2267_3155877788"/>
+      <w:bookmarkStart w:id="4" w:name="__RefHeading___Toc2267_2045034821"/>
       <w:bookmarkEnd w:id="4"/>
       <w:r>
         <w:rPr>
@@ -2811,7 +2811,7 @@
         <w:spacing w:lineRule="exact" w:line="240" w:before="240" w:after="120"/>
         <w:rPr/>
       </w:pPr>
-      <w:bookmarkStart w:id="5" w:name="__RefHeading___Toc2269_3155877788"/>
+      <w:bookmarkStart w:id="5" w:name="__RefHeading___Toc2269_2045034821"/>
       <w:bookmarkEnd w:id="5"/>
       <w:r>
         <w:rPr>
@@ -2848,7 +2848,7 @@
         <w:spacing w:lineRule="exact" w:line="240" w:before="240" w:after="120"/>
         <w:rPr/>
       </w:pPr>
-      <w:bookmarkStart w:id="6" w:name="__RefHeading___Toc2271_3155877788"/>
+      <w:bookmarkStart w:id="6" w:name="__RefHeading___Toc2271_2045034821"/>
       <w:bookmarkEnd w:id="6"/>
       <w:r>
         <w:rPr>
@@ -2885,7 +2885,7 @@
         <w:spacing w:lineRule="exact" w:line="240" w:before="240" w:after="120"/>
         <w:rPr/>
       </w:pPr>
-      <w:bookmarkStart w:id="7" w:name="__RefHeading___Toc2273_3155877788"/>
+      <w:bookmarkStart w:id="7" w:name="__RefHeading___Toc2273_2045034821"/>
       <w:bookmarkEnd w:id="7"/>
       <w:r>
         <w:rPr>
@@ -2905,7 +2905,7 @@
         <w:spacing w:lineRule="exact" w:line="240" w:before="180" w:after="80"/>
         <w:rPr/>
       </w:pPr>
-      <w:bookmarkStart w:id="8" w:name="__RefHeading___Toc2275_3155877788"/>
+      <w:bookmarkStart w:id="8" w:name="__RefHeading___Toc2275_2045034821"/>
       <w:bookmarkEnd w:id="8"/>
       <w:r>
         <w:rPr>
@@ -3367,7 +3367,7 @@
         <w:spacing w:lineRule="exact" w:line="240" w:before="180" w:after="80"/>
         <w:rPr/>
       </w:pPr>
-      <w:bookmarkStart w:id="9" w:name="__RefHeading___Toc2277_3155877788"/>
+      <w:bookmarkStart w:id="9" w:name="__RefHeading___Toc2277_2045034821"/>
       <w:bookmarkEnd w:id="9"/>
       <w:r>
         <w:rPr>
@@ -3404,7 +3404,7 @@
         <w:spacing w:lineRule="exact" w:line="240" w:before="180" w:after="80"/>
         <w:rPr/>
       </w:pPr>
-      <w:bookmarkStart w:id="10" w:name="__RefHeading___Toc2279_3155877788"/>
+      <w:bookmarkStart w:id="10" w:name="__RefHeading___Toc2279_2045034821"/>
       <w:bookmarkEnd w:id="10"/>
       <w:r>
         <w:rPr>
@@ -3441,7 +3441,7 @@
         <w:spacing w:lineRule="exact" w:line="240" w:before="180" w:after="80"/>
         <w:rPr/>
       </w:pPr>
-      <w:bookmarkStart w:id="11" w:name="__RefHeading___Toc2281_3155877788"/>
+      <w:bookmarkStart w:id="11" w:name="__RefHeading___Toc2281_2045034821"/>
       <w:bookmarkEnd w:id="11"/>
       <w:r>
         <w:rPr>
@@ -3970,7 +3970,7 @@
         <w:spacing w:lineRule="exact" w:line="240" w:before="180" w:after="80"/>
         <w:rPr/>
       </w:pPr>
-      <w:bookmarkStart w:id="12" w:name="__RefHeading___Toc2283_3155877788"/>
+      <w:bookmarkStart w:id="12" w:name="__RefHeading___Toc2283_2045034821"/>
       <w:bookmarkEnd w:id="12"/>
       <w:r>
         <w:rPr>
@@ -4007,7 +4007,7 @@
         <w:spacing w:lineRule="exact" w:line="240" w:before="180" w:after="80"/>
         <w:rPr/>
       </w:pPr>
-      <w:bookmarkStart w:id="13" w:name="__RefHeading___Toc2285_3155877788"/>
+      <w:bookmarkStart w:id="13" w:name="__RefHeading___Toc2285_2045034821"/>
       <w:bookmarkEnd w:id="13"/>
       <w:r>
         <w:rPr>
@@ -4060,7 +4060,7 @@
     <w:p>
       <w:pPr>
         <w:pStyle w:val="Normal"/>
-        <w:spacing w:lineRule="exact" w:line="240" w:before="0" w:after="40"/>
+        <w:spacing w:before="0" w:after="40"/>
         <w:jc w:val="center"/>
         <w:rPr/>
       </w:pPr>
@@ -4130,7 +4130,7 @@
         <w:spacing w:lineRule="exact" w:line="240" w:before="180" w:after="80"/>
         <w:rPr/>
       </w:pPr>
-      <w:bookmarkStart w:id="14" w:name="__RefHeading___Toc2287_3155877788"/>
+      <w:bookmarkStart w:id="14" w:name="__RefHeading___Toc2287_2045034821"/>
       <w:bookmarkEnd w:id="14"/>
       <w:r>
         <w:rPr>
@@ -4166,7 +4166,7 @@
     <w:p>
       <w:pPr>
         <w:pStyle w:val="Normal"/>
-        <w:spacing w:lineRule="exact" w:line="240" w:before="0" w:after="40"/>
+        <w:spacing w:before="0" w:after="40"/>
         <w:jc w:val="center"/>
         <w:rPr/>
       </w:pPr>
@@ -4252,7 +4252,7 @@
     <w:p>
       <w:pPr>
         <w:pStyle w:val="Normal"/>
-        <w:spacing w:lineRule="exact" w:line="240" w:before="0" w:after="40"/>
+        <w:spacing w:before="0" w:after="40"/>
         <w:jc w:val="center"/>
         <w:rPr/>
       </w:pPr>
@@ -4339,7 +4339,7 @@
         <w:spacing w:lineRule="exact" w:line="240" w:before="240" w:after="120"/>
         <w:rPr/>
       </w:pPr>
-      <w:bookmarkStart w:id="15" w:name="__RefHeading___Toc2289_3155877788"/>
+      <w:bookmarkStart w:id="15" w:name="__RefHeading___Toc2289_2045034821"/>
       <w:bookmarkEnd w:id="15"/>
       <w:r>
         <w:rPr>
@@ -4439,7 +4439,7 @@
         <w:spacing w:lineRule="exact" w:line="240" w:before="240" w:after="120"/>
         <w:rPr/>
       </w:pPr>
-      <w:bookmarkStart w:id="16" w:name="__RefHeading___Toc2291_3155877788"/>
+      <w:bookmarkStart w:id="16" w:name="__RefHeading___Toc2291_2045034821"/>
       <w:bookmarkEnd w:id="16"/>
       <w:r>
         <w:rPr>
@@ -4476,7 +4476,7 @@
         <w:spacing w:lineRule="exact" w:line="240" w:before="240" w:after="120"/>
         <w:rPr/>
       </w:pPr>
-      <w:bookmarkStart w:id="17" w:name="__RefHeading___Toc2293_3155877788"/>
+      <w:bookmarkStart w:id="17" w:name="__RefHeading___Toc2293_2045034821"/>
       <w:bookmarkEnd w:id="17"/>
       <w:r>
         <w:rPr>
@@ -4536,7 +4536,7 @@
         <w:spacing w:lineRule="exact" w:line="240" w:before="240" w:after="120"/>
         <w:rPr/>
       </w:pPr>
-      <w:bookmarkStart w:id="18" w:name="__RefHeading___Toc2295_3155877788"/>
+      <w:bookmarkStart w:id="18" w:name="__RefHeading___Toc2295_2045034821"/>
       <w:bookmarkEnd w:id="18"/>
       <w:r>
         <w:rPr>
@@ -4573,7 +4573,7 @@
         <w:spacing w:lineRule="exact" w:line="240" w:before="240" w:after="120"/>
         <w:rPr/>
       </w:pPr>
-      <w:bookmarkStart w:id="19" w:name="__RefHeading___Toc2297_3155877788"/>
+      <w:bookmarkStart w:id="19" w:name="__RefHeading___Toc2297_2045034821"/>
       <w:bookmarkEnd w:id="19"/>
       <w:r>
         <w:rPr>
@@ -4653,7 +4653,7 @@
         <w:spacing w:lineRule="exact" w:line="240" w:before="240" w:after="120"/>
         <w:rPr/>
       </w:pPr>
-      <w:bookmarkStart w:id="20" w:name="__RefHeading___Toc2299_3155877788"/>
+      <w:bookmarkStart w:id="20" w:name="__RefHeading___Toc2299_2045034821"/>
       <w:bookmarkEnd w:id="20"/>
       <w:r>
         <w:rPr>
@@ -4933,7 +4933,7 @@
     </w:r>
     <w:r>
       <w:rPr/>
-      <w:t>5</w:t>
+      <w:t>7</w:t>
     </w:r>
     <w:r>
       <w:rPr/>

--- a/reporte/productos_formales/Producto_04_Entrenamiento_Favoritismo.docx
+++ b/reporte/productos_formales/Producto_04_Entrenamiento_Favoritismo.docx
@@ -15,6 +15,7 @@
     <w:p>
       <w:pPr>
         <w:pStyle w:val="Normal"/>
+        <w:keepNext w:val="false"/>
         <w:spacing w:lineRule="exact" w:line="240" w:before="0" w:after="160"/>
         <w:jc w:val="center"/>
         <w:rPr/>
@@ -34,6 +35,7 @@
     <w:p>
       <w:pPr>
         <w:pStyle w:val="Normal"/>
+        <w:keepNext w:val="false"/>
         <w:spacing w:lineRule="exact" w:line="240" w:before="0" w:after="180"/>
         <w:jc w:val="center"/>
         <w:rPr/>
@@ -53,6 +55,7 @@
     <w:p>
       <w:pPr>
         <w:pStyle w:val="Normal"/>
+        <w:keepNext w:val="false"/>
         <w:spacing w:lineRule="exact" w:line="240" w:before="0" w:after="180"/>
         <w:jc w:val="center"/>
         <w:rPr/>
@@ -72,6 +75,7 @@
     <w:p>
       <w:pPr>
         <w:pStyle w:val="Normal"/>
+        <w:keepNext w:val="false"/>
         <w:spacing w:lineRule="exact" w:line="240" w:before="0" w:after="260"/>
         <w:jc w:val="center"/>
         <w:rPr/>
@@ -91,6 +95,7 @@
     <w:p>
       <w:pPr>
         <w:pStyle w:val="Normal"/>
+        <w:keepNext w:val="false"/>
         <w:spacing w:lineRule="exact" w:line="240" w:before="0" w:after="30"/>
         <w:jc w:val="center"/>
         <w:rPr/>
@@ -110,6 +115,7 @@
     <w:p>
       <w:pPr>
         <w:pStyle w:val="Normal"/>
+        <w:keepNext w:val="false"/>
         <w:spacing w:lineRule="exact" w:line="240" w:before="0" w:after="260"/>
         <w:jc w:val="center"/>
         <w:rPr/>
@@ -127,6 +133,7 @@
     <w:p>
       <w:pPr>
         <w:pStyle w:val="Normal"/>
+        <w:keepNext w:val="false"/>
         <w:spacing w:lineRule="exact" w:line="240" w:before="0" w:after="30"/>
         <w:jc w:val="center"/>
         <w:rPr/>
@@ -146,6 +153,7 @@
     <w:p>
       <w:pPr>
         <w:pStyle w:val="Normal"/>
+        <w:keepNext w:val="false"/>
         <w:spacing w:lineRule="exact" w:line="240" w:before="0" w:after="240"/>
         <w:jc w:val="center"/>
         <w:rPr/>
@@ -163,6 +171,7 @@
     <w:p>
       <w:pPr>
         <w:pStyle w:val="Normal"/>
+        <w:keepNext w:val="false"/>
         <w:spacing w:lineRule="exact" w:line="240" w:before="0" w:after="260"/>
         <w:jc w:val="center"/>
         <w:rPr/>
@@ -182,6 +191,7 @@
     <w:p>
       <w:pPr>
         <w:pStyle w:val="Normal"/>
+        <w:keepNext w:val="false"/>
         <w:spacing w:lineRule="exact" w:line="240" w:before="0" w:after="30"/>
         <w:jc w:val="center"/>
         <w:rPr/>
@@ -201,6 +211,7 @@
     <w:p>
       <w:pPr>
         <w:pStyle w:val="Normal"/>
+        <w:keepNext w:val="false"/>
         <w:spacing w:lineRule="exact" w:line="240" w:before="0" w:after="240"/>
         <w:jc w:val="center"/>
         <w:rPr/>
@@ -230,6 +241,7 @@
           <w:docGrid w:type="default" w:linePitch="360" w:charSpace="4096"/>
         </w:sectPr>
         <w:pStyle w:val="Normal"/>
+        <w:keepNext w:val="false"/>
         <w:spacing w:lineRule="exact" w:line="240" w:before="0" w:after="80"/>
         <w:jc w:val="center"/>
         <w:rPr/>
@@ -250,7 +262,7 @@
         <w:spacing w:lineRule="exact" w:line="240" w:before="240" w:after="120"/>
         <w:rPr/>
       </w:pPr>
-      <w:bookmarkStart w:id="0" w:name="__RefHeading___Toc2259_2045034821"/>
+      <w:bookmarkStart w:id="0" w:name="__RefHeading___Toc2259_1296911271"/>
       <w:bookmarkEnd w:id="0"/>
       <w:r>
         <w:rPr>
@@ -267,6 +279,7 @@
     <w:p>
       <w:pPr>
         <w:pStyle w:val="Normal"/>
+        <w:keepNext w:val="false"/>
         <w:spacing w:lineRule="exact" w:line="240" w:before="0" w:after="80"/>
         <w:jc w:val="both"/>
         <w:rPr/>
@@ -284,6 +297,7 @@
     <w:p>
       <w:pPr>
         <w:pStyle w:val="Normal"/>
+        <w:keepNext w:val="false"/>
         <w:spacing w:lineRule="exact" w:line="240" w:before="0" w:after="80"/>
         <w:jc w:val="both"/>
         <w:rPr/>
@@ -355,7 +369,7 @@
             </w:rPr>
             <w:fldChar w:fldCharType="separate"/>
           </w:r>
-          <w:hyperlink w:anchor="__RefHeading___Toc2259_2045034821">
+          <w:hyperlink w:anchor="__RefHeading___Toc2259_1296911271">
             <w:r>
               <w:rPr>
                 <w:rStyle w:val="IndexLink"/>
@@ -375,7 +389,7 @@
             </w:tabs>
             <w:rPr/>
           </w:pPr>
-          <w:hyperlink w:anchor="__RefHeading___Toc2261_2045034821">
+          <w:hyperlink w:anchor="__RefHeading___Toc2261_1296911271">
             <w:r>
               <w:rPr>
                 <w:rStyle w:val="IndexLink"/>
@@ -395,7 +409,7 @@
             </w:tabs>
             <w:rPr/>
           </w:pPr>
-          <w:hyperlink w:anchor="__RefHeading___Toc2263_2045034821">
+          <w:hyperlink w:anchor="__RefHeading___Toc2263_1296911271">
             <w:r>
               <w:rPr>
                 <w:rStyle w:val="IndexLink"/>
@@ -415,7 +429,7 @@
             </w:tabs>
             <w:rPr/>
           </w:pPr>
-          <w:hyperlink w:anchor="__RefHeading___Toc2265_2045034821">
+          <w:hyperlink w:anchor="__RefHeading___Toc2265_1296911271">
             <w:r>
               <w:rPr>
                 <w:rStyle w:val="IndexLink"/>
@@ -435,7 +449,7 @@
             </w:tabs>
             <w:rPr/>
           </w:pPr>
-          <w:hyperlink w:anchor="__RefHeading___Toc2267_2045034821">
+          <w:hyperlink w:anchor="__RefHeading___Toc2267_1296911271">
             <w:r>
               <w:rPr>
                 <w:rStyle w:val="IndexLink"/>
@@ -455,7 +469,7 @@
             </w:tabs>
             <w:rPr/>
           </w:pPr>
-          <w:hyperlink w:anchor="__RefHeading___Toc2269_2045034821">
+          <w:hyperlink w:anchor="__RefHeading___Toc2269_1296911271">
             <w:r>
               <w:rPr>
                 <w:rStyle w:val="IndexLink"/>
@@ -475,7 +489,7 @@
             </w:tabs>
             <w:rPr/>
           </w:pPr>
-          <w:hyperlink w:anchor="__RefHeading___Toc2271_2045034821">
+          <w:hyperlink w:anchor="__RefHeading___Toc2271_1296911271">
             <w:r>
               <w:rPr>
                 <w:rStyle w:val="IndexLink"/>
@@ -495,7 +509,7 @@
             </w:tabs>
             <w:rPr/>
           </w:pPr>
-          <w:hyperlink w:anchor="__RefHeading___Toc2273_2045034821">
+          <w:hyperlink w:anchor="__RefHeading___Toc2273_1296911271">
             <w:r>
               <w:rPr>
                 <w:rStyle w:val="IndexLink"/>
@@ -515,7 +529,7 @@
             </w:tabs>
             <w:rPr/>
           </w:pPr>
-          <w:hyperlink w:anchor="__RefHeading___Toc2275_2045034821">
+          <w:hyperlink w:anchor="__RefHeading___Toc2275_1296911271">
             <w:r>
               <w:rPr>
                 <w:rStyle w:val="IndexLink"/>
@@ -535,7 +549,7 @@
             </w:tabs>
             <w:rPr/>
           </w:pPr>
-          <w:hyperlink w:anchor="__RefHeading___Toc2277_2045034821">
+          <w:hyperlink w:anchor="__RefHeading___Toc2277_1296911271">
             <w:r>
               <w:rPr>
                 <w:rStyle w:val="IndexLink"/>
@@ -555,7 +569,7 @@
             </w:tabs>
             <w:rPr/>
           </w:pPr>
-          <w:hyperlink w:anchor="__RefHeading___Toc2279_2045034821">
+          <w:hyperlink w:anchor="__RefHeading___Toc2279_1296911271">
             <w:r>
               <w:rPr>
                 <w:rStyle w:val="IndexLink"/>
@@ -575,7 +589,7 @@
             </w:tabs>
             <w:rPr/>
           </w:pPr>
-          <w:hyperlink w:anchor="__RefHeading___Toc2281_2045034821">
+          <w:hyperlink w:anchor="__RefHeading___Toc2281_1296911271">
             <w:r>
               <w:rPr>
                 <w:rStyle w:val="IndexLink"/>
@@ -595,7 +609,7 @@
             </w:tabs>
             <w:rPr/>
           </w:pPr>
-          <w:hyperlink w:anchor="__RefHeading___Toc2283_2045034821">
+          <w:hyperlink w:anchor="__RefHeading___Toc2283_1296911271">
             <w:r>
               <w:rPr>
                 <w:rStyle w:val="IndexLink"/>
@@ -615,7 +629,7 @@
             </w:tabs>
             <w:rPr/>
           </w:pPr>
-          <w:hyperlink w:anchor="__RefHeading___Toc2285_2045034821">
+          <w:hyperlink w:anchor="__RefHeading___Toc2285_1296911271">
             <w:r>
               <w:rPr>
                 <w:rStyle w:val="IndexLink"/>
@@ -635,7 +649,7 @@
             </w:tabs>
             <w:rPr/>
           </w:pPr>
-          <w:hyperlink w:anchor="__RefHeading___Toc2287_2045034821">
+          <w:hyperlink w:anchor="__RefHeading___Toc2287_1296911271">
             <w:r>
               <w:rPr>
                 <w:rStyle w:val="IndexLink"/>
@@ -655,7 +669,7 @@
             </w:tabs>
             <w:rPr/>
           </w:pPr>
-          <w:hyperlink w:anchor="__RefHeading___Toc2289_2045034821">
+          <w:hyperlink w:anchor="__RefHeading___Toc2289_1296911271">
             <w:r>
               <w:rPr>
                 <w:rStyle w:val="IndexLink"/>
@@ -675,7 +689,7 @@
             </w:tabs>
             <w:rPr/>
           </w:pPr>
-          <w:hyperlink w:anchor="__RefHeading___Toc2291_2045034821">
+          <w:hyperlink w:anchor="__RefHeading___Toc2291_1296911271">
             <w:r>
               <w:rPr>
                 <w:rStyle w:val="IndexLink"/>
@@ -695,7 +709,7 @@
             </w:tabs>
             <w:rPr/>
           </w:pPr>
-          <w:hyperlink w:anchor="__RefHeading___Toc2293_2045034821">
+          <w:hyperlink w:anchor="__RefHeading___Toc2293_1296911271">
             <w:r>
               <w:rPr>
                 <w:rStyle w:val="IndexLink"/>
@@ -715,7 +729,7 @@
             </w:tabs>
             <w:rPr/>
           </w:pPr>
-          <w:hyperlink w:anchor="__RefHeading___Toc2295_2045034821">
+          <w:hyperlink w:anchor="__RefHeading___Toc2295_1296911271">
             <w:r>
               <w:rPr>
                 <w:rStyle w:val="IndexLink"/>
@@ -735,14 +749,14 @@
             </w:tabs>
             <w:rPr/>
           </w:pPr>
-          <w:hyperlink w:anchor="__RefHeading___Toc2297_2045034821">
+          <w:hyperlink w:anchor="__RefHeading___Toc2297_1296911271">
             <w:r>
               <w:rPr>
                 <w:rStyle w:val="IndexLink"/>
               </w:rPr>
               <w:t>8. Anexos</w:t>
               <w:tab/>
-              <w:t>6</w:t>
+              <w:t>7</w:t>
             </w:r>
           </w:hyperlink>
         </w:p>
@@ -755,7 +769,7 @@
             </w:tabs>
             <w:rPr/>
           </w:pPr>
-          <w:hyperlink w:anchor="__RefHeading___Toc2299_2045034821">
+          <w:hyperlink w:anchor="__RefHeading___Toc2299_1296911271">
             <w:r>
               <w:rPr>
                 <w:rStyle w:val="IndexLink"/>
@@ -795,7 +809,7 @@
         <w:spacing w:lineRule="exact" w:line="240" w:before="240" w:after="120"/>
         <w:rPr/>
       </w:pPr>
-      <w:bookmarkStart w:id="1" w:name="__RefHeading___Toc2261_2045034821"/>
+      <w:bookmarkStart w:id="1" w:name="__RefHeading___Toc2261_1296911271"/>
       <w:bookmarkEnd w:id="1"/>
       <w:r>
         <w:rPr>
@@ -812,6 +826,7 @@
     <w:p>
       <w:pPr>
         <w:pStyle w:val="Normal"/>
+        <w:keepNext w:val="false"/>
         <w:spacing w:lineRule="exact" w:line="240" w:before="0" w:after="35"/>
         <w:jc w:val="left"/>
         <w:rPr/>
@@ -829,6 +844,7 @@
     <w:p>
       <w:pPr>
         <w:pStyle w:val="Normal"/>
+        <w:keepNext w:val="false"/>
         <w:spacing w:lineRule="exact" w:line="240" w:before="0" w:after="35"/>
         <w:jc w:val="left"/>
         <w:rPr/>
@@ -849,7 +865,7 @@
         <w:spacing w:lineRule="exact" w:line="240" w:before="240" w:after="120"/>
         <w:rPr/>
       </w:pPr>
-      <w:bookmarkStart w:id="2" w:name="__RefHeading___Toc2263_2045034821"/>
+      <w:bookmarkStart w:id="2" w:name="__RefHeading___Toc2263_1296911271"/>
       <w:bookmarkEnd w:id="2"/>
       <w:r>
         <w:rPr>
@@ -866,6 +882,7 @@
     <w:p>
       <w:pPr>
         <w:pStyle w:val="Normal"/>
+        <w:keepNext w:val="false"/>
         <w:spacing w:lineRule="exact" w:line="240" w:before="0" w:after="35"/>
         <w:jc w:val="left"/>
         <w:rPr/>
@@ -883,6 +900,7 @@
     <w:p>
       <w:pPr>
         <w:pStyle w:val="Normal"/>
+        <w:keepNext w:val="false"/>
         <w:spacing w:lineRule="exact" w:line="240" w:before="0" w:after="35"/>
         <w:jc w:val="left"/>
         <w:rPr/>
@@ -900,6 +918,7 @@
     <w:p>
       <w:pPr>
         <w:pStyle w:val="Normal"/>
+        <w:keepNext w:val="false"/>
         <w:spacing w:lineRule="exact" w:line="240" w:before="0" w:after="35"/>
         <w:jc w:val="left"/>
         <w:rPr/>
@@ -920,7 +939,7 @@
         <w:spacing w:lineRule="exact" w:line="240" w:before="240" w:after="120"/>
         <w:rPr/>
       </w:pPr>
-      <w:bookmarkStart w:id="3" w:name="__RefHeading___Toc2265_2045034821"/>
+      <w:bookmarkStart w:id="3" w:name="__RefHeading___Toc2265_1296911271"/>
       <w:bookmarkEnd w:id="3"/>
       <w:r>
         <w:rPr>
@@ -2234,7 +2253,7 @@
         <w:spacing w:lineRule="exact" w:line="240" w:before="240" w:after="120"/>
         <w:rPr/>
       </w:pPr>
-      <w:bookmarkStart w:id="4" w:name="__RefHeading___Toc2267_2045034821"/>
+      <w:bookmarkStart w:id="4" w:name="__RefHeading___Toc2267_1296911271"/>
       <w:bookmarkEnd w:id="4"/>
       <w:r>
         <w:rPr>
@@ -2811,7 +2830,7 @@
         <w:spacing w:lineRule="exact" w:line="240" w:before="240" w:after="120"/>
         <w:rPr/>
       </w:pPr>
-      <w:bookmarkStart w:id="5" w:name="__RefHeading___Toc2269_2045034821"/>
+      <w:bookmarkStart w:id="5" w:name="__RefHeading___Toc2269_1296911271"/>
       <w:bookmarkEnd w:id="5"/>
       <w:r>
         <w:rPr>
@@ -2828,6 +2847,7 @@
     <w:p>
       <w:pPr>
         <w:pStyle w:val="Normal"/>
+        <w:keepNext w:val="false"/>
         <w:spacing w:lineRule="exact" w:line="240" w:before="0" w:after="80"/>
         <w:jc w:val="both"/>
         <w:rPr/>
@@ -2848,7 +2868,7 @@
         <w:spacing w:lineRule="exact" w:line="240" w:before="240" w:after="120"/>
         <w:rPr/>
       </w:pPr>
-      <w:bookmarkStart w:id="6" w:name="__RefHeading___Toc2271_2045034821"/>
+      <w:bookmarkStart w:id="6" w:name="__RefHeading___Toc2271_1296911271"/>
       <w:bookmarkEnd w:id="6"/>
       <w:r>
         <w:rPr>
@@ -2865,6 +2885,7 @@
     <w:p>
       <w:pPr>
         <w:pStyle w:val="Normal"/>
+        <w:keepNext w:val="false"/>
         <w:spacing w:lineRule="exact" w:line="240" w:before="0" w:after="80"/>
         <w:jc w:val="both"/>
         <w:rPr/>
@@ -2885,7 +2906,7 @@
         <w:spacing w:lineRule="exact" w:line="240" w:before="240" w:after="120"/>
         <w:rPr/>
       </w:pPr>
-      <w:bookmarkStart w:id="7" w:name="__RefHeading___Toc2273_2045034821"/>
+      <w:bookmarkStart w:id="7" w:name="__RefHeading___Toc2273_1296911271"/>
       <w:bookmarkEnd w:id="7"/>
       <w:r>
         <w:rPr>
@@ -2905,7 +2926,7 @@
         <w:spacing w:lineRule="exact" w:line="240" w:before="180" w:after="80"/>
         <w:rPr/>
       </w:pPr>
-      <w:bookmarkStart w:id="8" w:name="__RefHeading___Toc2275_2045034821"/>
+      <w:bookmarkStart w:id="8" w:name="__RefHeading___Toc2275_1296911271"/>
       <w:bookmarkEnd w:id="8"/>
       <w:r>
         <w:rPr>
@@ -2922,6 +2943,7 @@
     <w:p>
       <w:pPr>
         <w:pStyle w:val="Normal"/>
+        <w:keepNext w:val="true"/>
         <w:spacing w:lineRule="exact" w:line="240" w:before="0" w:after="45"/>
         <w:jc w:val="center"/>
         <w:rPr/>
@@ -3367,7 +3389,7 @@
         <w:spacing w:lineRule="exact" w:line="240" w:before="180" w:after="80"/>
         <w:rPr/>
       </w:pPr>
-      <w:bookmarkStart w:id="9" w:name="__RefHeading___Toc2277_2045034821"/>
+      <w:bookmarkStart w:id="9" w:name="__RefHeading___Toc2277_1296911271"/>
       <w:bookmarkEnd w:id="9"/>
       <w:r>
         <w:rPr>
@@ -3384,6 +3406,7 @@
     <w:p>
       <w:pPr>
         <w:pStyle w:val="Normal"/>
+        <w:keepNext w:val="false"/>
         <w:spacing w:lineRule="exact" w:line="240" w:before="0" w:after="80"/>
         <w:jc w:val="both"/>
         <w:rPr/>
@@ -3404,7 +3427,7 @@
         <w:spacing w:lineRule="exact" w:line="240" w:before="180" w:after="80"/>
         <w:rPr/>
       </w:pPr>
-      <w:bookmarkStart w:id="10" w:name="__RefHeading___Toc2279_2045034821"/>
+      <w:bookmarkStart w:id="10" w:name="__RefHeading___Toc2279_1296911271"/>
       <w:bookmarkEnd w:id="10"/>
       <w:r>
         <w:rPr>
@@ -3421,6 +3444,7 @@
     <w:p>
       <w:pPr>
         <w:pStyle w:val="Normal"/>
+        <w:keepNext w:val="false"/>
         <w:spacing w:lineRule="exact" w:line="240" w:before="0" w:after="80"/>
         <w:jc w:val="both"/>
         <w:rPr/>
@@ -3441,7 +3465,7 @@
         <w:spacing w:lineRule="exact" w:line="240" w:before="180" w:after="80"/>
         <w:rPr/>
       </w:pPr>
-      <w:bookmarkStart w:id="11" w:name="__RefHeading___Toc2281_2045034821"/>
+      <w:bookmarkStart w:id="11" w:name="__RefHeading___Toc2281_1296911271"/>
       <w:bookmarkEnd w:id="11"/>
       <w:r>
         <w:rPr>
@@ -3458,6 +3482,7 @@
     <w:p>
       <w:pPr>
         <w:pStyle w:val="Normal"/>
+        <w:keepNext w:val="true"/>
         <w:spacing w:lineRule="exact" w:line="240" w:before="0" w:after="45"/>
         <w:jc w:val="center"/>
         <w:rPr/>
@@ -3970,7 +3995,7 @@
         <w:spacing w:lineRule="exact" w:line="240" w:before="180" w:after="80"/>
         <w:rPr/>
       </w:pPr>
-      <w:bookmarkStart w:id="12" w:name="__RefHeading___Toc2283_2045034821"/>
+      <w:bookmarkStart w:id="12" w:name="__RefHeading___Toc2283_1296911271"/>
       <w:bookmarkEnd w:id="12"/>
       <w:r>
         <w:rPr>
@@ -3987,6 +4012,7 @@
     <w:p>
       <w:pPr>
         <w:pStyle w:val="Normal"/>
+        <w:keepNext w:val="false"/>
         <w:spacing w:lineRule="exact" w:line="240" w:before="0" w:after="80"/>
         <w:jc w:val="both"/>
         <w:rPr/>
@@ -4007,7 +4033,7 @@
         <w:spacing w:lineRule="exact" w:line="240" w:before="180" w:after="80"/>
         <w:rPr/>
       </w:pPr>
-      <w:bookmarkStart w:id="13" w:name="__RefHeading___Toc2285_2045034821"/>
+      <w:bookmarkStart w:id="13" w:name="__RefHeading___Toc2285_1296911271"/>
       <w:bookmarkEnd w:id="13"/>
       <w:r>
         <w:rPr>
@@ -4024,6 +4050,7 @@
     <w:p>
       <w:pPr>
         <w:pStyle w:val="Normal"/>
+        <w:keepNext w:val="false"/>
         <w:spacing w:lineRule="exact" w:line="240" w:before="0" w:after="80"/>
         <w:jc w:val="both"/>
         <w:rPr/>
@@ -4041,6 +4068,7 @@
     <w:p>
       <w:pPr>
         <w:pStyle w:val="Normal"/>
+        <w:keepNext w:val="true"/>
         <w:spacing w:lineRule="exact" w:line="240" w:before="0" w:after="35"/>
         <w:jc w:val="center"/>
         <w:rPr/>
@@ -4060,6 +4088,7 @@
     <w:p>
       <w:pPr>
         <w:pStyle w:val="Normal"/>
+        <w:keepNext w:val="true"/>
         <w:spacing w:before="0" w:after="40"/>
         <w:jc w:val="center"/>
         <w:rPr/>
@@ -4108,6 +4137,7 @@
     <w:p>
       <w:pPr>
         <w:pStyle w:val="Normal"/>
+        <w:keepNext w:val="false"/>
         <w:spacing w:lineRule="exact" w:line="240" w:before="0" w:after="90"/>
         <w:jc w:val="center"/>
         <w:rPr/>
@@ -4130,7 +4160,7 @@
         <w:spacing w:lineRule="exact" w:line="240" w:before="180" w:after="80"/>
         <w:rPr/>
       </w:pPr>
-      <w:bookmarkStart w:id="14" w:name="__RefHeading___Toc2287_2045034821"/>
+      <w:bookmarkStart w:id="14" w:name="__RefHeading___Toc2287_1296911271"/>
       <w:bookmarkEnd w:id="14"/>
       <w:r>
         <w:rPr>
@@ -4147,6 +4177,7 @@
     <w:p>
       <w:pPr>
         <w:pStyle w:val="Normal"/>
+        <w:keepNext w:val="true"/>
         <w:spacing w:lineRule="exact" w:line="240" w:before="0" w:after="35"/>
         <w:jc w:val="center"/>
         <w:rPr/>
@@ -4166,6 +4197,7 @@
     <w:p>
       <w:pPr>
         <w:pStyle w:val="Normal"/>
+        <w:keepNext w:val="true"/>
         <w:spacing w:before="0" w:after="40"/>
         <w:jc w:val="center"/>
         <w:rPr/>
@@ -4214,6 +4246,7 @@
     <w:p>
       <w:pPr>
         <w:pStyle w:val="Normal"/>
+        <w:keepNext w:val="false"/>
         <w:spacing w:lineRule="exact" w:line="240" w:before="0" w:after="90"/>
         <w:jc w:val="center"/>
         <w:rPr/>
@@ -4233,6 +4266,7 @@
     <w:p>
       <w:pPr>
         <w:pStyle w:val="Normal"/>
+        <w:keepNext w:val="true"/>
         <w:spacing w:lineRule="exact" w:line="240" w:before="0" w:after="35"/>
         <w:jc w:val="center"/>
         <w:rPr/>
@@ -4252,6 +4286,7 @@
     <w:p>
       <w:pPr>
         <w:pStyle w:val="Normal"/>
+        <w:keepNext w:val="true"/>
         <w:spacing w:before="0" w:after="40"/>
         <w:jc w:val="center"/>
         <w:rPr/>
@@ -4300,6 +4335,7 @@
     <w:p>
       <w:pPr>
         <w:pStyle w:val="Normal"/>
+        <w:keepNext w:val="false"/>
         <w:spacing w:lineRule="exact" w:line="240" w:before="0" w:after="90"/>
         <w:jc w:val="center"/>
         <w:rPr/>
@@ -4319,6 +4355,7 @@
     <w:p>
       <w:pPr>
         <w:pStyle w:val="Normal"/>
+        <w:keepNext w:val="false"/>
         <w:spacing w:lineRule="exact" w:line="240" w:before="0" w:after="80"/>
         <w:jc w:val="both"/>
         <w:rPr/>
@@ -4339,7 +4376,7 @@
         <w:spacing w:lineRule="exact" w:line="240" w:before="240" w:after="120"/>
         <w:rPr/>
       </w:pPr>
-      <w:bookmarkStart w:id="15" w:name="__RefHeading___Toc2289_2045034821"/>
+      <w:bookmarkStart w:id="15" w:name="__RefHeading___Toc2289_1296911271"/>
       <w:bookmarkEnd w:id="15"/>
       <w:r>
         <w:rPr>
@@ -4439,7 +4476,7 @@
         <w:spacing w:lineRule="exact" w:line="240" w:before="240" w:after="120"/>
         <w:rPr/>
       </w:pPr>
-      <w:bookmarkStart w:id="16" w:name="__RefHeading___Toc2291_2045034821"/>
+      <w:bookmarkStart w:id="16" w:name="__RefHeading___Toc2291_1296911271"/>
       <w:bookmarkEnd w:id="16"/>
       <w:r>
         <w:rPr>
@@ -4456,6 +4493,7 @@
     <w:p>
       <w:pPr>
         <w:pStyle w:val="Normal"/>
+        <w:keepNext w:val="false"/>
         <w:spacing w:lineRule="exact" w:line="240" w:before="0" w:after="80"/>
         <w:jc w:val="both"/>
         <w:rPr/>
@@ -4476,7 +4514,7 @@
         <w:spacing w:lineRule="exact" w:line="240" w:before="240" w:after="120"/>
         <w:rPr/>
       </w:pPr>
-      <w:bookmarkStart w:id="17" w:name="__RefHeading___Toc2293_2045034821"/>
+      <w:bookmarkStart w:id="17" w:name="__RefHeading___Toc2293_1296911271"/>
       <w:bookmarkEnd w:id="17"/>
       <w:r>
         <w:rPr>
@@ -4536,7 +4574,7 @@
         <w:spacing w:lineRule="exact" w:line="240" w:before="240" w:after="120"/>
         <w:rPr/>
       </w:pPr>
-      <w:bookmarkStart w:id="18" w:name="__RefHeading___Toc2295_2045034821"/>
+      <w:bookmarkStart w:id="18" w:name="__RefHeading___Toc2295_1296911271"/>
       <w:bookmarkEnd w:id="18"/>
       <w:r>
         <w:rPr>
@@ -4553,6 +4591,7 @@
     <w:p>
       <w:pPr>
         <w:pStyle w:val="Normal"/>
+        <w:keepNext w:val="false"/>
         <w:spacing w:lineRule="exact" w:line="240" w:before="0" w:after="80"/>
         <w:jc w:val="both"/>
         <w:rPr/>
@@ -4573,7 +4612,7 @@
         <w:spacing w:lineRule="exact" w:line="240" w:before="240" w:after="120"/>
         <w:rPr/>
       </w:pPr>
-      <w:bookmarkStart w:id="19" w:name="__RefHeading___Toc2297_2045034821"/>
+      <w:bookmarkStart w:id="19" w:name="__RefHeading___Toc2297_1296911271"/>
       <w:bookmarkEnd w:id="19"/>
       <w:r>
         <w:rPr>
@@ -4653,7 +4692,7 @@
         <w:spacing w:lineRule="exact" w:line="240" w:before="240" w:after="120"/>
         <w:rPr/>
       </w:pPr>
-      <w:bookmarkStart w:id="20" w:name="__RefHeading___Toc2299_2045034821"/>
+      <w:bookmarkStart w:id="20" w:name="__RefHeading___Toc2299_1296911271"/>
       <w:bookmarkEnd w:id="20"/>
       <w:r>
         <w:rPr>

--- a/reporte/productos_formales/Producto_04_Entrenamiento_Favoritismo.docx
+++ b/reporte/productos_formales/Producto_04_Entrenamiento_Favoritismo.docx
@@ -262,7 +262,7 @@
         <w:spacing w:lineRule="exact" w:line="240" w:before="240" w:after="120"/>
         <w:rPr/>
       </w:pPr>
-      <w:bookmarkStart w:id="0" w:name="__RefHeading___Toc2259_1296911271"/>
+      <w:bookmarkStart w:id="0" w:name="__RefHeading___Toc2259_2851097627"/>
       <w:bookmarkEnd w:id="0"/>
       <w:r>
         <w:rPr>
@@ -369,7 +369,7 @@
             </w:rPr>
             <w:fldChar w:fldCharType="separate"/>
           </w:r>
-          <w:hyperlink w:anchor="__RefHeading___Toc2259_1296911271">
+          <w:hyperlink w:anchor="__RefHeading___Toc2259_2851097627">
             <w:r>
               <w:rPr>
                 <w:rStyle w:val="IndexLink"/>
@@ -389,7 +389,7 @@
             </w:tabs>
             <w:rPr/>
           </w:pPr>
-          <w:hyperlink w:anchor="__RefHeading___Toc2261_1296911271">
+          <w:hyperlink w:anchor="__RefHeading___Toc2261_2851097627">
             <w:r>
               <w:rPr>
                 <w:rStyle w:val="IndexLink"/>
@@ -409,7 +409,7 @@
             </w:tabs>
             <w:rPr/>
           </w:pPr>
-          <w:hyperlink w:anchor="__RefHeading___Toc2263_1296911271">
+          <w:hyperlink w:anchor="__RefHeading___Toc2263_2851097627">
             <w:r>
               <w:rPr>
                 <w:rStyle w:val="IndexLink"/>
@@ -429,7 +429,7 @@
             </w:tabs>
             <w:rPr/>
           </w:pPr>
-          <w:hyperlink w:anchor="__RefHeading___Toc2265_1296911271">
+          <w:hyperlink w:anchor="__RefHeading___Toc2265_2851097627">
             <w:r>
               <w:rPr>
                 <w:rStyle w:val="IndexLink"/>
@@ -449,7 +449,7 @@
             </w:tabs>
             <w:rPr/>
           </w:pPr>
-          <w:hyperlink w:anchor="__RefHeading___Toc2267_1296911271">
+          <w:hyperlink w:anchor="__RefHeading___Toc2267_2851097627">
             <w:r>
               <w:rPr>
                 <w:rStyle w:val="IndexLink"/>
@@ -469,7 +469,7 @@
             </w:tabs>
             <w:rPr/>
           </w:pPr>
-          <w:hyperlink w:anchor="__RefHeading___Toc2269_1296911271">
+          <w:hyperlink w:anchor="__RefHeading___Toc2269_2851097627">
             <w:r>
               <w:rPr>
                 <w:rStyle w:val="IndexLink"/>
@@ -489,7 +489,7 @@
             </w:tabs>
             <w:rPr/>
           </w:pPr>
-          <w:hyperlink w:anchor="__RefHeading___Toc2271_1296911271">
+          <w:hyperlink w:anchor="__RefHeading___Toc2271_2851097627">
             <w:r>
               <w:rPr>
                 <w:rStyle w:val="IndexLink"/>
@@ -509,7 +509,7 @@
             </w:tabs>
             <w:rPr/>
           </w:pPr>
-          <w:hyperlink w:anchor="__RefHeading___Toc2273_1296911271">
+          <w:hyperlink w:anchor="__RefHeading___Toc2273_2851097627">
             <w:r>
               <w:rPr>
                 <w:rStyle w:val="IndexLink"/>
@@ -529,7 +529,7 @@
             </w:tabs>
             <w:rPr/>
           </w:pPr>
-          <w:hyperlink w:anchor="__RefHeading___Toc2275_1296911271">
+          <w:hyperlink w:anchor="__RefHeading___Toc2275_2851097627">
             <w:r>
               <w:rPr>
                 <w:rStyle w:val="IndexLink"/>
@@ -549,7 +549,7 @@
             </w:tabs>
             <w:rPr/>
           </w:pPr>
-          <w:hyperlink w:anchor="__RefHeading___Toc2277_1296911271">
+          <w:hyperlink w:anchor="__RefHeading___Toc2277_2851097627">
             <w:r>
               <w:rPr>
                 <w:rStyle w:val="IndexLink"/>
@@ -569,7 +569,7 @@
             </w:tabs>
             <w:rPr/>
           </w:pPr>
-          <w:hyperlink w:anchor="__RefHeading___Toc2279_1296911271">
+          <w:hyperlink w:anchor="__RefHeading___Toc2279_2851097627">
             <w:r>
               <w:rPr>
                 <w:rStyle w:val="IndexLink"/>
@@ -589,7 +589,7 @@
             </w:tabs>
             <w:rPr/>
           </w:pPr>
-          <w:hyperlink w:anchor="__RefHeading___Toc2281_1296911271">
+          <w:hyperlink w:anchor="__RefHeading___Toc2281_2851097627">
             <w:r>
               <w:rPr>
                 <w:rStyle w:val="IndexLink"/>
@@ -609,7 +609,7 @@
             </w:tabs>
             <w:rPr/>
           </w:pPr>
-          <w:hyperlink w:anchor="__RefHeading___Toc2283_1296911271">
+          <w:hyperlink w:anchor="__RefHeading___Toc2283_2851097627">
             <w:r>
               <w:rPr>
                 <w:rStyle w:val="IndexLink"/>
@@ -629,7 +629,7 @@
             </w:tabs>
             <w:rPr/>
           </w:pPr>
-          <w:hyperlink w:anchor="__RefHeading___Toc2285_1296911271">
+          <w:hyperlink w:anchor="__RefHeading___Toc2285_2851097627">
             <w:r>
               <w:rPr>
                 <w:rStyle w:val="IndexLink"/>
@@ -649,7 +649,7 @@
             </w:tabs>
             <w:rPr/>
           </w:pPr>
-          <w:hyperlink w:anchor="__RefHeading___Toc2287_1296911271">
+          <w:hyperlink w:anchor="__RefHeading___Toc2287_2851097627">
             <w:r>
               <w:rPr>
                 <w:rStyle w:val="IndexLink"/>
@@ -669,7 +669,7 @@
             </w:tabs>
             <w:rPr/>
           </w:pPr>
-          <w:hyperlink w:anchor="__RefHeading___Toc2289_1296911271">
+          <w:hyperlink w:anchor="__RefHeading___Toc2289_2851097627">
             <w:r>
               <w:rPr>
                 <w:rStyle w:val="IndexLink"/>
@@ -689,7 +689,7 @@
             </w:tabs>
             <w:rPr/>
           </w:pPr>
-          <w:hyperlink w:anchor="__RefHeading___Toc2291_1296911271">
+          <w:hyperlink w:anchor="__RefHeading___Toc2291_2851097627">
             <w:r>
               <w:rPr>
                 <w:rStyle w:val="IndexLink"/>
@@ -709,7 +709,7 @@
             </w:tabs>
             <w:rPr/>
           </w:pPr>
-          <w:hyperlink w:anchor="__RefHeading___Toc2293_1296911271">
+          <w:hyperlink w:anchor="__RefHeading___Toc2293_2851097627">
             <w:r>
               <w:rPr>
                 <w:rStyle w:val="IndexLink"/>
@@ -729,7 +729,7 @@
             </w:tabs>
             <w:rPr/>
           </w:pPr>
-          <w:hyperlink w:anchor="__RefHeading___Toc2295_1296911271">
+          <w:hyperlink w:anchor="__RefHeading___Toc2295_2851097627">
             <w:r>
               <w:rPr>
                 <w:rStyle w:val="IndexLink"/>
@@ -749,7 +749,7 @@
             </w:tabs>
             <w:rPr/>
           </w:pPr>
-          <w:hyperlink w:anchor="__RefHeading___Toc2297_1296911271">
+          <w:hyperlink w:anchor="__RefHeading___Toc2297_2851097627">
             <w:r>
               <w:rPr>
                 <w:rStyle w:val="IndexLink"/>
@@ -769,7 +769,7 @@
             </w:tabs>
             <w:rPr/>
           </w:pPr>
-          <w:hyperlink w:anchor="__RefHeading___Toc2299_1296911271">
+          <w:hyperlink w:anchor="__RefHeading___Toc2299_2851097627">
             <w:r>
               <w:rPr>
                 <w:rStyle w:val="IndexLink"/>
@@ -809,7 +809,7 @@
         <w:spacing w:lineRule="exact" w:line="240" w:before="240" w:after="120"/>
         <w:rPr/>
       </w:pPr>
-      <w:bookmarkStart w:id="1" w:name="__RefHeading___Toc2261_1296911271"/>
+      <w:bookmarkStart w:id="1" w:name="__RefHeading___Toc2261_2851097627"/>
       <w:bookmarkEnd w:id="1"/>
       <w:r>
         <w:rPr>
@@ -865,7 +865,7 @@
         <w:spacing w:lineRule="exact" w:line="240" w:before="240" w:after="120"/>
         <w:rPr/>
       </w:pPr>
-      <w:bookmarkStart w:id="2" w:name="__RefHeading___Toc2263_1296911271"/>
+      <w:bookmarkStart w:id="2" w:name="__RefHeading___Toc2263_2851097627"/>
       <w:bookmarkEnd w:id="2"/>
       <w:r>
         <w:rPr>
@@ -939,7 +939,7 @@
         <w:spacing w:lineRule="exact" w:line="240" w:before="240" w:after="120"/>
         <w:rPr/>
       </w:pPr>
-      <w:bookmarkStart w:id="3" w:name="__RefHeading___Toc2265_1296911271"/>
+      <w:bookmarkStart w:id="3" w:name="__RefHeading___Toc2265_2851097627"/>
       <w:bookmarkEnd w:id="3"/>
       <w:r>
         <w:rPr>
@@ -2253,7 +2253,7 @@
         <w:spacing w:lineRule="exact" w:line="240" w:before="240" w:after="120"/>
         <w:rPr/>
       </w:pPr>
-      <w:bookmarkStart w:id="4" w:name="__RefHeading___Toc2267_1296911271"/>
+      <w:bookmarkStart w:id="4" w:name="__RefHeading___Toc2267_2851097627"/>
       <w:bookmarkEnd w:id="4"/>
       <w:r>
         <w:rPr>
@@ -2830,7 +2830,7 @@
         <w:spacing w:lineRule="exact" w:line="240" w:before="240" w:after="120"/>
         <w:rPr/>
       </w:pPr>
-      <w:bookmarkStart w:id="5" w:name="__RefHeading___Toc2269_1296911271"/>
+      <w:bookmarkStart w:id="5" w:name="__RefHeading___Toc2269_2851097627"/>
       <w:bookmarkEnd w:id="5"/>
       <w:r>
         <w:rPr>
@@ -2868,7 +2868,7 @@
         <w:spacing w:lineRule="exact" w:line="240" w:before="240" w:after="120"/>
         <w:rPr/>
       </w:pPr>
-      <w:bookmarkStart w:id="6" w:name="__RefHeading___Toc2271_1296911271"/>
+      <w:bookmarkStart w:id="6" w:name="__RefHeading___Toc2271_2851097627"/>
       <w:bookmarkEnd w:id="6"/>
       <w:r>
         <w:rPr>
@@ -2906,7 +2906,7 @@
         <w:spacing w:lineRule="exact" w:line="240" w:before="240" w:after="120"/>
         <w:rPr/>
       </w:pPr>
-      <w:bookmarkStart w:id="7" w:name="__RefHeading___Toc2273_1296911271"/>
+      <w:bookmarkStart w:id="7" w:name="__RefHeading___Toc2273_2851097627"/>
       <w:bookmarkEnd w:id="7"/>
       <w:r>
         <w:rPr>
@@ -2926,7 +2926,7 @@
         <w:spacing w:lineRule="exact" w:line="240" w:before="180" w:after="80"/>
         <w:rPr/>
       </w:pPr>
-      <w:bookmarkStart w:id="8" w:name="__RefHeading___Toc2275_1296911271"/>
+      <w:bookmarkStart w:id="8" w:name="__RefHeading___Toc2275_2851097627"/>
       <w:bookmarkEnd w:id="8"/>
       <w:r>
         <w:rPr>
@@ -3389,7 +3389,7 @@
         <w:spacing w:lineRule="exact" w:line="240" w:before="180" w:after="80"/>
         <w:rPr/>
       </w:pPr>
-      <w:bookmarkStart w:id="9" w:name="__RefHeading___Toc2277_1296911271"/>
+      <w:bookmarkStart w:id="9" w:name="__RefHeading___Toc2277_2851097627"/>
       <w:bookmarkEnd w:id="9"/>
       <w:r>
         <w:rPr>
@@ -3427,7 +3427,7 @@
         <w:spacing w:lineRule="exact" w:line="240" w:before="180" w:after="80"/>
         <w:rPr/>
       </w:pPr>
-      <w:bookmarkStart w:id="10" w:name="__RefHeading___Toc2279_1296911271"/>
+      <w:bookmarkStart w:id="10" w:name="__RefHeading___Toc2279_2851097627"/>
       <w:bookmarkEnd w:id="10"/>
       <w:r>
         <w:rPr>
@@ -3465,7 +3465,7 @@
         <w:spacing w:lineRule="exact" w:line="240" w:before="180" w:after="80"/>
         <w:rPr/>
       </w:pPr>
-      <w:bookmarkStart w:id="11" w:name="__RefHeading___Toc2281_1296911271"/>
+      <w:bookmarkStart w:id="11" w:name="__RefHeading___Toc2281_2851097627"/>
       <w:bookmarkEnd w:id="11"/>
       <w:r>
         <w:rPr>
@@ -3995,7 +3995,7 @@
         <w:spacing w:lineRule="exact" w:line="240" w:before="180" w:after="80"/>
         <w:rPr/>
       </w:pPr>
-      <w:bookmarkStart w:id="12" w:name="__RefHeading___Toc2283_1296911271"/>
+      <w:bookmarkStart w:id="12" w:name="__RefHeading___Toc2283_2851097627"/>
       <w:bookmarkEnd w:id="12"/>
       <w:r>
         <w:rPr>
@@ -4033,7 +4033,7 @@
         <w:spacing w:lineRule="exact" w:line="240" w:before="180" w:after="80"/>
         <w:rPr/>
       </w:pPr>
-      <w:bookmarkStart w:id="13" w:name="__RefHeading___Toc2285_1296911271"/>
+      <w:bookmarkStart w:id="13" w:name="__RefHeading___Toc2285_2851097627"/>
       <w:bookmarkEnd w:id="13"/>
       <w:r>
         <w:rPr>
@@ -4160,7 +4160,7 @@
         <w:spacing w:lineRule="exact" w:line="240" w:before="180" w:after="80"/>
         <w:rPr/>
       </w:pPr>
-      <w:bookmarkStart w:id="14" w:name="__RefHeading___Toc2287_1296911271"/>
+      <w:bookmarkStart w:id="14" w:name="__RefHeading___Toc2287_2851097627"/>
       <w:bookmarkEnd w:id="14"/>
       <w:r>
         <w:rPr>
@@ -4376,7 +4376,7 @@
         <w:spacing w:lineRule="exact" w:line="240" w:before="240" w:after="120"/>
         <w:rPr/>
       </w:pPr>
-      <w:bookmarkStart w:id="15" w:name="__RefHeading___Toc2289_1296911271"/>
+      <w:bookmarkStart w:id="15" w:name="__RefHeading___Toc2289_2851097627"/>
       <w:bookmarkEnd w:id="15"/>
       <w:r>
         <w:rPr>
@@ -4476,7 +4476,7 @@
         <w:spacing w:lineRule="exact" w:line="240" w:before="240" w:after="120"/>
         <w:rPr/>
       </w:pPr>
-      <w:bookmarkStart w:id="16" w:name="__RefHeading___Toc2291_1296911271"/>
+      <w:bookmarkStart w:id="16" w:name="__RefHeading___Toc2291_2851097627"/>
       <w:bookmarkEnd w:id="16"/>
       <w:r>
         <w:rPr>
@@ -4514,7 +4514,7 @@
         <w:spacing w:lineRule="exact" w:line="240" w:before="240" w:after="120"/>
         <w:rPr/>
       </w:pPr>
-      <w:bookmarkStart w:id="17" w:name="__RefHeading___Toc2293_1296911271"/>
+      <w:bookmarkStart w:id="17" w:name="__RefHeading___Toc2293_2851097627"/>
       <w:bookmarkEnd w:id="17"/>
       <w:r>
         <w:rPr>
@@ -4574,7 +4574,7 @@
         <w:spacing w:lineRule="exact" w:line="240" w:before="240" w:after="120"/>
         <w:rPr/>
       </w:pPr>
-      <w:bookmarkStart w:id="18" w:name="__RefHeading___Toc2295_1296911271"/>
+      <w:bookmarkStart w:id="18" w:name="__RefHeading___Toc2295_2851097627"/>
       <w:bookmarkEnd w:id="18"/>
       <w:r>
         <w:rPr>
@@ -4612,7 +4612,7 @@
         <w:spacing w:lineRule="exact" w:line="240" w:before="240" w:after="120"/>
         <w:rPr/>
       </w:pPr>
-      <w:bookmarkStart w:id="19" w:name="__RefHeading___Toc2297_1296911271"/>
+      <w:bookmarkStart w:id="19" w:name="__RefHeading___Toc2297_2851097627"/>
       <w:bookmarkEnd w:id="19"/>
       <w:r>
         <w:rPr>
@@ -4692,7 +4692,7 @@
         <w:spacing w:lineRule="exact" w:line="240" w:before="240" w:after="120"/>
         <w:rPr/>
       </w:pPr>
-      <w:bookmarkStart w:id="20" w:name="__RefHeading___Toc2299_1296911271"/>
+      <w:bookmarkStart w:id="20" w:name="__RefHeading___Toc2299_2851097627"/>
       <w:bookmarkEnd w:id="20"/>
       <w:r>
         <w:rPr>

--- a/reporte/productos_formales/Producto_04_Entrenamiento_Favoritismo.docx
+++ b/reporte/productos_formales/Producto_04_Entrenamiento_Favoritismo.docx
@@ -262,7 +262,7 @@
         <w:spacing w:lineRule="exact" w:line="240" w:before="240" w:after="120"/>
         <w:rPr/>
       </w:pPr>
-      <w:bookmarkStart w:id="0" w:name="__RefHeading___Toc2259_2851097627"/>
+      <w:bookmarkStart w:id="0" w:name="__RefHeading___Toc2259_3485568049"/>
       <w:bookmarkEnd w:id="0"/>
       <w:r>
         <w:rPr>
@@ -369,7 +369,7 @@
             </w:rPr>
             <w:fldChar w:fldCharType="separate"/>
           </w:r>
-          <w:hyperlink w:anchor="__RefHeading___Toc2259_2851097627">
+          <w:hyperlink w:anchor="__RefHeading___Toc2259_3485568049">
             <w:r>
               <w:rPr>
                 <w:rStyle w:val="IndexLink"/>
@@ -389,7 +389,7 @@
             </w:tabs>
             <w:rPr/>
           </w:pPr>
-          <w:hyperlink w:anchor="__RefHeading___Toc2261_2851097627">
+          <w:hyperlink w:anchor="__RefHeading___Toc2261_3485568049">
             <w:r>
               <w:rPr>
                 <w:rStyle w:val="IndexLink"/>
@@ -409,7 +409,7 @@
             </w:tabs>
             <w:rPr/>
           </w:pPr>
-          <w:hyperlink w:anchor="__RefHeading___Toc2263_2851097627">
+          <w:hyperlink w:anchor="__RefHeading___Toc2263_3485568049">
             <w:r>
               <w:rPr>
                 <w:rStyle w:val="IndexLink"/>
@@ -429,7 +429,7 @@
             </w:tabs>
             <w:rPr/>
           </w:pPr>
-          <w:hyperlink w:anchor="__RefHeading___Toc2265_2851097627">
+          <w:hyperlink w:anchor="__RefHeading___Toc2265_3485568049">
             <w:r>
               <w:rPr>
                 <w:rStyle w:val="IndexLink"/>
@@ -449,7 +449,7 @@
             </w:tabs>
             <w:rPr/>
           </w:pPr>
-          <w:hyperlink w:anchor="__RefHeading___Toc2267_2851097627">
+          <w:hyperlink w:anchor="__RefHeading___Toc2267_3485568049">
             <w:r>
               <w:rPr>
                 <w:rStyle w:val="IndexLink"/>
@@ -469,7 +469,7 @@
             </w:tabs>
             <w:rPr/>
           </w:pPr>
-          <w:hyperlink w:anchor="__RefHeading___Toc2269_2851097627">
+          <w:hyperlink w:anchor="__RefHeading___Toc2269_3485568049">
             <w:r>
               <w:rPr>
                 <w:rStyle w:val="IndexLink"/>
@@ -489,7 +489,7 @@
             </w:tabs>
             <w:rPr/>
           </w:pPr>
-          <w:hyperlink w:anchor="__RefHeading___Toc2271_2851097627">
+          <w:hyperlink w:anchor="__RefHeading___Toc2271_3485568049">
             <w:r>
               <w:rPr>
                 <w:rStyle w:val="IndexLink"/>
@@ -509,7 +509,7 @@
             </w:tabs>
             <w:rPr/>
           </w:pPr>
-          <w:hyperlink w:anchor="__RefHeading___Toc2273_2851097627">
+          <w:hyperlink w:anchor="__RefHeading___Toc2273_3485568049">
             <w:r>
               <w:rPr>
                 <w:rStyle w:val="IndexLink"/>
@@ -529,7 +529,7 @@
             </w:tabs>
             <w:rPr/>
           </w:pPr>
-          <w:hyperlink w:anchor="__RefHeading___Toc2275_2851097627">
+          <w:hyperlink w:anchor="__RefHeading___Toc2275_3485568049">
             <w:r>
               <w:rPr>
                 <w:rStyle w:val="IndexLink"/>
@@ -549,7 +549,7 @@
             </w:tabs>
             <w:rPr/>
           </w:pPr>
-          <w:hyperlink w:anchor="__RefHeading___Toc2277_2851097627">
+          <w:hyperlink w:anchor="__RefHeading___Toc2277_3485568049">
             <w:r>
               <w:rPr>
                 <w:rStyle w:val="IndexLink"/>
@@ -569,7 +569,7 @@
             </w:tabs>
             <w:rPr/>
           </w:pPr>
-          <w:hyperlink w:anchor="__RefHeading___Toc2279_2851097627">
+          <w:hyperlink w:anchor="__RefHeading___Toc2279_3485568049">
             <w:r>
               <w:rPr>
                 <w:rStyle w:val="IndexLink"/>
@@ -589,7 +589,7 @@
             </w:tabs>
             <w:rPr/>
           </w:pPr>
-          <w:hyperlink w:anchor="__RefHeading___Toc2281_2851097627">
+          <w:hyperlink w:anchor="__RefHeading___Toc2281_3485568049">
             <w:r>
               <w:rPr>
                 <w:rStyle w:val="IndexLink"/>
@@ -609,7 +609,7 @@
             </w:tabs>
             <w:rPr/>
           </w:pPr>
-          <w:hyperlink w:anchor="__RefHeading___Toc2283_2851097627">
+          <w:hyperlink w:anchor="__RefHeading___Toc2283_3485568049">
             <w:r>
               <w:rPr>
                 <w:rStyle w:val="IndexLink"/>
@@ -629,7 +629,7 @@
             </w:tabs>
             <w:rPr/>
           </w:pPr>
-          <w:hyperlink w:anchor="__RefHeading___Toc2285_2851097627">
+          <w:hyperlink w:anchor="__RefHeading___Toc2285_3485568049">
             <w:r>
               <w:rPr>
                 <w:rStyle w:val="IndexLink"/>
@@ -649,7 +649,7 @@
             </w:tabs>
             <w:rPr/>
           </w:pPr>
-          <w:hyperlink w:anchor="__RefHeading___Toc2287_2851097627">
+          <w:hyperlink w:anchor="__RefHeading___Toc2287_3485568049">
             <w:r>
               <w:rPr>
                 <w:rStyle w:val="IndexLink"/>
@@ -669,7 +669,7 @@
             </w:tabs>
             <w:rPr/>
           </w:pPr>
-          <w:hyperlink w:anchor="__RefHeading___Toc2289_2851097627">
+          <w:hyperlink w:anchor="__RefHeading___Toc2289_3485568049">
             <w:r>
               <w:rPr>
                 <w:rStyle w:val="IndexLink"/>
@@ -689,7 +689,7 @@
             </w:tabs>
             <w:rPr/>
           </w:pPr>
-          <w:hyperlink w:anchor="__RefHeading___Toc2291_2851097627">
+          <w:hyperlink w:anchor="__RefHeading___Toc2291_3485568049">
             <w:r>
               <w:rPr>
                 <w:rStyle w:val="IndexLink"/>
@@ -709,7 +709,7 @@
             </w:tabs>
             <w:rPr/>
           </w:pPr>
-          <w:hyperlink w:anchor="__RefHeading___Toc2293_2851097627">
+          <w:hyperlink w:anchor="__RefHeading___Toc2293_3485568049">
             <w:r>
               <w:rPr>
                 <w:rStyle w:val="IndexLink"/>
@@ -729,7 +729,7 @@
             </w:tabs>
             <w:rPr/>
           </w:pPr>
-          <w:hyperlink w:anchor="__RefHeading___Toc2295_2851097627">
+          <w:hyperlink w:anchor="__RefHeading___Toc2295_3485568049">
             <w:r>
               <w:rPr>
                 <w:rStyle w:val="IndexLink"/>
@@ -749,7 +749,7 @@
             </w:tabs>
             <w:rPr/>
           </w:pPr>
-          <w:hyperlink w:anchor="__RefHeading___Toc2297_2851097627">
+          <w:hyperlink w:anchor="__RefHeading___Toc2297_3485568049">
             <w:r>
               <w:rPr>
                 <w:rStyle w:val="IndexLink"/>
@@ -769,7 +769,7 @@
             </w:tabs>
             <w:rPr/>
           </w:pPr>
-          <w:hyperlink w:anchor="__RefHeading___Toc2299_2851097627">
+          <w:hyperlink w:anchor="__RefHeading___Toc2299_3485568049">
             <w:r>
               <w:rPr>
                 <w:rStyle w:val="IndexLink"/>
@@ -809,7 +809,7 @@
         <w:spacing w:lineRule="exact" w:line="240" w:before="240" w:after="120"/>
         <w:rPr/>
       </w:pPr>
-      <w:bookmarkStart w:id="1" w:name="__RefHeading___Toc2261_2851097627"/>
+      <w:bookmarkStart w:id="1" w:name="__RefHeading___Toc2261_3485568049"/>
       <w:bookmarkEnd w:id="1"/>
       <w:r>
         <w:rPr>
@@ -865,7 +865,7 @@
         <w:spacing w:lineRule="exact" w:line="240" w:before="240" w:after="120"/>
         <w:rPr/>
       </w:pPr>
-      <w:bookmarkStart w:id="2" w:name="__RefHeading___Toc2263_2851097627"/>
+      <w:bookmarkStart w:id="2" w:name="__RefHeading___Toc2263_3485568049"/>
       <w:bookmarkEnd w:id="2"/>
       <w:r>
         <w:rPr>
@@ -939,7 +939,7 @@
         <w:spacing w:lineRule="exact" w:line="240" w:before="240" w:after="120"/>
         <w:rPr/>
       </w:pPr>
-      <w:bookmarkStart w:id="3" w:name="__RefHeading___Toc2265_2851097627"/>
+      <w:bookmarkStart w:id="3" w:name="__RefHeading___Toc2265_3485568049"/>
       <w:bookmarkEnd w:id="3"/>
       <w:r>
         <w:rPr>
@@ -2253,7 +2253,7 @@
         <w:spacing w:lineRule="exact" w:line="240" w:before="240" w:after="120"/>
         <w:rPr/>
       </w:pPr>
-      <w:bookmarkStart w:id="4" w:name="__RefHeading___Toc2267_2851097627"/>
+      <w:bookmarkStart w:id="4" w:name="__RefHeading___Toc2267_3485568049"/>
       <w:bookmarkEnd w:id="4"/>
       <w:r>
         <w:rPr>
@@ -2830,7 +2830,7 @@
         <w:spacing w:lineRule="exact" w:line="240" w:before="240" w:after="120"/>
         <w:rPr/>
       </w:pPr>
-      <w:bookmarkStart w:id="5" w:name="__RefHeading___Toc2269_2851097627"/>
+      <w:bookmarkStart w:id="5" w:name="__RefHeading___Toc2269_3485568049"/>
       <w:bookmarkEnd w:id="5"/>
       <w:r>
         <w:rPr>
@@ -2868,7 +2868,7 @@
         <w:spacing w:lineRule="exact" w:line="240" w:before="240" w:after="120"/>
         <w:rPr/>
       </w:pPr>
-      <w:bookmarkStart w:id="6" w:name="__RefHeading___Toc2271_2851097627"/>
+      <w:bookmarkStart w:id="6" w:name="__RefHeading___Toc2271_3485568049"/>
       <w:bookmarkEnd w:id="6"/>
       <w:r>
         <w:rPr>
@@ -2906,7 +2906,7 @@
         <w:spacing w:lineRule="exact" w:line="240" w:before="240" w:after="120"/>
         <w:rPr/>
       </w:pPr>
-      <w:bookmarkStart w:id="7" w:name="__RefHeading___Toc2273_2851097627"/>
+      <w:bookmarkStart w:id="7" w:name="__RefHeading___Toc2273_3485568049"/>
       <w:bookmarkEnd w:id="7"/>
       <w:r>
         <w:rPr>
@@ -2926,7 +2926,7 @@
         <w:spacing w:lineRule="exact" w:line="240" w:before="180" w:after="80"/>
         <w:rPr/>
       </w:pPr>
-      <w:bookmarkStart w:id="8" w:name="__RefHeading___Toc2275_2851097627"/>
+      <w:bookmarkStart w:id="8" w:name="__RefHeading___Toc2275_3485568049"/>
       <w:bookmarkEnd w:id="8"/>
       <w:r>
         <w:rPr>
@@ -3389,7 +3389,7 @@
         <w:spacing w:lineRule="exact" w:line="240" w:before="180" w:after="80"/>
         <w:rPr/>
       </w:pPr>
-      <w:bookmarkStart w:id="9" w:name="__RefHeading___Toc2277_2851097627"/>
+      <w:bookmarkStart w:id="9" w:name="__RefHeading___Toc2277_3485568049"/>
       <w:bookmarkEnd w:id="9"/>
       <w:r>
         <w:rPr>
@@ -3427,7 +3427,7 @@
         <w:spacing w:lineRule="exact" w:line="240" w:before="180" w:after="80"/>
         <w:rPr/>
       </w:pPr>
-      <w:bookmarkStart w:id="10" w:name="__RefHeading___Toc2279_2851097627"/>
+      <w:bookmarkStart w:id="10" w:name="__RefHeading___Toc2279_3485568049"/>
       <w:bookmarkEnd w:id="10"/>
       <w:r>
         <w:rPr>
@@ -3465,7 +3465,7 @@
         <w:spacing w:lineRule="exact" w:line="240" w:before="180" w:after="80"/>
         <w:rPr/>
       </w:pPr>
-      <w:bookmarkStart w:id="11" w:name="__RefHeading___Toc2281_2851097627"/>
+      <w:bookmarkStart w:id="11" w:name="__RefHeading___Toc2281_3485568049"/>
       <w:bookmarkEnd w:id="11"/>
       <w:r>
         <w:rPr>
@@ -3995,7 +3995,7 @@
         <w:spacing w:lineRule="exact" w:line="240" w:before="180" w:after="80"/>
         <w:rPr/>
       </w:pPr>
-      <w:bookmarkStart w:id="12" w:name="__RefHeading___Toc2283_2851097627"/>
+      <w:bookmarkStart w:id="12" w:name="__RefHeading___Toc2283_3485568049"/>
       <w:bookmarkEnd w:id="12"/>
       <w:r>
         <w:rPr>
@@ -4033,7 +4033,7 @@
         <w:spacing w:lineRule="exact" w:line="240" w:before="180" w:after="80"/>
         <w:rPr/>
       </w:pPr>
-      <w:bookmarkStart w:id="13" w:name="__RefHeading___Toc2285_2851097627"/>
+      <w:bookmarkStart w:id="13" w:name="__RefHeading___Toc2285_3485568049"/>
       <w:bookmarkEnd w:id="13"/>
       <w:r>
         <w:rPr>
@@ -4160,7 +4160,7 @@
         <w:spacing w:lineRule="exact" w:line="240" w:before="180" w:after="80"/>
         <w:rPr/>
       </w:pPr>
-      <w:bookmarkStart w:id="14" w:name="__RefHeading___Toc2287_2851097627"/>
+      <w:bookmarkStart w:id="14" w:name="__RefHeading___Toc2287_3485568049"/>
       <w:bookmarkEnd w:id="14"/>
       <w:r>
         <w:rPr>
@@ -4376,7 +4376,7 @@
         <w:spacing w:lineRule="exact" w:line="240" w:before="240" w:after="120"/>
         <w:rPr/>
       </w:pPr>
-      <w:bookmarkStart w:id="15" w:name="__RefHeading___Toc2289_2851097627"/>
+      <w:bookmarkStart w:id="15" w:name="__RefHeading___Toc2289_3485568049"/>
       <w:bookmarkEnd w:id="15"/>
       <w:r>
         <w:rPr>
@@ -4476,7 +4476,7 @@
         <w:spacing w:lineRule="exact" w:line="240" w:before="240" w:after="120"/>
         <w:rPr/>
       </w:pPr>
-      <w:bookmarkStart w:id="16" w:name="__RefHeading___Toc2291_2851097627"/>
+      <w:bookmarkStart w:id="16" w:name="__RefHeading___Toc2291_3485568049"/>
       <w:bookmarkEnd w:id="16"/>
       <w:r>
         <w:rPr>
@@ -4514,7 +4514,7 @@
         <w:spacing w:lineRule="exact" w:line="240" w:before="240" w:after="120"/>
         <w:rPr/>
       </w:pPr>
-      <w:bookmarkStart w:id="17" w:name="__RefHeading___Toc2293_2851097627"/>
+      <w:bookmarkStart w:id="17" w:name="__RefHeading___Toc2293_3485568049"/>
       <w:bookmarkEnd w:id="17"/>
       <w:r>
         <w:rPr>
@@ -4574,7 +4574,7 @@
         <w:spacing w:lineRule="exact" w:line="240" w:before="240" w:after="120"/>
         <w:rPr/>
       </w:pPr>
-      <w:bookmarkStart w:id="18" w:name="__RefHeading___Toc2295_2851097627"/>
+      <w:bookmarkStart w:id="18" w:name="__RefHeading___Toc2295_3485568049"/>
       <w:bookmarkEnd w:id="18"/>
       <w:r>
         <w:rPr>
@@ -4612,7 +4612,7 @@
         <w:spacing w:lineRule="exact" w:line="240" w:before="240" w:after="120"/>
         <w:rPr/>
       </w:pPr>
-      <w:bookmarkStart w:id="19" w:name="__RefHeading___Toc2297_2851097627"/>
+      <w:bookmarkStart w:id="19" w:name="__RefHeading___Toc2297_3485568049"/>
       <w:bookmarkEnd w:id="19"/>
       <w:r>
         <w:rPr>
@@ -4692,7 +4692,7 @@
         <w:spacing w:lineRule="exact" w:line="240" w:before="240" w:after="120"/>
         <w:rPr/>
       </w:pPr>
-      <w:bookmarkStart w:id="20" w:name="__RefHeading___Toc2299_2851097627"/>
+      <w:bookmarkStart w:id="20" w:name="__RefHeading___Toc2299_3485568049"/>
       <w:bookmarkEnd w:id="20"/>
       <w:r>
         <w:rPr>

--- a/reporte/productos_formales/Producto_04_Entrenamiento_Favoritismo.docx
+++ b/reporte/productos_formales/Producto_04_Entrenamiento_Favoritismo.docx
@@ -262,7 +262,7 @@
         <w:spacing w:lineRule="exact" w:line="240" w:before="240" w:after="120"/>
         <w:rPr/>
       </w:pPr>
-      <w:bookmarkStart w:id="0" w:name="__RefHeading___Toc2259_3485568049"/>
+      <w:bookmarkStart w:id="0" w:name="__RefHeading___Toc2259_1837720301"/>
       <w:bookmarkEnd w:id="0"/>
       <w:r>
         <w:rPr>
@@ -369,7 +369,7 @@
             </w:rPr>
             <w:fldChar w:fldCharType="separate"/>
           </w:r>
-          <w:hyperlink w:anchor="__RefHeading___Toc2259_3485568049">
+          <w:hyperlink w:anchor="__RefHeading___Toc2259_1837720301">
             <w:r>
               <w:rPr>
                 <w:rStyle w:val="IndexLink"/>
@@ -389,7 +389,7 @@
             </w:tabs>
             <w:rPr/>
           </w:pPr>
-          <w:hyperlink w:anchor="__RefHeading___Toc2261_3485568049">
+          <w:hyperlink w:anchor="__RefHeading___Toc2261_1837720301">
             <w:r>
               <w:rPr>
                 <w:rStyle w:val="IndexLink"/>
@@ -409,7 +409,7 @@
             </w:tabs>
             <w:rPr/>
           </w:pPr>
-          <w:hyperlink w:anchor="__RefHeading___Toc2263_3485568049">
+          <w:hyperlink w:anchor="__RefHeading___Toc2263_1837720301">
             <w:r>
               <w:rPr>
                 <w:rStyle w:val="IndexLink"/>
@@ -429,7 +429,7 @@
             </w:tabs>
             <w:rPr/>
           </w:pPr>
-          <w:hyperlink w:anchor="__RefHeading___Toc2265_3485568049">
+          <w:hyperlink w:anchor="__RefHeading___Toc2265_1837720301">
             <w:r>
               <w:rPr>
                 <w:rStyle w:val="IndexLink"/>
@@ -449,7 +449,7 @@
             </w:tabs>
             <w:rPr/>
           </w:pPr>
-          <w:hyperlink w:anchor="__RefHeading___Toc2267_3485568049">
+          <w:hyperlink w:anchor="__RefHeading___Toc2267_1837720301">
             <w:r>
               <w:rPr>
                 <w:rStyle w:val="IndexLink"/>
@@ -469,7 +469,7 @@
             </w:tabs>
             <w:rPr/>
           </w:pPr>
-          <w:hyperlink w:anchor="__RefHeading___Toc2269_3485568049">
+          <w:hyperlink w:anchor="__RefHeading___Toc2269_1837720301">
             <w:r>
               <w:rPr>
                 <w:rStyle w:val="IndexLink"/>
@@ -489,7 +489,7 @@
             </w:tabs>
             <w:rPr/>
           </w:pPr>
-          <w:hyperlink w:anchor="__RefHeading___Toc2271_3485568049">
+          <w:hyperlink w:anchor="__RefHeading___Toc2271_1837720301">
             <w:r>
               <w:rPr>
                 <w:rStyle w:val="IndexLink"/>
@@ -509,7 +509,7 @@
             </w:tabs>
             <w:rPr/>
           </w:pPr>
-          <w:hyperlink w:anchor="__RefHeading___Toc2273_3485568049">
+          <w:hyperlink w:anchor="__RefHeading___Toc2273_1837720301">
             <w:r>
               <w:rPr>
                 <w:rStyle w:val="IndexLink"/>
@@ -529,7 +529,7 @@
             </w:tabs>
             <w:rPr/>
           </w:pPr>
-          <w:hyperlink w:anchor="__RefHeading___Toc2275_3485568049">
+          <w:hyperlink w:anchor="__RefHeading___Toc2275_1837720301">
             <w:r>
               <w:rPr>
                 <w:rStyle w:val="IndexLink"/>
@@ -549,7 +549,7 @@
             </w:tabs>
             <w:rPr/>
           </w:pPr>
-          <w:hyperlink w:anchor="__RefHeading___Toc2277_3485568049">
+          <w:hyperlink w:anchor="__RefHeading___Toc2277_1837720301">
             <w:r>
               <w:rPr>
                 <w:rStyle w:val="IndexLink"/>
@@ -569,7 +569,7 @@
             </w:tabs>
             <w:rPr/>
           </w:pPr>
-          <w:hyperlink w:anchor="__RefHeading___Toc2279_3485568049">
+          <w:hyperlink w:anchor="__RefHeading___Toc2279_1837720301">
             <w:r>
               <w:rPr>
                 <w:rStyle w:val="IndexLink"/>
@@ -589,7 +589,7 @@
             </w:tabs>
             <w:rPr/>
           </w:pPr>
-          <w:hyperlink w:anchor="__RefHeading___Toc2281_3485568049">
+          <w:hyperlink w:anchor="__RefHeading___Toc2281_1837720301">
             <w:r>
               <w:rPr>
                 <w:rStyle w:val="IndexLink"/>
@@ -609,7 +609,7 @@
             </w:tabs>
             <w:rPr/>
           </w:pPr>
-          <w:hyperlink w:anchor="__RefHeading___Toc2283_3485568049">
+          <w:hyperlink w:anchor="__RefHeading___Toc2283_1837720301">
             <w:r>
               <w:rPr>
                 <w:rStyle w:val="IndexLink"/>
@@ -629,7 +629,7 @@
             </w:tabs>
             <w:rPr/>
           </w:pPr>
-          <w:hyperlink w:anchor="__RefHeading___Toc2285_3485568049">
+          <w:hyperlink w:anchor="__RefHeading___Toc2285_1837720301">
             <w:r>
               <w:rPr>
                 <w:rStyle w:val="IndexLink"/>
@@ -649,7 +649,7 @@
             </w:tabs>
             <w:rPr/>
           </w:pPr>
-          <w:hyperlink w:anchor="__RefHeading___Toc2287_3485568049">
+          <w:hyperlink w:anchor="__RefHeading___Toc2287_1837720301">
             <w:r>
               <w:rPr>
                 <w:rStyle w:val="IndexLink"/>
@@ -669,7 +669,7 @@
             </w:tabs>
             <w:rPr/>
           </w:pPr>
-          <w:hyperlink w:anchor="__RefHeading___Toc2289_3485568049">
+          <w:hyperlink w:anchor="__RefHeading___Toc2289_1837720301">
             <w:r>
               <w:rPr>
                 <w:rStyle w:val="IndexLink"/>
@@ -689,7 +689,7 @@
             </w:tabs>
             <w:rPr/>
           </w:pPr>
-          <w:hyperlink w:anchor="__RefHeading___Toc2291_3485568049">
+          <w:hyperlink w:anchor="__RefHeading___Toc2291_1837720301">
             <w:r>
               <w:rPr>
                 <w:rStyle w:val="IndexLink"/>
@@ -709,7 +709,7 @@
             </w:tabs>
             <w:rPr/>
           </w:pPr>
-          <w:hyperlink w:anchor="__RefHeading___Toc2293_3485568049">
+          <w:hyperlink w:anchor="__RefHeading___Toc2293_1837720301">
             <w:r>
               <w:rPr>
                 <w:rStyle w:val="IndexLink"/>
@@ -729,7 +729,7 @@
             </w:tabs>
             <w:rPr/>
           </w:pPr>
-          <w:hyperlink w:anchor="__RefHeading___Toc2295_3485568049">
+          <w:hyperlink w:anchor="__RefHeading___Toc2295_1837720301">
             <w:r>
               <w:rPr>
                 <w:rStyle w:val="IndexLink"/>
@@ -749,7 +749,7 @@
             </w:tabs>
             <w:rPr/>
           </w:pPr>
-          <w:hyperlink w:anchor="__RefHeading___Toc2297_3485568049">
+          <w:hyperlink w:anchor="__RefHeading___Toc2297_1837720301">
             <w:r>
               <w:rPr>
                 <w:rStyle w:val="IndexLink"/>
@@ -769,7 +769,7 @@
             </w:tabs>
             <w:rPr/>
           </w:pPr>
-          <w:hyperlink w:anchor="__RefHeading___Toc2299_3485568049">
+          <w:hyperlink w:anchor="__RefHeading___Toc2299_1837720301">
             <w:r>
               <w:rPr>
                 <w:rStyle w:val="IndexLink"/>
@@ -809,7 +809,7 @@
         <w:spacing w:lineRule="exact" w:line="240" w:before="240" w:after="120"/>
         <w:rPr/>
       </w:pPr>
-      <w:bookmarkStart w:id="1" w:name="__RefHeading___Toc2261_3485568049"/>
+      <w:bookmarkStart w:id="1" w:name="__RefHeading___Toc2261_1837720301"/>
       <w:bookmarkEnd w:id="1"/>
       <w:r>
         <w:rPr>
@@ -865,7 +865,7 @@
         <w:spacing w:lineRule="exact" w:line="240" w:before="240" w:after="120"/>
         <w:rPr/>
       </w:pPr>
-      <w:bookmarkStart w:id="2" w:name="__RefHeading___Toc2263_3485568049"/>
+      <w:bookmarkStart w:id="2" w:name="__RefHeading___Toc2263_1837720301"/>
       <w:bookmarkEnd w:id="2"/>
       <w:r>
         <w:rPr>
@@ -939,7 +939,7 @@
         <w:spacing w:lineRule="exact" w:line="240" w:before="240" w:after="120"/>
         <w:rPr/>
       </w:pPr>
-      <w:bookmarkStart w:id="3" w:name="__RefHeading___Toc2265_3485568049"/>
+      <w:bookmarkStart w:id="3" w:name="__RefHeading___Toc2265_1837720301"/>
       <w:bookmarkEnd w:id="3"/>
       <w:r>
         <w:rPr>
@@ -2253,7 +2253,7 @@
         <w:spacing w:lineRule="exact" w:line="240" w:before="240" w:after="120"/>
         <w:rPr/>
       </w:pPr>
-      <w:bookmarkStart w:id="4" w:name="__RefHeading___Toc2267_3485568049"/>
+      <w:bookmarkStart w:id="4" w:name="__RefHeading___Toc2267_1837720301"/>
       <w:bookmarkEnd w:id="4"/>
       <w:r>
         <w:rPr>
@@ -2830,7 +2830,7 @@
         <w:spacing w:lineRule="exact" w:line="240" w:before="240" w:after="120"/>
         <w:rPr/>
       </w:pPr>
-      <w:bookmarkStart w:id="5" w:name="__RefHeading___Toc2269_3485568049"/>
+      <w:bookmarkStart w:id="5" w:name="__RefHeading___Toc2269_1837720301"/>
       <w:bookmarkEnd w:id="5"/>
       <w:r>
         <w:rPr>
@@ -2868,7 +2868,7 @@
         <w:spacing w:lineRule="exact" w:line="240" w:before="240" w:after="120"/>
         <w:rPr/>
       </w:pPr>
-      <w:bookmarkStart w:id="6" w:name="__RefHeading___Toc2271_3485568049"/>
+      <w:bookmarkStart w:id="6" w:name="__RefHeading___Toc2271_1837720301"/>
       <w:bookmarkEnd w:id="6"/>
       <w:r>
         <w:rPr>
@@ -2906,7 +2906,7 @@
         <w:spacing w:lineRule="exact" w:line="240" w:before="240" w:after="120"/>
         <w:rPr/>
       </w:pPr>
-      <w:bookmarkStart w:id="7" w:name="__RefHeading___Toc2273_3485568049"/>
+      <w:bookmarkStart w:id="7" w:name="__RefHeading___Toc2273_1837720301"/>
       <w:bookmarkEnd w:id="7"/>
       <w:r>
         <w:rPr>
@@ -2926,7 +2926,7 @@
         <w:spacing w:lineRule="exact" w:line="240" w:before="180" w:after="80"/>
         <w:rPr/>
       </w:pPr>
-      <w:bookmarkStart w:id="8" w:name="__RefHeading___Toc2275_3485568049"/>
+      <w:bookmarkStart w:id="8" w:name="__RefHeading___Toc2275_1837720301"/>
       <w:bookmarkEnd w:id="8"/>
       <w:r>
         <w:rPr>
@@ -3389,7 +3389,7 @@
         <w:spacing w:lineRule="exact" w:line="240" w:before="180" w:after="80"/>
         <w:rPr/>
       </w:pPr>
-      <w:bookmarkStart w:id="9" w:name="__RefHeading___Toc2277_3485568049"/>
+      <w:bookmarkStart w:id="9" w:name="__RefHeading___Toc2277_1837720301"/>
       <w:bookmarkEnd w:id="9"/>
       <w:r>
         <w:rPr>
@@ -3427,7 +3427,7 @@
         <w:spacing w:lineRule="exact" w:line="240" w:before="180" w:after="80"/>
         <w:rPr/>
       </w:pPr>
-      <w:bookmarkStart w:id="10" w:name="__RefHeading___Toc2279_3485568049"/>
+      <w:bookmarkStart w:id="10" w:name="__RefHeading___Toc2279_1837720301"/>
       <w:bookmarkEnd w:id="10"/>
       <w:r>
         <w:rPr>
@@ -3465,7 +3465,7 @@
         <w:spacing w:lineRule="exact" w:line="240" w:before="180" w:after="80"/>
         <w:rPr/>
       </w:pPr>
-      <w:bookmarkStart w:id="11" w:name="__RefHeading___Toc2281_3485568049"/>
+      <w:bookmarkStart w:id="11" w:name="__RefHeading___Toc2281_1837720301"/>
       <w:bookmarkEnd w:id="11"/>
       <w:r>
         <w:rPr>
@@ -3995,7 +3995,7 @@
         <w:spacing w:lineRule="exact" w:line="240" w:before="180" w:after="80"/>
         <w:rPr/>
       </w:pPr>
-      <w:bookmarkStart w:id="12" w:name="__RefHeading___Toc2283_3485568049"/>
+      <w:bookmarkStart w:id="12" w:name="__RefHeading___Toc2283_1837720301"/>
       <w:bookmarkEnd w:id="12"/>
       <w:r>
         <w:rPr>
@@ -4033,7 +4033,7 @@
         <w:spacing w:lineRule="exact" w:line="240" w:before="180" w:after="80"/>
         <w:rPr/>
       </w:pPr>
-      <w:bookmarkStart w:id="13" w:name="__RefHeading___Toc2285_3485568049"/>
+      <w:bookmarkStart w:id="13" w:name="__RefHeading___Toc2285_1837720301"/>
       <w:bookmarkEnd w:id="13"/>
       <w:r>
         <w:rPr>
@@ -4160,7 +4160,7 @@
         <w:spacing w:lineRule="exact" w:line="240" w:before="180" w:after="80"/>
         <w:rPr/>
       </w:pPr>
-      <w:bookmarkStart w:id="14" w:name="__RefHeading___Toc2287_3485568049"/>
+      <w:bookmarkStart w:id="14" w:name="__RefHeading___Toc2287_1837720301"/>
       <w:bookmarkEnd w:id="14"/>
       <w:r>
         <w:rPr>
@@ -4376,7 +4376,7 @@
         <w:spacing w:lineRule="exact" w:line="240" w:before="240" w:after="120"/>
         <w:rPr/>
       </w:pPr>
-      <w:bookmarkStart w:id="15" w:name="__RefHeading___Toc2289_3485568049"/>
+      <w:bookmarkStart w:id="15" w:name="__RefHeading___Toc2289_1837720301"/>
       <w:bookmarkEnd w:id="15"/>
       <w:r>
         <w:rPr>
@@ -4476,7 +4476,7 @@
         <w:spacing w:lineRule="exact" w:line="240" w:before="240" w:after="120"/>
         <w:rPr/>
       </w:pPr>
-      <w:bookmarkStart w:id="16" w:name="__RefHeading___Toc2291_3485568049"/>
+      <w:bookmarkStart w:id="16" w:name="__RefHeading___Toc2291_1837720301"/>
       <w:bookmarkEnd w:id="16"/>
       <w:r>
         <w:rPr>
@@ -4514,7 +4514,7 @@
         <w:spacing w:lineRule="exact" w:line="240" w:before="240" w:after="120"/>
         <w:rPr/>
       </w:pPr>
-      <w:bookmarkStart w:id="17" w:name="__RefHeading___Toc2293_3485568049"/>
+      <w:bookmarkStart w:id="17" w:name="__RefHeading___Toc2293_1837720301"/>
       <w:bookmarkEnd w:id="17"/>
       <w:r>
         <w:rPr>
@@ -4574,7 +4574,7 @@
         <w:spacing w:lineRule="exact" w:line="240" w:before="240" w:after="120"/>
         <w:rPr/>
       </w:pPr>
-      <w:bookmarkStart w:id="18" w:name="__RefHeading___Toc2295_3485568049"/>
+      <w:bookmarkStart w:id="18" w:name="__RefHeading___Toc2295_1837720301"/>
       <w:bookmarkEnd w:id="18"/>
       <w:r>
         <w:rPr>
@@ -4612,7 +4612,7 @@
         <w:spacing w:lineRule="exact" w:line="240" w:before="240" w:after="120"/>
         <w:rPr/>
       </w:pPr>
-      <w:bookmarkStart w:id="19" w:name="__RefHeading___Toc2297_3485568049"/>
+      <w:bookmarkStart w:id="19" w:name="__RefHeading___Toc2297_1837720301"/>
       <w:bookmarkEnd w:id="19"/>
       <w:r>
         <w:rPr>
@@ -4692,7 +4692,7 @@
         <w:spacing w:lineRule="exact" w:line="240" w:before="240" w:after="120"/>
         <w:rPr/>
       </w:pPr>
-      <w:bookmarkStart w:id="20" w:name="__RefHeading___Toc2299_3485568049"/>
+      <w:bookmarkStart w:id="20" w:name="__RefHeading___Toc2299_1837720301"/>
       <w:bookmarkEnd w:id="20"/>
       <w:r>
         <w:rPr>

--- a/reporte/productos_formales/Producto_04_Entrenamiento_Favoritismo.docx
+++ b/reporte/productos_formales/Producto_04_Entrenamiento_Favoritismo.docx
@@ -262,7 +262,7 @@
         <w:spacing w:lineRule="exact" w:line="240" w:before="240" w:after="120"/>
         <w:rPr/>
       </w:pPr>
-      <w:bookmarkStart w:id="0" w:name="__RefHeading___Toc2259_1837720301"/>
+      <w:bookmarkStart w:id="0" w:name="__RefHeading___Toc2259_3772282917"/>
       <w:bookmarkEnd w:id="0"/>
       <w:r>
         <w:rPr>
@@ -369,7 +369,7 @@
             </w:rPr>
             <w:fldChar w:fldCharType="separate"/>
           </w:r>
-          <w:hyperlink w:anchor="__RefHeading___Toc2259_1837720301">
+          <w:hyperlink w:anchor="__RefHeading___Toc2259_3772282917">
             <w:r>
               <w:rPr>
                 <w:rStyle w:val="IndexLink"/>
@@ -389,7 +389,7 @@
             </w:tabs>
             <w:rPr/>
           </w:pPr>
-          <w:hyperlink w:anchor="__RefHeading___Toc2261_1837720301">
+          <w:hyperlink w:anchor="__RefHeading___Toc2261_3772282917">
             <w:r>
               <w:rPr>
                 <w:rStyle w:val="IndexLink"/>
@@ -409,7 +409,7 @@
             </w:tabs>
             <w:rPr/>
           </w:pPr>
-          <w:hyperlink w:anchor="__RefHeading___Toc2263_1837720301">
+          <w:hyperlink w:anchor="__RefHeading___Toc2263_3772282917">
             <w:r>
               <w:rPr>
                 <w:rStyle w:val="IndexLink"/>
@@ -429,7 +429,7 @@
             </w:tabs>
             <w:rPr/>
           </w:pPr>
-          <w:hyperlink w:anchor="__RefHeading___Toc2265_1837720301">
+          <w:hyperlink w:anchor="__RefHeading___Toc2265_3772282917">
             <w:r>
               <w:rPr>
                 <w:rStyle w:val="IndexLink"/>
@@ -449,7 +449,7 @@
             </w:tabs>
             <w:rPr/>
           </w:pPr>
-          <w:hyperlink w:anchor="__RefHeading___Toc2267_1837720301">
+          <w:hyperlink w:anchor="__RefHeading___Toc2267_3772282917">
             <w:r>
               <w:rPr>
                 <w:rStyle w:val="IndexLink"/>
@@ -469,7 +469,7 @@
             </w:tabs>
             <w:rPr/>
           </w:pPr>
-          <w:hyperlink w:anchor="__RefHeading___Toc2269_1837720301">
+          <w:hyperlink w:anchor="__RefHeading___Toc2269_3772282917">
             <w:r>
               <w:rPr>
                 <w:rStyle w:val="IndexLink"/>
@@ -489,7 +489,7 @@
             </w:tabs>
             <w:rPr/>
           </w:pPr>
-          <w:hyperlink w:anchor="__RefHeading___Toc2271_1837720301">
+          <w:hyperlink w:anchor="__RefHeading___Toc2271_3772282917">
             <w:r>
               <w:rPr>
                 <w:rStyle w:val="IndexLink"/>
@@ -509,7 +509,7 @@
             </w:tabs>
             <w:rPr/>
           </w:pPr>
-          <w:hyperlink w:anchor="__RefHeading___Toc2273_1837720301">
+          <w:hyperlink w:anchor="__RefHeading___Toc2273_3772282917">
             <w:r>
               <w:rPr>
                 <w:rStyle w:val="IndexLink"/>
@@ -529,7 +529,7 @@
             </w:tabs>
             <w:rPr/>
           </w:pPr>
-          <w:hyperlink w:anchor="__RefHeading___Toc2275_1837720301">
+          <w:hyperlink w:anchor="__RefHeading___Toc2275_3772282917">
             <w:r>
               <w:rPr>
                 <w:rStyle w:val="IndexLink"/>
@@ -549,7 +549,7 @@
             </w:tabs>
             <w:rPr/>
           </w:pPr>
-          <w:hyperlink w:anchor="__RefHeading___Toc2277_1837720301">
+          <w:hyperlink w:anchor="__RefHeading___Toc2277_3772282917">
             <w:r>
               <w:rPr>
                 <w:rStyle w:val="IndexLink"/>
@@ -569,7 +569,7 @@
             </w:tabs>
             <w:rPr/>
           </w:pPr>
-          <w:hyperlink w:anchor="__RefHeading___Toc2279_1837720301">
+          <w:hyperlink w:anchor="__RefHeading___Toc2279_3772282917">
             <w:r>
               <w:rPr>
                 <w:rStyle w:val="IndexLink"/>
@@ -589,7 +589,7 @@
             </w:tabs>
             <w:rPr/>
           </w:pPr>
-          <w:hyperlink w:anchor="__RefHeading___Toc2281_1837720301">
+          <w:hyperlink w:anchor="__RefHeading___Toc2281_3772282917">
             <w:r>
               <w:rPr>
                 <w:rStyle w:val="IndexLink"/>
@@ -609,7 +609,7 @@
             </w:tabs>
             <w:rPr/>
           </w:pPr>
-          <w:hyperlink w:anchor="__RefHeading___Toc2283_1837720301">
+          <w:hyperlink w:anchor="__RefHeading___Toc2283_3772282917">
             <w:r>
               <w:rPr>
                 <w:rStyle w:val="IndexLink"/>
@@ -629,7 +629,7 @@
             </w:tabs>
             <w:rPr/>
           </w:pPr>
-          <w:hyperlink w:anchor="__RefHeading___Toc2285_1837720301">
+          <w:hyperlink w:anchor="__RefHeading___Toc2285_3772282917">
             <w:r>
               <w:rPr>
                 <w:rStyle w:val="IndexLink"/>
@@ -649,7 +649,7 @@
             </w:tabs>
             <w:rPr/>
           </w:pPr>
-          <w:hyperlink w:anchor="__RefHeading___Toc2287_1837720301">
+          <w:hyperlink w:anchor="__RefHeading___Toc2287_3772282917">
             <w:r>
               <w:rPr>
                 <w:rStyle w:val="IndexLink"/>
@@ -669,7 +669,7 @@
             </w:tabs>
             <w:rPr/>
           </w:pPr>
-          <w:hyperlink w:anchor="__RefHeading___Toc2289_1837720301">
+          <w:hyperlink w:anchor="__RefHeading___Toc2289_3772282917">
             <w:r>
               <w:rPr>
                 <w:rStyle w:val="IndexLink"/>
@@ -689,7 +689,7 @@
             </w:tabs>
             <w:rPr/>
           </w:pPr>
-          <w:hyperlink w:anchor="__RefHeading___Toc2291_1837720301">
+          <w:hyperlink w:anchor="__RefHeading___Toc2291_3772282917">
             <w:r>
               <w:rPr>
                 <w:rStyle w:val="IndexLink"/>
@@ -709,7 +709,7 @@
             </w:tabs>
             <w:rPr/>
           </w:pPr>
-          <w:hyperlink w:anchor="__RefHeading___Toc2293_1837720301">
+          <w:hyperlink w:anchor="__RefHeading___Toc2293_3772282917">
             <w:r>
               <w:rPr>
                 <w:rStyle w:val="IndexLink"/>
@@ -729,7 +729,7 @@
             </w:tabs>
             <w:rPr/>
           </w:pPr>
-          <w:hyperlink w:anchor="__RefHeading___Toc2295_1837720301">
+          <w:hyperlink w:anchor="__RefHeading___Toc2295_3772282917">
             <w:r>
               <w:rPr>
                 <w:rStyle w:val="IndexLink"/>
@@ -749,7 +749,7 @@
             </w:tabs>
             <w:rPr/>
           </w:pPr>
-          <w:hyperlink w:anchor="__RefHeading___Toc2297_1837720301">
+          <w:hyperlink w:anchor="__RefHeading___Toc2297_3772282917">
             <w:r>
               <w:rPr>
                 <w:rStyle w:val="IndexLink"/>
@@ -769,7 +769,7 @@
             </w:tabs>
             <w:rPr/>
           </w:pPr>
-          <w:hyperlink w:anchor="__RefHeading___Toc2299_1837720301">
+          <w:hyperlink w:anchor="__RefHeading___Toc2299_3772282917">
             <w:r>
               <w:rPr>
                 <w:rStyle w:val="IndexLink"/>
@@ -809,7 +809,7 @@
         <w:spacing w:lineRule="exact" w:line="240" w:before="240" w:after="120"/>
         <w:rPr/>
       </w:pPr>
-      <w:bookmarkStart w:id="1" w:name="__RefHeading___Toc2261_1837720301"/>
+      <w:bookmarkStart w:id="1" w:name="__RefHeading___Toc2261_3772282917"/>
       <w:bookmarkEnd w:id="1"/>
       <w:r>
         <w:rPr>
@@ -865,7 +865,7 @@
         <w:spacing w:lineRule="exact" w:line="240" w:before="240" w:after="120"/>
         <w:rPr/>
       </w:pPr>
-      <w:bookmarkStart w:id="2" w:name="__RefHeading___Toc2263_1837720301"/>
+      <w:bookmarkStart w:id="2" w:name="__RefHeading___Toc2263_3772282917"/>
       <w:bookmarkEnd w:id="2"/>
       <w:r>
         <w:rPr>
@@ -939,7 +939,7 @@
         <w:spacing w:lineRule="exact" w:line="240" w:before="240" w:after="120"/>
         <w:rPr/>
       </w:pPr>
-      <w:bookmarkStart w:id="3" w:name="__RefHeading___Toc2265_1837720301"/>
+      <w:bookmarkStart w:id="3" w:name="__RefHeading___Toc2265_3772282917"/>
       <w:bookmarkEnd w:id="3"/>
       <w:r>
         <w:rPr>
@@ -2253,7 +2253,7 @@
         <w:spacing w:lineRule="exact" w:line="240" w:before="240" w:after="120"/>
         <w:rPr/>
       </w:pPr>
-      <w:bookmarkStart w:id="4" w:name="__RefHeading___Toc2267_1837720301"/>
+      <w:bookmarkStart w:id="4" w:name="__RefHeading___Toc2267_3772282917"/>
       <w:bookmarkEnd w:id="4"/>
       <w:r>
         <w:rPr>
@@ -2830,7 +2830,7 @@
         <w:spacing w:lineRule="exact" w:line="240" w:before="240" w:after="120"/>
         <w:rPr/>
       </w:pPr>
-      <w:bookmarkStart w:id="5" w:name="__RefHeading___Toc2269_1837720301"/>
+      <w:bookmarkStart w:id="5" w:name="__RefHeading___Toc2269_3772282917"/>
       <w:bookmarkEnd w:id="5"/>
       <w:r>
         <w:rPr>
@@ -2868,7 +2868,7 @@
         <w:spacing w:lineRule="exact" w:line="240" w:before="240" w:after="120"/>
         <w:rPr/>
       </w:pPr>
-      <w:bookmarkStart w:id="6" w:name="__RefHeading___Toc2271_1837720301"/>
+      <w:bookmarkStart w:id="6" w:name="__RefHeading___Toc2271_3772282917"/>
       <w:bookmarkEnd w:id="6"/>
       <w:r>
         <w:rPr>
@@ -2906,7 +2906,7 @@
         <w:spacing w:lineRule="exact" w:line="240" w:before="240" w:after="120"/>
         <w:rPr/>
       </w:pPr>
-      <w:bookmarkStart w:id="7" w:name="__RefHeading___Toc2273_1837720301"/>
+      <w:bookmarkStart w:id="7" w:name="__RefHeading___Toc2273_3772282917"/>
       <w:bookmarkEnd w:id="7"/>
       <w:r>
         <w:rPr>
@@ -2926,7 +2926,7 @@
         <w:spacing w:lineRule="exact" w:line="240" w:before="180" w:after="80"/>
         <w:rPr/>
       </w:pPr>
-      <w:bookmarkStart w:id="8" w:name="__RefHeading___Toc2275_1837720301"/>
+      <w:bookmarkStart w:id="8" w:name="__RefHeading___Toc2275_3772282917"/>
       <w:bookmarkEnd w:id="8"/>
       <w:r>
         <w:rPr>
@@ -3389,7 +3389,7 @@
         <w:spacing w:lineRule="exact" w:line="240" w:before="180" w:after="80"/>
         <w:rPr/>
       </w:pPr>
-      <w:bookmarkStart w:id="9" w:name="__RefHeading___Toc2277_1837720301"/>
+      <w:bookmarkStart w:id="9" w:name="__RefHeading___Toc2277_3772282917"/>
       <w:bookmarkEnd w:id="9"/>
       <w:r>
         <w:rPr>
@@ -3427,7 +3427,7 @@
         <w:spacing w:lineRule="exact" w:line="240" w:before="180" w:after="80"/>
         <w:rPr/>
       </w:pPr>
-      <w:bookmarkStart w:id="10" w:name="__RefHeading___Toc2279_1837720301"/>
+      <w:bookmarkStart w:id="10" w:name="__RefHeading___Toc2279_3772282917"/>
       <w:bookmarkEnd w:id="10"/>
       <w:r>
         <w:rPr>
@@ -3465,7 +3465,7 @@
         <w:spacing w:lineRule="exact" w:line="240" w:before="180" w:after="80"/>
         <w:rPr/>
       </w:pPr>
-      <w:bookmarkStart w:id="11" w:name="__RefHeading___Toc2281_1837720301"/>
+      <w:bookmarkStart w:id="11" w:name="__RefHeading___Toc2281_3772282917"/>
       <w:bookmarkEnd w:id="11"/>
       <w:r>
         <w:rPr>
@@ -3995,7 +3995,7 @@
         <w:spacing w:lineRule="exact" w:line="240" w:before="180" w:after="80"/>
         <w:rPr/>
       </w:pPr>
-      <w:bookmarkStart w:id="12" w:name="__RefHeading___Toc2283_1837720301"/>
+      <w:bookmarkStart w:id="12" w:name="__RefHeading___Toc2283_3772282917"/>
       <w:bookmarkEnd w:id="12"/>
       <w:r>
         <w:rPr>
@@ -4033,7 +4033,7 @@
         <w:spacing w:lineRule="exact" w:line="240" w:before="180" w:after="80"/>
         <w:rPr/>
       </w:pPr>
-      <w:bookmarkStart w:id="13" w:name="__RefHeading___Toc2285_1837720301"/>
+      <w:bookmarkStart w:id="13" w:name="__RefHeading___Toc2285_3772282917"/>
       <w:bookmarkEnd w:id="13"/>
       <w:r>
         <w:rPr>
@@ -4160,7 +4160,7 @@
         <w:spacing w:lineRule="exact" w:line="240" w:before="180" w:after="80"/>
         <w:rPr/>
       </w:pPr>
-      <w:bookmarkStart w:id="14" w:name="__RefHeading___Toc2287_1837720301"/>
+      <w:bookmarkStart w:id="14" w:name="__RefHeading___Toc2287_3772282917"/>
       <w:bookmarkEnd w:id="14"/>
       <w:r>
         <w:rPr>
@@ -4376,7 +4376,7 @@
         <w:spacing w:lineRule="exact" w:line="240" w:before="240" w:after="120"/>
         <w:rPr/>
       </w:pPr>
-      <w:bookmarkStart w:id="15" w:name="__RefHeading___Toc2289_1837720301"/>
+      <w:bookmarkStart w:id="15" w:name="__RefHeading___Toc2289_3772282917"/>
       <w:bookmarkEnd w:id="15"/>
       <w:r>
         <w:rPr>
@@ -4476,7 +4476,7 @@
         <w:spacing w:lineRule="exact" w:line="240" w:before="240" w:after="120"/>
         <w:rPr/>
       </w:pPr>
-      <w:bookmarkStart w:id="16" w:name="__RefHeading___Toc2291_1837720301"/>
+      <w:bookmarkStart w:id="16" w:name="__RefHeading___Toc2291_3772282917"/>
       <w:bookmarkEnd w:id="16"/>
       <w:r>
         <w:rPr>
@@ -4514,7 +4514,7 @@
         <w:spacing w:lineRule="exact" w:line="240" w:before="240" w:after="120"/>
         <w:rPr/>
       </w:pPr>
-      <w:bookmarkStart w:id="17" w:name="__RefHeading___Toc2293_1837720301"/>
+      <w:bookmarkStart w:id="17" w:name="__RefHeading___Toc2293_3772282917"/>
       <w:bookmarkEnd w:id="17"/>
       <w:r>
         <w:rPr>
@@ -4574,7 +4574,7 @@
         <w:spacing w:lineRule="exact" w:line="240" w:before="240" w:after="120"/>
         <w:rPr/>
       </w:pPr>
-      <w:bookmarkStart w:id="18" w:name="__RefHeading___Toc2295_1837720301"/>
+      <w:bookmarkStart w:id="18" w:name="__RefHeading___Toc2295_3772282917"/>
       <w:bookmarkEnd w:id="18"/>
       <w:r>
         <w:rPr>
@@ -4612,7 +4612,7 @@
         <w:spacing w:lineRule="exact" w:line="240" w:before="240" w:after="120"/>
         <w:rPr/>
       </w:pPr>
-      <w:bookmarkStart w:id="19" w:name="__RefHeading___Toc2297_1837720301"/>
+      <w:bookmarkStart w:id="19" w:name="__RefHeading___Toc2297_3772282917"/>
       <w:bookmarkEnd w:id="19"/>
       <w:r>
         <w:rPr>
@@ -4692,7 +4692,7 @@
         <w:spacing w:lineRule="exact" w:line="240" w:before="240" w:after="120"/>
         <w:rPr/>
       </w:pPr>
-      <w:bookmarkStart w:id="20" w:name="__RefHeading___Toc2299_1837720301"/>
+      <w:bookmarkStart w:id="20" w:name="__RefHeading___Toc2299_3772282917"/>
       <w:bookmarkEnd w:id="20"/>
       <w:r>
         <w:rPr>

--- a/reporte/productos_formales/Producto_04_Entrenamiento_Favoritismo.docx
+++ b/reporte/productos_formales/Producto_04_Entrenamiento_Favoritismo.docx
@@ -262,7 +262,7 @@
         <w:spacing w:lineRule="exact" w:line="240" w:before="240" w:after="120"/>
         <w:rPr/>
       </w:pPr>
-      <w:bookmarkStart w:id="0" w:name="__RefHeading___Toc2259_3772282917"/>
+      <w:bookmarkStart w:id="0" w:name="__RefHeading___Toc2259_3096013202"/>
       <w:bookmarkEnd w:id="0"/>
       <w:r>
         <w:rPr>
@@ -369,7 +369,7 @@
             </w:rPr>
             <w:fldChar w:fldCharType="separate"/>
           </w:r>
-          <w:hyperlink w:anchor="__RefHeading___Toc2259_3772282917">
+          <w:hyperlink w:anchor="__RefHeading___Toc2259_3096013202">
             <w:r>
               <w:rPr>
                 <w:rStyle w:val="IndexLink"/>
@@ -389,7 +389,7 @@
             </w:tabs>
             <w:rPr/>
           </w:pPr>
-          <w:hyperlink w:anchor="__RefHeading___Toc2261_3772282917">
+          <w:hyperlink w:anchor="__RefHeading___Toc2261_3096013202">
             <w:r>
               <w:rPr>
                 <w:rStyle w:val="IndexLink"/>
@@ -409,7 +409,7 @@
             </w:tabs>
             <w:rPr/>
           </w:pPr>
-          <w:hyperlink w:anchor="__RefHeading___Toc2263_3772282917">
+          <w:hyperlink w:anchor="__RefHeading___Toc2263_3096013202">
             <w:r>
               <w:rPr>
                 <w:rStyle w:val="IndexLink"/>
@@ -429,7 +429,7 @@
             </w:tabs>
             <w:rPr/>
           </w:pPr>
-          <w:hyperlink w:anchor="__RefHeading___Toc2265_3772282917">
+          <w:hyperlink w:anchor="__RefHeading___Toc2265_3096013202">
             <w:r>
               <w:rPr>
                 <w:rStyle w:val="IndexLink"/>
@@ -449,7 +449,7 @@
             </w:tabs>
             <w:rPr/>
           </w:pPr>
-          <w:hyperlink w:anchor="__RefHeading___Toc2267_3772282917">
+          <w:hyperlink w:anchor="__RefHeading___Toc2267_3096013202">
             <w:r>
               <w:rPr>
                 <w:rStyle w:val="IndexLink"/>
@@ -469,7 +469,7 @@
             </w:tabs>
             <w:rPr/>
           </w:pPr>
-          <w:hyperlink w:anchor="__RefHeading___Toc2269_3772282917">
+          <w:hyperlink w:anchor="__RefHeading___Toc2269_3096013202">
             <w:r>
               <w:rPr>
                 <w:rStyle w:val="IndexLink"/>
@@ -489,7 +489,7 @@
             </w:tabs>
             <w:rPr/>
           </w:pPr>
-          <w:hyperlink w:anchor="__RefHeading___Toc2271_3772282917">
+          <w:hyperlink w:anchor="__RefHeading___Toc2271_3096013202">
             <w:r>
               <w:rPr>
                 <w:rStyle w:val="IndexLink"/>
@@ -509,7 +509,7 @@
             </w:tabs>
             <w:rPr/>
           </w:pPr>
-          <w:hyperlink w:anchor="__RefHeading___Toc2273_3772282917">
+          <w:hyperlink w:anchor="__RefHeading___Toc2273_3096013202">
             <w:r>
               <w:rPr>
                 <w:rStyle w:val="IndexLink"/>
@@ -529,7 +529,7 @@
             </w:tabs>
             <w:rPr/>
           </w:pPr>
-          <w:hyperlink w:anchor="__RefHeading___Toc2275_3772282917">
+          <w:hyperlink w:anchor="__RefHeading___Toc2275_3096013202">
             <w:r>
               <w:rPr>
                 <w:rStyle w:val="IndexLink"/>
@@ -549,7 +549,7 @@
             </w:tabs>
             <w:rPr/>
           </w:pPr>
-          <w:hyperlink w:anchor="__RefHeading___Toc2277_3772282917">
+          <w:hyperlink w:anchor="__RefHeading___Toc2277_3096013202">
             <w:r>
               <w:rPr>
                 <w:rStyle w:val="IndexLink"/>
@@ -569,7 +569,7 @@
             </w:tabs>
             <w:rPr/>
           </w:pPr>
-          <w:hyperlink w:anchor="__RefHeading___Toc2279_3772282917">
+          <w:hyperlink w:anchor="__RefHeading___Toc2279_3096013202">
             <w:r>
               <w:rPr>
                 <w:rStyle w:val="IndexLink"/>
@@ -589,7 +589,7 @@
             </w:tabs>
             <w:rPr/>
           </w:pPr>
-          <w:hyperlink w:anchor="__RefHeading___Toc2281_3772282917">
+          <w:hyperlink w:anchor="__RefHeading___Toc2281_3096013202">
             <w:r>
               <w:rPr>
                 <w:rStyle w:val="IndexLink"/>
@@ -609,7 +609,7 @@
             </w:tabs>
             <w:rPr/>
           </w:pPr>
-          <w:hyperlink w:anchor="__RefHeading___Toc2283_3772282917">
+          <w:hyperlink w:anchor="__RefHeading___Toc2283_3096013202">
             <w:r>
               <w:rPr>
                 <w:rStyle w:val="IndexLink"/>
@@ -629,7 +629,7 @@
             </w:tabs>
             <w:rPr/>
           </w:pPr>
-          <w:hyperlink w:anchor="__RefHeading___Toc2285_3772282917">
+          <w:hyperlink w:anchor="__RefHeading___Toc2285_3096013202">
             <w:r>
               <w:rPr>
                 <w:rStyle w:val="IndexLink"/>
@@ -649,7 +649,7 @@
             </w:tabs>
             <w:rPr/>
           </w:pPr>
-          <w:hyperlink w:anchor="__RefHeading___Toc2287_3772282917">
+          <w:hyperlink w:anchor="__RefHeading___Toc2287_3096013202">
             <w:r>
               <w:rPr>
                 <w:rStyle w:val="IndexLink"/>
@@ -669,7 +669,7 @@
             </w:tabs>
             <w:rPr/>
           </w:pPr>
-          <w:hyperlink w:anchor="__RefHeading___Toc2289_3772282917">
+          <w:hyperlink w:anchor="__RefHeading___Toc2289_3096013202">
             <w:r>
               <w:rPr>
                 <w:rStyle w:val="IndexLink"/>
@@ -689,7 +689,7 @@
             </w:tabs>
             <w:rPr/>
           </w:pPr>
-          <w:hyperlink w:anchor="__RefHeading___Toc2291_3772282917">
+          <w:hyperlink w:anchor="__RefHeading___Toc2291_3096013202">
             <w:r>
               <w:rPr>
                 <w:rStyle w:val="IndexLink"/>
@@ -709,7 +709,7 @@
             </w:tabs>
             <w:rPr/>
           </w:pPr>
-          <w:hyperlink w:anchor="__RefHeading___Toc2293_3772282917">
+          <w:hyperlink w:anchor="__RefHeading___Toc2293_3096013202">
             <w:r>
               <w:rPr>
                 <w:rStyle w:val="IndexLink"/>
@@ -729,7 +729,7 @@
             </w:tabs>
             <w:rPr/>
           </w:pPr>
-          <w:hyperlink w:anchor="__RefHeading___Toc2295_3772282917">
+          <w:hyperlink w:anchor="__RefHeading___Toc2295_3096013202">
             <w:r>
               <w:rPr>
                 <w:rStyle w:val="IndexLink"/>
@@ -749,7 +749,7 @@
             </w:tabs>
             <w:rPr/>
           </w:pPr>
-          <w:hyperlink w:anchor="__RefHeading___Toc2297_3772282917">
+          <w:hyperlink w:anchor="__RefHeading___Toc2297_3096013202">
             <w:r>
               <w:rPr>
                 <w:rStyle w:val="IndexLink"/>
@@ -769,7 +769,7 @@
             </w:tabs>
             <w:rPr/>
           </w:pPr>
-          <w:hyperlink w:anchor="__RefHeading___Toc2299_3772282917">
+          <w:hyperlink w:anchor="__RefHeading___Toc2299_3096013202">
             <w:r>
               <w:rPr>
                 <w:rStyle w:val="IndexLink"/>
@@ -809,7 +809,7 @@
         <w:spacing w:lineRule="exact" w:line="240" w:before="240" w:after="120"/>
         <w:rPr/>
       </w:pPr>
-      <w:bookmarkStart w:id="1" w:name="__RefHeading___Toc2261_3772282917"/>
+      <w:bookmarkStart w:id="1" w:name="__RefHeading___Toc2261_3096013202"/>
       <w:bookmarkEnd w:id="1"/>
       <w:r>
         <w:rPr>
@@ -865,7 +865,7 @@
         <w:spacing w:lineRule="exact" w:line="240" w:before="240" w:after="120"/>
         <w:rPr/>
       </w:pPr>
-      <w:bookmarkStart w:id="2" w:name="__RefHeading___Toc2263_3772282917"/>
+      <w:bookmarkStart w:id="2" w:name="__RefHeading___Toc2263_3096013202"/>
       <w:bookmarkEnd w:id="2"/>
       <w:r>
         <w:rPr>
@@ -939,7 +939,7 @@
         <w:spacing w:lineRule="exact" w:line="240" w:before="240" w:after="120"/>
         <w:rPr/>
       </w:pPr>
-      <w:bookmarkStart w:id="3" w:name="__RefHeading___Toc2265_3772282917"/>
+      <w:bookmarkStart w:id="3" w:name="__RefHeading___Toc2265_3096013202"/>
       <w:bookmarkEnd w:id="3"/>
       <w:r>
         <w:rPr>
@@ -2253,7 +2253,7 @@
         <w:spacing w:lineRule="exact" w:line="240" w:before="240" w:after="120"/>
         <w:rPr/>
       </w:pPr>
-      <w:bookmarkStart w:id="4" w:name="__RefHeading___Toc2267_3772282917"/>
+      <w:bookmarkStart w:id="4" w:name="__RefHeading___Toc2267_3096013202"/>
       <w:bookmarkEnd w:id="4"/>
       <w:r>
         <w:rPr>
@@ -2830,7 +2830,7 @@
         <w:spacing w:lineRule="exact" w:line="240" w:before="240" w:after="120"/>
         <w:rPr/>
       </w:pPr>
-      <w:bookmarkStart w:id="5" w:name="__RefHeading___Toc2269_3772282917"/>
+      <w:bookmarkStart w:id="5" w:name="__RefHeading___Toc2269_3096013202"/>
       <w:bookmarkEnd w:id="5"/>
       <w:r>
         <w:rPr>
@@ -2868,7 +2868,7 @@
         <w:spacing w:lineRule="exact" w:line="240" w:before="240" w:after="120"/>
         <w:rPr/>
       </w:pPr>
-      <w:bookmarkStart w:id="6" w:name="__RefHeading___Toc2271_3772282917"/>
+      <w:bookmarkStart w:id="6" w:name="__RefHeading___Toc2271_3096013202"/>
       <w:bookmarkEnd w:id="6"/>
       <w:r>
         <w:rPr>
@@ -2906,7 +2906,7 @@
         <w:spacing w:lineRule="exact" w:line="240" w:before="240" w:after="120"/>
         <w:rPr/>
       </w:pPr>
-      <w:bookmarkStart w:id="7" w:name="__RefHeading___Toc2273_3772282917"/>
+      <w:bookmarkStart w:id="7" w:name="__RefHeading___Toc2273_3096013202"/>
       <w:bookmarkEnd w:id="7"/>
       <w:r>
         <w:rPr>
@@ -2926,7 +2926,7 @@
         <w:spacing w:lineRule="exact" w:line="240" w:before="180" w:after="80"/>
         <w:rPr/>
       </w:pPr>
-      <w:bookmarkStart w:id="8" w:name="__RefHeading___Toc2275_3772282917"/>
+      <w:bookmarkStart w:id="8" w:name="__RefHeading___Toc2275_3096013202"/>
       <w:bookmarkEnd w:id="8"/>
       <w:r>
         <w:rPr>
@@ -3389,7 +3389,7 @@
         <w:spacing w:lineRule="exact" w:line="240" w:before="180" w:after="80"/>
         <w:rPr/>
       </w:pPr>
-      <w:bookmarkStart w:id="9" w:name="__RefHeading___Toc2277_3772282917"/>
+      <w:bookmarkStart w:id="9" w:name="__RefHeading___Toc2277_3096013202"/>
       <w:bookmarkEnd w:id="9"/>
       <w:r>
         <w:rPr>
@@ -3427,7 +3427,7 @@
         <w:spacing w:lineRule="exact" w:line="240" w:before="180" w:after="80"/>
         <w:rPr/>
       </w:pPr>
-      <w:bookmarkStart w:id="10" w:name="__RefHeading___Toc2279_3772282917"/>
+      <w:bookmarkStart w:id="10" w:name="__RefHeading___Toc2279_3096013202"/>
       <w:bookmarkEnd w:id="10"/>
       <w:r>
         <w:rPr>
@@ -3465,7 +3465,7 @@
         <w:spacing w:lineRule="exact" w:line="240" w:before="180" w:after="80"/>
         <w:rPr/>
       </w:pPr>
-      <w:bookmarkStart w:id="11" w:name="__RefHeading___Toc2281_3772282917"/>
+      <w:bookmarkStart w:id="11" w:name="__RefHeading___Toc2281_3096013202"/>
       <w:bookmarkEnd w:id="11"/>
       <w:r>
         <w:rPr>
@@ -3995,7 +3995,7 @@
         <w:spacing w:lineRule="exact" w:line="240" w:before="180" w:after="80"/>
         <w:rPr/>
       </w:pPr>
-      <w:bookmarkStart w:id="12" w:name="__RefHeading___Toc2283_3772282917"/>
+      <w:bookmarkStart w:id="12" w:name="__RefHeading___Toc2283_3096013202"/>
       <w:bookmarkEnd w:id="12"/>
       <w:r>
         <w:rPr>
@@ -4033,7 +4033,7 @@
         <w:spacing w:lineRule="exact" w:line="240" w:before="180" w:after="80"/>
         <w:rPr/>
       </w:pPr>
-      <w:bookmarkStart w:id="13" w:name="__RefHeading___Toc2285_3772282917"/>
+      <w:bookmarkStart w:id="13" w:name="__RefHeading___Toc2285_3096013202"/>
       <w:bookmarkEnd w:id="13"/>
       <w:r>
         <w:rPr>
@@ -4160,7 +4160,7 @@
         <w:spacing w:lineRule="exact" w:line="240" w:before="180" w:after="80"/>
         <w:rPr/>
       </w:pPr>
-      <w:bookmarkStart w:id="14" w:name="__RefHeading___Toc2287_3772282917"/>
+      <w:bookmarkStart w:id="14" w:name="__RefHeading___Toc2287_3096013202"/>
       <w:bookmarkEnd w:id="14"/>
       <w:r>
         <w:rPr>
@@ -4376,7 +4376,7 @@
         <w:spacing w:lineRule="exact" w:line="240" w:before="240" w:after="120"/>
         <w:rPr/>
       </w:pPr>
-      <w:bookmarkStart w:id="15" w:name="__RefHeading___Toc2289_3772282917"/>
+      <w:bookmarkStart w:id="15" w:name="__RefHeading___Toc2289_3096013202"/>
       <w:bookmarkEnd w:id="15"/>
       <w:r>
         <w:rPr>
@@ -4476,7 +4476,7 @@
         <w:spacing w:lineRule="exact" w:line="240" w:before="240" w:after="120"/>
         <w:rPr/>
       </w:pPr>
-      <w:bookmarkStart w:id="16" w:name="__RefHeading___Toc2291_3772282917"/>
+      <w:bookmarkStart w:id="16" w:name="__RefHeading___Toc2291_3096013202"/>
       <w:bookmarkEnd w:id="16"/>
       <w:r>
         <w:rPr>
@@ -4514,7 +4514,7 @@
         <w:spacing w:lineRule="exact" w:line="240" w:before="240" w:after="120"/>
         <w:rPr/>
       </w:pPr>
-      <w:bookmarkStart w:id="17" w:name="__RefHeading___Toc2293_3772282917"/>
+      <w:bookmarkStart w:id="17" w:name="__RefHeading___Toc2293_3096013202"/>
       <w:bookmarkEnd w:id="17"/>
       <w:r>
         <w:rPr>
@@ -4574,7 +4574,7 @@
         <w:spacing w:lineRule="exact" w:line="240" w:before="240" w:after="120"/>
         <w:rPr/>
       </w:pPr>
-      <w:bookmarkStart w:id="18" w:name="__RefHeading___Toc2295_3772282917"/>
+      <w:bookmarkStart w:id="18" w:name="__RefHeading___Toc2295_3096013202"/>
       <w:bookmarkEnd w:id="18"/>
       <w:r>
         <w:rPr>
@@ -4612,7 +4612,7 @@
         <w:spacing w:lineRule="exact" w:line="240" w:before="240" w:after="120"/>
         <w:rPr/>
       </w:pPr>
-      <w:bookmarkStart w:id="19" w:name="__RefHeading___Toc2297_3772282917"/>
+      <w:bookmarkStart w:id="19" w:name="__RefHeading___Toc2297_3096013202"/>
       <w:bookmarkEnd w:id="19"/>
       <w:r>
         <w:rPr>
@@ -4692,7 +4692,7 @@
         <w:spacing w:lineRule="exact" w:line="240" w:before="240" w:after="120"/>
         <w:rPr/>
       </w:pPr>
-      <w:bookmarkStart w:id="20" w:name="__RefHeading___Toc2299_3772282917"/>
+      <w:bookmarkStart w:id="20" w:name="__RefHeading___Toc2299_3096013202"/>
       <w:bookmarkEnd w:id="20"/>
       <w:r>
         <w:rPr>

--- a/reporte/productos_formales/Producto_04_Entrenamiento_Favoritismo.docx
+++ b/reporte/productos_formales/Producto_04_Entrenamiento_Favoritismo.docx
@@ -262,7 +262,7 @@
         <w:spacing w:lineRule="exact" w:line="240" w:before="240" w:after="120"/>
         <w:rPr/>
       </w:pPr>
-      <w:bookmarkStart w:id="0" w:name="__RefHeading___Toc2259_3096013202"/>
+      <w:bookmarkStart w:id="0" w:name="__RefHeading___Toc2259_1748477897"/>
       <w:bookmarkEnd w:id="0"/>
       <w:r>
         <w:rPr>
@@ -369,7 +369,7 @@
             </w:rPr>
             <w:fldChar w:fldCharType="separate"/>
           </w:r>
-          <w:hyperlink w:anchor="__RefHeading___Toc2259_3096013202">
+          <w:hyperlink w:anchor="__RefHeading___Toc2259_1748477897">
             <w:r>
               <w:rPr>
                 <w:rStyle w:val="IndexLink"/>
@@ -389,7 +389,7 @@
             </w:tabs>
             <w:rPr/>
           </w:pPr>
-          <w:hyperlink w:anchor="__RefHeading___Toc2261_3096013202">
+          <w:hyperlink w:anchor="__RefHeading___Toc2261_1748477897">
             <w:r>
               <w:rPr>
                 <w:rStyle w:val="IndexLink"/>
@@ -409,7 +409,7 @@
             </w:tabs>
             <w:rPr/>
           </w:pPr>
-          <w:hyperlink w:anchor="__RefHeading___Toc2263_3096013202">
+          <w:hyperlink w:anchor="__RefHeading___Toc2263_1748477897">
             <w:r>
               <w:rPr>
                 <w:rStyle w:val="IndexLink"/>
@@ -429,7 +429,7 @@
             </w:tabs>
             <w:rPr/>
           </w:pPr>
-          <w:hyperlink w:anchor="__RefHeading___Toc2265_3096013202">
+          <w:hyperlink w:anchor="__RefHeading___Toc2265_1748477897">
             <w:r>
               <w:rPr>
                 <w:rStyle w:val="IndexLink"/>
@@ -449,7 +449,7 @@
             </w:tabs>
             <w:rPr/>
           </w:pPr>
-          <w:hyperlink w:anchor="__RefHeading___Toc2267_3096013202">
+          <w:hyperlink w:anchor="__RefHeading___Toc2267_1748477897">
             <w:r>
               <w:rPr>
                 <w:rStyle w:val="IndexLink"/>
@@ -469,7 +469,7 @@
             </w:tabs>
             <w:rPr/>
           </w:pPr>
-          <w:hyperlink w:anchor="__RefHeading___Toc2269_3096013202">
+          <w:hyperlink w:anchor="__RefHeading___Toc2269_1748477897">
             <w:r>
               <w:rPr>
                 <w:rStyle w:val="IndexLink"/>
@@ -489,7 +489,7 @@
             </w:tabs>
             <w:rPr/>
           </w:pPr>
-          <w:hyperlink w:anchor="__RefHeading___Toc2271_3096013202">
+          <w:hyperlink w:anchor="__RefHeading___Toc2271_1748477897">
             <w:r>
               <w:rPr>
                 <w:rStyle w:val="IndexLink"/>
@@ -509,7 +509,7 @@
             </w:tabs>
             <w:rPr/>
           </w:pPr>
-          <w:hyperlink w:anchor="__RefHeading___Toc2273_3096013202">
+          <w:hyperlink w:anchor="__RefHeading___Toc2273_1748477897">
             <w:r>
               <w:rPr>
                 <w:rStyle w:val="IndexLink"/>
@@ -529,7 +529,7 @@
             </w:tabs>
             <w:rPr/>
           </w:pPr>
-          <w:hyperlink w:anchor="__RefHeading___Toc2275_3096013202">
+          <w:hyperlink w:anchor="__RefHeading___Toc2275_1748477897">
             <w:r>
               <w:rPr>
                 <w:rStyle w:val="IndexLink"/>
@@ -549,7 +549,7 @@
             </w:tabs>
             <w:rPr/>
           </w:pPr>
-          <w:hyperlink w:anchor="__RefHeading___Toc2277_3096013202">
+          <w:hyperlink w:anchor="__RefHeading___Toc2277_1748477897">
             <w:r>
               <w:rPr>
                 <w:rStyle w:val="IndexLink"/>
@@ -569,7 +569,7 @@
             </w:tabs>
             <w:rPr/>
           </w:pPr>
-          <w:hyperlink w:anchor="__RefHeading___Toc2279_3096013202">
+          <w:hyperlink w:anchor="__RefHeading___Toc2279_1748477897">
             <w:r>
               <w:rPr>
                 <w:rStyle w:val="IndexLink"/>
@@ -589,7 +589,7 @@
             </w:tabs>
             <w:rPr/>
           </w:pPr>
-          <w:hyperlink w:anchor="__RefHeading___Toc2281_3096013202">
+          <w:hyperlink w:anchor="__RefHeading___Toc2281_1748477897">
             <w:r>
               <w:rPr>
                 <w:rStyle w:val="IndexLink"/>
@@ -609,7 +609,7 @@
             </w:tabs>
             <w:rPr/>
           </w:pPr>
-          <w:hyperlink w:anchor="__RefHeading___Toc2283_3096013202">
+          <w:hyperlink w:anchor="__RefHeading___Toc2283_1748477897">
             <w:r>
               <w:rPr>
                 <w:rStyle w:val="IndexLink"/>
@@ -629,7 +629,7 @@
             </w:tabs>
             <w:rPr/>
           </w:pPr>
-          <w:hyperlink w:anchor="__RefHeading___Toc2285_3096013202">
+          <w:hyperlink w:anchor="__RefHeading___Toc2285_1748477897">
             <w:r>
               <w:rPr>
                 <w:rStyle w:val="IndexLink"/>
@@ -649,7 +649,7 @@
             </w:tabs>
             <w:rPr/>
           </w:pPr>
-          <w:hyperlink w:anchor="__RefHeading___Toc2287_3096013202">
+          <w:hyperlink w:anchor="__RefHeading___Toc2287_1748477897">
             <w:r>
               <w:rPr>
                 <w:rStyle w:val="IndexLink"/>
@@ -669,7 +669,7 @@
             </w:tabs>
             <w:rPr/>
           </w:pPr>
-          <w:hyperlink w:anchor="__RefHeading___Toc2289_3096013202">
+          <w:hyperlink w:anchor="__RefHeading___Toc2289_1748477897">
             <w:r>
               <w:rPr>
                 <w:rStyle w:val="IndexLink"/>
@@ -689,7 +689,7 @@
             </w:tabs>
             <w:rPr/>
           </w:pPr>
-          <w:hyperlink w:anchor="__RefHeading___Toc2291_3096013202">
+          <w:hyperlink w:anchor="__RefHeading___Toc2291_1748477897">
             <w:r>
               <w:rPr>
                 <w:rStyle w:val="IndexLink"/>
@@ -709,7 +709,7 @@
             </w:tabs>
             <w:rPr/>
           </w:pPr>
-          <w:hyperlink w:anchor="__RefHeading___Toc2293_3096013202">
+          <w:hyperlink w:anchor="__RefHeading___Toc2293_1748477897">
             <w:r>
               <w:rPr>
                 <w:rStyle w:val="IndexLink"/>
@@ -729,7 +729,7 @@
             </w:tabs>
             <w:rPr/>
           </w:pPr>
-          <w:hyperlink w:anchor="__RefHeading___Toc2295_3096013202">
+          <w:hyperlink w:anchor="__RefHeading___Toc2295_1748477897">
             <w:r>
               <w:rPr>
                 <w:rStyle w:val="IndexLink"/>
@@ -749,7 +749,7 @@
             </w:tabs>
             <w:rPr/>
           </w:pPr>
-          <w:hyperlink w:anchor="__RefHeading___Toc2297_3096013202">
+          <w:hyperlink w:anchor="__RefHeading___Toc2297_1748477897">
             <w:r>
               <w:rPr>
                 <w:rStyle w:val="IndexLink"/>
@@ -769,7 +769,7 @@
             </w:tabs>
             <w:rPr/>
           </w:pPr>
-          <w:hyperlink w:anchor="__RefHeading___Toc2299_3096013202">
+          <w:hyperlink w:anchor="__RefHeading___Toc2299_1748477897">
             <w:r>
               <w:rPr>
                 <w:rStyle w:val="IndexLink"/>
@@ -809,7 +809,7 @@
         <w:spacing w:lineRule="exact" w:line="240" w:before="240" w:after="120"/>
         <w:rPr/>
       </w:pPr>
-      <w:bookmarkStart w:id="1" w:name="__RefHeading___Toc2261_3096013202"/>
+      <w:bookmarkStart w:id="1" w:name="__RefHeading___Toc2261_1748477897"/>
       <w:bookmarkEnd w:id="1"/>
       <w:r>
         <w:rPr>
@@ -865,7 +865,7 @@
         <w:spacing w:lineRule="exact" w:line="240" w:before="240" w:after="120"/>
         <w:rPr/>
       </w:pPr>
-      <w:bookmarkStart w:id="2" w:name="__RefHeading___Toc2263_3096013202"/>
+      <w:bookmarkStart w:id="2" w:name="__RefHeading___Toc2263_1748477897"/>
       <w:bookmarkEnd w:id="2"/>
       <w:r>
         <w:rPr>
@@ -939,7 +939,7 @@
         <w:spacing w:lineRule="exact" w:line="240" w:before="240" w:after="120"/>
         <w:rPr/>
       </w:pPr>
-      <w:bookmarkStart w:id="3" w:name="__RefHeading___Toc2265_3096013202"/>
+      <w:bookmarkStart w:id="3" w:name="__RefHeading___Toc2265_1748477897"/>
       <w:bookmarkEnd w:id="3"/>
       <w:r>
         <w:rPr>
@@ -2253,7 +2253,7 @@
         <w:spacing w:lineRule="exact" w:line="240" w:before="240" w:after="120"/>
         <w:rPr/>
       </w:pPr>
-      <w:bookmarkStart w:id="4" w:name="__RefHeading___Toc2267_3096013202"/>
+      <w:bookmarkStart w:id="4" w:name="__RefHeading___Toc2267_1748477897"/>
       <w:bookmarkEnd w:id="4"/>
       <w:r>
         <w:rPr>
@@ -2830,7 +2830,7 @@
         <w:spacing w:lineRule="exact" w:line="240" w:before="240" w:after="120"/>
         <w:rPr/>
       </w:pPr>
-      <w:bookmarkStart w:id="5" w:name="__RefHeading___Toc2269_3096013202"/>
+      <w:bookmarkStart w:id="5" w:name="__RefHeading___Toc2269_1748477897"/>
       <w:bookmarkEnd w:id="5"/>
       <w:r>
         <w:rPr>
@@ -2868,7 +2868,7 @@
         <w:spacing w:lineRule="exact" w:line="240" w:before="240" w:after="120"/>
         <w:rPr/>
       </w:pPr>
-      <w:bookmarkStart w:id="6" w:name="__RefHeading___Toc2271_3096013202"/>
+      <w:bookmarkStart w:id="6" w:name="__RefHeading___Toc2271_1748477897"/>
       <w:bookmarkEnd w:id="6"/>
       <w:r>
         <w:rPr>
@@ -2906,7 +2906,7 @@
         <w:spacing w:lineRule="exact" w:line="240" w:before="240" w:after="120"/>
         <w:rPr/>
       </w:pPr>
-      <w:bookmarkStart w:id="7" w:name="__RefHeading___Toc2273_3096013202"/>
+      <w:bookmarkStart w:id="7" w:name="__RefHeading___Toc2273_1748477897"/>
       <w:bookmarkEnd w:id="7"/>
       <w:r>
         <w:rPr>
@@ -2926,7 +2926,7 @@
         <w:spacing w:lineRule="exact" w:line="240" w:before="180" w:after="80"/>
         <w:rPr/>
       </w:pPr>
-      <w:bookmarkStart w:id="8" w:name="__RefHeading___Toc2275_3096013202"/>
+      <w:bookmarkStart w:id="8" w:name="__RefHeading___Toc2275_1748477897"/>
       <w:bookmarkEnd w:id="8"/>
       <w:r>
         <w:rPr>
@@ -3389,7 +3389,7 @@
         <w:spacing w:lineRule="exact" w:line="240" w:before="180" w:after="80"/>
         <w:rPr/>
       </w:pPr>
-      <w:bookmarkStart w:id="9" w:name="__RefHeading___Toc2277_3096013202"/>
+      <w:bookmarkStart w:id="9" w:name="__RefHeading___Toc2277_1748477897"/>
       <w:bookmarkEnd w:id="9"/>
       <w:r>
         <w:rPr>
@@ -3427,7 +3427,7 @@
         <w:spacing w:lineRule="exact" w:line="240" w:before="180" w:after="80"/>
         <w:rPr/>
       </w:pPr>
-      <w:bookmarkStart w:id="10" w:name="__RefHeading___Toc2279_3096013202"/>
+      <w:bookmarkStart w:id="10" w:name="__RefHeading___Toc2279_1748477897"/>
       <w:bookmarkEnd w:id="10"/>
       <w:r>
         <w:rPr>
@@ -3465,7 +3465,7 @@
         <w:spacing w:lineRule="exact" w:line="240" w:before="180" w:after="80"/>
         <w:rPr/>
       </w:pPr>
-      <w:bookmarkStart w:id="11" w:name="__RefHeading___Toc2281_3096013202"/>
+      <w:bookmarkStart w:id="11" w:name="__RefHeading___Toc2281_1748477897"/>
       <w:bookmarkEnd w:id="11"/>
       <w:r>
         <w:rPr>
@@ -3995,7 +3995,7 @@
         <w:spacing w:lineRule="exact" w:line="240" w:before="180" w:after="80"/>
         <w:rPr/>
       </w:pPr>
-      <w:bookmarkStart w:id="12" w:name="__RefHeading___Toc2283_3096013202"/>
+      <w:bookmarkStart w:id="12" w:name="__RefHeading___Toc2283_1748477897"/>
       <w:bookmarkEnd w:id="12"/>
       <w:r>
         <w:rPr>
@@ -4033,7 +4033,7 @@
         <w:spacing w:lineRule="exact" w:line="240" w:before="180" w:after="80"/>
         <w:rPr/>
       </w:pPr>
-      <w:bookmarkStart w:id="13" w:name="__RefHeading___Toc2285_3096013202"/>
+      <w:bookmarkStart w:id="13" w:name="__RefHeading___Toc2285_1748477897"/>
       <w:bookmarkEnd w:id="13"/>
       <w:r>
         <w:rPr>
@@ -4160,7 +4160,7 @@
         <w:spacing w:lineRule="exact" w:line="240" w:before="180" w:after="80"/>
         <w:rPr/>
       </w:pPr>
-      <w:bookmarkStart w:id="14" w:name="__RefHeading___Toc2287_3096013202"/>
+      <w:bookmarkStart w:id="14" w:name="__RefHeading___Toc2287_1748477897"/>
       <w:bookmarkEnd w:id="14"/>
       <w:r>
         <w:rPr>
@@ -4376,7 +4376,7 @@
         <w:spacing w:lineRule="exact" w:line="240" w:before="240" w:after="120"/>
         <w:rPr/>
       </w:pPr>
-      <w:bookmarkStart w:id="15" w:name="__RefHeading___Toc2289_3096013202"/>
+      <w:bookmarkStart w:id="15" w:name="__RefHeading___Toc2289_1748477897"/>
       <w:bookmarkEnd w:id="15"/>
       <w:r>
         <w:rPr>
@@ -4476,7 +4476,7 @@
         <w:spacing w:lineRule="exact" w:line="240" w:before="240" w:after="120"/>
         <w:rPr/>
       </w:pPr>
-      <w:bookmarkStart w:id="16" w:name="__RefHeading___Toc2291_3096013202"/>
+      <w:bookmarkStart w:id="16" w:name="__RefHeading___Toc2291_1748477897"/>
       <w:bookmarkEnd w:id="16"/>
       <w:r>
         <w:rPr>
@@ -4514,7 +4514,7 @@
         <w:spacing w:lineRule="exact" w:line="240" w:before="240" w:after="120"/>
         <w:rPr/>
       </w:pPr>
-      <w:bookmarkStart w:id="17" w:name="__RefHeading___Toc2293_3096013202"/>
+      <w:bookmarkStart w:id="17" w:name="__RefHeading___Toc2293_1748477897"/>
       <w:bookmarkEnd w:id="17"/>
       <w:r>
         <w:rPr>
@@ -4574,7 +4574,7 @@
         <w:spacing w:lineRule="exact" w:line="240" w:before="240" w:after="120"/>
         <w:rPr/>
       </w:pPr>
-      <w:bookmarkStart w:id="18" w:name="__RefHeading___Toc2295_3096013202"/>
+      <w:bookmarkStart w:id="18" w:name="__RefHeading___Toc2295_1748477897"/>
       <w:bookmarkEnd w:id="18"/>
       <w:r>
         <w:rPr>
@@ -4612,7 +4612,7 @@
         <w:spacing w:lineRule="exact" w:line="240" w:before="240" w:after="120"/>
         <w:rPr/>
       </w:pPr>
-      <w:bookmarkStart w:id="19" w:name="__RefHeading___Toc2297_3096013202"/>
+      <w:bookmarkStart w:id="19" w:name="__RefHeading___Toc2297_1748477897"/>
       <w:bookmarkEnd w:id="19"/>
       <w:r>
         <w:rPr>
@@ -4692,7 +4692,7 @@
         <w:spacing w:lineRule="exact" w:line="240" w:before="240" w:after="120"/>
         <w:rPr/>
       </w:pPr>
-      <w:bookmarkStart w:id="20" w:name="__RefHeading___Toc2299_3096013202"/>
+      <w:bookmarkStart w:id="20" w:name="__RefHeading___Toc2299_1748477897"/>
       <w:bookmarkEnd w:id="20"/>
       <w:r>
         <w:rPr>

--- a/reporte/productos_formales/Producto_04_Entrenamiento_Favoritismo.docx
+++ b/reporte/productos_formales/Producto_04_Entrenamiento_Favoritismo.docx
@@ -262,7 +262,7 @@
         <w:spacing w:lineRule="exact" w:line="240" w:before="240" w:after="120"/>
         <w:rPr/>
       </w:pPr>
-      <w:bookmarkStart w:id="0" w:name="__RefHeading___Toc2259_1748477897"/>
+      <w:bookmarkStart w:id="0" w:name="__RefHeading___Toc2259_145107985"/>
       <w:bookmarkEnd w:id="0"/>
       <w:r>
         <w:rPr>
@@ -369,7 +369,7 @@
             </w:rPr>
             <w:fldChar w:fldCharType="separate"/>
           </w:r>
-          <w:hyperlink w:anchor="__RefHeading___Toc2259_1748477897">
+          <w:hyperlink w:anchor="__RefHeading___Toc2259_145107985">
             <w:r>
               <w:rPr>
                 <w:rStyle w:val="IndexLink"/>
@@ -389,7 +389,7 @@
             </w:tabs>
             <w:rPr/>
           </w:pPr>
-          <w:hyperlink w:anchor="__RefHeading___Toc2261_1748477897">
+          <w:hyperlink w:anchor="__RefHeading___Toc2261_145107985">
             <w:r>
               <w:rPr>
                 <w:rStyle w:val="IndexLink"/>
@@ -409,7 +409,7 @@
             </w:tabs>
             <w:rPr/>
           </w:pPr>
-          <w:hyperlink w:anchor="__RefHeading___Toc2263_1748477897">
+          <w:hyperlink w:anchor="__RefHeading___Toc2263_145107985">
             <w:r>
               <w:rPr>
                 <w:rStyle w:val="IndexLink"/>
@@ -429,7 +429,7 @@
             </w:tabs>
             <w:rPr/>
           </w:pPr>
-          <w:hyperlink w:anchor="__RefHeading___Toc2265_1748477897">
+          <w:hyperlink w:anchor="__RefHeading___Toc2265_145107985">
             <w:r>
               <w:rPr>
                 <w:rStyle w:val="IndexLink"/>
@@ -449,7 +449,7 @@
             </w:tabs>
             <w:rPr/>
           </w:pPr>
-          <w:hyperlink w:anchor="__RefHeading___Toc2267_1748477897">
+          <w:hyperlink w:anchor="__RefHeading___Toc2267_145107985">
             <w:r>
               <w:rPr>
                 <w:rStyle w:val="IndexLink"/>
@@ -469,7 +469,7 @@
             </w:tabs>
             <w:rPr/>
           </w:pPr>
-          <w:hyperlink w:anchor="__RefHeading___Toc2269_1748477897">
+          <w:hyperlink w:anchor="__RefHeading___Toc2269_145107985">
             <w:r>
               <w:rPr>
                 <w:rStyle w:val="IndexLink"/>
@@ -489,7 +489,7 @@
             </w:tabs>
             <w:rPr/>
           </w:pPr>
-          <w:hyperlink w:anchor="__RefHeading___Toc2271_1748477897">
+          <w:hyperlink w:anchor="__RefHeading___Toc2271_145107985">
             <w:r>
               <w:rPr>
                 <w:rStyle w:val="IndexLink"/>
@@ -509,7 +509,7 @@
             </w:tabs>
             <w:rPr/>
           </w:pPr>
-          <w:hyperlink w:anchor="__RefHeading___Toc2273_1748477897">
+          <w:hyperlink w:anchor="__RefHeading___Toc2273_145107985">
             <w:r>
               <w:rPr>
                 <w:rStyle w:val="IndexLink"/>
@@ -529,7 +529,7 @@
             </w:tabs>
             <w:rPr/>
           </w:pPr>
-          <w:hyperlink w:anchor="__RefHeading___Toc2275_1748477897">
+          <w:hyperlink w:anchor="__RefHeading___Toc2275_145107985">
             <w:r>
               <w:rPr>
                 <w:rStyle w:val="IndexLink"/>
@@ -549,7 +549,7 @@
             </w:tabs>
             <w:rPr/>
           </w:pPr>
-          <w:hyperlink w:anchor="__RefHeading___Toc2277_1748477897">
+          <w:hyperlink w:anchor="__RefHeading___Toc2277_145107985">
             <w:r>
               <w:rPr>
                 <w:rStyle w:val="IndexLink"/>
@@ -569,7 +569,7 @@
             </w:tabs>
             <w:rPr/>
           </w:pPr>
-          <w:hyperlink w:anchor="__RefHeading___Toc2279_1748477897">
+          <w:hyperlink w:anchor="__RefHeading___Toc2279_145107985">
             <w:r>
               <w:rPr>
                 <w:rStyle w:val="IndexLink"/>
@@ -589,7 +589,7 @@
             </w:tabs>
             <w:rPr/>
           </w:pPr>
-          <w:hyperlink w:anchor="__RefHeading___Toc2281_1748477897">
+          <w:hyperlink w:anchor="__RefHeading___Toc2281_145107985">
             <w:r>
               <w:rPr>
                 <w:rStyle w:val="IndexLink"/>
@@ -609,7 +609,7 @@
             </w:tabs>
             <w:rPr/>
           </w:pPr>
-          <w:hyperlink w:anchor="__RefHeading___Toc2283_1748477897">
+          <w:hyperlink w:anchor="__RefHeading___Toc2283_145107985">
             <w:r>
               <w:rPr>
                 <w:rStyle w:val="IndexLink"/>
@@ -629,7 +629,7 @@
             </w:tabs>
             <w:rPr/>
           </w:pPr>
-          <w:hyperlink w:anchor="__RefHeading___Toc2285_1748477897">
+          <w:hyperlink w:anchor="__RefHeading___Toc2285_145107985">
             <w:r>
               <w:rPr>
                 <w:rStyle w:val="IndexLink"/>
@@ -649,7 +649,7 @@
             </w:tabs>
             <w:rPr/>
           </w:pPr>
-          <w:hyperlink w:anchor="__RefHeading___Toc2287_1748477897">
+          <w:hyperlink w:anchor="__RefHeading___Toc2287_145107985">
             <w:r>
               <w:rPr>
                 <w:rStyle w:val="IndexLink"/>
@@ -669,7 +669,7 @@
             </w:tabs>
             <w:rPr/>
           </w:pPr>
-          <w:hyperlink w:anchor="__RefHeading___Toc2289_1748477897">
+          <w:hyperlink w:anchor="__RefHeading___Toc2289_145107985">
             <w:r>
               <w:rPr>
                 <w:rStyle w:val="IndexLink"/>
@@ -689,7 +689,7 @@
             </w:tabs>
             <w:rPr/>
           </w:pPr>
-          <w:hyperlink w:anchor="__RefHeading___Toc2291_1748477897">
+          <w:hyperlink w:anchor="__RefHeading___Toc2291_145107985">
             <w:r>
               <w:rPr>
                 <w:rStyle w:val="IndexLink"/>
@@ -709,7 +709,7 @@
             </w:tabs>
             <w:rPr/>
           </w:pPr>
-          <w:hyperlink w:anchor="__RefHeading___Toc2293_1748477897">
+          <w:hyperlink w:anchor="__RefHeading___Toc2293_145107985">
             <w:r>
               <w:rPr>
                 <w:rStyle w:val="IndexLink"/>
@@ -729,7 +729,7 @@
             </w:tabs>
             <w:rPr/>
           </w:pPr>
-          <w:hyperlink w:anchor="__RefHeading___Toc2295_1748477897">
+          <w:hyperlink w:anchor="__RefHeading___Toc2295_145107985">
             <w:r>
               <w:rPr>
                 <w:rStyle w:val="IndexLink"/>
@@ -749,7 +749,7 @@
             </w:tabs>
             <w:rPr/>
           </w:pPr>
-          <w:hyperlink w:anchor="__RefHeading___Toc2297_1748477897">
+          <w:hyperlink w:anchor="__RefHeading___Toc2297_145107985">
             <w:r>
               <w:rPr>
                 <w:rStyle w:val="IndexLink"/>
@@ -769,7 +769,7 @@
             </w:tabs>
             <w:rPr/>
           </w:pPr>
-          <w:hyperlink w:anchor="__RefHeading___Toc2299_1748477897">
+          <w:hyperlink w:anchor="__RefHeading___Toc2299_145107985">
             <w:r>
               <w:rPr>
                 <w:rStyle w:val="IndexLink"/>
@@ -809,7 +809,7 @@
         <w:spacing w:lineRule="exact" w:line="240" w:before="240" w:after="120"/>
         <w:rPr/>
       </w:pPr>
-      <w:bookmarkStart w:id="1" w:name="__RefHeading___Toc2261_1748477897"/>
+      <w:bookmarkStart w:id="1" w:name="__RefHeading___Toc2261_145107985"/>
       <w:bookmarkEnd w:id="1"/>
       <w:r>
         <w:rPr>
@@ -865,7 +865,7 @@
         <w:spacing w:lineRule="exact" w:line="240" w:before="240" w:after="120"/>
         <w:rPr/>
       </w:pPr>
-      <w:bookmarkStart w:id="2" w:name="__RefHeading___Toc2263_1748477897"/>
+      <w:bookmarkStart w:id="2" w:name="__RefHeading___Toc2263_145107985"/>
       <w:bookmarkEnd w:id="2"/>
       <w:r>
         <w:rPr>
@@ -939,7 +939,7 @@
         <w:spacing w:lineRule="exact" w:line="240" w:before="240" w:after="120"/>
         <w:rPr/>
       </w:pPr>
-      <w:bookmarkStart w:id="3" w:name="__RefHeading___Toc2265_1748477897"/>
+      <w:bookmarkStart w:id="3" w:name="__RefHeading___Toc2265_145107985"/>
       <w:bookmarkEnd w:id="3"/>
       <w:r>
         <w:rPr>
@@ -2253,7 +2253,7 @@
         <w:spacing w:lineRule="exact" w:line="240" w:before="240" w:after="120"/>
         <w:rPr/>
       </w:pPr>
-      <w:bookmarkStart w:id="4" w:name="__RefHeading___Toc2267_1748477897"/>
+      <w:bookmarkStart w:id="4" w:name="__RefHeading___Toc2267_145107985"/>
       <w:bookmarkEnd w:id="4"/>
       <w:r>
         <w:rPr>
@@ -2830,7 +2830,7 @@
         <w:spacing w:lineRule="exact" w:line="240" w:before="240" w:after="120"/>
         <w:rPr/>
       </w:pPr>
-      <w:bookmarkStart w:id="5" w:name="__RefHeading___Toc2269_1748477897"/>
+      <w:bookmarkStart w:id="5" w:name="__RefHeading___Toc2269_145107985"/>
       <w:bookmarkEnd w:id="5"/>
       <w:r>
         <w:rPr>
@@ -2868,7 +2868,7 @@
         <w:spacing w:lineRule="exact" w:line="240" w:before="240" w:after="120"/>
         <w:rPr/>
       </w:pPr>
-      <w:bookmarkStart w:id="6" w:name="__RefHeading___Toc2271_1748477897"/>
+      <w:bookmarkStart w:id="6" w:name="__RefHeading___Toc2271_145107985"/>
       <w:bookmarkEnd w:id="6"/>
       <w:r>
         <w:rPr>
@@ -2906,7 +2906,7 @@
         <w:spacing w:lineRule="exact" w:line="240" w:before="240" w:after="120"/>
         <w:rPr/>
       </w:pPr>
-      <w:bookmarkStart w:id="7" w:name="__RefHeading___Toc2273_1748477897"/>
+      <w:bookmarkStart w:id="7" w:name="__RefHeading___Toc2273_145107985"/>
       <w:bookmarkEnd w:id="7"/>
       <w:r>
         <w:rPr>
@@ -2926,7 +2926,7 @@
         <w:spacing w:lineRule="exact" w:line="240" w:before="180" w:after="80"/>
         <w:rPr/>
       </w:pPr>
-      <w:bookmarkStart w:id="8" w:name="__RefHeading___Toc2275_1748477897"/>
+      <w:bookmarkStart w:id="8" w:name="__RefHeading___Toc2275_145107985"/>
       <w:bookmarkEnd w:id="8"/>
       <w:r>
         <w:rPr>
@@ -3389,7 +3389,7 @@
         <w:spacing w:lineRule="exact" w:line="240" w:before="180" w:after="80"/>
         <w:rPr/>
       </w:pPr>
-      <w:bookmarkStart w:id="9" w:name="__RefHeading___Toc2277_1748477897"/>
+      <w:bookmarkStart w:id="9" w:name="__RefHeading___Toc2277_145107985"/>
       <w:bookmarkEnd w:id="9"/>
       <w:r>
         <w:rPr>
@@ -3427,7 +3427,7 @@
         <w:spacing w:lineRule="exact" w:line="240" w:before="180" w:after="80"/>
         <w:rPr/>
       </w:pPr>
-      <w:bookmarkStart w:id="10" w:name="__RefHeading___Toc2279_1748477897"/>
+      <w:bookmarkStart w:id="10" w:name="__RefHeading___Toc2279_145107985"/>
       <w:bookmarkEnd w:id="10"/>
       <w:r>
         <w:rPr>
@@ -3465,7 +3465,7 @@
         <w:spacing w:lineRule="exact" w:line="240" w:before="180" w:after="80"/>
         <w:rPr/>
       </w:pPr>
-      <w:bookmarkStart w:id="11" w:name="__RefHeading___Toc2281_1748477897"/>
+      <w:bookmarkStart w:id="11" w:name="__RefHeading___Toc2281_145107985"/>
       <w:bookmarkEnd w:id="11"/>
       <w:r>
         <w:rPr>
@@ -3995,7 +3995,7 @@
         <w:spacing w:lineRule="exact" w:line="240" w:before="180" w:after="80"/>
         <w:rPr/>
       </w:pPr>
-      <w:bookmarkStart w:id="12" w:name="__RefHeading___Toc2283_1748477897"/>
+      <w:bookmarkStart w:id="12" w:name="__RefHeading___Toc2283_145107985"/>
       <w:bookmarkEnd w:id="12"/>
       <w:r>
         <w:rPr>
@@ -4033,7 +4033,7 @@
         <w:spacing w:lineRule="exact" w:line="240" w:before="180" w:after="80"/>
         <w:rPr/>
       </w:pPr>
-      <w:bookmarkStart w:id="13" w:name="__RefHeading___Toc2285_1748477897"/>
+      <w:bookmarkStart w:id="13" w:name="__RefHeading___Toc2285_145107985"/>
       <w:bookmarkEnd w:id="13"/>
       <w:r>
         <w:rPr>
@@ -4160,7 +4160,7 @@
         <w:spacing w:lineRule="exact" w:line="240" w:before="180" w:after="80"/>
         <w:rPr/>
       </w:pPr>
-      <w:bookmarkStart w:id="14" w:name="__RefHeading___Toc2287_1748477897"/>
+      <w:bookmarkStart w:id="14" w:name="__RefHeading___Toc2287_145107985"/>
       <w:bookmarkEnd w:id="14"/>
       <w:r>
         <w:rPr>
@@ -4376,7 +4376,7 @@
         <w:spacing w:lineRule="exact" w:line="240" w:before="240" w:after="120"/>
         <w:rPr/>
       </w:pPr>
-      <w:bookmarkStart w:id="15" w:name="__RefHeading___Toc2289_1748477897"/>
+      <w:bookmarkStart w:id="15" w:name="__RefHeading___Toc2289_145107985"/>
       <w:bookmarkEnd w:id="15"/>
       <w:r>
         <w:rPr>
@@ -4476,7 +4476,7 @@
         <w:spacing w:lineRule="exact" w:line="240" w:before="240" w:after="120"/>
         <w:rPr/>
       </w:pPr>
-      <w:bookmarkStart w:id="16" w:name="__RefHeading___Toc2291_1748477897"/>
+      <w:bookmarkStart w:id="16" w:name="__RefHeading___Toc2291_145107985"/>
       <w:bookmarkEnd w:id="16"/>
       <w:r>
         <w:rPr>
@@ -4514,7 +4514,7 @@
         <w:spacing w:lineRule="exact" w:line="240" w:before="240" w:after="120"/>
         <w:rPr/>
       </w:pPr>
-      <w:bookmarkStart w:id="17" w:name="__RefHeading___Toc2293_1748477897"/>
+      <w:bookmarkStart w:id="17" w:name="__RefHeading___Toc2293_145107985"/>
       <w:bookmarkEnd w:id="17"/>
       <w:r>
         <w:rPr>
@@ -4574,7 +4574,7 @@
         <w:spacing w:lineRule="exact" w:line="240" w:before="240" w:after="120"/>
         <w:rPr/>
       </w:pPr>
-      <w:bookmarkStart w:id="18" w:name="__RefHeading___Toc2295_1748477897"/>
+      <w:bookmarkStart w:id="18" w:name="__RefHeading___Toc2295_145107985"/>
       <w:bookmarkEnd w:id="18"/>
       <w:r>
         <w:rPr>
@@ -4612,7 +4612,7 @@
         <w:spacing w:lineRule="exact" w:line="240" w:before="240" w:after="120"/>
         <w:rPr/>
       </w:pPr>
-      <w:bookmarkStart w:id="19" w:name="__RefHeading___Toc2297_1748477897"/>
+      <w:bookmarkStart w:id="19" w:name="__RefHeading___Toc2297_145107985"/>
       <w:bookmarkEnd w:id="19"/>
       <w:r>
         <w:rPr>
@@ -4692,7 +4692,7 @@
         <w:spacing w:lineRule="exact" w:line="240" w:before="240" w:after="120"/>
         <w:rPr/>
       </w:pPr>
-      <w:bookmarkStart w:id="20" w:name="__RefHeading___Toc2299_1748477897"/>
+      <w:bookmarkStart w:id="20" w:name="__RefHeading___Toc2299_145107985"/>
       <w:bookmarkEnd w:id="20"/>
       <w:r>
         <w:rPr>

--- a/reporte/productos_formales/Producto_04_Entrenamiento_Favoritismo.docx
+++ b/reporte/productos_formales/Producto_04_Entrenamiento_Favoritismo.docx
@@ -262,7 +262,7 @@
         <w:spacing w:lineRule="exact" w:line="240" w:before="240" w:after="120"/>
         <w:rPr/>
       </w:pPr>
-      <w:bookmarkStart w:id="0" w:name="__RefHeading___Toc2259_145107985"/>
+      <w:bookmarkStart w:id="0" w:name="__RefHeading___Toc2431_3538885593"/>
       <w:bookmarkEnd w:id="0"/>
       <w:r>
         <w:rPr>
@@ -369,7 +369,7 @@
             </w:rPr>
             <w:fldChar w:fldCharType="separate"/>
           </w:r>
-          <w:hyperlink w:anchor="__RefHeading___Toc2259_145107985">
+          <w:hyperlink w:anchor="__RefHeading___Toc2431_3538885593">
             <w:r>
               <w:rPr>
                 <w:rStyle w:val="IndexLink"/>
@@ -389,7 +389,7 @@
             </w:tabs>
             <w:rPr/>
           </w:pPr>
-          <w:hyperlink w:anchor="__RefHeading___Toc2261_145107985">
+          <w:hyperlink w:anchor="__RefHeading___Toc2433_3538885593">
             <w:r>
               <w:rPr>
                 <w:rStyle w:val="IndexLink"/>
@@ -409,7 +409,7 @@
             </w:tabs>
             <w:rPr/>
           </w:pPr>
-          <w:hyperlink w:anchor="__RefHeading___Toc2263_145107985">
+          <w:hyperlink w:anchor="__RefHeading___Toc2435_3538885593">
             <w:r>
               <w:rPr>
                 <w:rStyle w:val="IndexLink"/>
@@ -429,7 +429,7 @@
             </w:tabs>
             <w:rPr/>
           </w:pPr>
-          <w:hyperlink w:anchor="__RefHeading___Toc2265_145107985">
+          <w:hyperlink w:anchor="__RefHeading___Toc2437_3538885593">
             <w:r>
               <w:rPr>
                 <w:rStyle w:val="IndexLink"/>
@@ -449,7 +449,7 @@
             </w:tabs>
             <w:rPr/>
           </w:pPr>
-          <w:hyperlink w:anchor="__RefHeading___Toc2267_145107985">
+          <w:hyperlink w:anchor="__RefHeading___Toc2439_3538885593">
             <w:r>
               <w:rPr>
                 <w:rStyle w:val="IndexLink"/>
@@ -469,7 +469,7 @@
             </w:tabs>
             <w:rPr/>
           </w:pPr>
-          <w:hyperlink w:anchor="__RefHeading___Toc2269_145107985">
+          <w:hyperlink w:anchor="__RefHeading___Toc2441_3538885593">
             <w:r>
               <w:rPr>
                 <w:rStyle w:val="IndexLink"/>
@@ -489,7 +489,7 @@
             </w:tabs>
             <w:rPr/>
           </w:pPr>
-          <w:hyperlink w:anchor="__RefHeading___Toc2271_145107985">
+          <w:hyperlink w:anchor="__RefHeading___Toc2443_3538885593">
             <w:r>
               <w:rPr>
                 <w:rStyle w:val="IndexLink"/>
@@ -509,7 +509,7 @@
             </w:tabs>
             <w:rPr/>
           </w:pPr>
-          <w:hyperlink w:anchor="__RefHeading___Toc2273_145107985">
+          <w:hyperlink w:anchor="__RefHeading___Toc2445_3538885593">
             <w:r>
               <w:rPr>
                 <w:rStyle w:val="IndexLink"/>
@@ -529,7 +529,7 @@
             </w:tabs>
             <w:rPr/>
           </w:pPr>
-          <w:hyperlink w:anchor="__RefHeading___Toc2275_145107985">
+          <w:hyperlink w:anchor="__RefHeading___Toc2447_3538885593">
             <w:r>
               <w:rPr>
                 <w:rStyle w:val="IndexLink"/>
@@ -549,7 +549,7 @@
             </w:tabs>
             <w:rPr/>
           </w:pPr>
-          <w:hyperlink w:anchor="__RefHeading___Toc2277_145107985">
+          <w:hyperlink w:anchor="__RefHeading___Toc2449_3538885593">
             <w:r>
               <w:rPr>
                 <w:rStyle w:val="IndexLink"/>
@@ -569,7 +569,7 @@
             </w:tabs>
             <w:rPr/>
           </w:pPr>
-          <w:hyperlink w:anchor="__RefHeading___Toc2279_145107985">
+          <w:hyperlink w:anchor="__RefHeading___Toc2451_3538885593">
             <w:r>
               <w:rPr>
                 <w:rStyle w:val="IndexLink"/>
@@ -589,7 +589,7 @@
             </w:tabs>
             <w:rPr/>
           </w:pPr>
-          <w:hyperlink w:anchor="__RefHeading___Toc2281_145107985">
+          <w:hyperlink w:anchor="__RefHeading___Toc2453_3538885593">
             <w:r>
               <w:rPr>
                 <w:rStyle w:val="IndexLink"/>
@@ -609,7 +609,7 @@
             </w:tabs>
             <w:rPr/>
           </w:pPr>
-          <w:hyperlink w:anchor="__RefHeading___Toc2283_145107985">
+          <w:hyperlink w:anchor="__RefHeading___Toc2455_3538885593">
             <w:r>
               <w:rPr>
                 <w:rStyle w:val="IndexLink"/>
@@ -629,7 +629,7 @@
             </w:tabs>
             <w:rPr/>
           </w:pPr>
-          <w:hyperlink w:anchor="__RefHeading___Toc2285_145107985">
+          <w:hyperlink w:anchor="__RefHeading___Toc2457_3538885593">
             <w:r>
               <w:rPr>
                 <w:rStyle w:val="IndexLink"/>
@@ -649,7 +649,7 @@
             </w:tabs>
             <w:rPr/>
           </w:pPr>
-          <w:hyperlink w:anchor="__RefHeading___Toc2287_145107985">
+          <w:hyperlink w:anchor="__RefHeading___Toc2459_3538885593">
             <w:r>
               <w:rPr>
                 <w:rStyle w:val="IndexLink"/>
@@ -669,7 +669,7 @@
             </w:tabs>
             <w:rPr/>
           </w:pPr>
-          <w:hyperlink w:anchor="__RefHeading___Toc2289_145107985">
+          <w:hyperlink w:anchor="__RefHeading___Toc2461_3538885593">
             <w:r>
               <w:rPr>
                 <w:rStyle w:val="IndexLink"/>
@@ -689,7 +689,7 @@
             </w:tabs>
             <w:rPr/>
           </w:pPr>
-          <w:hyperlink w:anchor="__RefHeading___Toc2291_145107985">
+          <w:hyperlink w:anchor="__RefHeading___Toc2463_3538885593">
             <w:r>
               <w:rPr>
                 <w:rStyle w:val="IndexLink"/>
@@ -709,7 +709,7 @@
             </w:tabs>
             <w:rPr/>
           </w:pPr>
-          <w:hyperlink w:anchor="__RefHeading___Toc2293_145107985">
+          <w:hyperlink w:anchor="__RefHeading___Toc2465_3538885593">
             <w:r>
               <w:rPr>
                 <w:rStyle w:val="IndexLink"/>
@@ -729,7 +729,7 @@
             </w:tabs>
             <w:rPr/>
           </w:pPr>
-          <w:hyperlink w:anchor="__RefHeading___Toc2295_145107985">
+          <w:hyperlink w:anchor="__RefHeading___Toc2467_3538885593">
             <w:r>
               <w:rPr>
                 <w:rStyle w:val="IndexLink"/>
@@ -749,7 +749,7 @@
             </w:tabs>
             <w:rPr/>
           </w:pPr>
-          <w:hyperlink w:anchor="__RefHeading___Toc2297_145107985">
+          <w:hyperlink w:anchor="__RefHeading___Toc2469_3538885593">
             <w:r>
               <w:rPr>
                 <w:rStyle w:val="IndexLink"/>
@@ -769,7 +769,7 @@
             </w:tabs>
             <w:rPr/>
           </w:pPr>
-          <w:hyperlink w:anchor="__RefHeading___Toc2299_145107985">
+          <w:hyperlink w:anchor="__RefHeading___Toc2471_3538885593">
             <w:r>
               <w:rPr>
                 <w:rStyle w:val="IndexLink"/>
@@ -809,7 +809,7 @@
         <w:spacing w:lineRule="exact" w:line="240" w:before="240" w:after="120"/>
         <w:rPr/>
       </w:pPr>
-      <w:bookmarkStart w:id="1" w:name="__RefHeading___Toc2261_145107985"/>
+      <w:bookmarkStart w:id="1" w:name="__RefHeading___Toc2433_3538885593"/>
       <w:bookmarkEnd w:id="1"/>
       <w:r>
         <w:rPr>
@@ -865,7 +865,7 @@
         <w:spacing w:lineRule="exact" w:line="240" w:before="240" w:after="120"/>
         <w:rPr/>
       </w:pPr>
-      <w:bookmarkStart w:id="2" w:name="__RefHeading___Toc2263_145107985"/>
+      <w:bookmarkStart w:id="2" w:name="__RefHeading___Toc2435_3538885593"/>
       <w:bookmarkEnd w:id="2"/>
       <w:r>
         <w:rPr>
@@ -939,7 +939,7 @@
         <w:spacing w:lineRule="exact" w:line="240" w:before="240" w:after="120"/>
         <w:rPr/>
       </w:pPr>
-      <w:bookmarkStart w:id="3" w:name="__RefHeading___Toc2265_145107985"/>
+      <w:bookmarkStart w:id="3" w:name="__RefHeading___Toc2437_3538885593"/>
       <w:bookmarkEnd w:id="3"/>
       <w:r>
         <w:rPr>
@@ -2253,7 +2253,7 @@
         <w:spacing w:lineRule="exact" w:line="240" w:before="240" w:after="120"/>
         <w:rPr/>
       </w:pPr>
-      <w:bookmarkStart w:id="4" w:name="__RefHeading___Toc2267_145107985"/>
+      <w:bookmarkStart w:id="4" w:name="__RefHeading___Toc2439_3538885593"/>
       <w:bookmarkEnd w:id="4"/>
       <w:r>
         <w:rPr>
@@ -2830,7 +2830,7 @@
         <w:spacing w:lineRule="exact" w:line="240" w:before="240" w:after="120"/>
         <w:rPr/>
       </w:pPr>
-      <w:bookmarkStart w:id="5" w:name="__RefHeading___Toc2269_145107985"/>
+      <w:bookmarkStart w:id="5" w:name="__RefHeading___Toc2441_3538885593"/>
       <w:bookmarkEnd w:id="5"/>
       <w:r>
         <w:rPr>
@@ -2868,7 +2868,7 @@
         <w:spacing w:lineRule="exact" w:line="240" w:before="240" w:after="120"/>
         <w:rPr/>
       </w:pPr>
-      <w:bookmarkStart w:id="6" w:name="__RefHeading___Toc2271_145107985"/>
+      <w:bookmarkStart w:id="6" w:name="__RefHeading___Toc2443_3538885593"/>
       <w:bookmarkEnd w:id="6"/>
       <w:r>
         <w:rPr>
@@ -2906,7 +2906,7 @@
         <w:spacing w:lineRule="exact" w:line="240" w:before="240" w:after="120"/>
         <w:rPr/>
       </w:pPr>
-      <w:bookmarkStart w:id="7" w:name="__RefHeading___Toc2273_145107985"/>
+      <w:bookmarkStart w:id="7" w:name="__RefHeading___Toc2445_3538885593"/>
       <w:bookmarkEnd w:id="7"/>
       <w:r>
         <w:rPr>
@@ -2926,7 +2926,7 @@
         <w:spacing w:lineRule="exact" w:line="240" w:before="180" w:after="80"/>
         <w:rPr/>
       </w:pPr>
-      <w:bookmarkStart w:id="8" w:name="__RefHeading___Toc2275_145107985"/>
+      <w:bookmarkStart w:id="8" w:name="__RefHeading___Toc2447_3538885593"/>
       <w:bookmarkEnd w:id="8"/>
       <w:r>
         <w:rPr>
@@ -3389,7 +3389,7 @@
         <w:spacing w:lineRule="exact" w:line="240" w:before="180" w:after="80"/>
         <w:rPr/>
       </w:pPr>
-      <w:bookmarkStart w:id="9" w:name="__RefHeading___Toc2277_145107985"/>
+      <w:bookmarkStart w:id="9" w:name="__RefHeading___Toc2449_3538885593"/>
       <w:bookmarkEnd w:id="9"/>
       <w:r>
         <w:rPr>
@@ -3427,7 +3427,7 @@
         <w:spacing w:lineRule="exact" w:line="240" w:before="180" w:after="80"/>
         <w:rPr/>
       </w:pPr>
-      <w:bookmarkStart w:id="10" w:name="__RefHeading___Toc2279_145107985"/>
+      <w:bookmarkStart w:id="10" w:name="__RefHeading___Toc2451_3538885593"/>
       <w:bookmarkEnd w:id="10"/>
       <w:r>
         <w:rPr>
@@ -3465,7 +3465,7 @@
         <w:spacing w:lineRule="exact" w:line="240" w:before="180" w:after="80"/>
         <w:rPr/>
       </w:pPr>
-      <w:bookmarkStart w:id="11" w:name="__RefHeading___Toc2281_145107985"/>
+      <w:bookmarkStart w:id="11" w:name="__RefHeading___Toc2453_3538885593"/>
       <w:bookmarkEnd w:id="11"/>
       <w:r>
         <w:rPr>
@@ -3995,7 +3995,7 @@
         <w:spacing w:lineRule="exact" w:line="240" w:before="180" w:after="80"/>
         <w:rPr/>
       </w:pPr>
-      <w:bookmarkStart w:id="12" w:name="__RefHeading___Toc2283_145107985"/>
+      <w:bookmarkStart w:id="12" w:name="__RefHeading___Toc2455_3538885593"/>
       <w:bookmarkEnd w:id="12"/>
       <w:r>
         <w:rPr>
@@ -4033,7 +4033,7 @@
         <w:spacing w:lineRule="exact" w:line="240" w:before="180" w:after="80"/>
         <w:rPr/>
       </w:pPr>
-      <w:bookmarkStart w:id="13" w:name="__RefHeading___Toc2285_145107985"/>
+      <w:bookmarkStart w:id="13" w:name="__RefHeading___Toc2457_3538885593"/>
       <w:bookmarkEnd w:id="13"/>
       <w:r>
         <w:rPr>
@@ -4160,7 +4160,7 @@
         <w:spacing w:lineRule="exact" w:line="240" w:before="180" w:after="80"/>
         <w:rPr/>
       </w:pPr>
-      <w:bookmarkStart w:id="14" w:name="__RefHeading___Toc2287_145107985"/>
+      <w:bookmarkStart w:id="14" w:name="__RefHeading___Toc2459_3538885593"/>
       <w:bookmarkEnd w:id="14"/>
       <w:r>
         <w:rPr>
@@ -4376,7 +4376,7 @@
         <w:spacing w:lineRule="exact" w:line="240" w:before="240" w:after="120"/>
         <w:rPr/>
       </w:pPr>
-      <w:bookmarkStart w:id="15" w:name="__RefHeading___Toc2289_145107985"/>
+      <w:bookmarkStart w:id="15" w:name="__RefHeading___Toc2461_3538885593"/>
       <w:bookmarkEnd w:id="15"/>
       <w:r>
         <w:rPr>
@@ -4476,7 +4476,7 @@
         <w:spacing w:lineRule="exact" w:line="240" w:before="240" w:after="120"/>
         <w:rPr/>
       </w:pPr>
-      <w:bookmarkStart w:id="16" w:name="__RefHeading___Toc2291_145107985"/>
+      <w:bookmarkStart w:id="16" w:name="__RefHeading___Toc2463_3538885593"/>
       <w:bookmarkEnd w:id="16"/>
       <w:r>
         <w:rPr>
@@ -4514,7 +4514,7 @@
         <w:spacing w:lineRule="exact" w:line="240" w:before="240" w:after="120"/>
         <w:rPr/>
       </w:pPr>
-      <w:bookmarkStart w:id="17" w:name="__RefHeading___Toc2293_145107985"/>
+      <w:bookmarkStart w:id="17" w:name="__RefHeading___Toc2465_3538885593"/>
       <w:bookmarkEnd w:id="17"/>
       <w:r>
         <w:rPr>
@@ -4574,7 +4574,7 @@
         <w:spacing w:lineRule="exact" w:line="240" w:before="240" w:after="120"/>
         <w:rPr/>
       </w:pPr>
-      <w:bookmarkStart w:id="18" w:name="__RefHeading___Toc2295_145107985"/>
+      <w:bookmarkStart w:id="18" w:name="__RefHeading___Toc2467_3538885593"/>
       <w:bookmarkEnd w:id="18"/>
       <w:r>
         <w:rPr>
@@ -4612,7 +4612,7 @@
         <w:spacing w:lineRule="exact" w:line="240" w:before="240" w:after="120"/>
         <w:rPr/>
       </w:pPr>
-      <w:bookmarkStart w:id="19" w:name="__RefHeading___Toc2297_145107985"/>
+      <w:bookmarkStart w:id="19" w:name="__RefHeading___Toc2469_3538885593"/>
       <w:bookmarkEnd w:id="19"/>
       <w:r>
         <w:rPr>
@@ -4692,7 +4692,7 @@
         <w:spacing w:lineRule="exact" w:line="240" w:before="240" w:after="120"/>
         <w:rPr/>
       </w:pPr>
-      <w:bookmarkStart w:id="20" w:name="__RefHeading___Toc2299_145107985"/>
+      <w:bookmarkStart w:id="20" w:name="__RefHeading___Toc2471_3538885593"/>
       <w:bookmarkEnd w:id="20"/>
       <w:r>
         <w:rPr>

--- a/reporte/productos_formales/Producto_04_Entrenamiento_Favoritismo.docx
+++ b/reporte/productos_formales/Producto_04_Entrenamiento_Favoritismo.docx
@@ -262,7 +262,7 @@
         <w:spacing w:lineRule="exact" w:line="240" w:before="240" w:after="120"/>
         <w:rPr/>
       </w:pPr>
-      <w:bookmarkStart w:id="0" w:name="__RefHeading___Toc2431_3538885593"/>
+      <w:bookmarkStart w:id="0" w:name="__RefHeading___Toc2431_1801721159"/>
       <w:bookmarkEnd w:id="0"/>
       <w:r>
         <w:rPr>
@@ -369,7 +369,7 @@
             </w:rPr>
             <w:fldChar w:fldCharType="separate"/>
           </w:r>
-          <w:hyperlink w:anchor="__RefHeading___Toc2431_3538885593">
+          <w:hyperlink w:anchor="__RefHeading___Toc2431_1801721159">
             <w:r>
               <w:rPr>
                 <w:rStyle w:val="IndexLink"/>
@@ -389,7 +389,7 @@
             </w:tabs>
             <w:rPr/>
           </w:pPr>
-          <w:hyperlink w:anchor="__RefHeading___Toc2433_3538885593">
+          <w:hyperlink w:anchor="__RefHeading___Toc2433_1801721159">
             <w:r>
               <w:rPr>
                 <w:rStyle w:val="IndexLink"/>
@@ -409,7 +409,7 @@
             </w:tabs>
             <w:rPr/>
           </w:pPr>
-          <w:hyperlink w:anchor="__RefHeading___Toc2435_3538885593">
+          <w:hyperlink w:anchor="__RefHeading___Toc2435_1801721159">
             <w:r>
               <w:rPr>
                 <w:rStyle w:val="IndexLink"/>
@@ -429,7 +429,7 @@
             </w:tabs>
             <w:rPr/>
           </w:pPr>
-          <w:hyperlink w:anchor="__RefHeading___Toc2437_3538885593">
+          <w:hyperlink w:anchor="__RefHeading___Toc2437_1801721159">
             <w:r>
               <w:rPr>
                 <w:rStyle w:val="IndexLink"/>
@@ -449,7 +449,7 @@
             </w:tabs>
             <w:rPr/>
           </w:pPr>
-          <w:hyperlink w:anchor="__RefHeading___Toc2439_3538885593">
+          <w:hyperlink w:anchor="__RefHeading___Toc2439_1801721159">
             <w:r>
               <w:rPr>
                 <w:rStyle w:val="IndexLink"/>
@@ -469,7 +469,7 @@
             </w:tabs>
             <w:rPr/>
           </w:pPr>
-          <w:hyperlink w:anchor="__RefHeading___Toc2441_3538885593">
+          <w:hyperlink w:anchor="__RefHeading___Toc2441_1801721159">
             <w:r>
               <w:rPr>
                 <w:rStyle w:val="IndexLink"/>
@@ -489,7 +489,7 @@
             </w:tabs>
             <w:rPr/>
           </w:pPr>
-          <w:hyperlink w:anchor="__RefHeading___Toc2443_3538885593">
+          <w:hyperlink w:anchor="__RefHeading___Toc2443_1801721159">
             <w:r>
               <w:rPr>
                 <w:rStyle w:val="IndexLink"/>
@@ -509,7 +509,7 @@
             </w:tabs>
             <w:rPr/>
           </w:pPr>
-          <w:hyperlink w:anchor="__RefHeading___Toc2445_3538885593">
+          <w:hyperlink w:anchor="__RefHeading___Toc2445_1801721159">
             <w:r>
               <w:rPr>
                 <w:rStyle w:val="IndexLink"/>
@@ -529,7 +529,7 @@
             </w:tabs>
             <w:rPr/>
           </w:pPr>
-          <w:hyperlink w:anchor="__RefHeading___Toc2447_3538885593">
+          <w:hyperlink w:anchor="__RefHeading___Toc2447_1801721159">
             <w:r>
               <w:rPr>
                 <w:rStyle w:val="IndexLink"/>
@@ -549,7 +549,7 @@
             </w:tabs>
             <w:rPr/>
           </w:pPr>
-          <w:hyperlink w:anchor="__RefHeading___Toc2449_3538885593">
+          <w:hyperlink w:anchor="__RefHeading___Toc2449_1801721159">
             <w:r>
               <w:rPr>
                 <w:rStyle w:val="IndexLink"/>
@@ -569,7 +569,7 @@
             </w:tabs>
             <w:rPr/>
           </w:pPr>
-          <w:hyperlink w:anchor="__RefHeading___Toc2451_3538885593">
+          <w:hyperlink w:anchor="__RefHeading___Toc2451_1801721159">
             <w:r>
               <w:rPr>
                 <w:rStyle w:val="IndexLink"/>
@@ -589,7 +589,7 @@
             </w:tabs>
             <w:rPr/>
           </w:pPr>
-          <w:hyperlink w:anchor="__RefHeading___Toc2453_3538885593">
+          <w:hyperlink w:anchor="__RefHeading___Toc2453_1801721159">
             <w:r>
               <w:rPr>
                 <w:rStyle w:val="IndexLink"/>
@@ -609,7 +609,7 @@
             </w:tabs>
             <w:rPr/>
           </w:pPr>
-          <w:hyperlink w:anchor="__RefHeading___Toc2455_3538885593">
+          <w:hyperlink w:anchor="__RefHeading___Toc2455_1801721159">
             <w:r>
               <w:rPr>
                 <w:rStyle w:val="IndexLink"/>
@@ -629,7 +629,7 @@
             </w:tabs>
             <w:rPr/>
           </w:pPr>
-          <w:hyperlink w:anchor="__RefHeading___Toc2457_3538885593">
+          <w:hyperlink w:anchor="__RefHeading___Toc2457_1801721159">
             <w:r>
               <w:rPr>
                 <w:rStyle w:val="IndexLink"/>
@@ -649,7 +649,7 @@
             </w:tabs>
             <w:rPr/>
           </w:pPr>
-          <w:hyperlink w:anchor="__RefHeading___Toc2459_3538885593">
+          <w:hyperlink w:anchor="__RefHeading___Toc2459_1801721159">
             <w:r>
               <w:rPr>
                 <w:rStyle w:val="IndexLink"/>
@@ -669,7 +669,7 @@
             </w:tabs>
             <w:rPr/>
           </w:pPr>
-          <w:hyperlink w:anchor="__RefHeading___Toc2461_3538885593">
+          <w:hyperlink w:anchor="__RefHeading___Toc2461_1801721159">
             <w:r>
               <w:rPr>
                 <w:rStyle w:val="IndexLink"/>
@@ -689,7 +689,7 @@
             </w:tabs>
             <w:rPr/>
           </w:pPr>
-          <w:hyperlink w:anchor="__RefHeading___Toc2463_3538885593">
+          <w:hyperlink w:anchor="__RefHeading___Toc2463_1801721159">
             <w:r>
               <w:rPr>
                 <w:rStyle w:val="IndexLink"/>
@@ -709,7 +709,7 @@
             </w:tabs>
             <w:rPr/>
           </w:pPr>
-          <w:hyperlink w:anchor="__RefHeading___Toc2465_3538885593">
+          <w:hyperlink w:anchor="__RefHeading___Toc2465_1801721159">
             <w:r>
               <w:rPr>
                 <w:rStyle w:val="IndexLink"/>
@@ -729,7 +729,7 @@
             </w:tabs>
             <w:rPr/>
           </w:pPr>
-          <w:hyperlink w:anchor="__RefHeading___Toc2467_3538885593">
+          <w:hyperlink w:anchor="__RefHeading___Toc2467_1801721159">
             <w:r>
               <w:rPr>
                 <w:rStyle w:val="IndexLink"/>
@@ -749,7 +749,7 @@
             </w:tabs>
             <w:rPr/>
           </w:pPr>
-          <w:hyperlink w:anchor="__RefHeading___Toc2469_3538885593">
+          <w:hyperlink w:anchor="__RefHeading___Toc2469_1801721159">
             <w:r>
               <w:rPr>
                 <w:rStyle w:val="IndexLink"/>
@@ -769,7 +769,7 @@
             </w:tabs>
             <w:rPr/>
           </w:pPr>
-          <w:hyperlink w:anchor="__RefHeading___Toc2471_3538885593">
+          <w:hyperlink w:anchor="__RefHeading___Toc2471_1801721159">
             <w:r>
               <w:rPr>
                 <w:rStyle w:val="IndexLink"/>
@@ -809,7 +809,7 @@
         <w:spacing w:lineRule="exact" w:line="240" w:before="240" w:after="120"/>
         <w:rPr/>
       </w:pPr>
-      <w:bookmarkStart w:id="1" w:name="__RefHeading___Toc2433_3538885593"/>
+      <w:bookmarkStart w:id="1" w:name="__RefHeading___Toc2433_1801721159"/>
       <w:bookmarkEnd w:id="1"/>
       <w:r>
         <w:rPr>
@@ -865,7 +865,7 @@
         <w:spacing w:lineRule="exact" w:line="240" w:before="240" w:after="120"/>
         <w:rPr/>
       </w:pPr>
-      <w:bookmarkStart w:id="2" w:name="__RefHeading___Toc2435_3538885593"/>
+      <w:bookmarkStart w:id="2" w:name="__RefHeading___Toc2435_1801721159"/>
       <w:bookmarkEnd w:id="2"/>
       <w:r>
         <w:rPr>
@@ -939,7 +939,7 @@
         <w:spacing w:lineRule="exact" w:line="240" w:before="240" w:after="120"/>
         <w:rPr/>
       </w:pPr>
-      <w:bookmarkStart w:id="3" w:name="__RefHeading___Toc2437_3538885593"/>
+      <w:bookmarkStart w:id="3" w:name="__RefHeading___Toc2437_1801721159"/>
       <w:bookmarkEnd w:id="3"/>
       <w:r>
         <w:rPr>
@@ -2253,7 +2253,7 @@
         <w:spacing w:lineRule="exact" w:line="240" w:before="240" w:after="120"/>
         <w:rPr/>
       </w:pPr>
-      <w:bookmarkStart w:id="4" w:name="__RefHeading___Toc2439_3538885593"/>
+      <w:bookmarkStart w:id="4" w:name="__RefHeading___Toc2439_1801721159"/>
       <w:bookmarkEnd w:id="4"/>
       <w:r>
         <w:rPr>
@@ -2830,7 +2830,7 @@
         <w:spacing w:lineRule="exact" w:line="240" w:before="240" w:after="120"/>
         <w:rPr/>
       </w:pPr>
-      <w:bookmarkStart w:id="5" w:name="__RefHeading___Toc2441_3538885593"/>
+      <w:bookmarkStart w:id="5" w:name="__RefHeading___Toc2441_1801721159"/>
       <w:bookmarkEnd w:id="5"/>
       <w:r>
         <w:rPr>
@@ -2868,7 +2868,7 @@
         <w:spacing w:lineRule="exact" w:line="240" w:before="240" w:after="120"/>
         <w:rPr/>
       </w:pPr>
-      <w:bookmarkStart w:id="6" w:name="__RefHeading___Toc2443_3538885593"/>
+      <w:bookmarkStart w:id="6" w:name="__RefHeading___Toc2443_1801721159"/>
       <w:bookmarkEnd w:id="6"/>
       <w:r>
         <w:rPr>
@@ -2906,7 +2906,7 @@
         <w:spacing w:lineRule="exact" w:line="240" w:before="240" w:after="120"/>
         <w:rPr/>
       </w:pPr>
-      <w:bookmarkStart w:id="7" w:name="__RefHeading___Toc2445_3538885593"/>
+      <w:bookmarkStart w:id="7" w:name="__RefHeading___Toc2445_1801721159"/>
       <w:bookmarkEnd w:id="7"/>
       <w:r>
         <w:rPr>
@@ -2926,7 +2926,7 @@
         <w:spacing w:lineRule="exact" w:line="240" w:before="180" w:after="80"/>
         <w:rPr/>
       </w:pPr>
-      <w:bookmarkStart w:id="8" w:name="__RefHeading___Toc2447_3538885593"/>
+      <w:bookmarkStart w:id="8" w:name="__RefHeading___Toc2447_1801721159"/>
       <w:bookmarkEnd w:id="8"/>
       <w:r>
         <w:rPr>
@@ -3389,7 +3389,7 @@
         <w:spacing w:lineRule="exact" w:line="240" w:before="180" w:after="80"/>
         <w:rPr/>
       </w:pPr>
-      <w:bookmarkStart w:id="9" w:name="__RefHeading___Toc2449_3538885593"/>
+      <w:bookmarkStart w:id="9" w:name="__RefHeading___Toc2449_1801721159"/>
       <w:bookmarkEnd w:id="9"/>
       <w:r>
         <w:rPr>
@@ -3427,7 +3427,7 @@
         <w:spacing w:lineRule="exact" w:line="240" w:before="180" w:after="80"/>
         <w:rPr/>
       </w:pPr>
-      <w:bookmarkStart w:id="10" w:name="__RefHeading___Toc2451_3538885593"/>
+      <w:bookmarkStart w:id="10" w:name="__RefHeading___Toc2451_1801721159"/>
       <w:bookmarkEnd w:id="10"/>
       <w:r>
         <w:rPr>
@@ -3465,7 +3465,7 @@
         <w:spacing w:lineRule="exact" w:line="240" w:before="180" w:after="80"/>
         <w:rPr/>
       </w:pPr>
-      <w:bookmarkStart w:id="11" w:name="__RefHeading___Toc2453_3538885593"/>
+      <w:bookmarkStart w:id="11" w:name="__RefHeading___Toc2453_1801721159"/>
       <w:bookmarkEnd w:id="11"/>
       <w:r>
         <w:rPr>
@@ -3995,7 +3995,7 @@
         <w:spacing w:lineRule="exact" w:line="240" w:before="180" w:after="80"/>
         <w:rPr/>
       </w:pPr>
-      <w:bookmarkStart w:id="12" w:name="__RefHeading___Toc2455_3538885593"/>
+      <w:bookmarkStart w:id="12" w:name="__RefHeading___Toc2455_1801721159"/>
       <w:bookmarkEnd w:id="12"/>
       <w:r>
         <w:rPr>
@@ -4033,7 +4033,7 @@
         <w:spacing w:lineRule="exact" w:line="240" w:before="180" w:after="80"/>
         <w:rPr/>
       </w:pPr>
-      <w:bookmarkStart w:id="13" w:name="__RefHeading___Toc2457_3538885593"/>
+      <w:bookmarkStart w:id="13" w:name="__RefHeading___Toc2457_1801721159"/>
       <w:bookmarkEnd w:id="13"/>
       <w:r>
         <w:rPr>
@@ -4160,7 +4160,7 @@
         <w:spacing w:lineRule="exact" w:line="240" w:before="180" w:after="80"/>
         <w:rPr/>
       </w:pPr>
-      <w:bookmarkStart w:id="14" w:name="__RefHeading___Toc2459_3538885593"/>
+      <w:bookmarkStart w:id="14" w:name="__RefHeading___Toc2459_1801721159"/>
       <w:bookmarkEnd w:id="14"/>
       <w:r>
         <w:rPr>
@@ -4376,7 +4376,7 @@
         <w:spacing w:lineRule="exact" w:line="240" w:before="240" w:after="120"/>
         <w:rPr/>
       </w:pPr>
-      <w:bookmarkStart w:id="15" w:name="__RefHeading___Toc2461_3538885593"/>
+      <w:bookmarkStart w:id="15" w:name="__RefHeading___Toc2461_1801721159"/>
       <w:bookmarkEnd w:id="15"/>
       <w:r>
         <w:rPr>
@@ -4476,7 +4476,7 @@
         <w:spacing w:lineRule="exact" w:line="240" w:before="240" w:after="120"/>
         <w:rPr/>
       </w:pPr>
-      <w:bookmarkStart w:id="16" w:name="__RefHeading___Toc2463_3538885593"/>
+      <w:bookmarkStart w:id="16" w:name="__RefHeading___Toc2463_1801721159"/>
       <w:bookmarkEnd w:id="16"/>
       <w:r>
         <w:rPr>
@@ -4514,7 +4514,7 @@
         <w:spacing w:lineRule="exact" w:line="240" w:before="240" w:after="120"/>
         <w:rPr/>
       </w:pPr>
-      <w:bookmarkStart w:id="17" w:name="__RefHeading___Toc2465_3538885593"/>
+      <w:bookmarkStart w:id="17" w:name="__RefHeading___Toc2465_1801721159"/>
       <w:bookmarkEnd w:id="17"/>
       <w:r>
         <w:rPr>
@@ -4574,7 +4574,7 @@
         <w:spacing w:lineRule="exact" w:line="240" w:before="240" w:after="120"/>
         <w:rPr/>
       </w:pPr>
-      <w:bookmarkStart w:id="18" w:name="__RefHeading___Toc2467_3538885593"/>
+      <w:bookmarkStart w:id="18" w:name="__RefHeading___Toc2467_1801721159"/>
       <w:bookmarkEnd w:id="18"/>
       <w:r>
         <w:rPr>
@@ -4612,7 +4612,7 @@
         <w:spacing w:lineRule="exact" w:line="240" w:before="240" w:after="120"/>
         <w:rPr/>
       </w:pPr>
-      <w:bookmarkStart w:id="19" w:name="__RefHeading___Toc2469_3538885593"/>
+      <w:bookmarkStart w:id="19" w:name="__RefHeading___Toc2469_1801721159"/>
       <w:bookmarkEnd w:id="19"/>
       <w:r>
         <w:rPr>
@@ -4692,7 +4692,7 @@
         <w:spacing w:lineRule="exact" w:line="240" w:before="240" w:after="120"/>
         <w:rPr/>
       </w:pPr>
-      <w:bookmarkStart w:id="20" w:name="__RefHeading___Toc2471_3538885593"/>
+      <w:bookmarkStart w:id="20" w:name="__RefHeading___Toc2471_1801721159"/>
       <w:bookmarkEnd w:id="20"/>
       <w:r>
         <w:rPr>

--- a/reporte/productos_formales/Producto_04_Entrenamiento_Favoritismo.docx
+++ b/reporte/productos_formales/Producto_04_Entrenamiento_Favoritismo.docx
@@ -262,7 +262,7 @@
         <w:spacing w:lineRule="exact" w:line="240" w:before="240" w:after="120"/>
         <w:rPr/>
       </w:pPr>
-      <w:bookmarkStart w:id="0" w:name="__RefHeading___Toc2431_1801721159"/>
+      <w:bookmarkStart w:id="0" w:name="__RefHeading___Toc2431_2404426520"/>
       <w:bookmarkEnd w:id="0"/>
       <w:r>
         <w:rPr>
@@ -369,7 +369,7 @@
             </w:rPr>
             <w:fldChar w:fldCharType="separate"/>
           </w:r>
-          <w:hyperlink w:anchor="__RefHeading___Toc2431_1801721159">
+          <w:hyperlink w:anchor="__RefHeading___Toc2431_2404426520">
             <w:r>
               <w:rPr>
                 <w:rStyle w:val="IndexLink"/>
@@ -389,7 +389,7 @@
             </w:tabs>
             <w:rPr/>
           </w:pPr>
-          <w:hyperlink w:anchor="__RefHeading___Toc2433_1801721159">
+          <w:hyperlink w:anchor="__RefHeading___Toc2433_2404426520">
             <w:r>
               <w:rPr>
                 <w:rStyle w:val="IndexLink"/>
@@ -409,7 +409,7 @@
             </w:tabs>
             <w:rPr/>
           </w:pPr>
-          <w:hyperlink w:anchor="__RefHeading___Toc2435_1801721159">
+          <w:hyperlink w:anchor="__RefHeading___Toc2435_2404426520">
             <w:r>
               <w:rPr>
                 <w:rStyle w:val="IndexLink"/>
@@ -429,7 +429,7 @@
             </w:tabs>
             <w:rPr/>
           </w:pPr>
-          <w:hyperlink w:anchor="__RefHeading___Toc2437_1801721159">
+          <w:hyperlink w:anchor="__RefHeading___Toc2437_2404426520">
             <w:r>
               <w:rPr>
                 <w:rStyle w:val="IndexLink"/>
@@ -449,7 +449,7 @@
             </w:tabs>
             <w:rPr/>
           </w:pPr>
-          <w:hyperlink w:anchor="__RefHeading___Toc2439_1801721159">
+          <w:hyperlink w:anchor="__RefHeading___Toc2439_2404426520">
             <w:r>
               <w:rPr>
                 <w:rStyle w:val="IndexLink"/>
@@ -469,7 +469,7 @@
             </w:tabs>
             <w:rPr/>
           </w:pPr>
-          <w:hyperlink w:anchor="__RefHeading___Toc2441_1801721159">
+          <w:hyperlink w:anchor="__RefHeading___Toc2441_2404426520">
             <w:r>
               <w:rPr>
                 <w:rStyle w:val="IndexLink"/>
@@ -489,7 +489,7 @@
             </w:tabs>
             <w:rPr/>
           </w:pPr>
-          <w:hyperlink w:anchor="__RefHeading___Toc2443_1801721159">
+          <w:hyperlink w:anchor="__RefHeading___Toc2443_2404426520">
             <w:r>
               <w:rPr>
                 <w:rStyle w:val="IndexLink"/>
@@ -509,7 +509,7 @@
             </w:tabs>
             <w:rPr/>
           </w:pPr>
-          <w:hyperlink w:anchor="__RefHeading___Toc2445_1801721159">
+          <w:hyperlink w:anchor="__RefHeading___Toc2445_2404426520">
             <w:r>
               <w:rPr>
                 <w:rStyle w:val="IndexLink"/>
@@ -529,7 +529,7 @@
             </w:tabs>
             <w:rPr/>
           </w:pPr>
-          <w:hyperlink w:anchor="__RefHeading___Toc2447_1801721159">
+          <w:hyperlink w:anchor="__RefHeading___Toc2447_2404426520">
             <w:r>
               <w:rPr>
                 <w:rStyle w:val="IndexLink"/>
@@ -549,7 +549,7 @@
             </w:tabs>
             <w:rPr/>
           </w:pPr>
-          <w:hyperlink w:anchor="__RefHeading___Toc2449_1801721159">
+          <w:hyperlink w:anchor="__RefHeading___Toc2449_2404426520">
             <w:r>
               <w:rPr>
                 <w:rStyle w:val="IndexLink"/>
@@ -569,7 +569,7 @@
             </w:tabs>
             <w:rPr/>
           </w:pPr>
-          <w:hyperlink w:anchor="__RefHeading___Toc2451_1801721159">
+          <w:hyperlink w:anchor="__RefHeading___Toc2451_2404426520">
             <w:r>
               <w:rPr>
                 <w:rStyle w:val="IndexLink"/>
@@ -589,7 +589,7 @@
             </w:tabs>
             <w:rPr/>
           </w:pPr>
-          <w:hyperlink w:anchor="__RefHeading___Toc2453_1801721159">
+          <w:hyperlink w:anchor="__RefHeading___Toc2453_2404426520">
             <w:r>
               <w:rPr>
                 <w:rStyle w:val="IndexLink"/>
@@ -609,7 +609,7 @@
             </w:tabs>
             <w:rPr/>
           </w:pPr>
-          <w:hyperlink w:anchor="__RefHeading___Toc2455_1801721159">
+          <w:hyperlink w:anchor="__RefHeading___Toc2455_2404426520">
             <w:r>
               <w:rPr>
                 <w:rStyle w:val="IndexLink"/>
@@ -629,7 +629,7 @@
             </w:tabs>
             <w:rPr/>
           </w:pPr>
-          <w:hyperlink w:anchor="__RefHeading___Toc2457_1801721159">
+          <w:hyperlink w:anchor="__RefHeading___Toc2457_2404426520">
             <w:r>
               <w:rPr>
                 <w:rStyle w:val="IndexLink"/>
@@ -649,7 +649,7 @@
             </w:tabs>
             <w:rPr/>
           </w:pPr>
-          <w:hyperlink w:anchor="__RefHeading___Toc2459_1801721159">
+          <w:hyperlink w:anchor="__RefHeading___Toc2459_2404426520">
             <w:r>
               <w:rPr>
                 <w:rStyle w:val="IndexLink"/>
@@ -669,7 +669,7 @@
             </w:tabs>
             <w:rPr/>
           </w:pPr>
-          <w:hyperlink w:anchor="__RefHeading___Toc2461_1801721159">
+          <w:hyperlink w:anchor="__RefHeading___Toc2461_2404426520">
             <w:r>
               <w:rPr>
                 <w:rStyle w:val="IndexLink"/>
@@ -689,7 +689,7 @@
             </w:tabs>
             <w:rPr/>
           </w:pPr>
-          <w:hyperlink w:anchor="__RefHeading___Toc2463_1801721159">
+          <w:hyperlink w:anchor="__RefHeading___Toc2463_2404426520">
             <w:r>
               <w:rPr>
                 <w:rStyle w:val="IndexLink"/>
@@ -709,7 +709,7 @@
             </w:tabs>
             <w:rPr/>
           </w:pPr>
-          <w:hyperlink w:anchor="__RefHeading___Toc2465_1801721159">
+          <w:hyperlink w:anchor="__RefHeading___Toc2465_2404426520">
             <w:r>
               <w:rPr>
                 <w:rStyle w:val="IndexLink"/>
@@ -729,7 +729,7 @@
             </w:tabs>
             <w:rPr/>
           </w:pPr>
-          <w:hyperlink w:anchor="__RefHeading___Toc2467_1801721159">
+          <w:hyperlink w:anchor="__RefHeading___Toc2467_2404426520">
             <w:r>
               <w:rPr>
                 <w:rStyle w:val="IndexLink"/>
@@ -749,7 +749,7 @@
             </w:tabs>
             <w:rPr/>
           </w:pPr>
-          <w:hyperlink w:anchor="__RefHeading___Toc2469_1801721159">
+          <w:hyperlink w:anchor="__RefHeading___Toc2469_2404426520">
             <w:r>
               <w:rPr>
                 <w:rStyle w:val="IndexLink"/>
@@ -769,7 +769,7 @@
             </w:tabs>
             <w:rPr/>
           </w:pPr>
-          <w:hyperlink w:anchor="__RefHeading___Toc2471_1801721159">
+          <w:hyperlink w:anchor="__RefHeading___Toc2471_2404426520">
             <w:r>
               <w:rPr>
                 <w:rStyle w:val="IndexLink"/>
@@ -809,7 +809,7 @@
         <w:spacing w:lineRule="exact" w:line="240" w:before="240" w:after="120"/>
         <w:rPr/>
       </w:pPr>
-      <w:bookmarkStart w:id="1" w:name="__RefHeading___Toc2433_1801721159"/>
+      <w:bookmarkStart w:id="1" w:name="__RefHeading___Toc2433_2404426520"/>
       <w:bookmarkEnd w:id="1"/>
       <w:r>
         <w:rPr>
@@ -865,7 +865,7 @@
         <w:spacing w:lineRule="exact" w:line="240" w:before="240" w:after="120"/>
         <w:rPr/>
       </w:pPr>
-      <w:bookmarkStart w:id="2" w:name="__RefHeading___Toc2435_1801721159"/>
+      <w:bookmarkStart w:id="2" w:name="__RefHeading___Toc2435_2404426520"/>
       <w:bookmarkEnd w:id="2"/>
       <w:r>
         <w:rPr>
@@ -939,7 +939,7 @@
         <w:spacing w:lineRule="exact" w:line="240" w:before="240" w:after="120"/>
         <w:rPr/>
       </w:pPr>
-      <w:bookmarkStart w:id="3" w:name="__RefHeading___Toc2437_1801721159"/>
+      <w:bookmarkStart w:id="3" w:name="__RefHeading___Toc2437_2404426520"/>
       <w:bookmarkEnd w:id="3"/>
       <w:r>
         <w:rPr>
@@ -2253,7 +2253,7 @@
         <w:spacing w:lineRule="exact" w:line="240" w:before="240" w:after="120"/>
         <w:rPr/>
       </w:pPr>
-      <w:bookmarkStart w:id="4" w:name="__RefHeading___Toc2439_1801721159"/>
+      <w:bookmarkStart w:id="4" w:name="__RefHeading___Toc2439_2404426520"/>
       <w:bookmarkEnd w:id="4"/>
       <w:r>
         <w:rPr>
@@ -2830,7 +2830,7 @@
         <w:spacing w:lineRule="exact" w:line="240" w:before="240" w:after="120"/>
         <w:rPr/>
       </w:pPr>
-      <w:bookmarkStart w:id="5" w:name="__RefHeading___Toc2441_1801721159"/>
+      <w:bookmarkStart w:id="5" w:name="__RefHeading___Toc2441_2404426520"/>
       <w:bookmarkEnd w:id="5"/>
       <w:r>
         <w:rPr>
@@ -2868,7 +2868,7 @@
         <w:spacing w:lineRule="exact" w:line="240" w:before="240" w:after="120"/>
         <w:rPr/>
       </w:pPr>
-      <w:bookmarkStart w:id="6" w:name="__RefHeading___Toc2443_1801721159"/>
+      <w:bookmarkStart w:id="6" w:name="__RefHeading___Toc2443_2404426520"/>
       <w:bookmarkEnd w:id="6"/>
       <w:r>
         <w:rPr>
@@ -2906,7 +2906,7 @@
         <w:spacing w:lineRule="exact" w:line="240" w:before="240" w:after="120"/>
         <w:rPr/>
       </w:pPr>
-      <w:bookmarkStart w:id="7" w:name="__RefHeading___Toc2445_1801721159"/>
+      <w:bookmarkStart w:id="7" w:name="__RefHeading___Toc2445_2404426520"/>
       <w:bookmarkEnd w:id="7"/>
       <w:r>
         <w:rPr>
@@ -2926,7 +2926,7 @@
         <w:spacing w:lineRule="exact" w:line="240" w:before="180" w:after="80"/>
         <w:rPr/>
       </w:pPr>
-      <w:bookmarkStart w:id="8" w:name="__RefHeading___Toc2447_1801721159"/>
+      <w:bookmarkStart w:id="8" w:name="__RefHeading___Toc2447_2404426520"/>
       <w:bookmarkEnd w:id="8"/>
       <w:r>
         <w:rPr>
@@ -3389,7 +3389,7 @@
         <w:spacing w:lineRule="exact" w:line="240" w:before="180" w:after="80"/>
         <w:rPr/>
       </w:pPr>
-      <w:bookmarkStart w:id="9" w:name="__RefHeading___Toc2449_1801721159"/>
+      <w:bookmarkStart w:id="9" w:name="__RefHeading___Toc2449_2404426520"/>
       <w:bookmarkEnd w:id="9"/>
       <w:r>
         <w:rPr>
@@ -3427,7 +3427,7 @@
         <w:spacing w:lineRule="exact" w:line="240" w:before="180" w:after="80"/>
         <w:rPr/>
       </w:pPr>
-      <w:bookmarkStart w:id="10" w:name="__RefHeading___Toc2451_1801721159"/>
+      <w:bookmarkStart w:id="10" w:name="__RefHeading___Toc2451_2404426520"/>
       <w:bookmarkEnd w:id="10"/>
       <w:r>
         <w:rPr>
@@ -3465,7 +3465,7 @@
         <w:spacing w:lineRule="exact" w:line="240" w:before="180" w:after="80"/>
         <w:rPr/>
       </w:pPr>
-      <w:bookmarkStart w:id="11" w:name="__RefHeading___Toc2453_1801721159"/>
+      <w:bookmarkStart w:id="11" w:name="__RefHeading___Toc2453_2404426520"/>
       <w:bookmarkEnd w:id="11"/>
       <w:r>
         <w:rPr>
@@ -3995,7 +3995,7 @@
         <w:spacing w:lineRule="exact" w:line="240" w:before="180" w:after="80"/>
         <w:rPr/>
       </w:pPr>
-      <w:bookmarkStart w:id="12" w:name="__RefHeading___Toc2455_1801721159"/>
+      <w:bookmarkStart w:id="12" w:name="__RefHeading___Toc2455_2404426520"/>
       <w:bookmarkEnd w:id="12"/>
       <w:r>
         <w:rPr>
@@ -4033,7 +4033,7 @@
         <w:spacing w:lineRule="exact" w:line="240" w:before="180" w:after="80"/>
         <w:rPr/>
       </w:pPr>
-      <w:bookmarkStart w:id="13" w:name="__RefHeading___Toc2457_1801721159"/>
+      <w:bookmarkStart w:id="13" w:name="__RefHeading___Toc2457_2404426520"/>
       <w:bookmarkEnd w:id="13"/>
       <w:r>
         <w:rPr>
@@ -4160,7 +4160,7 @@
         <w:spacing w:lineRule="exact" w:line="240" w:before="180" w:after="80"/>
         <w:rPr/>
       </w:pPr>
-      <w:bookmarkStart w:id="14" w:name="__RefHeading___Toc2459_1801721159"/>
+      <w:bookmarkStart w:id="14" w:name="__RefHeading___Toc2459_2404426520"/>
       <w:bookmarkEnd w:id="14"/>
       <w:r>
         <w:rPr>
@@ -4376,7 +4376,7 @@
         <w:spacing w:lineRule="exact" w:line="240" w:before="240" w:after="120"/>
         <w:rPr/>
       </w:pPr>
-      <w:bookmarkStart w:id="15" w:name="__RefHeading___Toc2461_1801721159"/>
+      <w:bookmarkStart w:id="15" w:name="__RefHeading___Toc2461_2404426520"/>
       <w:bookmarkEnd w:id="15"/>
       <w:r>
         <w:rPr>
@@ -4476,7 +4476,7 @@
         <w:spacing w:lineRule="exact" w:line="240" w:before="240" w:after="120"/>
         <w:rPr/>
       </w:pPr>
-      <w:bookmarkStart w:id="16" w:name="__RefHeading___Toc2463_1801721159"/>
+      <w:bookmarkStart w:id="16" w:name="__RefHeading___Toc2463_2404426520"/>
       <w:bookmarkEnd w:id="16"/>
       <w:r>
         <w:rPr>
@@ -4514,7 +4514,7 @@
         <w:spacing w:lineRule="exact" w:line="240" w:before="240" w:after="120"/>
         <w:rPr/>
       </w:pPr>
-      <w:bookmarkStart w:id="17" w:name="__RefHeading___Toc2465_1801721159"/>
+      <w:bookmarkStart w:id="17" w:name="__RefHeading___Toc2465_2404426520"/>
       <w:bookmarkEnd w:id="17"/>
       <w:r>
         <w:rPr>
@@ -4574,7 +4574,7 @@
         <w:spacing w:lineRule="exact" w:line="240" w:before="240" w:after="120"/>
         <w:rPr/>
       </w:pPr>
-      <w:bookmarkStart w:id="18" w:name="__RefHeading___Toc2467_1801721159"/>
+      <w:bookmarkStart w:id="18" w:name="__RefHeading___Toc2467_2404426520"/>
       <w:bookmarkEnd w:id="18"/>
       <w:r>
         <w:rPr>
@@ -4612,7 +4612,7 @@
         <w:spacing w:lineRule="exact" w:line="240" w:before="240" w:after="120"/>
         <w:rPr/>
       </w:pPr>
-      <w:bookmarkStart w:id="19" w:name="__RefHeading___Toc2469_1801721159"/>
+      <w:bookmarkStart w:id="19" w:name="__RefHeading___Toc2469_2404426520"/>
       <w:bookmarkEnd w:id="19"/>
       <w:r>
         <w:rPr>
@@ -4692,7 +4692,7 @@
         <w:spacing w:lineRule="exact" w:line="240" w:before="240" w:after="120"/>
         <w:rPr/>
       </w:pPr>
-      <w:bookmarkStart w:id="20" w:name="__RefHeading___Toc2471_1801721159"/>
+      <w:bookmarkStart w:id="20" w:name="__RefHeading___Toc2471_2404426520"/>
       <w:bookmarkEnd w:id="20"/>
       <w:r>
         <w:rPr>

--- a/reporte/productos_formales/Producto_04_Entrenamiento_Favoritismo.docx
+++ b/reporte/productos_formales/Producto_04_Entrenamiento_Favoritismo.docx
@@ -262,7 +262,7 @@
         <w:spacing w:lineRule="exact" w:line="240" w:before="240" w:after="120"/>
         <w:rPr/>
       </w:pPr>
-      <w:bookmarkStart w:id="0" w:name="__RefHeading___Toc2431_2404426520"/>
+      <w:bookmarkStart w:id="0" w:name="__RefHeading___Toc2431_1564033828"/>
       <w:bookmarkEnd w:id="0"/>
       <w:r>
         <w:rPr>
@@ -369,7 +369,7 @@
             </w:rPr>
             <w:fldChar w:fldCharType="separate"/>
           </w:r>
-          <w:hyperlink w:anchor="__RefHeading___Toc2431_2404426520">
+          <w:hyperlink w:anchor="__RefHeading___Toc2431_1564033828">
             <w:r>
               <w:rPr>
                 <w:rStyle w:val="IndexLink"/>
@@ -389,7 +389,7 @@
             </w:tabs>
             <w:rPr/>
           </w:pPr>
-          <w:hyperlink w:anchor="__RefHeading___Toc2433_2404426520">
+          <w:hyperlink w:anchor="__RefHeading___Toc2433_1564033828">
             <w:r>
               <w:rPr>
                 <w:rStyle w:val="IndexLink"/>
@@ -409,7 +409,7 @@
             </w:tabs>
             <w:rPr/>
           </w:pPr>
-          <w:hyperlink w:anchor="__RefHeading___Toc2435_2404426520">
+          <w:hyperlink w:anchor="__RefHeading___Toc2435_1564033828">
             <w:r>
               <w:rPr>
                 <w:rStyle w:val="IndexLink"/>
@@ -429,7 +429,7 @@
             </w:tabs>
             <w:rPr/>
           </w:pPr>
-          <w:hyperlink w:anchor="__RefHeading___Toc2437_2404426520">
+          <w:hyperlink w:anchor="__RefHeading___Toc2437_1564033828">
             <w:r>
               <w:rPr>
                 <w:rStyle w:val="IndexLink"/>
@@ -449,7 +449,7 @@
             </w:tabs>
             <w:rPr/>
           </w:pPr>
-          <w:hyperlink w:anchor="__RefHeading___Toc2439_2404426520">
+          <w:hyperlink w:anchor="__RefHeading___Toc2439_1564033828">
             <w:r>
               <w:rPr>
                 <w:rStyle w:val="IndexLink"/>
@@ -469,7 +469,7 @@
             </w:tabs>
             <w:rPr/>
           </w:pPr>
-          <w:hyperlink w:anchor="__RefHeading___Toc2441_2404426520">
+          <w:hyperlink w:anchor="__RefHeading___Toc2441_1564033828">
             <w:r>
               <w:rPr>
                 <w:rStyle w:val="IndexLink"/>
@@ -489,7 +489,7 @@
             </w:tabs>
             <w:rPr/>
           </w:pPr>
-          <w:hyperlink w:anchor="__RefHeading___Toc2443_2404426520">
+          <w:hyperlink w:anchor="__RefHeading___Toc2443_1564033828">
             <w:r>
               <w:rPr>
                 <w:rStyle w:val="IndexLink"/>
@@ -509,7 +509,7 @@
             </w:tabs>
             <w:rPr/>
           </w:pPr>
-          <w:hyperlink w:anchor="__RefHeading___Toc2445_2404426520">
+          <w:hyperlink w:anchor="__RefHeading___Toc2445_1564033828">
             <w:r>
               <w:rPr>
                 <w:rStyle w:val="IndexLink"/>
@@ -529,7 +529,7 @@
             </w:tabs>
             <w:rPr/>
           </w:pPr>
-          <w:hyperlink w:anchor="__RefHeading___Toc2447_2404426520">
+          <w:hyperlink w:anchor="__RefHeading___Toc2447_1564033828">
             <w:r>
               <w:rPr>
                 <w:rStyle w:val="IndexLink"/>
@@ -549,7 +549,7 @@
             </w:tabs>
             <w:rPr/>
           </w:pPr>
-          <w:hyperlink w:anchor="__RefHeading___Toc2449_2404426520">
+          <w:hyperlink w:anchor="__RefHeading___Toc2449_1564033828">
             <w:r>
               <w:rPr>
                 <w:rStyle w:val="IndexLink"/>
@@ -569,7 +569,7 @@
             </w:tabs>
             <w:rPr/>
           </w:pPr>
-          <w:hyperlink w:anchor="__RefHeading___Toc2451_2404426520">
+          <w:hyperlink w:anchor="__RefHeading___Toc2451_1564033828">
             <w:r>
               <w:rPr>
                 <w:rStyle w:val="IndexLink"/>
@@ -589,7 +589,7 @@
             </w:tabs>
             <w:rPr/>
           </w:pPr>
-          <w:hyperlink w:anchor="__RefHeading___Toc2453_2404426520">
+          <w:hyperlink w:anchor="__RefHeading___Toc2453_1564033828">
             <w:r>
               <w:rPr>
                 <w:rStyle w:val="IndexLink"/>
@@ -609,7 +609,7 @@
             </w:tabs>
             <w:rPr/>
           </w:pPr>
-          <w:hyperlink w:anchor="__RefHeading___Toc2455_2404426520">
+          <w:hyperlink w:anchor="__RefHeading___Toc2455_1564033828">
             <w:r>
               <w:rPr>
                 <w:rStyle w:val="IndexLink"/>
@@ -629,7 +629,7 @@
             </w:tabs>
             <w:rPr/>
           </w:pPr>
-          <w:hyperlink w:anchor="__RefHeading___Toc2457_2404426520">
+          <w:hyperlink w:anchor="__RefHeading___Toc2457_1564033828">
             <w:r>
               <w:rPr>
                 <w:rStyle w:val="IndexLink"/>
@@ -649,7 +649,7 @@
             </w:tabs>
             <w:rPr/>
           </w:pPr>
-          <w:hyperlink w:anchor="__RefHeading___Toc2459_2404426520">
+          <w:hyperlink w:anchor="__RefHeading___Toc2459_1564033828">
             <w:r>
               <w:rPr>
                 <w:rStyle w:val="IndexLink"/>
@@ -669,7 +669,7 @@
             </w:tabs>
             <w:rPr/>
           </w:pPr>
-          <w:hyperlink w:anchor="__RefHeading___Toc2461_2404426520">
+          <w:hyperlink w:anchor="__RefHeading___Toc2461_1564033828">
             <w:r>
               <w:rPr>
                 <w:rStyle w:val="IndexLink"/>
@@ -689,7 +689,7 @@
             </w:tabs>
             <w:rPr/>
           </w:pPr>
-          <w:hyperlink w:anchor="__RefHeading___Toc2463_2404426520">
+          <w:hyperlink w:anchor="__RefHeading___Toc2463_1564033828">
             <w:r>
               <w:rPr>
                 <w:rStyle w:val="IndexLink"/>
@@ -709,7 +709,7 @@
             </w:tabs>
             <w:rPr/>
           </w:pPr>
-          <w:hyperlink w:anchor="__RefHeading___Toc2465_2404426520">
+          <w:hyperlink w:anchor="__RefHeading___Toc2465_1564033828">
             <w:r>
               <w:rPr>
                 <w:rStyle w:val="IndexLink"/>
@@ -729,7 +729,7 @@
             </w:tabs>
             <w:rPr/>
           </w:pPr>
-          <w:hyperlink w:anchor="__RefHeading___Toc2467_2404426520">
+          <w:hyperlink w:anchor="__RefHeading___Toc2467_1564033828">
             <w:r>
               <w:rPr>
                 <w:rStyle w:val="IndexLink"/>
@@ -749,7 +749,7 @@
             </w:tabs>
             <w:rPr/>
           </w:pPr>
-          <w:hyperlink w:anchor="__RefHeading___Toc2469_2404426520">
+          <w:hyperlink w:anchor="__RefHeading___Toc2469_1564033828">
             <w:r>
               <w:rPr>
                 <w:rStyle w:val="IndexLink"/>
@@ -769,7 +769,7 @@
             </w:tabs>
             <w:rPr/>
           </w:pPr>
-          <w:hyperlink w:anchor="__RefHeading___Toc2471_2404426520">
+          <w:hyperlink w:anchor="__RefHeading___Toc2471_1564033828">
             <w:r>
               <w:rPr>
                 <w:rStyle w:val="IndexLink"/>
@@ -809,7 +809,7 @@
         <w:spacing w:lineRule="exact" w:line="240" w:before="240" w:after="120"/>
         <w:rPr/>
       </w:pPr>
-      <w:bookmarkStart w:id="1" w:name="__RefHeading___Toc2433_2404426520"/>
+      <w:bookmarkStart w:id="1" w:name="__RefHeading___Toc2433_1564033828"/>
       <w:bookmarkEnd w:id="1"/>
       <w:r>
         <w:rPr>
@@ -865,7 +865,7 @@
         <w:spacing w:lineRule="exact" w:line="240" w:before="240" w:after="120"/>
         <w:rPr/>
       </w:pPr>
-      <w:bookmarkStart w:id="2" w:name="__RefHeading___Toc2435_2404426520"/>
+      <w:bookmarkStart w:id="2" w:name="__RefHeading___Toc2435_1564033828"/>
       <w:bookmarkEnd w:id="2"/>
       <w:r>
         <w:rPr>
@@ -939,7 +939,7 @@
         <w:spacing w:lineRule="exact" w:line="240" w:before="240" w:after="120"/>
         <w:rPr/>
       </w:pPr>
-      <w:bookmarkStart w:id="3" w:name="__RefHeading___Toc2437_2404426520"/>
+      <w:bookmarkStart w:id="3" w:name="__RefHeading___Toc2437_1564033828"/>
       <w:bookmarkEnd w:id="3"/>
       <w:r>
         <w:rPr>
@@ -2253,7 +2253,7 @@
         <w:spacing w:lineRule="exact" w:line="240" w:before="240" w:after="120"/>
         <w:rPr/>
       </w:pPr>
-      <w:bookmarkStart w:id="4" w:name="__RefHeading___Toc2439_2404426520"/>
+      <w:bookmarkStart w:id="4" w:name="__RefHeading___Toc2439_1564033828"/>
       <w:bookmarkEnd w:id="4"/>
       <w:r>
         <w:rPr>
@@ -2830,7 +2830,7 @@
         <w:spacing w:lineRule="exact" w:line="240" w:before="240" w:after="120"/>
         <w:rPr/>
       </w:pPr>
-      <w:bookmarkStart w:id="5" w:name="__RefHeading___Toc2441_2404426520"/>
+      <w:bookmarkStart w:id="5" w:name="__RefHeading___Toc2441_1564033828"/>
       <w:bookmarkEnd w:id="5"/>
       <w:r>
         <w:rPr>
@@ -2868,7 +2868,7 @@
         <w:spacing w:lineRule="exact" w:line="240" w:before="240" w:after="120"/>
         <w:rPr/>
       </w:pPr>
-      <w:bookmarkStart w:id="6" w:name="__RefHeading___Toc2443_2404426520"/>
+      <w:bookmarkStart w:id="6" w:name="__RefHeading___Toc2443_1564033828"/>
       <w:bookmarkEnd w:id="6"/>
       <w:r>
         <w:rPr>
@@ -2906,7 +2906,7 @@
         <w:spacing w:lineRule="exact" w:line="240" w:before="240" w:after="120"/>
         <w:rPr/>
       </w:pPr>
-      <w:bookmarkStart w:id="7" w:name="__RefHeading___Toc2445_2404426520"/>
+      <w:bookmarkStart w:id="7" w:name="__RefHeading___Toc2445_1564033828"/>
       <w:bookmarkEnd w:id="7"/>
       <w:r>
         <w:rPr>
@@ -2926,7 +2926,7 @@
         <w:spacing w:lineRule="exact" w:line="240" w:before="180" w:after="80"/>
         <w:rPr/>
       </w:pPr>
-      <w:bookmarkStart w:id="8" w:name="__RefHeading___Toc2447_2404426520"/>
+      <w:bookmarkStart w:id="8" w:name="__RefHeading___Toc2447_1564033828"/>
       <w:bookmarkEnd w:id="8"/>
       <w:r>
         <w:rPr>
@@ -3389,7 +3389,7 @@
         <w:spacing w:lineRule="exact" w:line="240" w:before="180" w:after="80"/>
         <w:rPr/>
       </w:pPr>
-      <w:bookmarkStart w:id="9" w:name="__RefHeading___Toc2449_2404426520"/>
+      <w:bookmarkStart w:id="9" w:name="__RefHeading___Toc2449_1564033828"/>
       <w:bookmarkEnd w:id="9"/>
       <w:r>
         <w:rPr>
@@ -3427,7 +3427,7 @@
         <w:spacing w:lineRule="exact" w:line="240" w:before="180" w:after="80"/>
         <w:rPr/>
       </w:pPr>
-      <w:bookmarkStart w:id="10" w:name="__RefHeading___Toc2451_2404426520"/>
+      <w:bookmarkStart w:id="10" w:name="__RefHeading___Toc2451_1564033828"/>
       <w:bookmarkEnd w:id="10"/>
       <w:r>
         <w:rPr>
@@ -3465,7 +3465,7 @@
         <w:spacing w:lineRule="exact" w:line="240" w:before="180" w:after="80"/>
         <w:rPr/>
       </w:pPr>
-      <w:bookmarkStart w:id="11" w:name="__RefHeading___Toc2453_2404426520"/>
+      <w:bookmarkStart w:id="11" w:name="__RefHeading___Toc2453_1564033828"/>
       <w:bookmarkEnd w:id="11"/>
       <w:r>
         <w:rPr>
@@ -3995,7 +3995,7 @@
         <w:spacing w:lineRule="exact" w:line="240" w:before="180" w:after="80"/>
         <w:rPr/>
       </w:pPr>
-      <w:bookmarkStart w:id="12" w:name="__RefHeading___Toc2455_2404426520"/>
+      <w:bookmarkStart w:id="12" w:name="__RefHeading___Toc2455_1564033828"/>
       <w:bookmarkEnd w:id="12"/>
       <w:r>
         <w:rPr>
@@ -4033,7 +4033,7 @@
         <w:spacing w:lineRule="exact" w:line="240" w:before="180" w:after="80"/>
         <w:rPr/>
       </w:pPr>
-      <w:bookmarkStart w:id="13" w:name="__RefHeading___Toc2457_2404426520"/>
+      <w:bookmarkStart w:id="13" w:name="__RefHeading___Toc2457_1564033828"/>
       <w:bookmarkEnd w:id="13"/>
       <w:r>
         <w:rPr>
@@ -4160,7 +4160,7 @@
         <w:spacing w:lineRule="exact" w:line="240" w:before="180" w:after="80"/>
         <w:rPr/>
       </w:pPr>
-      <w:bookmarkStart w:id="14" w:name="__RefHeading___Toc2459_2404426520"/>
+      <w:bookmarkStart w:id="14" w:name="__RefHeading___Toc2459_1564033828"/>
       <w:bookmarkEnd w:id="14"/>
       <w:r>
         <w:rPr>
@@ -4376,7 +4376,7 @@
         <w:spacing w:lineRule="exact" w:line="240" w:before="240" w:after="120"/>
         <w:rPr/>
       </w:pPr>
-      <w:bookmarkStart w:id="15" w:name="__RefHeading___Toc2461_2404426520"/>
+      <w:bookmarkStart w:id="15" w:name="__RefHeading___Toc2461_1564033828"/>
       <w:bookmarkEnd w:id="15"/>
       <w:r>
         <w:rPr>
@@ -4476,7 +4476,7 @@
         <w:spacing w:lineRule="exact" w:line="240" w:before="240" w:after="120"/>
         <w:rPr/>
       </w:pPr>
-      <w:bookmarkStart w:id="16" w:name="__RefHeading___Toc2463_2404426520"/>
+      <w:bookmarkStart w:id="16" w:name="__RefHeading___Toc2463_1564033828"/>
       <w:bookmarkEnd w:id="16"/>
       <w:r>
         <w:rPr>
@@ -4514,7 +4514,7 @@
         <w:spacing w:lineRule="exact" w:line="240" w:before="240" w:after="120"/>
         <w:rPr/>
       </w:pPr>
-      <w:bookmarkStart w:id="17" w:name="__RefHeading___Toc2465_2404426520"/>
+      <w:bookmarkStart w:id="17" w:name="__RefHeading___Toc2465_1564033828"/>
       <w:bookmarkEnd w:id="17"/>
       <w:r>
         <w:rPr>
@@ -4574,7 +4574,7 @@
         <w:spacing w:lineRule="exact" w:line="240" w:before="240" w:after="120"/>
         <w:rPr/>
       </w:pPr>
-      <w:bookmarkStart w:id="18" w:name="__RefHeading___Toc2467_2404426520"/>
+      <w:bookmarkStart w:id="18" w:name="__RefHeading___Toc2467_1564033828"/>
       <w:bookmarkEnd w:id="18"/>
       <w:r>
         <w:rPr>
@@ -4612,7 +4612,7 @@
         <w:spacing w:lineRule="exact" w:line="240" w:before="240" w:after="120"/>
         <w:rPr/>
       </w:pPr>
-      <w:bookmarkStart w:id="19" w:name="__RefHeading___Toc2469_2404426520"/>
+      <w:bookmarkStart w:id="19" w:name="__RefHeading___Toc2469_1564033828"/>
       <w:bookmarkEnd w:id="19"/>
       <w:r>
         <w:rPr>
@@ -4692,7 +4692,7 @@
         <w:spacing w:lineRule="exact" w:line="240" w:before="240" w:after="120"/>
         <w:rPr/>
       </w:pPr>
-      <w:bookmarkStart w:id="20" w:name="__RefHeading___Toc2471_2404426520"/>
+      <w:bookmarkStart w:id="20" w:name="__RefHeading___Toc2471_1564033828"/>
       <w:bookmarkEnd w:id="20"/>
       <w:r>
         <w:rPr>

--- a/reporte/productos_formales/Producto_04_Entrenamiento_Favoritismo.docx
+++ b/reporte/productos_formales/Producto_04_Entrenamiento_Favoritismo.docx
@@ -262,7 +262,7 @@
         <w:spacing w:lineRule="exact" w:line="240" w:before="240" w:after="120"/>
         <w:rPr/>
       </w:pPr>
-      <w:bookmarkStart w:id="0" w:name="__RefHeading___Toc2431_1564033828"/>
+      <w:bookmarkStart w:id="0" w:name="__RefHeading___Toc2721_3956443927"/>
       <w:bookmarkEnd w:id="0"/>
       <w:r>
         <w:rPr>
@@ -369,7 +369,7 @@
             </w:rPr>
             <w:fldChar w:fldCharType="separate"/>
           </w:r>
-          <w:hyperlink w:anchor="__RefHeading___Toc2431_1564033828">
+          <w:hyperlink w:anchor="__RefHeading___Toc2721_3956443927">
             <w:r>
               <w:rPr>
                 <w:rStyle w:val="IndexLink"/>
@@ -389,7 +389,7 @@
             </w:tabs>
             <w:rPr/>
           </w:pPr>
-          <w:hyperlink w:anchor="__RefHeading___Toc2433_1564033828">
+          <w:hyperlink w:anchor="__RefHeading___Toc2723_3956443927">
             <w:r>
               <w:rPr>
                 <w:rStyle w:val="IndexLink"/>
@@ -409,7 +409,7 @@
             </w:tabs>
             <w:rPr/>
           </w:pPr>
-          <w:hyperlink w:anchor="__RefHeading___Toc2435_1564033828">
+          <w:hyperlink w:anchor="__RefHeading___Toc2725_3956443927">
             <w:r>
               <w:rPr>
                 <w:rStyle w:val="IndexLink"/>
@@ -429,7 +429,7 @@
             </w:tabs>
             <w:rPr/>
           </w:pPr>
-          <w:hyperlink w:anchor="__RefHeading___Toc2437_1564033828">
+          <w:hyperlink w:anchor="__RefHeading___Toc2727_3956443927">
             <w:r>
               <w:rPr>
                 <w:rStyle w:val="IndexLink"/>
@@ -449,7 +449,7 @@
             </w:tabs>
             <w:rPr/>
           </w:pPr>
-          <w:hyperlink w:anchor="__RefHeading___Toc2439_1564033828">
+          <w:hyperlink w:anchor="__RefHeading___Toc2729_3956443927">
             <w:r>
               <w:rPr>
                 <w:rStyle w:val="IndexLink"/>
@@ -469,7 +469,7 @@
             </w:tabs>
             <w:rPr/>
           </w:pPr>
-          <w:hyperlink w:anchor="__RefHeading___Toc2441_1564033828">
+          <w:hyperlink w:anchor="__RefHeading___Toc2731_3956443927">
             <w:r>
               <w:rPr>
                 <w:rStyle w:val="IndexLink"/>
@@ -489,14 +489,14 @@
             </w:tabs>
             <w:rPr/>
           </w:pPr>
-          <w:hyperlink w:anchor="__RefHeading___Toc2443_1564033828">
+          <w:hyperlink w:anchor="__RefHeading___Toc2733_3956443927">
             <w:r>
               <w:rPr>
                 <w:rStyle w:val="IndexLink"/>
               </w:rPr>
               <w:t>2. Objetivo de Consultoría</w:t>
               <w:tab/>
-              <w:t>3</w:t>
+              <w:t>4</w:t>
             </w:r>
           </w:hyperlink>
         </w:p>
@@ -509,7 +509,7 @@
             </w:tabs>
             <w:rPr/>
           </w:pPr>
-          <w:hyperlink w:anchor="__RefHeading___Toc2445_1564033828">
+          <w:hyperlink w:anchor="__RefHeading___Toc2735_3956443927">
             <w:r>
               <w:rPr>
                 <w:rStyle w:val="IndexLink"/>
@@ -529,7 +529,7 @@
             </w:tabs>
             <w:rPr/>
           </w:pPr>
-          <w:hyperlink w:anchor="__RefHeading___Toc2447_1564033828">
+          <w:hyperlink w:anchor="__RefHeading___Toc2737_3956443927">
             <w:r>
               <w:rPr>
                 <w:rStyle w:val="IndexLink"/>
@@ -549,7 +549,7 @@
             </w:tabs>
             <w:rPr/>
           </w:pPr>
-          <w:hyperlink w:anchor="__RefHeading___Toc2449_1564033828">
+          <w:hyperlink w:anchor="__RefHeading___Toc2739_3956443927">
             <w:r>
               <w:rPr>
                 <w:rStyle w:val="IndexLink"/>
@@ -569,7 +569,7 @@
             </w:tabs>
             <w:rPr/>
           </w:pPr>
-          <w:hyperlink w:anchor="__RefHeading___Toc2451_1564033828">
+          <w:hyperlink w:anchor="__RefHeading___Toc2741_3956443927">
             <w:r>
               <w:rPr>
                 <w:rStyle w:val="IndexLink"/>
@@ -589,7 +589,7 @@
             </w:tabs>
             <w:rPr/>
           </w:pPr>
-          <w:hyperlink w:anchor="__RefHeading___Toc2453_1564033828">
+          <w:hyperlink w:anchor="__RefHeading___Toc2743_3956443927">
             <w:r>
               <w:rPr>
                 <w:rStyle w:val="IndexLink"/>
@@ -609,7 +609,7 @@
             </w:tabs>
             <w:rPr/>
           </w:pPr>
-          <w:hyperlink w:anchor="__RefHeading___Toc2455_1564033828">
+          <w:hyperlink w:anchor="__RefHeading___Toc2745_3956443927">
             <w:r>
               <w:rPr>
                 <w:rStyle w:val="IndexLink"/>
@@ -629,7 +629,7 @@
             </w:tabs>
             <w:rPr/>
           </w:pPr>
-          <w:hyperlink w:anchor="__RefHeading___Toc2457_1564033828">
+          <w:hyperlink w:anchor="__RefHeading___Toc2747_3956443927">
             <w:r>
               <w:rPr>
                 <w:rStyle w:val="IndexLink"/>
@@ -649,7 +649,7 @@
             </w:tabs>
             <w:rPr/>
           </w:pPr>
-          <w:hyperlink w:anchor="__RefHeading___Toc2459_1564033828">
+          <w:hyperlink w:anchor="__RefHeading___Toc2749_3956443927">
             <w:r>
               <w:rPr>
                 <w:rStyle w:val="IndexLink"/>
@@ -669,7 +669,7 @@
             </w:tabs>
             <w:rPr/>
           </w:pPr>
-          <w:hyperlink w:anchor="__RefHeading___Toc2461_1564033828">
+          <w:hyperlink w:anchor="__RefHeading___Toc2751_3956443927">
             <w:r>
               <w:rPr>
                 <w:rStyle w:val="IndexLink"/>
@@ -689,7 +689,7 @@
             </w:tabs>
             <w:rPr/>
           </w:pPr>
-          <w:hyperlink w:anchor="__RefHeading___Toc2463_1564033828">
+          <w:hyperlink w:anchor="__RefHeading___Toc2753_3956443927">
             <w:r>
               <w:rPr>
                 <w:rStyle w:val="IndexLink"/>
@@ -709,7 +709,7 @@
             </w:tabs>
             <w:rPr/>
           </w:pPr>
-          <w:hyperlink w:anchor="__RefHeading___Toc2465_1564033828">
+          <w:hyperlink w:anchor="__RefHeading___Toc2755_3956443927">
             <w:r>
               <w:rPr>
                 <w:rStyle w:val="IndexLink"/>
@@ -729,7 +729,7 @@
             </w:tabs>
             <w:rPr/>
           </w:pPr>
-          <w:hyperlink w:anchor="__RefHeading___Toc2467_1564033828">
+          <w:hyperlink w:anchor="__RefHeading___Toc2757_3956443927">
             <w:r>
               <w:rPr>
                 <w:rStyle w:val="IndexLink"/>
@@ -749,7 +749,7 @@
             </w:tabs>
             <w:rPr/>
           </w:pPr>
-          <w:hyperlink w:anchor="__RefHeading___Toc2469_1564033828">
+          <w:hyperlink w:anchor="__RefHeading___Toc2759_3956443927">
             <w:r>
               <w:rPr>
                 <w:rStyle w:val="IndexLink"/>
@@ -769,14 +769,134 @@
             </w:tabs>
             <w:rPr/>
           </w:pPr>
-          <w:hyperlink w:anchor="__RefHeading___Toc2471_1564033828">
+          <w:hyperlink w:anchor="__RefHeading___Toc2761_3956443927">
+            <w:r>
+              <w:rPr>
+                <w:rStyle w:val="IndexLink"/>
+              </w:rPr>
+              <w:t>ANEXO TÉCNICO — PAGOS, MODALIDADES Y ARQUITECTURA OPERACIONAL</w:t>
+              <w:tab/>
+              <w:t>7</w:t>
+            </w:r>
+          </w:hyperlink>
+        </w:p>
+        <w:p>
+          <w:pPr>
+            <w:pStyle w:val="TOC2"/>
+            <w:tabs>
+              <w:tab w:val="clear" w:pos="8743"/>
+              <w:tab w:val="right" w:pos="9025" w:leader="dot"/>
+            </w:tabs>
+            <w:rPr/>
+          </w:pPr>
+          <w:hyperlink w:anchor="__RefHeading___Toc2763_3956443927">
+            <w:r>
+              <w:rPr>
+                <w:rStyle w:val="IndexLink"/>
+              </w:rPr>
+              <w:t>Resultados reproducibles de pagos y modalidades</w:t>
+              <w:tab/>
+              <w:t>7</w:t>
+            </w:r>
+          </w:hyperlink>
+        </w:p>
+        <w:p>
+          <w:pPr>
+            <w:pStyle w:val="TOC2"/>
+            <w:tabs>
+              <w:tab w:val="clear" w:pos="8743"/>
+              <w:tab w:val="right" w:pos="9025" w:leader="dot"/>
+            </w:tabs>
+            <w:rPr/>
+          </w:pPr>
+          <w:hyperlink w:anchor="__RefHeading___Toc2765_3956443927">
+            <w:r>
+              <w:rPr>
+                <w:rStyle w:val="IndexLink"/>
+              </w:rPr>
+              <w:t>Distribución de pagos</w:t>
+              <w:tab/>
+              <w:t>7</w:t>
+            </w:r>
+          </w:hyperlink>
+        </w:p>
+        <w:p>
+          <w:pPr>
+            <w:pStyle w:val="TOC2"/>
+            <w:tabs>
+              <w:tab w:val="clear" w:pos="8743"/>
+              <w:tab w:val="right" w:pos="9025" w:leader="dot"/>
+            </w:tabs>
+            <w:rPr/>
+          </w:pPr>
+          <w:hyperlink w:anchor="__RefHeading___Toc2767_3956443927">
+            <w:r>
+              <w:rPr>
+                <w:rStyle w:val="IndexLink"/>
+              </w:rPr>
+              <w:t>Modalidades por régimen</w:t>
+              <w:tab/>
+              <w:t>8</w:t>
+            </w:r>
+          </w:hyperlink>
+        </w:p>
+        <w:p>
+          <w:pPr>
+            <w:pStyle w:val="TOC2"/>
+            <w:tabs>
+              <w:tab w:val="clear" w:pos="8743"/>
+              <w:tab w:val="right" w:pos="9025" w:leader="dot"/>
+            </w:tabs>
+            <w:rPr/>
+          </w:pPr>
+          <w:hyperlink w:anchor="__RefHeading___Toc2769_3956443927">
+            <w:r>
+              <w:rPr>
+                <w:rStyle w:val="IndexLink"/>
+              </w:rPr>
+              <w:t>Arquitectura operacional Spark-native</w:t>
+              <w:tab/>
+              <w:t>8</w:t>
+            </w:r>
+          </w:hyperlink>
+        </w:p>
+        <w:p>
+          <w:pPr>
+            <w:pStyle w:val="TOC2"/>
+            <w:tabs>
+              <w:tab w:val="clear" w:pos="8743"/>
+              <w:tab w:val="right" w:pos="9025" w:leader="dot"/>
+            </w:tabs>
+            <w:rPr/>
+          </w:pPr>
+          <w:hyperlink w:anchor="__RefHeading___Toc2771_3956443927">
+            <w:r>
+              <w:rPr>
+                <w:rStyle w:val="IndexLink"/>
+              </w:rPr>
+              <w:t>Limitación institucional</w:t>
+              <w:tab/>
+              <w:t>8</w:t>
+            </w:r>
+          </w:hyperlink>
+        </w:p>
+        <w:p>
+          <w:pPr>
+            <w:pStyle w:val="TOC1"/>
+            <w:tabs>
+              <w:tab w:val="clear" w:pos="9026"/>
+              <w:tab w:val="right" w:pos="9025" w:leader="dot"/>
+            </w:tabs>
+            <w:rPr/>
+          </w:pPr>
+          <w:hyperlink w:anchor="__RefHeading___Toc2773_3956443927">
             <w:r>
               <w:rPr>
                 <w:rStyle w:val="IndexLink"/>
               </w:rPr>
               <w:t>Referencias Bibliográficas</w:t>
               <w:tab/>
-              <w:t>7</w:t>
+              <w:t>8</w:t>
             </w:r>
           </w:hyperlink>
           <w:r>
@@ -809,7 +929,7 @@
         <w:spacing w:lineRule="exact" w:line="240" w:before="240" w:after="120"/>
         <w:rPr/>
       </w:pPr>
-      <w:bookmarkStart w:id="1" w:name="__RefHeading___Toc2433_1564033828"/>
+      <w:bookmarkStart w:id="1" w:name="__RefHeading___Toc2723_3956443927"/>
       <w:bookmarkEnd w:id="1"/>
       <w:r>
         <w:rPr>
@@ -865,7 +985,7 @@
         <w:spacing w:lineRule="exact" w:line="240" w:before="240" w:after="120"/>
         <w:rPr/>
       </w:pPr>
-      <w:bookmarkStart w:id="2" w:name="__RefHeading___Toc2435_1564033828"/>
+      <w:bookmarkStart w:id="2" w:name="__RefHeading___Toc2725_3956443927"/>
       <w:bookmarkEnd w:id="2"/>
       <w:r>
         <w:rPr>
@@ -939,7 +1059,7 @@
         <w:spacing w:lineRule="exact" w:line="240" w:before="240" w:after="120"/>
         <w:rPr/>
       </w:pPr>
-      <w:bookmarkStart w:id="3" w:name="__RefHeading___Toc2437_1564033828"/>
+      <w:bookmarkStart w:id="3" w:name="__RefHeading___Toc2727_3956443927"/>
       <w:bookmarkEnd w:id="3"/>
       <w:r>
         <w:rPr>
@@ -2253,7 +2373,7 @@
         <w:spacing w:lineRule="exact" w:line="240" w:before="240" w:after="120"/>
         <w:rPr/>
       </w:pPr>
-      <w:bookmarkStart w:id="4" w:name="__RefHeading___Toc2439_1564033828"/>
+      <w:bookmarkStart w:id="4" w:name="__RefHeading___Toc2729_3956443927"/>
       <w:bookmarkEnd w:id="4"/>
       <w:r>
         <w:rPr>
@@ -2830,7 +2950,7 @@
         <w:spacing w:lineRule="exact" w:line="240" w:before="240" w:after="120"/>
         <w:rPr/>
       </w:pPr>
-      <w:bookmarkStart w:id="5" w:name="__RefHeading___Toc2441_1564033828"/>
+      <w:bookmarkStart w:id="5" w:name="__RefHeading___Toc2731_3956443927"/>
       <w:bookmarkEnd w:id="5"/>
       <w:r>
         <w:rPr>
@@ -2868,7 +2988,7 @@
         <w:spacing w:lineRule="exact" w:line="240" w:before="240" w:after="120"/>
         <w:rPr/>
       </w:pPr>
-      <w:bookmarkStart w:id="6" w:name="__RefHeading___Toc2443_1564033828"/>
+      <w:bookmarkStart w:id="6" w:name="__RefHeading___Toc2733_3956443927"/>
       <w:bookmarkEnd w:id="6"/>
       <w:r>
         <w:rPr>
@@ -2906,7 +3026,7 @@
         <w:spacing w:lineRule="exact" w:line="240" w:before="240" w:after="120"/>
         <w:rPr/>
       </w:pPr>
-      <w:bookmarkStart w:id="7" w:name="__RefHeading___Toc2445_1564033828"/>
+      <w:bookmarkStart w:id="7" w:name="__RefHeading___Toc2735_3956443927"/>
       <w:bookmarkEnd w:id="7"/>
       <w:r>
         <w:rPr>
@@ -2926,7 +3046,7 @@
         <w:spacing w:lineRule="exact" w:line="240" w:before="180" w:after="80"/>
         <w:rPr/>
       </w:pPr>
-      <w:bookmarkStart w:id="8" w:name="__RefHeading___Toc2447_1564033828"/>
+      <w:bookmarkStart w:id="8" w:name="__RefHeading___Toc2737_3956443927"/>
       <w:bookmarkEnd w:id="8"/>
       <w:r>
         <w:rPr>
@@ -3389,7 +3509,7 @@
         <w:spacing w:lineRule="exact" w:line="240" w:before="180" w:after="80"/>
         <w:rPr/>
       </w:pPr>
-      <w:bookmarkStart w:id="9" w:name="__RefHeading___Toc2449_1564033828"/>
+      <w:bookmarkStart w:id="9" w:name="__RefHeading___Toc2739_3956443927"/>
       <w:bookmarkEnd w:id="9"/>
       <w:r>
         <w:rPr>
@@ -3427,7 +3547,7 @@
         <w:spacing w:lineRule="exact" w:line="240" w:before="180" w:after="80"/>
         <w:rPr/>
       </w:pPr>
-      <w:bookmarkStart w:id="10" w:name="__RefHeading___Toc2451_1564033828"/>
+      <w:bookmarkStart w:id="10" w:name="__RefHeading___Toc2741_3956443927"/>
       <w:bookmarkEnd w:id="10"/>
       <w:r>
         <w:rPr>
@@ -3465,7 +3585,7 @@
         <w:spacing w:lineRule="exact" w:line="240" w:before="180" w:after="80"/>
         <w:rPr/>
       </w:pPr>
-      <w:bookmarkStart w:id="11" w:name="__RefHeading___Toc2453_1564033828"/>
+      <w:bookmarkStart w:id="11" w:name="__RefHeading___Toc2743_3956443927"/>
       <w:bookmarkEnd w:id="11"/>
       <w:r>
         <w:rPr>
@@ -3995,7 +4115,7 @@
         <w:spacing w:lineRule="exact" w:line="240" w:before="180" w:after="80"/>
         <w:rPr/>
       </w:pPr>
-      <w:bookmarkStart w:id="12" w:name="__RefHeading___Toc2455_1564033828"/>
+      <w:bookmarkStart w:id="12" w:name="__RefHeading___Toc2745_3956443927"/>
       <w:bookmarkEnd w:id="12"/>
       <w:r>
         <w:rPr>
@@ -4033,7 +4153,7 @@
         <w:spacing w:lineRule="exact" w:line="240" w:before="180" w:after="80"/>
         <w:rPr/>
       </w:pPr>
-      <w:bookmarkStart w:id="13" w:name="__RefHeading___Toc2457_1564033828"/>
+      <w:bookmarkStart w:id="13" w:name="__RefHeading___Toc2747_3956443927"/>
       <w:bookmarkEnd w:id="13"/>
       <w:r>
         <w:rPr>
@@ -4160,7 +4280,7 @@
         <w:spacing w:lineRule="exact" w:line="240" w:before="180" w:after="80"/>
         <w:rPr/>
       </w:pPr>
-      <w:bookmarkStart w:id="14" w:name="__RefHeading___Toc2459_1564033828"/>
+      <w:bookmarkStart w:id="14" w:name="__RefHeading___Toc2749_3956443927"/>
       <w:bookmarkEnd w:id="14"/>
       <w:r>
         <w:rPr>
@@ -4376,7 +4496,7 @@
         <w:spacing w:lineRule="exact" w:line="240" w:before="240" w:after="120"/>
         <w:rPr/>
       </w:pPr>
-      <w:bookmarkStart w:id="15" w:name="__RefHeading___Toc2461_1564033828"/>
+      <w:bookmarkStart w:id="15" w:name="__RefHeading___Toc2751_3956443927"/>
       <w:bookmarkEnd w:id="15"/>
       <w:r>
         <w:rPr>
@@ -4476,7 +4596,7 @@
         <w:spacing w:lineRule="exact" w:line="240" w:before="240" w:after="120"/>
         <w:rPr/>
       </w:pPr>
-      <w:bookmarkStart w:id="16" w:name="__RefHeading___Toc2463_1564033828"/>
+      <w:bookmarkStart w:id="16" w:name="__RefHeading___Toc2753_3956443927"/>
       <w:bookmarkEnd w:id="16"/>
       <w:r>
         <w:rPr>
@@ -4514,7 +4634,7 @@
         <w:spacing w:lineRule="exact" w:line="240" w:before="240" w:after="120"/>
         <w:rPr/>
       </w:pPr>
-      <w:bookmarkStart w:id="17" w:name="__RefHeading___Toc2465_1564033828"/>
+      <w:bookmarkStart w:id="17" w:name="__RefHeading___Toc2755_3956443927"/>
       <w:bookmarkEnd w:id="17"/>
       <w:r>
         <w:rPr>
@@ -4574,7 +4694,7 @@
         <w:spacing w:lineRule="exact" w:line="240" w:before="240" w:after="120"/>
         <w:rPr/>
       </w:pPr>
-      <w:bookmarkStart w:id="18" w:name="__RefHeading___Toc2467_1564033828"/>
+      <w:bookmarkStart w:id="18" w:name="__RefHeading___Toc2757_3956443927"/>
       <w:bookmarkEnd w:id="18"/>
       <w:r>
         <w:rPr>
@@ -4612,7 +4732,7 @@
         <w:spacing w:lineRule="exact" w:line="240" w:before="240" w:after="120"/>
         <w:rPr/>
       </w:pPr>
-      <w:bookmarkStart w:id="19" w:name="__RefHeading___Toc2469_1564033828"/>
+      <w:bookmarkStart w:id="19" w:name="__RefHeading___Toc2759_3956443927"/>
       <w:bookmarkEnd w:id="19"/>
       <w:r>
         <w:rPr>
@@ -4689,11 +4809,812 @@
     <w:p>
       <w:pPr>
         <w:pStyle w:val="Heading1"/>
+        <w:spacing w:lineRule="auto" w:line="240" w:before="0" w:after="60"/>
+        <w:rPr/>
+      </w:pPr>
+      <w:bookmarkStart w:id="20" w:name="__RefHeading___Toc2761_3956443927"/>
+      <w:bookmarkEnd w:id="20"/>
+      <w:r>
+        <w:rPr>
+          <w:rFonts w:ascii="Arial" w:hAnsi="Arial"/>
+          <w:b/>
+          <w:sz w:val="22"/>
+        </w:rPr>
+        <w:t>ANEXO TÉCNICO — PAGOS, MODALIDADES Y ARQUITECTURA OPERACIONAL</w:t>
+      </w:r>
+    </w:p>
+    <w:p>
+      <w:pPr>
+        <w:pStyle w:val="Normal"/>
+        <w:spacing w:lineRule="auto" w:line="240" w:before="0" w:after="60"/>
+        <w:jc w:val="both"/>
+        <w:rPr/>
+      </w:pPr>
+      <w:r>
+        <w:rPr>
+          <w:sz w:val="22"/>
+        </w:rPr>
+        <w:t>Este anexo cubre el análisis estadístico/exploratorio de pagos, montos contractuales y modalidades y actualiza la descripción de la arquitectura operacional. La evidencia de pagos usa datos sintéticos vinculados a contratos sintéticos; no representa información SIAF real ni determina la legalidad de una modalidad.</w:t>
+      </w:r>
+    </w:p>
+    <w:p>
+      <w:pPr>
+        <w:pStyle w:val="Heading2"/>
+        <w:spacing w:lineRule="auto" w:line="240" w:before="0" w:after="60"/>
+        <w:rPr/>
+      </w:pPr>
+      <w:bookmarkStart w:id="21" w:name="__RefHeading___Toc2763_3956443927"/>
+      <w:bookmarkEnd w:id="21"/>
+      <w:r>
+        <w:rPr>
+          <w:rFonts w:ascii="Arial" w:hAnsi="Arial"/>
+          <w:b/>
+          <w:sz w:val="22"/>
+        </w:rPr>
+        <w:t>Resultados reproducibles de pagos y modalidades</w:t>
+      </w:r>
+    </w:p>
+    <w:tbl>
+      <w:tblPr>
+        <w:tblW w:w="9026" w:type="dxa"/>
+        <w:jc w:val="left"/>
+        <w:tblInd w:w="0" w:type="dxa"/>
+        <w:tblLayout w:type="fixed"/>
+        <w:tblCellMar>
+          <w:top w:w="0" w:type="dxa"/>
+          <w:left w:w="108" w:type="dxa"/>
+          <w:bottom w:w="0" w:type="dxa"/>
+          <w:right w:w="108" w:type="dxa"/>
+        </w:tblCellMar>
+        <w:tblLook w:val="04a0" w:noHBand="0" w:noVBand="1" w:firstColumn="1" w:lastRow="0" w:lastColumn="0" w:firstRow="1"/>
+      </w:tblPr>
+      <w:tblGrid>
+        <w:gridCol w:w="4513"/>
+        <w:gridCol w:w="4512"/>
+      </w:tblGrid>
+      <w:tr>
+        <w:trPr/>
+        <w:tc>
+          <w:tcPr>
+            <w:tcW w:w="4513" w:type="dxa"/>
+            <w:tcBorders>
+              <w:top w:val="single" w:sz="4" w:space="0" w:color="B7B7B7"/>
+              <w:left w:val="single" w:sz="4" w:space="0" w:color="B7B7B7"/>
+              <w:bottom w:val="single" w:sz="4" w:space="0" w:color="B7B7B7"/>
+              <w:right w:val="single" w:sz="4" w:space="0" w:color="B7B7B7"/>
+            </w:tcBorders>
+            <w:shd w:fill="E7E6E6"/>
+          </w:tcPr>
+          <w:p>
+            <w:pPr>
+              <w:pStyle w:val="Normal"/>
+              <w:spacing w:lineRule="auto" w:line="240" w:before="0" w:after="60"/>
+              <w:rPr/>
+            </w:pPr>
+            <w:r>
+              <w:rPr>
+                <w:b/>
+                <w:sz w:val="22"/>
+              </w:rPr>
+              <w:t>Indicador</w:t>
+            </w:r>
+          </w:p>
+        </w:tc>
+        <w:tc>
+          <w:tcPr>
+            <w:tcW w:w="4512" w:type="dxa"/>
+            <w:tcBorders>
+              <w:top w:val="single" w:sz="4" w:space="0" w:color="B7B7B7"/>
+              <w:left w:val="single" w:sz="4" w:space="0" w:color="B7B7B7"/>
+              <w:bottom w:val="single" w:sz="4" w:space="0" w:color="B7B7B7"/>
+              <w:right w:val="single" w:sz="4" w:space="0" w:color="B7B7B7"/>
+            </w:tcBorders>
+            <w:shd w:fill="E7E6E6"/>
+          </w:tcPr>
+          <w:p>
+            <w:pPr>
+              <w:pStyle w:val="Normal"/>
+              <w:spacing w:lineRule="auto" w:line="240" w:before="0" w:after="60"/>
+              <w:rPr/>
+            </w:pPr>
+            <w:r>
+              <w:rPr>
+                <w:b/>
+                <w:sz w:val="22"/>
+              </w:rPr>
+              <w:t>Resultado</w:t>
+            </w:r>
+          </w:p>
+        </w:tc>
+      </w:tr>
+      <w:tr>
+        <w:trPr/>
+        <w:tc>
+          <w:tcPr>
+            <w:tcW w:w="4513" w:type="dxa"/>
+            <w:tcBorders>
+              <w:top w:val="single" w:sz="4" w:space="0" w:color="B7B7B7"/>
+              <w:left w:val="single" w:sz="4" w:space="0" w:color="B7B7B7"/>
+              <w:bottom w:val="single" w:sz="4" w:space="0" w:color="B7B7B7"/>
+              <w:right w:val="single" w:sz="4" w:space="0" w:color="B7B7B7"/>
+            </w:tcBorders>
+          </w:tcPr>
+          <w:p>
+            <w:pPr>
+              <w:pStyle w:val="Normal"/>
+              <w:spacing w:lineRule="auto" w:line="240" w:before="0" w:after="60"/>
+              <w:rPr/>
+            </w:pPr>
+            <w:r>
+              <w:rPr>
+                <w:sz w:val="22"/>
+              </w:rPr>
+              <w:t>Pagos sintéticos</w:t>
+            </w:r>
+          </w:p>
+        </w:tc>
+        <w:tc>
+          <w:tcPr>
+            <w:tcW w:w="4512" w:type="dxa"/>
+            <w:tcBorders>
+              <w:top w:val="single" w:sz="4" w:space="0" w:color="B7B7B7"/>
+              <w:left w:val="single" w:sz="4" w:space="0" w:color="B7B7B7"/>
+              <w:bottom w:val="single" w:sz="4" w:space="0" w:color="B7B7B7"/>
+              <w:right w:val="single" w:sz="4" w:space="0" w:color="B7B7B7"/>
+            </w:tcBorders>
+          </w:tcPr>
+          <w:p>
+            <w:pPr>
+              <w:pStyle w:val="Normal"/>
+              <w:spacing w:lineRule="auto" w:line="240" w:before="0" w:after="60"/>
+              <w:rPr/>
+            </w:pPr>
+            <w:r>
+              <w:rPr>
+                <w:sz w:val="22"/>
+              </w:rPr>
+              <w:t>6726</w:t>
+            </w:r>
+          </w:p>
+        </w:tc>
+      </w:tr>
+      <w:tr>
+        <w:trPr/>
+        <w:tc>
+          <w:tcPr>
+            <w:tcW w:w="4513" w:type="dxa"/>
+            <w:tcBorders>
+              <w:top w:val="single" w:sz="4" w:space="0" w:color="B7B7B7"/>
+              <w:left w:val="single" w:sz="4" w:space="0" w:color="B7B7B7"/>
+              <w:bottom w:val="single" w:sz="4" w:space="0" w:color="B7B7B7"/>
+              <w:right w:val="single" w:sz="4" w:space="0" w:color="B7B7B7"/>
+            </w:tcBorders>
+          </w:tcPr>
+          <w:p>
+            <w:pPr>
+              <w:pStyle w:val="Normal"/>
+              <w:spacing w:lineRule="auto" w:line="240" w:before="0" w:after="60"/>
+              <w:rPr/>
+            </w:pPr>
+            <w:r>
+              <w:rPr>
+                <w:sz w:val="22"/>
+              </w:rPr>
+              <w:t>Contratos analizados</w:t>
+            </w:r>
+          </w:p>
+        </w:tc>
+        <w:tc>
+          <w:tcPr>
+            <w:tcW w:w="4512" w:type="dxa"/>
+            <w:tcBorders>
+              <w:top w:val="single" w:sz="4" w:space="0" w:color="B7B7B7"/>
+              <w:left w:val="single" w:sz="4" w:space="0" w:color="B7B7B7"/>
+              <w:bottom w:val="single" w:sz="4" w:space="0" w:color="B7B7B7"/>
+              <w:right w:val="single" w:sz="4" w:space="0" w:color="B7B7B7"/>
+            </w:tcBorders>
+          </w:tcPr>
+          <w:p>
+            <w:pPr>
+              <w:pStyle w:val="Normal"/>
+              <w:spacing w:lineRule="auto" w:line="240" w:before="0" w:after="60"/>
+              <w:rPr/>
+            </w:pPr>
+            <w:r>
+              <w:rPr>
+                <w:sz w:val="22"/>
+              </w:rPr>
+              <w:t>3709</w:t>
+            </w:r>
+          </w:p>
+        </w:tc>
+      </w:tr>
+      <w:tr>
+        <w:trPr/>
+        <w:tc>
+          <w:tcPr>
+            <w:tcW w:w="4513" w:type="dxa"/>
+            <w:tcBorders>
+              <w:top w:val="single" w:sz="4" w:space="0" w:color="B7B7B7"/>
+              <w:left w:val="single" w:sz="4" w:space="0" w:color="B7B7B7"/>
+              <w:bottom w:val="single" w:sz="4" w:space="0" w:color="B7B7B7"/>
+              <w:right w:val="single" w:sz="4" w:space="0" w:color="B7B7B7"/>
+            </w:tcBorders>
+          </w:tcPr>
+          <w:p>
+            <w:pPr>
+              <w:pStyle w:val="Normal"/>
+              <w:spacing w:lineRule="auto" w:line="240" w:before="0" w:after="60"/>
+              <w:rPr/>
+            </w:pPr>
+            <w:r>
+              <w:rPr>
+                <w:sz w:val="22"/>
+              </w:rPr>
+              <w:t>Pagos huérfanos</w:t>
+            </w:r>
+          </w:p>
+        </w:tc>
+        <w:tc>
+          <w:tcPr>
+            <w:tcW w:w="4512" w:type="dxa"/>
+            <w:tcBorders>
+              <w:top w:val="single" w:sz="4" w:space="0" w:color="B7B7B7"/>
+              <w:left w:val="single" w:sz="4" w:space="0" w:color="B7B7B7"/>
+              <w:bottom w:val="single" w:sz="4" w:space="0" w:color="B7B7B7"/>
+              <w:right w:val="single" w:sz="4" w:space="0" w:color="B7B7B7"/>
+            </w:tcBorders>
+          </w:tcPr>
+          <w:p>
+            <w:pPr>
+              <w:pStyle w:val="Normal"/>
+              <w:spacing w:lineRule="auto" w:line="240" w:before="0" w:after="60"/>
+              <w:rPr/>
+            </w:pPr>
+            <w:r>
+              <w:rPr>
+                <w:sz w:val="22"/>
+              </w:rPr>
+              <w:t>0</w:t>
+            </w:r>
+          </w:p>
+        </w:tc>
+      </w:tr>
+      <w:tr>
+        <w:trPr/>
+        <w:tc>
+          <w:tcPr>
+            <w:tcW w:w="4513" w:type="dxa"/>
+            <w:tcBorders>
+              <w:top w:val="single" w:sz="4" w:space="0" w:color="B7B7B7"/>
+              <w:left w:val="single" w:sz="4" w:space="0" w:color="B7B7B7"/>
+              <w:bottom w:val="single" w:sz="4" w:space="0" w:color="B7B7B7"/>
+              <w:right w:val="single" w:sz="4" w:space="0" w:color="B7B7B7"/>
+            </w:tcBorders>
+          </w:tcPr>
+          <w:p>
+            <w:pPr>
+              <w:pStyle w:val="Normal"/>
+              <w:spacing w:lineRule="auto" w:line="240" w:before="0" w:after="60"/>
+              <w:rPr/>
+            </w:pPr>
+            <w:r>
+              <w:rPr>
+                <w:sz w:val="22"/>
+              </w:rPr>
+              <w:t>Contratos con pago parcial</w:t>
+            </w:r>
+          </w:p>
+        </w:tc>
+        <w:tc>
+          <w:tcPr>
+            <w:tcW w:w="4512" w:type="dxa"/>
+            <w:tcBorders>
+              <w:top w:val="single" w:sz="4" w:space="0" w:color="B7B7B7"/>
+              <w:left w:val="single" w:sz="4" w:space="0" w:color="B7B7B7"/>
+              <w:bottom w:val="single" w:sz="4" w:space="0" w:color="B7B7B7"/>
+              <w:right w:val="single" w:sz="4" w:space="0" w:color="B7B7B7"/>
+            </w:tcBorders>
+          </w:tcPr>
+          <w:p>
+            <w:pPr>
+              <w:pStyle w:val="Normal"/>
+              <w:spacing w:lineRule="auto" w:line="240" w:before="0" w:after="60"/>
+              <w:rPr/>
+            </w:pPr>
+            <w:r>
+              <w:rPr>
+                <w:sz w:val="22"/>
+              </w:rPr>
+              <w:t>452</w:t>
+            </w:r>
+          </w:p>
+        </w:tc>
+      </w:tr>
+      <w:tr>
+        <w:trPr/>
+        <w:tc>
+          <w:tcPr>
+            <w:tcW w:w="4513" w:type="dxa"/>
+            <w:tcBorders>
+              <w:top w:val="single" w:sz="4" w:space="0" w:color="B7B7B7"/>
+              <w:left w:val="single" w:sz="4" w:space="0" w:color="B7B7B7"/>
+              <w:bottom w:val="single" w:sz="4" w:space="0" w:color="B7B7B7"/>
+              <w:right w:val="single" w:sz="4" w:space="0" w:color="B7B7B7"/>
+            </w:tcBorders>
+          </w:tcPr>
+          <w:p>
+            <w:pPr>
+              <w:pStyle w:val="Normal"/>
+              <w:spacing w:lineRule="auto" w:line="240" w:before="0" w:after="60"/>
+              <w:rPr/>
+            </w:pPr>
+            <w:r>
+              <w:rPr>
+                <w:sz w:val="22"/>
+              </w:rPr>
+              <w:t>Contratos pendientes sin pago</w:t>
+            </w:r>
+          </w:p>
+        </w:tc>
+        <w:tc>
+          <w:tcPr>
+            <w:tcW w:w="4512" w:type="dxa"/>
+            <w:tcBorders>
+              <w:top w:val="single" w:sz="4" w:space="0" w:color="B7B7B7"/>
+              <w:left w:val="single" w:sz="4" w:space="0" w:color="B7B7B7"/>
+              <w:bottom w:val="single" w:sz="4" w:space="0" w:color="B7B7B7"/>
+              <w:right w:val="single" w:sz="4" w:space="0" w:color="B7B7B7"/>
+            </w:tcBorders>
+          </w:tcPr>
+          <w:p>
+            <w:pPr>
+              <w:pStyle w:val="Normal"/>
+              <w:spacing w:lineRule="auto" w:line="240" w:before="0" w:after="60"/>
+              <w:rPr/>
+            </w:pPr>
+            <w:r>
+              <w:rPr>
+                <w:sz w:val="22"/>
+              </w:rPr>
+              <w:t>218</w:t>
+            </w:r>
+          </w:p>
+        </w:tc>
+      </w:tr>
+      <w:tr>
+        <w:trPr/>
+        <w:tc>
+          <w:tcPr>
+            <w:tcW w:w="4513" w:type="dxa"/>
+            <w:tcBorders>
+              <w:top w:val="single" w:sz="4" w:space="0" w:color="B7B7B7"/>
+              <w:left w:val="single" w:sz="4" w:space="0" w:color="B7B7B7"/>
+              <w:bottom w:val="single" w:sz="4" w:space="0" w:color="B7B7B7"/>
+              <w:right w:val="single" w:sz="4" w:space="0" w:color="B7B7B7"/>
+            </w:tcBorders>
+          </w:tcPr>
+          <w:p>
+            <w:pPr>
+              <w:pStyle w:val="Normal"/>
+              <w:spacing w:lineRule="auto" w:line="240" w:before="0" w:after="60"/>
+              <w:rPr/>
+            </w:pPr>
+            <w:r>
+              <w:rPr>
+                <w:sz w:val="22"/>
+              </w:rPr>
+              <w:t>Señales de sobrepago a revisar</w:t>
+            </w:r>
+          </w:p>
+        </w:tc>
+        <w:tc>
+          <w:tcPr>
+            <w:tcW w:w="4512" w:type="dxa"/>
+            <w:tcBorders>
+              <w:top w:val="single" w:sz="4" w:space="0" w:color="B7B7B7"/>
+              <w:left w:val="single" w:sz="4" w:space="0" w:color="B7B7B7"/>
+              <w:bottom w:val="single" w:sz="4" w:space="0" w:color="B7B7B7"/>
+              <w:right w:val="single" w:sz="4" w:space="0" w:color="B7B7B7"/>
+            </w:tcBorders>
+          </w:tcPr>
+          <w:p>
+            <w:pPr>
+              <w:pStyle w:val="Normal"/>
+              <w:spacing w:lineRule="auto" w:line="240" w:before="0" w:after="60"/>
+              <w:rPr/>
+            </w:pPr>
+            <w:r>
+              <w:rPr>
+                <w:sz w:val="22"/>
+              </w:rPr>
+              <w:t>76</w:t>
+            </w:r>
+          </w:p>
+        </w:tc>
+      </w:tr>
+      <w:tr>
+        <w:trPr/>
+        <w:tc>
+          <w:tcPr>
+            <w:tcW w:w="4513" w:type="dxa"/>
+            <w:tcBorders>
+              <w:top w:val="single" w:sz="4" w:space="0" w:color="B7B7B7"/>
+              <w:left w:val="single" w:sz="4" w:space="0" w:color="B7B7B7"/>
+              <w:bottom w:val="single" w:sz="4" w:space="0" w:color="B7B7B7"/>
+              <w:right w:val="single" w:sz="4" w:space="0" w:color="B7B7B7"/>
+            </w:tcBorders>
+          </w:tcPr>
+          <w:p>
+            <w:pPr>
+              <w:pStyle w:val="Normal"/>
+              <w:spacing w:lineRule="auto" w:line="240" w:before="0" w:after="60"/>
+              <w:rPr/>
+            </w:pPr>
+            <w:r>
+              <w:rPr>
+                <w:sz w:val="22"/>
+              </w:rPr>
+              <w:t>Demora P90 devengado→pagado (días)</w:t>
+            </w:r>
+          </w:p>
+        </w:tc>
+        <w:tc>
+          <w:tcPr>
+            <w:tcW w:w="4512" w:type="dxa"/>
+            <w:tcBorders>
+              <w:top w:val="single" w:sz="4" w:space="0" w:color="B7B7B7"/>
+              <w:left w:val="single" w:sz="4" w:space="0" w:color="B7B7B7"/>
+              <w:bottom w:val="single" w:sz="4" w:space="0" w:color="B7B7B7"/>
+              <w:right w:val="single" w:sz="4" w:space="0" w:color="B7B7B7"/>
+            </w:tcBorders>
+          </w:tcPr>
+          <w:p>
+            <w:pPr>
+              <w:pStyle w:val="Normal"/>
+              <w:spacing w:lineRule="auto" w:line="240" w:before="0" w:after="60"/>
+              <w:rPr/>
+            </w:pPr>
+            <w:r>
+              <w:rPr>
+                <w:sz w:val="22"/>
+              </w:rPr>
+              <w:t>28.0</w:t>
+            </w:r>
+          </w:p>
+        </w:tc>
+      </w:tr>
+      <w:tr>
+        <w:trPr/>
+        <w:tc>
+          <w:tcPr>
+            <w:tcW w:w="4513" w:type="dxa"/>
+            <w:tcBorders>
+              <w:top w:val="single" w:sz="4" w:space="0" w:color="B7B7B7"/>
+              <w:left w:val="single" w:sz="4" w:space="0" w:color="B7B7B7"/>
+              <w:bottom w:val="single" w:sz="4" w:space="0" w:color="B7B7B7"/>
+              <w:right w:val="single" w:sz="4" w:space="0" w:color="B7B7B7"/>
+            </w:tcBorders>
+          </w:tcPr>
+          <w:p>
+            <w:pPr>
+              <w:pStyle w:val="Normal"/>
+              <w:spacing w:lineRule="auto" w:line="240" w:before="0" w:after="60"/>
+              <w:rPr/>
+            </w:pPr>
+            <w:r>
+              <w:rPr>
+                <w:sz w:val="22"/>
+              </w:rPr>
+              <w:t>Modalidades especiales no inferibles solo por cuantía</w:t>
+            </w:r>
+          </w:p>
+        </w:tc>
+        <w:tc>
+          <w:tcPr>
+            <w:tcW w:w="4512" w:type="dxa"/>
+            <w:tcBorders>
+              <w:top w:val="single" w:sz="4" w:space="0" w:color="B7B7B7"/>
+              <w:left w:val="single" w:sz="4" w:space="0" w:color="B7B7B7"/>
+              <w:bottom w:val="single" w:sz="4" w:space="0" w:color="B7B7B7"/>
+              <w:right w:val="single" w:sz="4" w:space="0" w:color="B7B7B7"/>
+            </w:tcBorders>
+          </w:tcPr>
+          <w:p>
+            <w:pPr>
+              <w:pStyle w:val="Normal"/>
+              <w:spacing w:lineRule="auto" w:line="240" w:before="0" w:after="60"/>
+              <w:rPr/>
+            </w:pPr>
+            <w:r>
+              <w:rPr>
+                <w:sz w:val="22"/>
+              </w:rPr>
+              <w:t>1422</w:t>
+            </w:r>
+          </w:p>
+        </w:tc>
+      </w:tr>
+      <w:tr>
+        <w:trPr/>
+        <w:tc>
+          <w:tcPr>
+            <w:tcW w:w="4513" w:type="dxa"/>
+            <w:tcBorders>
+              <w:top w:val="single" w:sz="4" w:space="0" w:color="B7B7B7"/>
+              <w:left w:val="single" w:sz="4" w:space="0" w:color="B7B7B7"/>
+              <w:bottom w:val="single" w:sz="4" w:space="0" w:color="B7B7B7"/>
+              <w:right w:val="single" w:sz="4" w:space="0" w:color="B7B7B7"/>
+            </w:tcBorders>
+          </w:tcPr>
+          <w:p>
+            <w:pPr>
+              <w:pStyle w:val="Normal"/>
+              <w:spacing w:lineRule="auto" w:line="240" w:before="0" w:after="60"/>
+              <w:rPr/>
+            </w:pPr>
+            <w:r>
+              <w:rPr>
+                <w:sz w:val="22"/>
+              </w:rPr>
+              <w:t>Modalidades que requieren revisión de contexto</w:t>
+            </w:r>
+          </w:p>
+        </w:tc>
+        <w:tc>
+          <w:tcPr>
+            <w:tcW w:w="4512" w:type="dxa"/>
+            <w:tcBorders>
+              <w:top w:val="single" w:sz="4" w:space="0" w:color="B7B7B7"/>
+              <w:left w:val="single" w:sz="4" w:space="0" w:color="B7B7B7"/>
+              <w:bottom w:val="single" w:sz="4" w:space="0" w:color="B7B7B7"/>
+              <w:right w:val="single" w:sz="4" w:space="0" w:color="B7B7B7"/>
+            </w:tcBorders>
+          </w:tcPr>
+          <w:p>
+            <w:pPr>
+              <w:pStyle w:val="Normal"/>
+              <w:spacing w:lineRule="auto" w:line="240" w:before="0" w:after="60"/>
+              <w:rPr/>
+            </w:pPr>
+            <w:r>
+              <w:rPr>
+                <w:sz w:val="22"/>
+              </w:rPr>
+              <w:t>1314</w:t>
+            </w:r>
+          </w:p>
+        </w:tc>
+      </w:tr>
+    </w:tbl>
+    <w:p>
+      <w:pPr>
+        <w:pStyle w:val="Normal"/>
+        <w:spacing w:lineRule="auto" w:line="240" w:before="0" w:after="60"/>
+        <w:jc w:val="both"/>
+        <w:rPr/>
+      </w:pPr>
+      <w:r>
+        <w:rPr>
+          <w:sz w:val="22"/>
+        </w:rPr>
+        <w:t>La comparación de modalidades frente a cuantía es únicamente referencial. Contratación Directa, Comparación de Precios, Subasta Inversa, acuerdos marco y otros supuestos pueden depender de condiciones que no se deducen del monto por sí solo; 'requiere revisión de contexto' no equivale a irregularidad.</w:t>
+      </w:r>
+    </w:p>
+    <w:p>
+      <w:pPr>
+        <w:pStyle w:val="Heading2"/>
+        <w:spacing w:lineRule="auto" w:line="240" w:before="0" w:after="60"/>
+        <w:rPr/>
+      </w:pPr>
+      <w:bookmarkStart w:id="22" w:name="__RefHeading___Toc2765_3956443927"/>
+      <w:bookmarkEnd w:id="22"/>
+      <w:r>
+        <w:rPr>
+          <w:rFonts w:ascii="Arial" w:hAnsi="Arial"/>
+          <w:b/>
+          <w:sz w:val="22"/>
+        </w:rPr>
+        <w:t>Distribución de pagos</w:t>
+      </w:r>
+    </w:p>
+    <w:p>
+      <w:pPr>
+        <w:pStyle w:val="Normal"/>
+        <w:spacing w:lineRule="auto" w:line="240" w:before="0" w:after="60"/>
+        <w:jc w:val="center"/>
+        <w:rPr/>
+      </w:pPr>
+      <w:r>
+        <w:rPr/>
+        <w:drawing>
+          <wp:inline distT="0" distB="0" distL="0" distR="0">
+            <wp:extent cx="5577840" cy="3150235"/>
+            <wp:effectExtent l="0" t="0" r="0" b="0"/>
+            <wp:docPr id="4" name="Picture 2" descr=""/>
+            <wp:cNvGraphicFramePr>
+              <a:graphicFrameLocks xmlns:a="http://schemas.openxmlformats.org/drawingml/2006/main" noChangeAspect="1"/>
+            </wp:cNvGraphicFramePr>
+            <a:graphic xmlns:a="http://schemas.openxmlformats.org/drawingml/2006/main">
+              <a:graphicData uri="http://schemas.openxmlformats.org/drawingml/2006/picture">
+                <pic:pic xmlns:pic="http://schemas.openxmlformats.org/drawingml/2006/picture">
+                  <pic:nvPicPr>
+                    <pic:cNvPr id="4" name="Picture 2" descr=""/>
+                    <pic:cNvPicPr>
+                      <a:picLocks noChangeAspect="1" noChangeArrowheads="1"/>
+                    </pic:cNvPicPr>
+                  </pic:nvPicPr>
+                  <pic:blipFill>
+                    <a:blip r:embed="rId8"/>
+                    <a:stretch>
+                      <a:fillRect/>
+                    </a:stretch>
+                  </pic:blipFill>
+                  <pic:spPr bwMode="auto">
+                    <a:xfrm>
+                      <a:off x="0" y="0"/>
+                      <a:ext cx="5577840" cy="3150235"/>
+                    </a:xfrm>
+                    <a:prstGeom prst="rect">
+                      <a:avLst/>
+                    </a:prstGeom>
+                  </pic:spPr>
+                </pic:pic>
+              </a:graphicData>
+            </a:graphic>
+          </wp:inline>
+        </w:drawing>
+      </w:r>
+    </w:p>
+    <w:p>
+      <w:pPr>
+        <w:pStyle w:val="Heading2"/>
+        <w:spacing w:lineRule="auto" w:line="240" w:before="0" w:after="60"/>
+        <w:rPr/>
+      </w:pPr>
+      <w:bookmarkStart w:id="23" w:name="__RefHeading___Toc2767_3956443927"/>
+      <w:bookmarkEnd w:id="23"/>
+      <w:r>
+        <w:rPr>
+          <w:rFonts w:ascii="Arial" w:hAnsi="Arial"/>
+          <w:b/>
+          <w:sz w:val="22"/>
+        </w:rPr>
+        <w:t>Modalidades por régimen</w:t>
+      </w:r>
+    </w:p>
+    <w:p>
+      <w:pPr>
+        <w:pStyle w:val="Normal"/>
+        <w:spacing w:lineRule="auto" w:line="240" w:before="0" w:after="60"/>
+        <w:jc w:val="center"/>
+        <w:rPr/>
+      </w:pPr>
+      <w:r>
+        <w:rPr/>
+        <w:drawing>
+          <wp:inline distT="0" distB="0" distL="0" distR="0">
+            <wp:extent cx="5577840" cy="3222625"/>
+            <wp:effectExtent l="0" t="0" r="0" b="0"/>
+            <wp:docPr id="5" name="Picture 3" descr=""/>
+            <wp:cNvGraphicFramePr>
+              <a:graphicFrameLocks xmlns:a="http://schemas.openxmlformats.org/drawingml/2006/main" noChangeAspect="1"/>
+            </wp:cNvGraphicFramePr>
+            <a:graphic xmlns:a="http://schemas.openxmlformats.org/drawingml/2006/main">
+              <a:graphicData uri="http://schemas.openxmlformats.org/drawingml/2006/picture">
+                <pic:pic xmlns:pic="http://schemas.openxmlformats.org/drawingml/2006/picture">
+                  <pic:nvPicPr>
+                    <pic:cNvPr id="5" name="Picture 3" descr=""/>
+                    <pic:cNvPicPr>
+                      <a:picLocks noChangeAspect="1" noChangeArrowheads="1"/>
+                    </pic:cNvPicPr>
+                  </pic:nvPicPr>
+                  <pic:blipFill>
+                    <a:blip r:embed="rId9"/>
+                    <a:stretch>
+                      <a:fillRect/>
+                    </a:stretch>
+                  </pic:blipFill>
+                  <pic:spPr bwMode="auto">
+                    <a:xfrm>
+                      <a:off x="0" y="0"/>
+                      <a:ext cx="5577840" cy="3222625"/>
+                    </a:xfrm>
+                    <a:prstGeom prst="rect">
+                      <a:avLst/>
+                    </a:prstGeom>
+                  </pic:spPr>
+                </pic:pic>
+              </a:graphicData>
+            </a:graphic>
+          </wp:inline>
+        </w:drawing>
+      </w:r>
+    </w:p>
+    <w:p>
+      <w:pPr>
+        <w:pStyle w:val="Heading2"/>
+        <w:spacing w:lineRule="auto" w:line="240" w:before="0" w:after="60"/>
+        <w:rPr/>
+      </w:pPr>
+      <w:bookmarkStart w:id="24" w:name="__RefHeading___Toc2769_3956443927"/>
+      <w:bookmarkEnd w:id="24"/>
+      <w:r>
+        <w:rPr>
+          <w:rFonts w:ascii="Arial" w:hAnsi="Arial"/>
+          <w:b/>
+          <w:sz w:val="22"/>
+        </w:rPr>
+        <w:t>Arquitectura operacional Spark-native</w:t>
+      </w:r>
+    </w:p>
+    <w:p>
+      <w:pPr>
+        <w:pStyle w:val="Normal"/>
+        <w:spacing w:lineRule="auto" w:line="240" w:before="0" w:after="60"/>
+        <w:jc w:val="both"/>
+        <w:rPr/>
+      </w:pPr>
+      <w:r>
+        <w:rPr>
+          <w:sz w:val="22"/>
+        </w:rPr>
+        <w:t>La evidencia histórica de modelado Spark se conserva en modo local[*] para reproducibilidad. En paralelo, la ruta operacional TRAIN/INFERENCE admite un master Spark configurable. Cuando source.type=spark_sql, el conector devuelve un Spark DataFrame y el mapping, validación, preprocesamiento, feature engineering y MLlib permanecen en Spark sin toPandas(). Las medianas por objeto aprendidas en TRAIN se persisten como Parquet distribuido y los rankings de INFERENCE se escriben también como Parquet distribuido.</w:t>
+      </w:r>
+    </w:p>
+    <w:p>
+      <w:pPr>
+        <w:pStyle w:val="Normal"/>
+        <w:spacing w:lineRule="auto" w:line="240" w:before="0" w:after="60"/>
+        <w:jc w:val="both"/>
+        <w:rPr/>
+      </w:pPr>
+      <w:r>
+        <w:rPr>
+          <w:sz w:val="22"/>
+        </w:rPr>
+        <w:t>Esta capacidad elimina el cuello de botella pandas del adaptador Spark anterior, pero no sustituye las pruebas de carga, particionamiento, seguridad, rendimiento y robustez que deben ejecutarse con el clúster y volumen institucionales reales.</w:t>
+      </w:r>
+    </w:p>
+    <w:p>
+      <w:pPr>
+        <w:pStyle w:val="Heading2"/>
+        <w:spacing w:lineRule="auto" w:line="240" w:before="0" w:after="60"/>
+        <w:rPr/>
+      </w:pPr>
+      <w:bookmarkStart w:id="25" w:name="__RefHeading___Toc2771_3956443927"/>
+      <w:bookmarkEnd w:id="25"/>
+      <w:r>
+        <w:rPr>
+          <w:rFonts w:ascii="Arial" w:hAnsi="Arial"/>
+          <w:b/>
+          <w:sz w:val="22"/>
+        </w:rPr>
+        <w:t>Limitación institucional</w:t>
+      </w:r>
+    </w:p>
+    <w:p>
+      <w:pPr>
+        <w:pStyle w:val="Normal"/>
+        <w:spacing w:lineRule="auto" w:line="240" w:before="0" w:after="60"/>
+        <w:jc w:val="both"/>
+        <w:rPr/>
+      </w:pPr>
+      <w:r>
+        <w:rPr>
+          <w:sz w:val="22"/>
+        </w:rPr>
+        <w:t>El cierre literal con pagos SIAF/SEACE, tablas/vistas reales, ground truth, permisos, clúster, DEV/QA/PROD, SQL Server/SSRS, certificación y conformidad depende de la CGR y permanece registrado en el catálogo de dependencias institucionales.</w:t>
+      </w:r>
+    </w:p>
+    <w:p>
+      <w:pPr>
+        <w:pStyle w:val="Heading1"/>
         <w:spacing w:lineRule="exact" w:line="240" w:before="240" w:after="120"/>
         <w:rPr/>
       </w:pPr>
-      <w:bookmarkStart w:id="20" w:name="__RefHeading___Toc2471_1564033828"/>
-      <w:bookmarkEnd w:id="20"/>
+      <w:bookmarkStart w:id="26" w:name="__RefHeading___Toc2773_3956443927"/>
+      <w:bookmarkEnd w:id="26"/>
       <w:r>
         <w:rPr>
           <w:rFonts w:eastAsia="Arial" w:cs="Arial" w:ascii="Arial" w:hAnsi="Arial"/>
@@ -4827,9 +5748,9 @@
       </w:r>
     </w:p>
     <w:sectPr>
-      <w:headerReference w:type="default" r:id="rId8"/>
-      <w:footerReference w:type="default" r:id="rId9"/>
-      <w:footerReference w:type="first" r:id="rId10"/>
+      <w:headerReference w:type="default" r:id="rId10"/>
+      <w:footerReference w:type="default" r:id="rId11"/>
+      <w:footerReference w:type="first" r:id="rId12"/>
       <w:type w:val="nextPage"/>
       <w:pgSz w:w="11906" w:h="16838"/>
       <w:pgMar w:left="1440" w:right="1440" w:gutter="0" w:header="708" w:top="1440" w:footer="708" w:bottom="1440"/>
@@ -4972,7 +5893,7 @@
     </w:r>
     <w:r>
       <w:rPr/>
-      <w:t>7</w:t>
+      <w:t>8</w:t>
     </w:r>
     <w:r>
       <w:rPr/>

--- a/reporte/productos_formales/Producto_04_Entrenamiento_Favoritismo.docx
+++ b/reporte/productos_formales/Producto_04_Entrenamiento_Favoritismo.docx
@@ -262,7 +262,7 @@
         <w:spacing w:lineRule="exact" w:line="240" w:before="240" w:after="120"/>
         <w:rPr/>
       </w:pPr>
-      <w:bookmarkStart w:id="0" w:name="__RefHeading___Toc2721_3956443927"/>
+      <w:bookmarkStart w:id="0" w:name="__RefHeading___Toc2721_1913477755"/>
       <w:bookmarkEnd w:id="0"/>
       <w:r>
         <w:rPr>
@@ -369,7 +369,7 @@
             </w:rPr>
             <w:fldChar w:fldCharType="separate"/>
           </w:r>
-          <w:hyperlink w:anchor="__RefHeading___Toc2721_3956443927">
+          <w:hyperlink w:anchor="__RefHeading___Toc2721_1913477755">
             <w:r>
               <w:rPr>
                 <w:rStyle w:val="IndexLink"/>
@@ -389,7 +389,7 @@
             </w:tabs>
             <w:rPr/>
           </w:pPr>
-          <w:hyperlink w:anchor="__RefHeading___Toc2723_3956443927">
+          <w:hyperlink w:anchor="__RefHeading___Toc2723_1913477755">
             <w:r>
               <w:rPr>
                 <w:rStyle w:val="IndexLink"/>
@@ -409,7 +409,7 @@
             </w:tabs>
             <w:rPr/>
           </w:pPr>
-          <w:hyperlink w:anchor="__RefHeading___Toc2725_3956443927">
+          <w:hyperlink w:anchor="__RefHeading___Toc2725_1913477755">
             <w:r>
               <w:rPr>
                 <w:rStyle w:val="IndexLink"/>
@@ -429,7 +429,7 @@
             </w:tabs>
             <w:rPr/>
           </w:pPr>
-          <w:hyperlink w:anchor="__RefHeading___Toc2727_3956443927">
+          <w:hyperlink w:anchor="__RefHeading___Toc2727_1913477755">
             <w:r>
               <w:rPr>
                 <w:rStyle w:val="IndexLink"/>
@@ -449,7 +449,7 @@
             </w:tabs>
             <w:rPr/>
           </w:pPr>
-          <w:hyperlink w:anchor="__RefHeading___Toc2729_3956443927">
+          <w:hyperlink w:anchor="__RefHeading___Toc2729_1913477755">
             <w:r>
               <w:rPr>
                 <w:rStyle w:val="IndexLink"/>
@@ -469,7 +469,7 @@
             </w:tabs>
             <w:rPr/>
           </w:pPr>
-          <w:hyperlink w:anchor="__RefHeading___Toc2731_3956443927">
+          <w:hyperlink w:anchor="__RefHeading___Toc2731_1913477755">
             <w:r>
               <w:rPr>
                 <w:rStyle w:val="IndexLink"/>
@@ -489,7 +489,7 @@
             </w:tabs>
             <w:rPr/>
           </w:pPr>
-          <w:hyperlink w:anchor="__RefHeading___Toc2733_3956443927">
+          <w:hyperlink w:anchor="__RefHeading___Toc2733_1913477755">
             <w:r>
               <w:rPr>
                 <w:rStyle w:val="IndexLink"/>
@@ -509,7 +509,7 @@
             </w:tabs>
             <w:rPr/>
           </w:pPr>
-          <w:hyperlink w:anchor="__RefHeading___Toc2735_3956443927">
+          <w:hyperlink w:anchor="__RefHeading___Toc2735_1913477755">
             <w:r>
               <w:rPr>
                 <w:rStyle w:val="IndexLink"/>
@@ -529,7 +529,7 @@
             </w:tabs>
             <w:rPr/>
           </w:pPr>
-          <w:hyperlink w:anchor="__RefHeading___Toc2737_3956443927">
+          <w:hyperlink w:anchor="__RefHeading___Toc2737_1913477755">
             <w:r>
               <w:rPr>
                 <w:rStyle w:val="IndexLink"/>
@@ -549,7 +549,7 @@
             </w:tabs>
             <w:rPr/>
           </w:pPr>
-          <w:hyperlink w:anchor="__RefHeading___Toc2739_3956443927">
+          <w:hyperlink w:anchor="__RefHeading___Toc2739_1913477755">
             <w:r>
               <w:rPr>
                 <w:rStyle w:val="IndexLink"/>
@@ -569,7 +569,7 @@
             </w:tabs>
             <w:rPr/>
           </w:pPr>
-          <w:hyperlink w:anchor="__RefHeading___Toc2741_3956443927">
+          <w:hyperlink w:anchor="__RefHeading___Toc2741_1913477755">
             <w:r>
               <w:rPr>
                 <w:rStyle w:val="IndexLink"/>
@@ -589,7 +589,7 @@
             </w:tabs>
             <w:rPr/>
           </w:pPr>
-          <w:hyperlink w:anchor="__RefHeading___Toc2743_3956443927">
+          <w:hyperlink w:anchor="__RefHeading___Toc2743_1913477755">
             <w:r>
               <w:rPr>
                 <w:rStyle w:val="IndexLink"/>
@@ -609,7 +609,7 @@
             </w:tabs>
             <w:rPr/>
           </w:pPr>
-          <w:hyperlink w:anchor="__RefHeading___Toc2745_3956443927">
+          <w:hyperlink w:anchor="__RefHeading___Toc2745_1913477755">
             <w:r>
               <w:rPr>
                 <w:rStyle w:val="IndexLink"/>
@@ -629,7 +629,7 @@
             </w:tabs>
             <w:rPr/>
           </w:pPr>
-          <w:hyperlink w:anchor="__RefHeading___Toc2747_3956443927">
+          <w:hyperlink w:anchor="__RefHeading___Toc2747_1913477755">
             <w:r>
               <w:rPr>
                 <w:rStyle w:val="IndexLink"/>
@@ -649,7 +649,7 @@
             </w:tabs>
             <w:rPr/>
           </w:pPr>
-          <w:hyperlink w:anchor="__RefHeading___Toc2749_3956443927">
+          <w:hyperlink w:anchor="__RefHeading___Toc2749_1913477755">
             <w:r>
               <w:rPr>
                 <w:rStyle w:val="IndexLink"/>
@@ -669,7 +669,7 @@
             </w:tabs>
             <w:rPr/>
           </w:pPr>
-          <w:hyperlink w:anchor="__RefHeading___Toc2751_3956443927">
+          <w:hyperlink w:anchor="__RefHeading___Toc2751_1913477755">
             <w:r>
               <w:rPr>
                 <w:rStyle w:val="IndexLink"/>
@@ -689,7 +689,7 @@
             </w:tabs>
             <w:rPr/>
           </w:pPr>
-          <w:hyperlink w:anchor="__RefHeading___Toc2753_3956443927">
+          <w:hyperlink w:anchor="__RefHeading___Toc2753_1913477755">
             <w:r>
               <w:rPr>
                 <w:rStyle w:val="IndexLink"/>
@@ -709,7 +709,7 @@
             </w:tabs>
             <w:rPr/>
           </w:pPr>
-          <w:hyperlink w:anchor="__RefHeading___Toc2755_3956443927">
+          <w:hyperlink w:anchor="__RefHeading___Toc2755_1913477755">
             <w:r>
               <w:rPr>
                 <w:rStyle w:val="IndexLink"/>
@@ -729,7 +729,7 @@
             </w:tabs>
             <w:rPr/>
           </w:pPr>
-          <w:hyperlink w:anchor="__RefHeading___Toc2757_3956443927">
+          <w:hyperlink w:anchor="__RefHeading___Toc2757_1913477755">
             <w:r>
               <w:rPr>
                 <w:rStyle w:val="IndexLink"/>
@@ -749,7 +749,7 @@
             </w:tabs>
             <w:rPr/>
           </w:pPr>
-          <w:hyperlink w:anchor="__RefHeading___Toc2759_3956443927">
+          <w:hyperlink w:anchor="__RefHeading___Toc2759_1913477755">
             <w:r>
               <w:rPr>
                 <w:rStyle w:val="IndexLink"/>
@@ -769,7 +769,7 @@
             </w:tabs>
             <w:rPr/>
           </w:pPr>
-          <w:hyperlink w:anchor="__RefHeading___Toc2761_3956443927">
+          <w:hyperlink w:anchor="__RefHeading___Toc2761_1913477755">
             <w:r>
               <w:rPr>
                 <w:rStyle w:val="IndexLink"/>
@@ -789,7 +789,7 @@
             </w:tabs>
             <w:rPr/>
           </w:pPr>
-          <w:hyperlink w:anchor="__RefHeading___Toc2763_3956443927">
+          <w:hyperlink w:anchor="__RefHeading___Toc2763_1913477755">
             <w:r>
               <w:rPr>
                 <w:rStyle w:val="IndexLink"/>
@@ -809,7 +809,7 @@
             </w:tabs>
             <w:rPr/>
           </w:pPr>
-          <w:hyperlink w:anchor="__RefHeading___Toc2765_3956443927">
+          <w:hyperlink w:anchor="__RefHeading___Toc2765_1913477755">
             <w:r>
               <w:rPr>
                 <w:rStyle w:val="IndexLink"/>
@@ -829,7 +829,7 @@
             </w:tabs>
             <w:rPr/>
           </w:pPr>
-          <w:hyperlink w:anchor="__RefHeading___Toc2767_3956443927">
+          <w:hyperlink w:anchor="__RefHeading___Toc2767_1913477755">
             <w:r>
               <w:rPr>
                 <w:rStyle w:val="IndexLink"/>
@@ -849,7 +849,7 @@
             </w:tabs>
             <w:rPr/>
           </w:pPr>
-          <w:hyperlink w:anchor="__RefHeading___Toc2769_3956443927">
+          <w:hyperlink w:anchor="__RefHeading___Toc2769_1913477755">
             <w:r>
               <w:rPr>
                 <w:rStyle w:val="IndexLink"/>
@@ -869,7 +869,7 @@
             </w:tabs>
             <w:rPr/>
           </w:pPr>
-          <w:hyperlink w:anchor="__RefHeading___Toc2771_3956443927">
+          <w:hyperlink w:anchor="__RefHeading___Toc2771_1913477755">
             <w:r>
               <w:rPr>
                 <w:rStyle w:val="IndexLink"/>
@@ -889,7 +889,7 @@
             </w:tabs>
             <w:rPr/>
           </w:pPr>
-          <w:hyperlink w:anchor="__RefHeading___Toc2773_3956443927">
+          <w:hyperlink w:anchor="__RefHeading___Toc2773_1913477755">
             <w:r>
               <w:rPr>
                 <w:rStyle w:val="IndexLink"/>
@@ -929,7 +929,7 @@
         <w:spacing w:lineRule="exact" w:line="240" w:before="240" w:after="120"/>
         <w:rPr/>
       </w:pPr>
-      <w:bookmarkStart w:id="1" w:name="__RefHeading___Toc2723_3956443927"/>
+      <w:bookmarkStart w:id="1" w:name="__RefHeading___Toc2723_1913477755"/>
       <w:bookmarkEnd w:id="1"/>
       <w:r>
         <w:rPr>
@@ -985,7 +985,7 @@
         <w:spacing w:lineRule="exact" w:line="240" w:before="240" w:after="120"/>
         <w:rPr/>
       </w:pPr>
-      <w:bookmarkStart w:id="2" w:name="__RefHeading___Toc2725_3956443927"/>
+      <w:bookmarkStart w:id="2" w:name="__RefHeading___Toc2725_1913477755"/>
       <w:bookmarkEnd w:id="2"/>
       <w:r>
         <w:rPr>
@@ -1059,7 +1059,7 @@
         <w:spacing w:lineRule="exact" w:line="240" w:before="240" w:after="120"/>
         <w:rPr/>
       </w:pPr>
-      <w:bookmarkStart w:id="3" w:name="__RefHeading___Toc2727_3956443927"/>
+      <w:bookmarkStart w:id="3" w:name="__RefHeading___Toc2727_1913477755"/>
       <w:bookmarkEnd w:id="3"/>
       <w:r>
         <w:rPr>
@@ -2373,7 +2373,7 @@
         <w:spacing w:lineRule="exact" w:line="240" w:before="240" w:after="120"/>
         <w:rPr/>
       </w:pPr>
-      <w:bookmarkStart w:id="4" w:name="__RefHeading___Toc2729_3956443927"/>
+      <w:bookmarkStart w:id="4" w:name="__RefHeading___Toc2729_1913477755"/>
       <w:bookmarkEnd w:id="4"/>
       <w:r>
         <w:rPr>
@@ -2950,7 +2950,7 @@
         <w:spacing w:lineRule="exact" w:line="240" w:before="240" w:after="120"/>
         <w:rPr/>
       </w:pPr>
-      <w:bookmarkStart w:id="5" w:name="__RefHeading___Toc2731_3956443927"/>
+      <w:bookmarkStart w:id="5" w:name="__RefHeading___Toc2731_1913477755"/>
       <w:bookmarkEnd w:id="5"/>
       <w:r>
         <w:rPr>
@@ -2988,7 +2988,7 @@
         <w:spacing w:lineRule="exact" w:line="240" w:before="240" w:after="120"/>
         <w:rPr/>
       </w:pPr>
-      <w:bookmarkStart w:id="6" w:name="__RefHeading___Toc2733_3956443927"/>
+      <w:bookmarkStart w:id="6" w:name="__RefHeading___Toc2733_1913477755"/>
       <w:bookmarkEnd w:id="6"/>
       <w:r>
         <w:rPr>
@@ -3026,7 +3026,7 @@
         <w:spacing w:lineRule="exact" w:line="240" w:before="240" w:after="120"/>
         <w:rPr/>
       </w:pPr>
-      <w:bookmarkStart w:id="7" w:name="__RefHeading___Toc2735_3956443927"/>
+      <w:bookmarkStart w:id="7" w:name="__RefHeading___Toc2735_1913477755"/>
       <w:bookmarkEnd w:id="7"/>
       <w:r>
         <w:rPr>
@@ -3046,7 +3046,7 @@
         <w:spacing w:lineRule="exact" w:line="240" w:before="180" w:after="80"/>
         <w:rPr/>
       </w:pPr>
-      <w:bookmarkStart w:id="8" w:name="__RefHeading___Toc2737_3956443927"/>
+      <w:bookmarkStart w:id="8" w:name="__RefHeading___Toc2737_1913477755"/>
       <w:bookmarkEnd w:id="8"/>
       <w:r>
         <w:rPr>
@@ -3509,7 +3509,7 @@
         <w:spacing w:lineRule="exact" w:line="240" w:before="180" w:after="80"/>
         <w:rPr/>
       </w:pPr>
-      <w:bookmarkStart w:id="9" w:name="__RefHeading___Toc2739_3956443927"/>
+      <w:bookmarkStart w:id="9" w:name="__RefHeading___Toc2739_1913477755"/>
       <w:bookmarkEnd w:id="9"/>
       <w:r>
         <w:rPr>
@@ -3547,7 +3547,7 @@
         <w:spacing w:lineRule="exact" w:line="240" w:before="180" w:after="80"/>
         <w:rPr/>
       </w:pPr>
-      <w:bookmarkStart w:id="10" w:name="__RefHeading___Toc2741_3956443927"/>
+      <w:bookmarkStart w:id="10" w:name="__RefHeading___Toc2741_1913477755"/>
       <w:bookmarkEnd w:id="10"/>
       <w:r>
         <w:rPr>
@@ -3585,7 +3585,7 @@
         <w:spacing w:lineRule="exact" w:line="240" w:before="180" w:after="80"/>
         <w:rPr/>
       </w:pPr>
-      <w:bookmarkStart w:id="11" w:name="__RefHeading___Toc2743_3956443927"/>
+      <w:bookmarkStart w:id="11" w:name="__RefHeading___Toc2743_1913477755"/>
       <w:bookmarkEnd w:id="11"/>
       <w:r>
         <w:rPr>
@@ -4115,7 +4115,7 @@
         <w:spacing w:lineRule="exact" w:line="240" w:before="180" w:after="80"/>
         <w:rPr/>
       </w:pPr>
-      <w:bookmarkStart w:id="12" w:name="__RefHeading___Toc2745_3956443927"/>
+      <w:bookmarkStart w:id="12" w:name="__RefHeading___Toc2745_1913477755"/>
       <w:bookmarkEnd w:id="12"/>
       <w:r>
         <w:rPr>
@@ -4153,7 +4153,7 @@
         <w:spacing w:lineRule="exact" w:line="240" w:before="180" w:after="80"/>
         <w:rPr/>
       </w:pPr>
-      <w:bookmarkStart w:id="13" w:name="__RefHeading___Toc2747_3956443927"/>
+      <w:bookmarkStart w:id="13" w:name="__RefHeading___Toc2747_1913477755"/>
       <w:bookmarkEnd w:id="13"/>
       <w:r>
         <w:rPr>
@@ -4280,7 +4280,7 @@
         <w:spacing w:lineRule="exact" w:line="240" w:before="180" w:after="80"/>
         <w:rPr/>
       </w:pPr>
-      <w:bookmarkStart w:id="14" w:name="__RefHeading___Toc2749_3956443927"/>
+      <w:bookmarkStart w:id="14" w:name="__RefHeading___Toc2749_1913477755"/>
       <w:bookmarkEnd w:id="14"/>
       <w:r>
         <w:rPr>
@@ -4496,7 +4496,7 @@
         <w:spacing w:lineRule="exact" w:line="240" w:before="240" w:after="120"/>
         <w:rPr/>
       </w:pPr>
-      <w:bookmarkStart w:id="15" w:name="__RefHeading___Toc2751_3956443927"/>
+      <w:bookmarkStart w:id="15" w:name="__RefHeading___Toc2751_1913477755"/>
       <w:bookmarkEnd w:id="15"/>
       <w:r>
         <w:rPr>
@@ -4596,7 +4596,7 @@
         <w:spacing w:lineRule="exact" w:line="240" w:before="240" w:after="120"/>
         <w:rPr/>
       </w:pPr>
-      <w:bookmarkStart w:id="16" w:name="__RefHeading___Toc2753_3956443927"/>
+      <w:bookmarkStart w:id="16" w:name="__RefHeading___Toc2753_1913477755"/>
       <w:bookmarkEnd w:id="16"/>
       <w:r>
         <w:rPr>
@@ -4634,7 +4634,7 @@
         <w:spacing w:lineRule="exact" w:line="240" w:before="240" w:after="120"/>
         <w:rPr/>
       </w:pPr>
-      <w:bookmarkStart w:id="17" w:name="__RefHeading___Toc2755_3956443927"/>
+      <w:bookmarkStart w:id="17" w:name="__RefHeading___Toc2755_1913477755"/>
       <w:bookmarkEnd w:id="17"/>
       <w:r>
         <w:rPr>
@@ -4694,7 +4694,7 @@
         <w:spacing w:lineRule="exact" w:line="240" w:before="240" w:after="120"/>
         <w:rPr/>
       </w:pPr>
-      <w:bookmarkStart w:id="18" w:name="__RefHeading___Toc2757_3956443927"/>
+      <w:bookmarkStart w:id="18" w:name="__RefHeading___Toc2757_1913477755"/>
       <w:bookmarkEnd w:id="18"/>
       <w:r>
         <w:rPr>
@@ -4732,7 +4732,7 @@
         <w:spacing w:lineRule="exact" w:line="240" w:before="240" w:after="120"/>
         <w:rPr/>
       </w:pPr>
-      <w:bookmarkStart w:id="19" w:name="__RefHeading___Toc2759_3956443927"/>
+      <w:bookmarkStart w:id="19" w:name="__RefHeading___Toc2759_1913477755"/>
       <w:bookmarkEnd w:id="19"/>
       <w:r>
         <w:rPr>
@@ -4812,7 +4812,7 @@
         <w:spacing w:lineRule="auto" w:line="240" w:before="0" w:after="60"/>
         <w:rPr/>
       </w:pPr>
-      <w:bookmarkStart w:id="20" w:name="__RefHeading___Toc2761_3956443927"/>
+      <w:bookmarkStart w:id="20" w:name="__RefHeading___Toc2761_1913477755"/>
       <w:bookmarkEnd w:id="20"/>
       <w:r>
         <w:rPr>
@@ -4843,7 +4843,7 @@
         <w:spacing w:lineRule="auto" w:line="240" w:before="0" w:after="60"/>
         <w:rPr/>
       </w:pPr>
-      <w:bookmarkStart w:id="21" w:name="__RefHeading___Toc2763_3956443927"/>
+      <w:bookmarkStart w:id="21" w:name="__RefHeading___Toc2763_1913477755"/>
       <w:bookmarkEnd w:id="21"/>
       <w:r>
         <w:rPr>
@@ -5407,7 +5407,7 @@
         <w:spacing w:lineRule="auto" w:line="240" w:before="0" w:after="60"/>
         <w:rPr/>
       </w:pPr>
-      <w:bookmarkStart w:id="22" w:name="__RefHeading___Toc2765_3956443927"/>
+      <w:bookmarkStart w:id="22" w:name="__RefHeading___Toc2765_1913477755"/>
       <w:bookmarkEnd w:id="22"/>
       <w:r>
         <w:rPr>
@@ -5472,7 +5472,7 @@
         <w:spacing w:lineRule="auto" w:line="240" w:before="0" w:after="60"/>
         <w:rPr/>
       </w:pPr>
-      <w:bookmarkStart w:id="23" w:name="__RefHeading___Toc2767_3956443927"/>
+      <w:bookmarkStart w:id="23" w:name="__RefHeading___Toc2767_1913477755"/>
       <w:bookmarkEnd w:id="23"/>
       <w:r>
         <w:rPr>
@@ -5537,7 +5537,7 @@
         <w:spacing w:lineRule="auto" w:line="240" w:before="0" w:after="60"/>
         <w:rPr/>
       </w:pPr>
-      <w:bookmarkStart w:id="24" w:name="__RefHeading___Toc2769_3956443927"/>
+      <w:bookmarkStart w:id="24" w:name="__RefHeading___Toc2769_1913477755"/>
       <w:bookmarkEnd w:id="24"/>
       <w:r>
         <w:rPr>
@@ -5582,7 +5582,7 @@
         <w:spacing w:lineRule="auto" w:line="240" w:before="0" w:after="60"/>
         <w:rPr/>
       </w:pPr>
-      <w:bookmarkStart w:id="25" w:name="__RefHeading___Toc2771_3956443927"/>
+      <w:bookmarkStart w:id="25" w:name="__RefHeading___Toc2771_1913477755"/>
       <w:bookmarkEnd w:id="25"/>
       <w:r>
         <w:rPr>
@@ -5613,7 +5613,7 @@
         <w:spacing w:lineRule="exact" w:line="240" w:before="240" w:after="120"/>
         <w:rPr/>
       </w:pPr>
-      <w:bookmarkStart w:id="26" w:name="__RefHeading___Toc2773_3956443927"/>
+      <w:bookmarkStart w:id="26" w:name="__RefHeading___Toc2773_1913477755"/>
       <w:bookmarkEnd w:id="26"/>
       <w:r>
         <w:rPr>

--- a/reporte/productos_formales/Producto_04_Entrenamiento_Favoritismo.docx
+++ b/reporte/productos_formales/Producto_04_Entrenamiento_Favoritismo.docx
@@ -262,7 +262,7 @@
         <w:spacing w:lineRule="exact" w:line="240" w:before="240" w:after="120"/>
         <w:rPr/>
       </w:pPr>
-      <w:bookmarkStart w:id="0" w:name="__RefHeading___Toc2721_1913477755"/>
+      <w:bookmarkStart w:id="0" w:name="__RefHeading___Toc2721_2937512272"/>
       <w:bookmarkEnd w:id="0"/>
       <w:r>
         <w:rPr>
@@ -291,7 +291,7 @@
           <w:sz w:val="22"/>
           <w:szCs w:val="22"/>
         </w:rPr>
-        <w:t>La validación vigente usa predicciones out-of-fold y tuning reproducible. Random Forest alcanza AUC-PR 0.671, AUC-ROC 0.999, precision 66.7%, recall 33.3% y F1 0.444 en el benchmark sintético.</w:t>
+        <w:t>La validación vigente usa predicciones out-of-fold y tuning reproducible. Random Forest alcanza AUC-PR 0.991, AUC-ROC 1.000, precision 100.0%, recall 90.9% y F1 0.952 en el benchmark sintético.</w:t>
       </w:r>
     </w:p>
     <w:p>
@@ -369,7 +369,7 @@
             </w:rPr>
             <w:fldChar w:fldCharType="separate"/>
           </w:r>
-          <w:hyperlink w:anchor="__RefHeading___Toc2721_1913477755">
+          <w:hyperlink w:anchor="__RefHeading___Toc2721_2937512272">
             <w:r>
               <w:rPr>
                 <w:rStyle w:val="IndexLink"/>
@@ -389,7 +389,7 @@
             </w:tabs>
             <w:rPr/>
           </w:pPr>
-          <w:hyperlink w:anchor="__RefHeading___Toc2723_1913477755">
+          <w:hyperlink w:anchor="__RefHeading___Toc2723_2937512272">
             <w:r>
               <w:rPr>
                 <w:rStyle w:val="IndexLink"/>
@@ -409,7 +409,7 @@
             </w:tabs>
             <w:rPr/>
           </w:pPr>
-          <w:hyperlink w:anchor="__RefHeading___Toc2725_1913477755">
+          <w:hyperlink w:anchor="__RefHeading___Toc2725_2937512272">
             <w:r>
               <w:rPr>
                 <w:rStyle w:val="IndexLink"/>
@@ -429,7 +429,7 @@
             </w:tabs>
             <w:rPr/>
           </w:pPr>
-          <w:hyperlink w:anchor="__RefHeading___Toc2727_1913477755">
+          <w:hyperlink w:anchor="__RefHeading___Toc2727_2937512272">
             <w:r>
               <w:rPr>
                 <w:rStyle w:val="IndexLink"/>
@@ -449,7 +449,7 @@
             </w:tabs>
             <w:rPr/>
           </w:pPr>
-          <w:hyperlink w:anchor="__RefHeading___Toc2729_1913477755">
+          <w:hyperlink w:anchor="__RefHeading___Toc2729_2937512272">
             <w:r>
               <w:rPr>
                 <w:rStyle w:val="IndexLink"/>
@@ -469,7 +469,7 @@
             </w:tabs>
             <w:rPr/>
           </w:pPr>
-          <w:hyperlink w:anchor="__RefHeading___Toc2731_1913477755">
+          <w:hyperlink w:anchor="__RefHeading___Toc2731_2937512272">
             <w:r>
               <w:rPr>
                 <w:rStyle w:val="IndexLink"/>
@@ -489,7 +489,7 @@
             </w:tabs>
             <w:rPr/>
           </w:pPr>
-          <w:hyperlink w:anchor="__RefHeading___Toc2733_1913477755">
+          <w:hyperlink w:anchor="__RefHeading___Toc2733_2937512272">
             <w:r>
               <w:rPr>
                 <w:rStyle w:val="IndexLink"/>
@@ -509,7 +509,7 @@
             </w:tabs>
             <w:rPr/>
           </w:pPr>
-          <w:hyperlink w:anchor="__RefHeading___Toc2735_1913477755">
+          <w:hyperlink w:anchor="__RefHeading___Toc2735_2937512272">
             <w:r>
               <w:rPr>
                 <w:rStyle w:val="IndexLink"/>
@@ -529,7 +529,7 @@
             </w:tabs>
             <w:rPr/>
           </w:pPr>
-          <w:hyperlink w:anchor="__RefHeading___Toc2737_1913477755">
+          <w:hyperlink w:anchor="__RefHeading___Toc2737_2937512272">
             <w:r>
               <w:rPr>
                 <w:rStyle w:val="IndexLink"/>
@@ -549,7 +549,7 @@
             </w:tabs>
             <w:rPr/>
           </w:pPr>
-          <w:hyperlink w:anchor="__RefHeading___Toc2739_1913477755">
+          <w:hyperlink w:anchor="__RefHeading___Toc2739_2937512272">
             <w:r>
               <w:rPr>
                 <w:rStyle w:val="IndexLink"/>
@@ -569,7 +569,7 @@
             </w:tabs>
             <w:rPr/>
           </w:pPr>
-          <w:hyperlink w:anchor="__RefHeading___Toc2741_1913477755">
+          <w:hyperlink w:anchor="__RefHeading___Toc2741_2937512272">
             <w:r>
               <w:rPr>
                 <w:rStyle w:val="IndexLink"/>
@@ -589,7 +589,7 @@
             </w:tabs>
             <w:rPr/>
           </w:pPr>
-          <w:hyperlink w:anchor="__RefHeading___Toc2743_1913477755">
+          <w:hyperlink w:anchor="__RefHeading___Toc2743_2937512272">
             <w:r>
               <w:rPr>
                 <w:rStyle w:val="IndexLink"/>
@@ -609,7 +609,7 @@
             </w:tabs>
             <w:rPr/>
           </w:pPr>
-          <w:hyperlink w:anchor="__RefHeading___Toc2745_1913477755">
+          <w:hyperlink w:anchor="__RefHeading___Toc2745_2937512272">
             <w:r>
               <w:rPr>
                 <w:rStyle w:val="IndexLink"/>
@@ -629,7 +629,7 @@
             </w:tabs>
             <w:rPr/>
           </w:pPr>
-          <w:hyperlink w:anchor="__RefHeading___Toc2747_1913477755">
+          <w:hyperlink w:anchor="__RefHeading___Toc2747_2937512272">
             <w:r>
               <w:rPr>
                 <w:rStyle w:val="IndexLink"/>
@@ -649,7 +649,7 @@
             </w:tabs>
             <w:rPr/>
           </w:pPr>
-          <w:hyperlink w:anchor="__RefHeading___Toc2749_1913477755">
+          <w:hyperlink w:anchor="__RefHeading___Toc2749_2937512272">
             <w:r>
               <w:rPr>
                 <w:rStyle w:val="IndexLink"/>
@@ -669,7 +669,7 @@
             </w:tabs>
             <w:rPr/>
           </w:pPr>
-          <w:hyperlink w:anchor="__RefHeading___Toc2751_1913477755">
+          <w:hyperlink w:anchor="__RefHeading___Toc2751_2937512272">
             <w:r>
               <w:rPr>
                 <w:rStyle w:val="IndexLink"/>
@@ -689,7 +689,7 @@
             </w:tabs>
             <w:rPr/>
           </w:pPr>
-          <w:hyperlink w:anchor="__RefHeading___Toc2753_1913477755">
+          <w:hyperlink w:anchor="__RefHeading___Toc2753_2937512272">
             <w:r>
               <w:rPr>
                 <w:rStyle w:val="IndexLink"/>
@@ -709,7 +709,7 @@
             </w:tabs>
             <w:rPr/>
           </w:pPr>
-          <w:hyperlink w:anchor="__RefHeading___Toc2755_1913477755">
+          <w:hyperlink w:anchor="__RefHeading___Toc2755_2937512272">
             <w:r>
               <w:rPr>
                 <w:rStyle w:val="IndexLink"/>
@@ -729,7 +729,7 @@
             </w:tabs>
             <w:rPr/>
           </w:pPr>
-          <w:hyperlink w:anchor="__RefHeading___Toc2757_1913477755">
+          <w:hyperlink w:anchor="__RefHeading___Toc2757_2937512272">
             <w:r>
               <w:rPr>
                 <w:rStyle w:val="IndexLink"/>
@@ -749,7 +749,7 @@
             </w:tabs>
             <w:rPr/>
           </w:pPr>
-          <w:hyperlink w:anchor="__RefHeading___Toc2759_1913477755">
+          <w:hyperlink w:anchor="__RefHeading___Toc2759_2937512272">
             <w:r>
               <w:rPr>
                 <w:rStyle w:val="IndexLink"/>
@@ -769,7 +769,7 @@
             </w:tabs>
             <w:rPr/>
           </w:pPr>
-          <w:hyperlink w:anchor="__RefHeading___Toc2761_1913477755">
+          <w:hyperlink w:anchor="__RefHeading___Toc2761_2937512272">
             <w:r>
               <w:rPr>
                 <w:rStyle w:val="IndexLink"/>
@@ -789,7 +789,7 @@
             </w:tabs>
             <w:rPr/>
           </w:pPr>
-          <w:hyperlink w:anchor="__RefHeading___Toc2763_1913477755">
+          <w:hyperlink w:anchor="__RefHeading___Toc2763_2937512272">
             <w:r>
               <w:rPr>
                 <w:rStyle w:val="IndexLink"/>
@@ -809,7 +809,7 @@
             </w:tabs>
             <w:rPr/>
           </w:pPr>
-          <w:hyperlink w:anchor="__RefHeading___Toc2765_1913477755">
+          <w:hyperlink w:anchor="__RefHeading___Toc2765_2937512272">
             <w:r>
               <w:rPr>
                 <w:rStyle w:val="IndexLink"/>
@@ -829,7 +829,7 @@
             </w:tabs>
             <w:rPr/>
           </w:pPr>
-          <w:hyperlink w:anchor="__RefHeading___Toc2767_1913477755">
+          <w:hyperlink w:anchor="__RefHeading___Toc2767_2937512272">
             <w:r>
               <w:rPr>
                 <w:rStyle w:val="IndexLink"/>
@@ -849,7 +849,7 @@
             </w:tabs>
             <w:rPr/>
           </w:pPr>
-          <w:hyperlink w:anchor="__RefHeading___Toc2769_1913477755">
+          <w:hyperlink w:anchor="__RefHeading___Toc2769_2937512272">
             <w:r>
               <w:rPr>
                 <w:rStyle w:val="IndexLink"/>
@@ -869,7 +869,7 @@
             </w:tabs>
             <w:rPr/>
           </w:pPr>
-          <w:hyperlink w:anchor="__RefHeading___Toc2771_1913477755">
+          <w:hyperlink w:anchor="__RefHeading___Toc2771_2937512272">
             <w:r>
               <w:rPr>
                 <w:rStyle w:val="IndexLink"/>
@@ -889,7 +889,7 @@
             </w:tabs>
             <w:rPr/>
           </w:pPr>
-          <w:hyperlink w:anchor="__RefHeading___Toc2773_1913477755">
+          <w:hyperlink w:anchor="__RefHeading___Toc2773_2937512272">
             <w:r>
               <w:rPr>
                 <w:rStyle w:val="IndexLink"/>
@@ -929,7 +929,7 @@
         <w:spacing w:lineRule="exact" w:line="240" w:before="240" w:after="120"/>
         <w:rPr/>
       </w:pPr>
-      <w:bookmarkStart w:id="1" w:name="__RefHeading___Toc2723_1913477755"/>
+      <w:bookmarkStart w:id="1" w:name="__RefHeading___Toc2723_2937512272"/>
       <w:bookmarkEnd w:id="1"/>
       <w:r>
         <w:rPr>
@@ -985,7 +985,7 @@
         <w:spacing w:lineRule="exact" w:line="240" w:before="240" w:after="120"/>
         <w:rPr/>
       </w:pPr>
-      <w:bookmarkStart w:id="2" w:name="__RefHeading___Toc2725_1913477755"/>
+      <w:bookmarkStart w:id="2" w:name="__RefHeading___Toc2725_2937512272"/>
       <w:bookmarkEnd w:id="2"/>
       <w:r>
         <w:rPr>
@@ -1059,7 +1059,7 @@
         <w:spacing w:lineRule="exact" w:line="240" w:before="240" w:after="120"/>
         <w:rPr/>
       </w:pPr>
-      <w:bookmarkStart w:id="3" w:name="__RefHeading___Toc2727_1913477755"/>
+      <w:bookmarkStart w:id="3" w:name="__RefHeading___Toc2727_2937512272"/>
       <w:bookmarkEnd w:id="3"/>
       <w:r>
         <w:rPr>
@@ -2373,7 +2373,7 @@
         <w:spacing w:lineRule="exact" w:line="240" w:before="240" w:after="120"/>
         <w:rPr/>
       </w:pPr>
-      <w:bookmarkStart w:id="4" w:name="__RefHeading___Toc2729_1913477755"/>
+      <w:bookmarkStart w:id="4" w:name="__RefHeading___Toc2729_2937512272"/>
       <w:bookmarkEnd w:id="4"/>
       <w:r>
         <w:rPr>
@@ -2950,7 +2950,7 @@
         <w:spacing w:lineRule="exact" w:line="240" w:before="240" w:after="120"/>
         <w:rPr/>
       </w:pPr>
-      <w:bookmarkStart w:id="5" w:name="__RefHeading___Toc2731_1913477755"/>
+      <w:bookmarkStart w:id="5" w:name="__RefHeading___Toc2731_2937512272"/>
       <w:bookmarkEnd w:id="5"/>
       <w:r>
         <w:rPr>
@@ -2988,7 +2988,7 @@
         <w:spacing w:lineRule="exact" w:line="240" w:before="240" w:after="120"/>
         <w:rPr/>
       </w:pPr>
-      <w:bookmarkStart w:id="6" w:name="__RefHeading___Toc2733_1913477755"/>
+      <w:bookmarkStart w:id="6" w:name="__RefHeading___Toc2733_2937512272"/>
       <w:bookmarkEnd w:id="6"/>
       <w:r>
         <w:rPr>
@@ -3026,7 +3026,7 @@
         <w:spacing w:lineRule="exact" w:line="240" w:before="240" w:after="120"/>
         <w:rPr/>
       </w:pPr>
-      <w:bookmarkStart w:id="7" w:name="__RefHeading___Toc2735_1913477755"/>
+      <w:bookmarkStart w:id="7" w:name="__RefHeading___Toc2735_2937512272"/>
       <w:bookmarkEnd w:id="7"/>
       <w:r>
         <w:rPr>
@@ -3046,7 +3046,7 @@
         <w:spacing w:lineRule="exact" w:line="240" w:before="180" w:after="80"/>
         <w:rPr/>
       </w:pPr>
-      <w:bookmarkStart w:id="8" w:name="__RefHeading___Toc2737_1913477755"/>
+      <w:bookmarkStart w:id="8" w:name="__RefHeading___Toc2737_2937512272"/>
       <w:bookmarkEnd w:id="8"/>
       <w:r>
         <w:rPr>
@@ -3229,7 +3229,7 @@
                 <w:sz w:val="22"/>
                 <w:szCs w:val="22"/>
               </w:rPr>
-              <w:t>0.671</w:t>
+              <w:t>0.991</w:t>
             </w:r>
           </w:p>
         </w:tc>
@@ -3296,7 +3296,7 @@
                 <w:sz w:val="22"/>
                 <w:szCs w:val="22"/>
               </w:rPr>
-              <w:t>0.999</w:t>
+              <w:t>1.000</w:t>
             </w:r>
           </w:p>
         </w:tc>
@@ -3363,7 +3363,7 @@
                 <w:sz w:val="22"/>
                 <w:szCs w:val="22"/>
               </w:rPr>
-              <w:t>66.7%</w:t>
+              <w:t>100.0%</w:t>
             </w:r>
           </w:p>
         </w:tc>
@@ -3430,7 +3430,7 @@
                 <w:sz w:val="22"/>
                 <w:szCs w:val="22"/>
               </w:rPr>
-              <w:t>33.3%</w:t>
+              <w:t>90.9%</w:t>
             </w:r>
           </w:p>
         </w:tc>
@@ -3497,7 +3497,7 @@
                 <w:sz w:val="22"/>
                 <w:szCs w:val="22"/>
               </w:rPr>
-              <w:t>0.444</w:t>
+              <w:t>0.952</w:t>
             </w:r>
           </w:p>
         </w:tc>
@@ -3509,7 +3509,7 @@
         <w:spacing w:lineRule="exact" w:line="240" w:before="180" w:after="80"/>
         <w:rPr/>
       </w:pPr>
-      <w:bookmarkStart w:id="9" w:name="__RefHeading___Toc2739_1913477755"/>
+      <w:bookmarkStart w:id="9" w:name="__RefHeading___Toc2739_2937512272"/>
       <w:bookmarkEnd w:id="9"/>
       <w:r>
         <w:rPr>
@@ -3547,7 +3547,7 @@
         <w:spacing w:lineRule="exact" w:line="240" w:before="180" w:after="80"/>
         <w:rPr/>
       </w:pPr>
-      <w:bookmarkStart w:id="10" w:name="__RefHeading___Toc2741_1913477755"/>
+      <w:bookmarkStart w:id="10" w:name="__RefHeading___Toc2741_2937512272"/>
       <w:bookmarkEnd w:id="10"/>
       <w:r>
         <w:rPr>
@@ -3576,7 +3576,7 @@
           <w:sz w:val="22"/>
           <w:szCs w:val="22"/>
         </w:rPr>
-        <w:t>predicciones out-of-fold, StratifiedKFold 3-fold, mismas particiones para todos. La métrica primaria es AUC-PR por desbalance severo. La comparación usa exactamente las mismas particiones para todos los candidatos.</w:t>
+        <w:t>undefined. La métrica primaria es AUC-PR por desbalance. La comparación usa exactamente las mismas particiones para todos los candidatos.</w:t>
       </w:r>
     </w:p>
     <w:p>
@@ -3585,7 +3585,7 @@
         <w:spacing w:lineRule="exact" w:line="240" w:before="180" w:after="80"/>
         <w:rPr/>
       </w:pPr>
-      <w:bookmarkStart w:id="11" w:name="__RefHeading___Toc2743_1913477755"/>
+      <w:bookmarkStart w:id="11" w:name="__RefHeading___Toc2743_2937512272"/>
       <w:bookmarkEnd w:id="11"/>
       <w:r>
         <w:rPr>
@@ -3768,7 +3768,7 @@
                 <w:sz w:val="22"/>
                 <w:szCs w:val="22"/>
               </w:rPr>
-              <w:t>average_precision (AUC-PR)</w:t>
+              <w:t>average_precision (AUC-PR) en desarrollo</w:t>
             </w:r>
           </w:p>
         </w:tc>
@@ -3835,7 +3835,7 @@
                 <w:sz w:val="22"/>
                 <w:szCs w:val="22"/>
               </w:rPr>
-              <w:t>StratifiedKFold(n_splits=3, shuffle=True, random_state=42)</w:t>
+              <w:t>StratifiedKFold(n_splits=5, shuffle=True, random_state=42)</w:t>
             </w:r>
           </w:p>
         </w:tc>
@@ -3969,7 +3969,7 @@
                 <w:sz w:val="22"/>
                 <w:szCs w:val="22"/>
               </w:rPr>
-              <w:t>3</w:t>
+              <w:t>4</w:t>
             </w:r>
           </w:p>
         </w:tc>
@@ -4103,7 +4103,7 @@
                 <w:sz w:val="22"/>
                 <w:szCs w:val="22"/>
               </w:rPr>
-              <w:t>0.844</w:t>
+              <w:t>1.000</w:t>
             </w:r>
           </w:p>
         </w:tc>
@@ -4115,7 +4115,7 @@
         <w:spacing w:lineRule="exact" w:line="240" w:before="180" w:after="80"/>
         <w:rPr/>
       </w:pPr>
-      <w:bookmarkStart w:id="12" w:name="__RefHeading___Toc2745_1913477755"/>
+      <w:bookmarkStart w:id="12" w:name="__RefHeading___Toc2745_2937512272"/>
       <w:bookmarkEnd w:id="12"/>
       <w:r>
         <w:rPr>
@@ -4153,7 +4153,7 @@
         <w:spacing w:lineRule="exact" w:line="240" w:before="180" w:after="80"/>
         <w:rPr/>
       </w:pPr>
-      <w:bookmarkStart w:id="13" w:name="__RefHeading___Toc2747_1913477755"/>
+      <w:bookmarkStart w:id="13" w:name="__RefHeading___Toc2747_2937512272"/>
       <w:bookmarkEnd w:id="13"/>
       <w:r>
         <w:rPr>
@@ -4280,7 +4280,7 @@
         <w:spacing w:lineRule="exact" w:line="240" w:before="180" w:after="80"/>
         <w:rPr/>
       </w:pPr>
-      <w:bookmarkStart w:id="14" w:name="__RefHeading___Toc2749_1913477755"/>
+      <w:bookmarkStart w:id="14" w:name="__RefHeading___Toc2749_2937512272"/>
       <w:bookmarkEnd w:id="14"/>
       <w:r>
         <w:rPr>
@@ -4496,7 +4496,7 @@
         <w:spacing w:lineRule="exact" w:line="240" w:before="240" w:after="120"/>
         <w:rPr/>
       </w:pPr>
-      <w:bookmarkStart w:id="15" w:name="__RefHeading___Toc2751_1913477755"/>
+      <w:bookmarkStart w:id="15" w:name="__RefHeading___Toc2751_2937512272"/>
       <w:bookmarkEnd w:id="15"/>
       <w:r>
         <w:rPr>
@@ -4596,7 +4596,7 @@
         <w:spacing w:lineRule="exact" w:line="240" w:before="240" w:after="120"/>
         <w:rPr/>
       </w:pPr>
-      <w:bookmarkStart w:id="16" w:name="__RefHeading___Toc2753_1913477755"/>
+      <w:bookmarkStart w:id="16" w:name="__RefHeading___Toc2753_2937512272"/>
       <w:bookmarkEnd w:id="16"/>
       <w:r>
         <w:rPr>
@@ -4634,7 +4634,7 @@
         <w:spacing w:lineRule="exact" w:line="240" w:before="240" w:after="120"/>
         <w:rPr/>
       </w:pPr>
-      <w:bookmarkStart w:id="17" w:name="__RefHeading___Toc2755_1913477755"/>
+      <w:bookmarkStart w:id="17" w:name="__RefHeading___Toc2755_2937512272"/>
       <w:bookmarkEnd w:id="17"/>
       <w:r>
         <w:rPr>
@@ -4694,7 +4694,7 @@
         <w:spacing w:lineRule="exact" w:line="240" w:before="240" w:after="120"/>
         <w:rPr/>
       </w:pPr>
-      <w:bookmarkStart w:id="18" w:name="__RefHeading___Toc2757_1913477755"/>
+      <w:bookmarkStart w:id="18" w:name="__RefHeading___Toc2757_2937512272"/>
       <w:bookmarkEnd w:id="18"/>
       <w:r>
         <w:rPr>
@@ -4732,7 +4732,7 @@
         <w:spacing w:lineRule="exact" w:line="240" w:before="240" w:after="120"/>
         <w:rPr/>
       </w:pPr>
-      <w:bookmarkStart w:id="19" w:name="__RefHeading___Toc2759_1913477755"/>
+      <w:bookmarkStart w:id="19" w:name="__RefHeading___Toc2759_2937512272"/>
       <w:bookmarkEnd w:id="19"/>
       <w:r>
         <w:rPr>
@@ -4812,7 +4812,7 @@
         <w:spacing w:lineRule="auto" w:line="240" w:before="0" w:after="60"/>
         <w:rPr/>
       </w:pPr>
-      <w:bookmarkStart w:id="20" w:name="__RefHeading___Toc2761_1913477755"/>
+      <w:bookmarkStart w:id="20" w:name="__RefHeading___Toc2761_2937512272"/>
       <w:bookmarkEnd w:id="20"/>
       <w:r>
         <w:rPr>
@@ -4843,7 +4843,7 @@
         <w:spacing w:lineRule="auto" w:line="240" w:before="0" w:after="60"/>
         <w:rPr/>
       </w:pPr>
-      <w:bookmarkStart w:id="21" w:name="__RefHeading___Toc2763_1913477755"/>
+      <w:bookmarkStart w:id="21" w:name="__RefHeading___Toc2763_2937512272"/>
       <w:bookmarkEnd w:id="21"/>
       <w:r>
         <w:rPr>
@@ -4973,7 +4973,7 @@
               <w:rPr>
                 <w:sz w:val="22"/>
               </w:rPr>
-              <w:t>6726</w:t>
+              <w:t>7790</w:t>
             </w:r>
           </w:p>
         </w:tc>
@@ -5024,7 +5024,7 @@
               <w:rPr>
                 <w:sz w:val="22"/>
               </w:rPr>
-              <w:t>3709</w:t>
+              <w:t>4296</w:t>
             </w:r>
           </w:p>
         </w:tc>
@@ -5126,7 +5126,7 @@
               <w:rPr>
                 <w:sz w:val="22"/>
               </w:rPr>
-              <w:t>452</w:t>
+              <w:t>515</w:t>
             </w:r>
           </w:p>
         </w:tc>
@@ -5177,7 +5177,7 @@
               <w:rPr>
                 <w:sz w:val="22"/>
               </w:rPr>
-              <w:t>218</w:t>
+              <w:t>261</w:t>
             </w:r>
           </w:p>
         </w:tc>
@@ -5228,7 +5228,7 @@
               <w:rPr>
                 <w:sz w:val="22"/>
               </w:rPr>
-              <w:t>76</w:t>
+              <w:t>93</w:t>
             </w:r>
           </w:p>
         </w:tc>
@@ -5330,7 +5330,7 @@
               <w:rPr>
                 <w:sz w:val="22"/>
               </w:rPr>
-              <w:t>1422</w:t>
+              <w:t>1601</w:t>
             </w:r>
           </w:p>
         </w:tc>
@@ -5381,7 +5381,7 @@
               <w:rPr>
                 <w:sz w:val="22"/>
               </w:rPr>
-              <w:t>1314</w:t>
+              <w:t>1565</w:t>
             </w:r>
           </w:p>
         </w:tc>
@@ -5407,7 +5407,7 @@
         <w:spacing w:lineRule="auto" w:line="240" w:before="0" w:after="60"/>
         <w:rPr/>
       </w:pPr>
-      <w:bookmarkStart w:id="22" w:name="__RefHeading___Toc2765_1913477755"/>
+      <w:bookmarkStart w:id="22" w:name="__RefHeading___Toc2765_2937512272"/>
       <w:bookmarkEnd w:id="22"/>
       <w:r>
         <w:rPr>
@@ -5472,7 +5472,7 @@
         <w:spacing w:lineRule="auto" w:line="240" w:before="0" w:after="60"/>
         <w:rPr/>
       </w:pPr>
-      <w:bookmarkStart w:id="23" w:name="__RefHeading___Toc2767_1913477755"/>
+      <w:bookmarkStart w:id="23" w:name="__RefHeading___Toc2767_2937512272"/>
       <w:bookmarkEnd w:id="23"/>
       <w:r>
         <w:rPr>
@@ -5537,7 +5537,7 @@
         <w:spacing w:lineRule="auto" w:line="240" w:before="0" w:after="60"/>
         <w:rPr/>
       </w:pPr>
-      <w:bookmarkStart w:id="24" w:name="__RefHeading___Toc2769_1913477755"/>
+      <w:bookmarkStart w:id="24" w:name="__RefHeading___Toc2769_2937512272"/>
       <w:bookmarkEnd w:id="24"/>
       <w:r>
         <w:rPr>
@@ -5582,7 +5582,7 @@
         <w:spacing w:lineRule="auto" w:line="240" w:before="0" w:after="60"/>
         <w:rPr/>
       </w:pPr>
-      <w:bookmarkStart w:id="25" w:name="__RefHeading___Toc2771_1913477755"/>
+      <w:bookmarkStart w:id="25" w:name="__RefHeading___Toc2771_2937512272"/>
       <w:bookmarkEnd w:id="25"/>
       <w:r>
         <w:rPr>
@@ -5613,7 +5613,7 @@
         <w:spacing w:lineRule="exact" w:line="240" w:before="240" w:after="120"/>
         <w:rPr/>
       </w:pPr>
-      <w:bookmarkStart w:id="26" w:name="__RefHeading___Toc2773_1913477755"/>
+      <w:bookmarkStart w:id="26" w:name="__RefHeading___Toc2773_2937512272"/>
       <w:bookmarkEnd w:id="26"/>
       <w:r>
         <w:rPr>

--- a/reporte/productos_formales/Producto_04_Entrenamiento_Favoritismo.docx
+++ b/reporte/productos_formales/Producto_04_Entrenamiento_Favoritismo.docx
@@ -262,7 +262,7 @@
         <w:spacing w:lineRule="exact" w:line="240" w:before="240" w:after="120"/>
         <w:rPr/>
       </w:pPr>
-      <w:bookmarkStart w:id="0" w:name="__RefHeading___Toc2721_2937512272"/>
+      <w:bookmarkStart w:id="0" w:name="__RefHeading___Toc2721_4217687195"/>
       <w:bookmarkEnd w:id="0"/>
       <w:r>
         <w:rPr>
@@ -369,7 +369,7 @@
             </w:rPr>
             <w:fldChar w:fldCharType="separate"/>
           </w:r>
-          <w:hyperlink w:anchor="__RefHeading___Toc2721_2937512272">
+          <w:hyperlink w:anchor="__RefHeading___Toc2721_4217687195">
             <w:r>
               <w:rPr>
                 <w:rStyle w:val="IndexLink"/>
@@ -389,7 +389,7 @@
             </w:tabs>
             <w:rPr/>
           </w:pPr>
-          <w:hyperlink w:anchor="__RefHeading___Toc2723_2937512272">
+          <w:hyperlink w:anchor="__RefHeading___Toc2723_4217687195">
             <w:r>
               <w:rPr>
                 <w:rStyle w:val="IndexLink"/>
@@ -409,7 +409,7 @@
             </w:tabs>
             <w:rPr/>
           </w:pPr>
-          <w:hyperlink w:anchor="__RefHeading___Toc2725_2937512272">
+          <w:hyperlink w:anchor="__RefHeading___Toc2725_4217687195">
             <w:r>
               <w:rPr>
                 <w:rStyle w:val="IndexLink"/>
@@ -429,7 +429,7 @@
             </w:tabs>
             <w:rPr/>
           </w:pPr>
-          <w:hyperlink w:anchor="__RefHeading___Toc2727_2937512272">
+          <w:hyperlink w:anchor="__RefHeading___Toc2727_4217687195">
             <w:r>
               <w:rPr>
                 <w:rStyle w:val="IndexLink"/>
@@ -449,7 +449,7 @@
             </w:tabs>
             <w:rPr/>
           </w:pPr>
-          <w:hyperlink w:anchor="__RefHeading___Toc2729_2937512272">
+          <w:hyperlink w:anchor="__RefHeading___Toc2729_4217687195">
             <w:r>
               <w:rPr>
                 <w:rStyle w:val="IndexLink"/>
@@ -469,7 +469,7 @@
             </w:tabs>
             <w:rPr/>
           </w:pPr>
-          <w:hyperlink w:anchor="__RefHeading___Toc2731_2937512272">
+          <w:hyperlink w:anchor="__RefHeading___Toc2731_4217687195">
             <w:r>
               <w:rPr>
                 <w:rStyle w:val="IndexLink"/>
@@ -489,7 +489,7 @@
             </w:tabs>
             <w:rPr/>
           </w:pPr>
-          <w:hyperlink w:anchor="__RefHeading___Toc2733_2937512272">
+          <w:hyperlink w:anchor="__RefHeading___Toc2733_4217687195">
             <w:r>
               <w:rPr>
                 <w:rStyle w:val="IndexLink"/>
@@ -509,7 +509,7 @@
             </w:tabs>
             <w:rPr/>
           </w:pPr>
-          <w:hyperlink w:anchor="__RefHeading___Toc2735_2937512272">
+          <w:hyperlink w:anchor="__RefHeading___Toc2735_4217687195">
             <w:r>
               <w:rPr>
                 <w:rStyle w:val="IndexLink"/>
@@ -529,7 +529,7 @@
             </w:tabs>
             <w:rPr/>
           </w:pPr>
-          <w:hyperlink w:anchor="__RefHeading___Toc2737_2937512272">
+          <w:hyperlink w:anchor="__RefHeading___Toc2737_4217687195">
             <w:r>
               <w:rPr>
                 <w:rStyle w:val="IndexLink"/>
@@ -549,7 +549,7 @@
             </w:tabs>
             <w:rPr/>
           </w:pPr>
-          <w:hyperlink w:anchor="__RefHeading___Toc2739_2937512272">
+          <w:hyperlink w:anchor="__RefHeading___Toc2739_4217687195">
             <w:r>
               <w:rPr>
                 <w:rStyle w:val="IndexLink"/>
@@ -569,7 +569,7 @@
             </w:tabs>
             <w:rPr/>
           </w:pPr>
-          <w:hyperlink w:anchor="__RefHeading___Toc2741_2937512272">
+          <w:hyperlink w:anchor="__RefHeading___Toc2741_4217687195">
             <w:r>
               <w:rPr>
                 <w:rStyle w:val="IndexLink"/>
@@ -589,7 +589,7 @@
             </w:tabs>
             <w:rPr/>
           </w:pPr>
-          <w:hyperlink w:anchor="__RefHeading___Toc2743_2937512272">
+          <w:hyperlink w:anchor="__RefHeading___Toc2743_4217687195">
             <w:r>
               <w:rPr>
                 <w:rStyle w:val="IndexLink"/>
@@ -609,7 +609,7 @@
             </w:tabs>
             <w:rPr/>
           </w:pPr>
-          <w:hyperlink w:anchor="__RefHeading___Toc2745_2937512272">
+          <w:hyperlink w:anchor="__RefHeading___Toc2745_4217687195">
             <w:r>
               <w:rPr>
                 <w:rStyle w:val="IndexLink"/>
@@ -629,7 +629,7 @@
             </w:tabs>
             <w:rPr/>
           </w:pPr>
-          <w:hyperlink w:anchor="__RefHeading___Toc2747_2937512272">
+          <w:hyperlink w:anchor="__RefHeading___Toc2747_4217687195">
             <w:r>
               <w:rPr>
                 <w:rStyle w:val="IndexLink"/>
@@ -649,7 +649,7 @@
             </w:tabs>
             <w:rPr/>
           </w:pPr>
-          <w:hyperlink w:anchor="__RefHeading___Toc2749_2937512272">
+          <w:hyperlink w:anchor="__RefHeading___Toc2749_4217687195">
             <w:r>
               <w:rPr>
                 <w:rStyle w:val="IndexLink"/>
@@ -669,7 +669,7 @@
             </w:tabs>
             <w:rPr/>
           </w:pPr>
-          <w:hyperlink w:anchor="__RefHeading___Toc2751_2937512272">
+          <w:hyperlink w:anchor="__RefHeading___Toc2751_4217687195">
             <w:r>
               <w:rPr>
                 <w:rStyle w:val="IndexLink"/>
@@ -689,7 +689,7 @@
             </w:tabs>
             <w:rPr/>
           </w:pPr>
-          <w:hyperlink w:anchor="__RefHeading___Toc2753_2937512272">
+          <w:hyperlink w:anchor="__RefHeading___Toc2753_4217687195">
             <w:r>
               <w:rPr>
                 <w:rStyle w:val="IndexLink"/>
@@ -709,7 +709,7 @@
             </w:tabs>
             <w:rPr/>
           </w:pPr>
-          <w:hyperlink w:anchor="__RefHeading___Toc2755_2937512272">
+          <w:hyperlink w:anchor="__RefHeading___Toc2755_4217687195">
             <w:r>
               <w:rPr>
                 <w:rStyle w:val="IndexLink"/>
@@ -729,7 +729,7 @@
             </w:tabs>
             <w:rPr/>
           </w:pPr>
-          <w:hyperlink w:anchor="__RefHeading___Toc2757_2937512272">
+          <w:hyperlink w:anchor="__RefHeading___Toc2757_4217687195">
             <w:r>
               <w:rPr>
                 <w:rStyle w:val="IndexLink"/>
@@ -749,7 +749,7 @@
             </w:tabs>
             <w:rPr/>
           </w:pPr>
-          <w:hyperlink w:anchor="__RefHeading___Toc2759_2937512272">
+          <w:hyperlink w:anchor="__RefHeading___Toc2759_4217687195">
             <w:r>
               <w:rPr>
                 <w:rStyle w:val="IndexLink"/>
@@ -769,7 +769,7 @@
             </w:tabs>
             <w:rPr/>
           </w:pPr>
-          <w:hyperlink w:anchor="__RefHeading___Toc2761_2937512272">
+          <w:hyperlink w:anchor="__RefHeading___Toc2761_4217687195">
             <w:r>
               <w:rPr>
                 <w:rStyle w:val="IndexLink"/>
@@ -789,7 +789,7 @@
             </w:tabs>
             <w:rPr/>
           </w:pPr>
-          <w:hyperlink w:anchor="__RefHeading___Toc2763_2937512272">
+          <w:hyperlink w:anchor="__RefHeading___Toc2763_4217687195">
             <w:r>
               <w:rPr>
                 <w:rStyle w:val="IndexLink"/>
@@ -809,7 +809,7 @@
             </w:tabs>
             <w:rPr/>
           </w:pPr>
-          <w:hyperlink w:anchor="__RefHeading___Toc2765_2937512272">
+          <w:hyperlink w:anchor="__RefHeading___Toc2765_4217687195">
             <w:r>
               <w:rPr>
                 <w:rStyle w:val="IndexLink"/>
@@ -829,7 +829,7 @@
             </w:tabs>
             <w:rPr/>
           </w:pPr>
-          <w:hyperlink w:anchor="__RefHeading___Toc2767_2937512272">
+          <w:hyperlink w:anchor="__RefHeading___Toc2767_4217687195">
             <w:r>
               <w:rPr>
                 <w:rStyle w:val="IndexLink"/>
@@ -849,7 +849,7 @@
             </w:tabs>
             <w:rPr/>
           </w:pPr>
-          <w:hyperlink w:anchor="__RefHeading___Toc2769_2937512272">
+          <w:hyperlink w:anchor="__RefHeading___Toc2769_4217687195">
             <w:r>
               <w:rPr>
                 <w:rStyle w:val="IndexLink"/>
@@ -869,7 +869,7 @@
             </w:tabs>
             <w:rPr/>
           </w:pPr>
-          <w:hyperlink w:anchor="__RefHeading___Toc2771_2937512272">
+          <w:hyperlink w:anchor="__RefHeading___Toc2771_4217687195">
             <w:r>
               <w:rPr>
                 <w:rStyle w:val="IndexLink"/>
@@ -889,7 +889,7 @@
             </w:tabs>
             <w:rPr/>
           </w:pPr>
-          <w:hyperlink w:anchor="__RefHeading___Toc2773_2937512272">
+          <w:hyperlink w:anchor="__RefHeading___Toc2773_4217687195">
             <w:r>
               <w:rPr>
                 <w:rStyle w:val="IndexLink"/>
@@ -929,7 +929,7 @@
         <w:spacing w:lineRule="exact" w:line="240" w:before="240" w:after="120"/>
         <w:rPr/>
       </w:pPr>
-      <w:bookmarkStart w:id="1" w:name="__RefHeading___Toc2723_2937512272"/>
+      <w:bookmarkStart w:id="1" w:name="__RefHeading___Toc2723_4217687195"/>
       <w:bookmarkEnd w:id="1"/>
       <w:r>
         <w:rPr>
@@ -985,7 +985,7 @@
         <w:spacing w:lineRule="exact" w:line="240" w:before="240" w:after="120"/>
         <w:rPr/>
       </w:pPr>
-      <w:bookmarkStart w:id="2" w:name="__RefHeading___Toc2725_2937512272"/>
+      <w:bookmarkStart w:id="2" w:name="__RefHeading___Toc2725_4217687195"/>
       <w:bookmarkEnd w:id="2"/>
       <w:r>
         <w:rPr>
@@ -1059,7 +1059,7 @@
         <w:spacing w:lineRule="exact" w:line="240" w:before="240" w:after="120"/>
         <w:rPr/>
       </w:pPr>
-      <w:bookmarkStart w:id="3" w:name="__RefHeading___Toc2727_2937512272"/>
+      <w:bookmarkStart w:id="3" w:name="__RefHeading___Toc2727_4217687195"/>
       <w:bookmarkEnd w:id="3"/>
       <w:r>
         <w:rPr>
@@ -2373,7 +2373,7 @@
         <w:spacing w:lineRule="exact" w:line="240" w:before="240" w:after="120"/>
         <w:rPr/>
       </w:pPr>
-      <w:bookmarkStart w:id="4" w:name="__RefHeading___Toc2729_2937512272"/>
+      <w:bookmarkStart w:id="4" w:name="__RefHeading___Toc2729_4217687195"/>
       <w:bookmarkEnd w:id="4"/>
       <w:r>
         <w:rPr>
@@ -2950,7 +2950,7 @@
         <w:spacing w:lineRule="exact" w:line="240" w:before="240" w:after="120"/>
         <w:rPr/>
       </w:pPr>
-      <w:bookmarkStart w:id="5" w:name="__RefHeading___Toc2731_2937512272"/>
+      <w:bookmarkStart w:id="5" w:name="__RefHeading___Toc2731_4217687195"/>
       <w:bookmarkEnd w:id="5"/>
       <w:r>
         <w:rPr>
@@ -2988,7 +2988,7 @@
         <w:spacing w:lineRule="exact" w:line="240" w:before="240" w:after="120"/>
         <w:rPr/>
       </w:pPr>
-      <w:bookmarkStart w:id="6" w:name="__RefHeading___Toc2733_2937512272"/>
+      <w:bookmarkStart w:id="6" w:name="__RefHeading___Toc2733_4217687195"/>
       <w:bookmarkEnd w:id="6"/>
       <w:r>
         <w:rPr>
@@ -3026,7 +3026,7 @@
         <w:spacing w:lineRule="exact" w:line="240" w:before="240" w:after="120"/>
         <w:rPr/>
       </w:pPr>
-      <w:bookmarkStart w:id="7" w:name="__RefHeading___Toc2735_2937512272"/>
+      <w:bookmarkStart w:id="7" w:name="__RefHeading___Toc2735_4217687195"/>
       <w:bookmarkEnd w:id="7"/>
       <w:r>
         <w:rPr>
@@ -3046,7 +3046,7 @@
         <w:spacing w:lineRule="exact" w:line="240" w:before="180" w:after="80"/>
         <w:rPr/>
       </w:pPr>
-      <w:bookmarkStart w:id="8" w:name="__RefHeading___Toc2737_2937512272"/>
+      <w:bookmarkStart w:id="8" w:name="__RefHeading___Toc2737_4217687195"/>
       <w:bookmarkEnd w:id="8"/>
       <w:r>
         <w:rPr>
@@ -3509,7 +3509,7 @@
         <w:spacing w:lineRule="exact" w:line="240" w:before="180" w:after="80"/>
         <w:rPr/>
       </w:pPr>
-      <w:bookmarkStart w:id="9" w:name="__RefHeading___Toc2739_2937512272"/>
+      <w:bookmarkStart w:id="9" w:name="__RefHeading___Toc2739_4217687195"/>
       <w:bookmarkEnd w:id="9"/>
       <w:r>
         <w:rPr>
@@ -3547,7 +3547,7 @@
         <w:spacing w:lineRule="exact" w:line="240" w:before="180" w:after="80"/>
         <w:rPr/>
       </w:pPr>
-      <w:bookmarkStart w:id="10" w:name="__RefHeading___Toc2741_2937512272"/>
+      <w:bookmarkStart w:id="10" w:name="__RefHeading___Toc2741_4217687195"/>
       <w:bookmarkEnd w:id="10"/>
       <w:r>
         <w:rPr>
@@ -3585,7 +3585,7 @@
         <w:spacing w:lineRule="exact" w:line="240" w:before="180" w:after="80"/>
         <w:rPr/>
       </w:pPr>
-      <w:bookmarkStart w:id="11" w:name="__RefHeading___Toc2743_2937512272"/>
+      <w:bookmarkStart w:id="11" w:name="__RefHeading___Toc2743_4217687195"/>
       <w:bookmarkEnd w:id="11"/>
       <w:r>
         <w:rPr>
@@ -4115,7 +4115,7 @@
         <w:spacing w:lineRule="exact" w:line="240" w:before="180" w:after="80"/>
         <w:rPr/>
       </w:pPr>
-      <w:bookmarkStart w:id="12" w:name="__RefHeading___Toc2745_2937512272"/>
+      <w:bookmarkStart w:id="12" w:name="__RefHeading___Toc2745_4217687195"/>
       <w:bookmarkEnd w:id="12"/>
       <w:r>
         <w:rPr>
@@ -4153,7 +4153,7 @@
         <w:spacing w:lineRule="exact" w:line="240" w:before="180" w:after="80"/>
         <w:rPr/>
       </w:pPr>
-      <w:bookmarkStart w:id="13" w:name="__RefHeading___Toc2747_2937512272"/>
+      <w:bookmarkStart w:id="13" w:name="__RefHeading___Toc2747_4217687195"/>
       <w:bookmarkEnd w:id="13"/>
       <w:r>
         <w:rPr>
@@ -4280,7 +4280,7 @@
         <w:spacing w:lineRule="exact" w:line="240" w:before="180" w:after="80"/>
         <w:rPr/>
       </w:pPr>
-      <w:bookmarkStart w:id="14" w:name="__RefHeading___Toc2749_2937512272"/>
+      <w:bookmarkStart w:id="14" w:name="__RefHeading___Toc2749_4217687195"/>
       <w:bookmarkEnd w:id="14"/>
       <w:r>
         <w:rPr>
@@ -4496,7 +4496,7 @@
         <w:spacing w:lineRule="exact" w:line="240" w:before="240" w:after="120"/>
         <w:rPr/>
       </w:pPr>
-      <w:bookmarkStart w:id="15" w:name="__RefHeading___Toc2751_2937512272"/>
+      <w:bookmarkStart w:id="15" w:name="__RefHeading___Toc2751_4217687195"/>
       <w:bookmarkEnd w:id="15"/>
       <w:r>
         <w:rPr>
@@ -4596,7 +4596,7 @@
         <w:spacing w:lineRule="exact" w:line="240" w:before="240" w:after="120"/>
         <w:rPr/>
       </w:pPr>
-      <w:bookmarkStart w:id="16" w:name="__RefHeading___Toc2753_2937512272"/>
+      <w:bookmarkStart w:id="16" w:name="__RefHeading___Toc2753_4217687195"/>
       <w:bookmarkEnd w:id="16"/>
       <w:r>
         <w:rPr>
@@ -4634,7 +4634,7 @@
         <w:spacing w:lineRule="exact" w:line="240" w:before="240" w:after="120"/>
         <w:rPr/>
       </w:pPr>
-      <w:bookmarkStart w:id="17" w:name="__RefHeading___Toc2755_2937512272"/>
+      <w:bookmarkStart w:id="17" w:name="__RefHeading___Toc2755_4217687195"/>
       <w:bookmarkEnd w:id="17"/>
       <w:r>
         <w:rPr>
@@ -4694,7 +4694,7 @@
         <w:spacing w:lineRule="exact" w:line="240" w:before="240" w:after="120"/>
         <w:rPr/>
       </w:pPr>
-      <w:bookmarkStart w:id="18" w:name="__RefHeading___Toc2757_2937512272"/>
+      <w:bookmarkStart w:id="18" w:name="__RefHeading___Toc2757_4217687195"/>
       <w:bookmarkEnd w:id="18"/>
       <w:r>
         <w:rPr>
@@ -4732,7 +4732,7 @@
         <w:spacing w:lineRule="exact" w:line="240" w:before="240" w:after="120"/>
         <w:rPr/>
       </w:pPr>
-      <w:bookmarkStart w:id="19" w:name="__RefHeading___Toc2759_2937512272"/>
+      <w:bookmarkStart w:id="19" w:name="__RefHeading___Toc2759_4217687195"/>
       <w:bookmarkEnd w:id="19"/>
       <w:r>
         <w:rPr>
@@ -4812,7 +4812,7 @@
         <w:spacing w:lineRule="auto" w:line="240" w:before="0" w:after="60"/>
         <w:rPr/>
       </w:pPr>
-      <w:bookmarkStart w:id="20" w:name="__RefHeading___Toc2761_2937512272"/>
+      <w:bookmarkStart w:id="20" w:name="__RefHeading___Toc2761_4217687195"/>
       <w:bookmarkEnd w:id="20"/>
       <w:r>
         <w:rPr>
@@ -4843,7 +4843,7 @@
         <w:spacing w:lineRule="auto" w:line="240" w:before="0" w:after="60"/>
         <w:rPr/>
       </w:pPr>
-      <w:bookmarkStart w:id="21" w:name="__RefHeading___Toc2763_2937512272"/>
+      <w:bookmarkStart w:id="21" w:name="__RefHeading___Toc2763_4217687195"/>
       <w:bookmarkEnd w:id="21"/>
       <w:r>
         <w:rPr>
@@ -5407,7 +5407,7 @@
         <w:spacing w:lineRule="auto" w:line="240" w:before="0" w:after="60"/>
         <w:rPr/>
       </w:pPr>
-      <w:bookmarkStart w:id="22" w:name="__RefHeading___Toc2765_2937512272"/>
+      <w:bookmarkStart w:id="22" w:name="__RefHeading___Toc2765_4217687195"/>
       <w:bookmarkEnd w:id="22"/>
       <w:r>
         <w:rPr>
@@ -5472,7 +5472,7 @@
         <w:spacing w:lineRule="auto" w:line="240" w:before="0" w:after="60"/>
         <w:rPr/>
       </w:pPr>
-      <w:bookmarkStart w:id="23" w:name="__RefHeading___Toc2767_2937512272"/>
+      <w:bookmarkStart w:id="23" w:name="__RefHeading___Toc2767_4217687195"/>
       <w:bookmarkEnd w:id="23"/>
       <w:r>
         <w:rPr>
@@ -5537,7 +5537,7 @@
         <w:spacing w:lineRule="auto" w:line="240" w:before="0" w:after="60"/>
         <w:rPr/>
       </w:pPr>
-      <w:bookmarkStart w:id="24" w:name="__RefHeading___Toc2769_2937512272"/>
+      <w:bookmarkStart w:id="24" w:name="__RefHeading___Toc2769_4217687195"/>
       <w:bookmarkEnd w:id="24"/>
       <w:r>
         <w:rPr>
@@ -5582,7 +5582,7 @@
         <w:spacing w:lineRule="auto" w:line="240" w:before="0" w:after="60"/>
         <w:rPr/>
       </w:pPr>
-      <w:bookmarkStart w:id="25" w:name="__RefHeading___Toc2771_2937512272"/>
+      <w:bookmarkStart w:id="25" w:name="__RefHeading___Toc2771_4217687195"/>
       <w:bookmarkEnd w:id="25"/>
       <w:r>
         <w:rPr>
@@ -5613,7 +5613,7 @@
         <w:spacing w:lineRule="exact" w:line="240" w:before="240" w:after="120"/>
         <w:rPr/>
       </w:pPr>
-      <w:bookmarkStart w:id="26" w:name="__RefHeading___Toc2773_2937512272"/>
+      <w:bookmarkStart w:id="26" w:name="__RefHeading___Toc2773_4217687195"/>
       <w:bookmarkEnd w:id="26"/>
       <w:r>
         <w:rPr>

--- a/reporte/productos_formales/Producto_04_Entrenamiento_Favoritismo.docx
+++ b/reporte/productos_formales/Producto_04_Entrenamiento_Favoritismo.docx
@@ -262,7 +262,7 @@
         <w:spacing w:lineRule="exact" w:line="240" w:before="240" w:after="120"/>
         <w:rPr/>
       </w:pPr>
-      <w:bookmarkStart w:id="0" w:name="__RefHeading___Toc2721_4217687195"/>
+      <w:bookmarkStart w:id="0" w:name="__RefHeading___Toc2721_1371780974"/>
       <w:bookmarkEnd w:id="0"/>
       <w:r>
         <w:rPr>
@@ -369,7 +369,7 @@
             </w:rPr>
             <w:fldChar w:fldCharType="separate"/>
           </w:r>
-          <w:hyperlink w:anchor="__RefHeading___Toc2721_4217687195">
+          <w:hyperlink w:anchor="__RefHeading___Toc2721_1371780974">
             <w:r>
               <w:rPr>
                 <w:rStyle w:val="IndexLink"/>
@@ -389,7 +389,7 @@
             </w:tabs>
             <w:rPr/>
           </w:pPr>
-          <w:hyperlink w:anchor="__RefHeading___Toc2723_4217687195">
+          <w:hyperlink w:anchor="__RefHeading___Toc2723_1371780974">
             <w:r>
               <w:rPr>
                 <w:rStyle w:val="IndexLink"/>
@@ -409,7 +409,7 @@
             </w:tabs>
             <w:rPr/>
           </w:pPr>
-          <w:hyperlink w:anchor="__RefHeading___Toc2725_4217687195">
+          <w:hyperlink w:anchor="__RefHeading___Toc2725_1371780974">
             <w:r>
               <w:rPr>
                 <w:rStyle w:val="IndexLink"/>
@@ -429,7 +429,7 @@
             </w:tabs>
             <w:rPr/>
           </w:pPr>
-          <w:hyperlink w:anchor="__RefHeading___Toc2727_4217687195">
+          <w:hyperlink w:anchor="__RefHeading___Toc2727_1371780974">
             <w:r>
               <w:rPr>
                 <w:rStyle w:val="IndexLink"/>
@@ -449,7 +449,7 @@
             </w:tabs>
             <w:rPr/>
           </w:pPr>
-          <w:hyperlink w:anchor="__RefHeading___Toc2729_4217687195">
+          <w:hyperlink w:anchor="__RefHeading___Toc2729_1371780974">
             <w:r>
               <w:rPr>
                 <w:rStyle w:val="IndexLink"/>
@@ -469,7 +469,7 @@
             </w:tabs>
             <w:rPr/>
           </w:pPr>
-          <w:hyperlink w:anchor="__RefHeading___Toc2731_4217687195">
+          <w:hyperlink w:anchor="__RefHeading___Toc2731_1371780974">
             <w:r>
               <w:rPr>
                 <w:rStyle w:val="IndexLink"/>
@@ -489,7 +489,7 @@
             </w:tabs>
             <w:rPr/>
           </w:pPr>
-          <w:hyperlink w:anchor="__RefHeading___Toc2733_4217687195">
+          <w:hyperlink w:anchor="__RefHeading___Toc2733_1371780974">
             <w:r>
               <w:rPr>
                 <w:rStyle w:val="IndexLink"/>
@@ -509,7 +509,7 @@
             </w:tabs>
             <w:rPr/>
           </w:pPr>
-          <w:hyperlink w:anchor="__RefHeading___Toc2735_4217687195">
+          <w:hyperlink w:anchor="__RefHeading___Toc2735_1371780974">
             <w:r>
               <w:rPr>
                 <w:rStyle w:val="IndexLink"/>
@@ -529,7 +529,7 @@
             </w:tabs>
             <w:rPr/>
           </w:pPr>
-          <w:hyperlink w:anchor="__RefHeading___Toc2737_4217687195">
+          <w:hyperlink w:anchor="__RefHeading___Toc2737_1371780974">
             <w:r>
               <w:rPr>
                 <w:rStyle w:val="IndexLink"/>
@@ -549,7 +549,7 @@
             </w:tabs>
             <w:rPr/>
           </w:pPr>
-          <w:hyperlink w:anchor="__RefHeading___Toc2739_4217687195">
+          <w:hyperlink w:anchor="__RefHeading___Toc2739_1371780974">
             <w:r>
               <w:rPr>
                 <w:rStyle w:val="IndexLink"/>
@@ -569,7 +569,7 @@
             </w:tabs>
             <w:rPr/>
           </w:pPr>
-          <w:hyperlink w:anchor="__RefHeading___Toc2741_4217687195">
+          <w:hyperlink w:anchor="__RefHeading___Toc2741_1371780974">
             <w:r>
               <w:rPr>
                 <w:rStyle w:val="IndexLink"/>
@@ -589,7 +589,7 @@
             </w:tabs>
             <w:rPr/>
           </w:pPr>
-          <w:hyperlink w:anchor="__RefHeading___Toc2743_4217687195">
+          <w:hyperlink w:anchor="__RefHeading___Toc2743_1371780974">
             <w:r>
               <w:rPr>
                 <w:rStyle w:val="IndexLink"/>
@@ -609,7 +609,7 @@
             </w:tabs>
             <w:rPr/>
           </w:pPr>
-          <w:hyperlink w:anchor="__RefHeading___Toc2745_4217687195">
+          <w:hyperlink w:anchor="__RefHeading___Toc2745_1371780974">
             <w:r>
               <w:rPr>
                 <w:rStyle w:val="IndexLink"/>
@@ -629,7 +629,7 @@
             </w:tabs>
             <w:rPr/>
           </w:pPr>
-          <w:hyperlink w:anchor="__RefHeading___Toc2747_4217687195">
+          <w:hyperlink w:anchor="__RefHeading___Toc2747_1371780974">
             <w:r>
               <w:rPr>
                 <w:rStyle w:val="IndexLink"/>
@@ -649,7 +649,7 @@
             </w:tabs>
             <w:rPr/>
           </w:pPr>
-          <w:hyperlink w:anchor="__RefHeading___Toc2749_4217687195">
+          <w:hyperlink w:anchor="__RefHeading___Toc2749_1371780974">
             <w:r>
               <w:rPr>
                 <w:rStyle w:val="IndexLink"/>
@@ -669,7 +669,7 @@
             </w:tabs>
             <w:rPr/>
           </w:pPr>
-          <w:hyperlink w:anchor="__RefHeading___Toc2751_4217687195">
+          <w:hyperlink w:anchor="__RefHeading___Toc2751_1371780974">
             <w:r>
               <w:rPr>
                 <w:rStyle w:val="IndexLink"/>
@@ -689,7 +689,7 @@
             </w:tabs>
             <w:rPr/>
           </w:pPr>
-          <w:hyperlink w:anchor="__RefHeading___Toc2753_4217687195">
+          <w:hyperlink w:anchor="__RefHeading___Toc2753_1371780974">
             <w:r>
               <w:rPr>
                 <w:rStyle w:val="IndexLink"/>
@@ -709,7 +709,7 @@
             </w:tabs>
             <w:rPr/>
           </w:pPr>
-          <w:hyperlink w:anchor="__RefHeading___Toc2755_4217687195">
+          <w:hyperlink w:anchor="__RefHeading___Toc2755_1371780974">
             <w:r>
               <w:rPr>
                 <w:rStyle w:val="IndexLink"/>
@@ -729,7 +729,7 @@
             </w:tabs>
             <w:rPr/>
           </w:pPr>
-          <w:hyperlink w:anchor="__RefHeading___Toc2757_4217687195">
+          <w:hyperlink w:anchor="__RefHeading___Toc2757_1371780974">
             <w:r>
               <w:rPr>
                 <w:rStyle w:val="IndexLink"/>
@@ -749,7 +749,7 @@
             </w:tabs>
             <w:rPr/>
           </w:pPr>
-          <w:hyperlink w:anchor="__RefHeading___Toc2759_4217687195">
+          <w:hyperlink w:anchor="__RefHeading___Toc2759_1371780974">
             <w:r>
               <w:rPr>
                 <w:rStyle w:val="IndexLink"/>
@@ -769,7 +769,7 @@
             </w:tabs>
             <w:rPr/>
           </w:pPr>
-          <w:hyperlink w:anchor="__RefHeading___Toc2761_4217687195">
+          <w:hyperlink w:anchor="__RefHeading___Toc2761_1371780974">
             <w:r>
               <w:rPr>
                 <w:rStyle w:val="IndexLink"/>
@@ -789,7 +789,7 @@
             </w:tabs>
             <w:rPr/>
           </w:pPr>
-          <w:hyperlink w:anchor="__RefHeading___Toc2763_4217687195">
+          <w:hyperlink w:anchor="__RefHeading___Toc2763_1371780974">
             <w:r>
               <w:rPr>
                 <w:rStyle w:val="IndexLink"/>
@@ -809,7 +809,7 @@
             </w:tabs>
             <w:rPr/>
           </w:pPr>
-          <w:hyperlink w:anchor="__RefHeading___Toc2765_4217687195">
+          <w:hyperlink w:anchor="__RefHeading___Toc2765_1371780974">
             <w:r>
               <w:rPr>
                 <w:rStyle w:val="IndexLink"/>
@@ -829,7 +829,7 @@
             </w:tabs>
             <w:rPr/>
           </w:pPr>
-          <w:hyperlink w:anchor="__RefHeading___Toc2767_4217687195">
+          <w:hyperlink w:anchor="__RefHeading___Toc2767_1371780974">
             <w:r>
               <w:rPr>
                 <w:rStyle w:val="IndexLink"/>
@@ -849,7 +849,7 @@
             </w:tabs>
             <w:rPr/>
           </w:pPr>
-          <w:hyperlink w:anchor="__RefHeading___Toc2769_4217687195">
+          <w:hyperlink w:anchor="__RefHeading___Toc2769_1371780974">
             <w:r>
               <w:rPr>
                 <w:rStyle w:val="IndexLink"/>
@@ -869,7 +869,7 @@
             </w:tabs>
             <w:rPr/>
           </w:pPr>
-          <w:hyperlink w:anchor="__RefHeading___Toc2771_4217687195">
+          <w:hyperlink w:anchor="__RefHeading___Toc2771_1371780974">
             <w:r>
               <w:rPr>
                 <w:rStyle w:val="IndexLink"/>
@@ -889,7 +889,7 @@
             </w:tabs>
             <w:rPr/>
           </w:pPr>
-          <w:hyperlink w:anchor="__RefHeading___Toc2773_4217687195">
+          <w:hyperlink w:anchor="__RefHeading___Toc2773_1371780974">
             <w:r>
               <w:rPr>
                 <w:rStyle w:val="IndexLink"/>
@@ -929,7 +929,7 @@
         <w:spacing w:lineRule="exact" w:line="240" w:before="240" w:after="120"/>
         <w:rPr/>
       </w:pPr>
-      <w:bookmarkStart w:id="1" w:name="__RefHeading___Toc2723_4217687195"/>
+      <w:bookmarkStart w:id="1" w:name="__RefHeading___Toc2723_1371780974"/>
       <w:bookmarkEnd w:id="1"/>
       <w:r>
         <w:rPr>
@@ -985,7 +985,7 @@
         <w:spacing w:lineRule="exact" w:line="240" w:before="240" w:after="120"/>
         <w:rPr/>
       </w:pPr>
-      <w:bookmarkStart w:id="2" w:name="__RefHeading___Toc2725_4217687195"/>
+      <w:bookmarkStart w:id="2" w:name="__RefHeading___Toc2725_1371780974"/>
       <w:bookmarkEnd w:id="2"/>
       <w:r>
         <w:rPr>
@@ -1059,7 +1059,7 @@
         <w:spacing w:lineRule="exact" w:line="240" w:before="240" w:after="120"/>
         <w:rPr/>
       </w:pPr>
-      <w:bookmarkStart w:id="3" w:name="__RefHeading___Toc2727_4217687195"/>
+      <w:bookmarkStart w:id="3" w:name="__RefHeading___Toc2727_1371780974"/>
       <w:bookmarkEnd w:id="3"/>
       <w:r>
         <w:rPr>
@@ -2373,7 +2373,7 @@
         <w:spacing w:lineRule="exact" w:line="240" w:before="240" w:after="120"/>
         <w:rPr/>
       </w:pPr>
-      <w:bookmarkStart w:id="4" w:name="__RefHeading___Toc2729_4217687195"/>
+      <w:bookmarkStart w:id="4" w:name="__RefHeading___Toc2729_1371780974"/>
       <w:bookmarkEnd w:id="4"/>
       <w:r>
         <w:rPr>
@@ -2950,7 +2950,7 @@
         <w:spacing w:lineRule="exact" w:line="240" w:before="240" w:after="120"/>
         <w:rPr/>
       </w:pPr>
-      <w:bookmarkStart w:id="5" w:name="__RefHeading___Toc2731_4217687195"/>
+      <w:bookmarkStart w:id="5" w:name="__RefHeading___Toc2731_1371780974"/>
       <w:bookmarkEnd w:id="5"/>
       <w:r>
         <w:rPr>
@@ -2988,7 +2988,7 @@
         <w:spacing w:lineRule="exact" w:line="240" w:before="240" w:after="120"/>
         <w:rPr/>
       </w:pPr>
-      <w:bookmarkStart w:id="6" w:name="__RefHeading___Toc2733_4217687195"/>
+      <w:bookmarkStart w:id="6" w:name="__RefHeading___Toc2733_1371780974"/>
       <w:bookmarkEnd w:id="6"/>
       <w:r>
         <w:rPr>
@@ -3026,7 +3026,7 @@
         <w:spacing w:lineRule="exact" w:line="240" w:before="240" w:after="120"/>
         <w:rPr/>
       </w:pPr>
-      <w:bookmarkStart w:id="7" w:name="__RefHeading___Toc2735_4217687195"/>
+      <w:bookmarkStart w:id="7" w:name="__RefHeading___Toc2735_1371780974"/>
       <w:bookmarkEnd w:id="7"/>
       <w:r>
         <w:rPr>
@@ -3046,7 +3046,7 @@
         <w:spacing w:lineRule="exact" w:line="240" w:before="180" w:after="80"/>
         <w:rPr/>
       </w:pPr>
-      <w:bookmarkStart w:id="8" w:name="__RefHeading___Toc2737_4217687195"/>
+      <w:bookmarkStart w:id="8" w:name="__RefHeading___Toc2737_1371780974"/>
       <w:bookmarkEnd w:id="8"/>
       <w:r>
         <w:rPr>
@@ -3509,7 +3509,7 @@
         <w:spacing w:lineRule="exact" w:line="240" w:before="180" w:after="80"/>
         <w:rPr/>
       </w:pPr>
-      <w:bookmarkStart w:id="9" w:name="__RefHeading___Toc2739_4217687195"/>
+      <w:bookmarkStart w:id="9" w:name="__RefHeading___Toc2739_1371780974"/>
       <w:bookmarkEnd w:id="9"/>
       <w:r>
         <w:rPr>
@@ -3547,7 +3547,7 @@
         <w:spacing w:lineRule="exact" w:line="240" w:before="180" w:after="80"/>
         <w:rPr/>
       </w:pPr>
-      <w:bookmarkStart w:id="10" w:name="__RefHeading___Toc2741_4217687195"/>
+      <w:bookmarkStart w:id="10" w:name="__RefHeading___Toc2741_1371780974"/>
       <w:bookmarkEnd w:id="10"/>
       <w:r>
         <w:rPr>
@@ -3585,7 +3585,7 @@
         <w:spacing w:lineRule="exact" w:line="240" w:before="180" w:after="80"/>
         <w:rPr/>
       </w:pPr>
-      <w:bookmarkStart w:id="11" w:name="__RefHeading___Toc2743_4217687195"/>
+      <w:bookmarkStart w:id="11" w:name="__RefHeading___Toc2743_1371780974"/>
       <w:bookmarkEnd w:id="11"/>
       <w:r>
         <w:rPr>
@@ -4115,7 +4115,7 @@
         <w:spacing w:lineRule="exact" w:line="240" w:before="180" w:after="80"/>
         <w:rPr/>
       </w:pPr>
-      <w:bookmarkStart w:id="12" w:name="__RefHeading___Toc2745_4217687195"/>
+      <w:bookmarkStart w:id="12" w:name="__RefHeading___Toc2745_1371780974"/>
       <w:bookmarkEnd w:id="12"/>
       <w:r>
         <w:rPr>
@@ -4153,7 +4153,7 @@
         <w:spacing w:lineRule="exact" w:line="240" w:before="180" w:after="80"/>
         <w:rPr/>
       </w:pPr>
-      <w:bookmarkStart w:id="13" w:name="__RefHeading___Toc2747_4217687195"/>
+      <w:bookmarkStart w:id="13" w:name="__RefHeading___Toc2747_1371780974"/>
       <w:bookmarkEnd w:id="13"/>
       <w:r>
         <w:rPr>
@@ -4280,7 +4280,7 @@
         <w:spacing w:lineRule="exact" w:line="240" w:before="180" w:after="80"/>
         <w:rPr/>
       </w:pPr>
-      <w:bookmarkStart w:id="14" w:name="__RefHeading___Toc2749_4217687195"/>
+      <w:bookmarkStart w:id="14" w:name="__RefHeading___Toc2749_1371780974"/>
       <w:bookmarkEnd w:id="14"/>
       <w:r>
         <w:rPr>
@@ -4496,7 +4496,7 @@
         <w:spacing w:lineRule="exact" w:line="240" w:before="240" w:after="120"/>
         <w:rPr/>
       </w:pPr>
-      <w:bookmarkStart w:id="15" w:name="__RefHeading___Toc2751_4217687195"/>
+      <w:bookmarkStart w:id="15" w:name="__RefHeading___Toc2751_1371780974"/>
       <w:bookmarkEnd w:id="15"/>
       <w:r>
         <w:rPr>
@@ -4596,7 +4596,7 @@
         <w:spacing w:lineRule="exact" w:line="240" w:before="240" w:after="120"/>
         <w:rPr/>
       </w:pPr>
-      <w:bookmarkStart w:id="16" w:name="__RefHeading___Toc2753_4217687195"/>
+      <w:bookmarkStart w:id="16" w:name="__RefHeading___Toc2753_1371780974"/>
       <w:bookmarkEnd w:id="16"/>
       <w:r>
         <w:rPr>
@@ -4634,7 +4634,7 @@
         <w:spacing w:lineRule="exact" w:line="240" w:before="240" w:after="120"/>
         <w:rPr/>
       </w:pPr>
-      <w:bookmarkStart w:id="17" w:name="__RefHeading___Toc2755_4217687195"/>
+      <w:bookmarkStart w:id="17" w:name="__RefHeading___Toc2755_1371780974"/>
       <w:bookmarkEnd w:id="17"/>
       <w:r>
         <w:rPr>
@@ -4694,7 +4694,7 @@
         <w:spacing w:lineRule="exact" w:line="240" w:before="240" w:after="120"/>
         <w:rPr/>
       </w:pPr>
-      <w:bookmarkStart w:id="18" w:name="__RefHeading___Toc2757_4217687195"/>
+      <w:bookmarkStart w:id="18" w:name="__RefHeading___Toc2757_1371780974"/>
       <w:bookmarkEnd w:id="18"/>
       <w:r>
         <w:rPr>
@@ -4732,7 +4732,7 @@
         <w:spacing w:lineRule="exact" w:line="240" w:before="240" w:after="120"/>
         <w:rPr/>
       </w:pPr>
-      <w:bookmarkStart w:id="19" w:name="__RefHeading___Toc2759_4217687195"/>
+      <w:bookmarkStart w:id="19" w:name="__RefHeading___Toc2759_1371780974"/>
       <w:bookmarkEnd w:id="19"/>
       <w:r>
         <w:rPr>
@@ -4812,7 +4812,7 @@
         <w:spacing w:lineRule="auto" w:line="240" w:before="0" w:after="60"/>
         <w:rPr/>
       </w:pPr>
-      <w:bookmarkStart w:id="20" w:name="__RefHeading___Toc2761_4217687195"/>
+      <w:bookmarkStart w:id="20" w:name="__RefHeading___Toc2761_1371780974"/>
       <w:bookmarkEnd w:id="20"/>
       <w:r>
         <w:rPr>
@@ -4843,7 +4843,7 @@
         <w:spacing w:lineRule="auto" w:line="240" w:before="0" w:after="60"/>
         <w:rPr/>
       </w:pPr>
-      <w:bookmarkStart w:id="21" w:name="__RefHeading___Toc2763_4217687195"/>
+      <w:bookmarkStart w:id="21" w:name="__RefHeading___Toc2763_1371780974"/>
       <w:bookmarkEnd w:id="21"/>
       <w:r>
         <w:rPr>
@@ -5407,7 +5407,7 @@
         <w:spacing w:lineRule="auto" w:line="240" w:before="0" w:after="60"/>
         <w:rPr/>
       </w:pPr>
-      <w:bookmarkStart w:id="22" w:name="__RefHeading___Toc2765_4217687195"/>
+      <w:bookmarkStart w:id="22" w:name="__RefHeading___Toc2765_1371780974"/>
       <w:bookmarkEnd w:id="22"/>
       <w:r>
         <w:rPr>
@@ -5472,7 +5472,7 @@
         <w:spacing w:lineRule="auto" w:line="240" w:before="0" w:after="60"/>
         <w:rPr/>
       </w:pPr>
-      <w:bookmarkStart w:id="23" w:name="__RefHeading___Toc2767_4217687195"/>
+      <w:bookmarkStart w:id="23" w:name="__RefHeading___Toc2767_1371780974"/>
       <w:bookmarkEnd w:id="23"/>
       <w:r>
         <w:rPr>
@@ -5537,7 +5537,7 @@
         <w:spacing w:lineRule="auto" w:line="240" w:before="0" w:after="60"/>
         <w:rPr/>
       </w:pPr>
-      <w:bookmarkStart w:id="24" w:name="__RefHeading___Toc2769_4217687195"/>
+      <w:bookmarkStart w:id="24" w:name="__RefHeading___Toc2769_1371780974"/>
       <w:bookmarkEnd w:id="24"/>
       <w:r>
         <w:rPr>
@@ -5582,7 +5582,7 @@
         <w:spacing w:lineRule="auto" w:line="240" w:before="0" w:after="60"/>
         <w:rPr/>
       </w:pPr>
-      <w:bookmarkStart w:id="25" w:name="__RefHeading___Toc2771_4217687195"/>
+      <w:bookmarkStart w:id="25" w:name="__RefHeading___Toc2771_1371780974"/>
       <w:bookmarkEnd w:id="25"/>
       <w:r>
         <w:rPr>
@@ -5613,7 +5613,7 @@
         <w:spacing w:lineRule="exact" w:line="240" w:before="240" w:after="120"/>
         <w:rPr/>
       </w:pPr>
-      <w:bookmarkStart w:id="26" w:name="__RefHeading___Toc2773_4217687195"/>
+      <w:bookmarkStart w:id="26" w:name="__RefHeading___Toc2773_1371780974"/>
       <w:bookmarkEnd w:id="26"/>
       <w:r>
         <w:rPr>

--- a/reporte/productos_formales/Producto_04_Entrenamiento_Favoritismo.docx
+++ b/reporte/productos_formales/Producto_04_Entrenamiento_Favoritismo.docx
@@ -262,7 +262,7 @@
         <w:spacing w:lineRule="exact" w:line="240" w:before="240" w:after="120"/>
         <w:rPr/>
       </w:pPr>
-      <w:bookmarkStart w:id="0" w:name="__RefHeading___Toc2721_1371780974"/>
+      <w:bookmarkStart w:id="0" w:name="__RefHeading___Toc2721_2457656124"/>
       <w:bookmarkEnd w:id="0"/>
       <w:r>
         <w:rPr>
@@ -369,7 +369,7 @@
             </w:rPr>
             <w:fldChar w:fldCharType="separate"/>
           </w:r>
-          <w:hyperlink w:anchor="__RefHeading___Toc2721_1371780974">
+          <w:hyperlink w:anchor="__RefHeading___Toc2721_2457656124">
             <w:r>
               <w:rPr>
                 <w:rStyle w:val="IndexLink"/>
@@ -389,7 +389,7 @@
             </w:tabs>
             <w:rPr/>
           </w:pPr>
-          <w:hyperlink w:anchor="__RefHeading___Toc2723_1371780974">
+          <w:hyperlink w:anchor="__RefHeading___Toc2723_2457656124">
             <w:r>
               <w:rPr>
                 <w:rStyle w:val="IndexLink"/>
@@ -409,7 +409,7 @@
             </w:tabs>
             <w:rPr/>
           </w:pPr>
-          <w:hyperlink w:anchor="__RefHeading___Toc2725_1371780974">
+          <w:hyperlink w:anchor="__RefHeading___Toc2725_2457656124">
             <w:r>
               <w:rPr>
                 <w:rStyle w:val="IndexLink"/>
@@ -429,7 +429,7 @@
             </w:tabs>
             <w:rPr/>
           </w:pPr>
-          <w:hyperlink w:anchor="__RefHeading___Toc2727_1371780974">
+          <w:hyperlink w:anchor="__RefHeading___Toc2727_2457656124">
             <w:r>
               <w:rPr>
                 <w:rStyle w:val="IndexLink"/>
@@ -449,7 +449,7 @@
             </w:tabs>
             <w:rPr/>
           </w:pPr>
-          <w:hyperlink w:anchor="__RefHeading___Toc2729_1371780974">
+          <w:hyperlink w:anchor="__RefHeading___Toc2729_2457656124">
             <w:r>
               <w:rPr>
                 <w:rStyle w:val="IndexLink"/>
@@ -469,7 +469,7 @@
             </w:tabs>
             <w:rPr/>
           </w:pPr>
-          <w:hyperlink w:anchor="__RefHeading___Toc2731_1371780974">
+          <w:hyperlink w:anchor="__RefHeading___Toc2731_2457656124">
             <w:r>
               <w:rPr>
                 <w:rStyle w:val="IndexLink"/>
@@ -489,7 +489,7 @@
             </w:tabs>
             <w:rPr/>
           </w:pPr>
-          <w:hyperlink w:anchor="__RefHeading___Toc2733_1371780974">
+          <w:hyperlink w:anchor="__RefHeading___Toc2733_2457656124">
             <w:r>
               <w:rPr>
                 <w:rStyle w:val="IndexLink"/>
@@ -509,7 +509,7 @@
             </w:tabs>
             <w:rPr/>
           </w:pPr>
-          <w:hyperlink w:anchor="__RefHeading___Toc2735_1371780974">
+          <w:hyperlink w:anchor="__RefHeading___Toc2735_2457656124">
             <w:r>
               <w:rPr>
                 <w:rStyle w:val="IndexLink"/>
@@ -529,7 +529,7 @@
             </w:tabs>
             <w:rPr/>
           </w:pPr>
-          <w:hyperlink w:anchor="__RefHeading___Toc2737_1371780974">
+          <w:hyperlink w:anchor="__RefHeading___Toc2737_2457656124">
             <w:r>
               <w:rPr>
                 <w:rStyle w:val="IndexLink"/>
@@ -549,7 +549,7 @@
             </w:tabs>
             <w:rPr/>
           </w:pPr>
-          <w:hyperlink w:anchor="__RefHeading___Toc2739_1371780974">
+          <w:hyperlink w:anchor="__RefHeading___Toc2739_2457656124">
             <w:r>
               <w:rPr>
                 <w:rStyle w:val="IndexLink"/>
@@ -569,7 +569,7 @@
             </w:tabs>
             <w:rPr/>
           </w:pPr>
-          <w:hyperlink w:anchor="__RefHeading___Toc2741_1371780974">
+          <w:hyperlink w:anchor="__RefHeading___Toc2741_2457656124">
             <w:r>
               <w:rPr>
                 <w:rStyle w:val="IndexLink"/>
@@ -589,7 +589,7 @@
             </w:tabs>
             <w:rPr/>
           </w:pPr>
-          <w:hyperlink w:anchor="__RefHeading___Toc2743_1371780974">
+          <w:hyperlink w:anchor="__RefHeading___Toc2743_2457656124">
             <w:r>
               <w:rPr>
                 <w:rStyle w:val="IndexLink"/>
@@ -609,7 +609,7 @@
             </w:tabs>
             <w:rPr/>
           </w:pPr>
-          <w:hyperlink w:anchor="__RefHeading___Toc2745_1371780974">
+          <w:hyperlink w:anchor="__RefHeading___Toc2745_2457656124">
             <w:r>
               <w:rPr>
                 <w:rStyle w:val="IndexLink"/>
@@ -629,7 +629,7 @@
             </w:tabs>
             <w:rPr/>
           </w:pPr>
-          <w:hyperlink w:anchor="__RefHeading___Toc2747_1371780974">
+          <w:hyperlink w:anchor="__RefHeading___Toc2747_2457656124">
             <w:r>
               <w:rPr>
                 <w:rStyle w:val="IndexLink"/>
@@ -649,7 +649,7 @@
             </w:tabs>
             <w:rPr/>
           </w:pPr>
-          <w:hyperlink w:anchor="__RefHeading___Toc2749_1371780974">
+          <w:hyperlink w:anchor="__RefHeading___Toc2749_2457656124">
             <w:r>
               <w:rPr>
                 <w:rStyle w:val="IndexLink"/>
@@ -669,7 +669,7 @@
             </w:tabs>
             <w:rPr/>
           </w:pPr>
-          <w:hyperlink w:anchor="__RefHeading___Toc2751_1371780974">
+          <w:hyperlink w:anchor="__RefHeading___Toc2751_2457656124">
             <w:r>
               <w:rPr>
                 <w:rStyle w:val="IndexLink"/>
@@ -689,7 +689,7 @@
             </w:tabs>
             <w:rPr/>
           </w:pPr>
-          <w:hyperlink w:anchor="__RefHeading___Toc2753_1371780974">
+          <w:hyperlink w:anchor="__RefHeading___Toc2753_2457656124">
             <w:r>
               <w:rPr>
                 <w:rStyle w:val="IndexLink"/>
@@ -709,7 +709,7 @@
             </w:tabs>
             <w:rPr/>
           </w:pPr>
-          <w:hyperlink w:anchor="__RefHeading___Toc2755_1371780974">
+          <w:hyperlink w:anchor="__RefHeading___Toc2755_2457656124">
             <w:r>
               <w:rPr>
                 <w:rStyle w:val="IndexLink"/>
@@ -729,7 +729,7 @@
             </w:tabs>
             <w:rPr/>
           </w:pPr>
-          <w:hyperlink w:anchor="__RefHeading___Toc2757_1371780974">
+          <w:hyperlink w:anchor="__RefHeading___Toc2757_2457656124">
             <w:r>
               <w:rPr>
                 <w:rStyle w:val="IndexLink"/>
@@ -749,7 +749,7 @@
             </w:tabs>
             <w:rPr/>
           </w:pPr>
-          <w:hyperlink w:anchor="__RefHeading___Toc2759_1371780974">
+          <w:hyperlink w:anchor="__RefHeading___Toc2759_2457656124">
             <w:r>
               <w:rPr>
                 <w:rStyle w:val="IndexLink"/>
@@ -769,7 +769,7 @@
             </w:tabs>
             <w:rPr/>
           </w:pPr>
-          <w:hyperlink w:anchor="__RefHeading___Toc2761_1371780974">
+          <w:hyperlink w:anchor="__RefHeading___Toc2761_2457656124">
             <w:r>
               <w:rPr>
                 <w:rStyle w:val="IndexLink"/>
@@ -789,7 +789,7 @@
             </w:tabs>
             <w:rPr/>
           </w:pPr>
-          <w:hyperlink w:anchor="__RefHeading___Toc2763_1371780974">
+          <w:hyperlink w:anchor="__RefHeading___Toc2763_2457656124">
             <w:r>
               <w:rPr>
                 <w:rStyle w:val="IndexLink"/>
@@ -809,7 +809,7 @@
             </w:tabs>
             <w:rPr/>
           </w:pPr>
-          <w:hyperlink w:anchor="__RefHeading___Toc2765_1371780974">
+          <w:hyperlink w:anchor="__RefHeading___Toc2765_2457656124">
             <w:r>
               <w:rPr>
                 <w:rStyle w:val="IndexLink"/>
@@ -829,7 +829,7 @@
             </w:tabs>
             <w:rPr/>
           </w:pPr>
-          <w:hyperlink w:anchor="__RefHeading___Toc2767_1371780974">
+          <w:hyperlink w:anchor="__RefHeading___Toc2767_2457656124">
             <w:r>
               <w:rPr>
                 <w:rStyle w:val="IndexLink"/>
@@ -849,7 +849,7 @@
             </w:tabs>
             <w:rPr/>
           </w:pPr>
-          <w:hyperlink w:anchor="__RefHeading___Toc2769_1371780974">
+          <w:hyperlink w:anchor="__RefHeading___Toc2769_2457656124">
             <w:r>
               <w:rPr>
                 <w:rStyle w:val="IndexLink"/>
@@ -869,7 +869,7 @@
             </w:tabs>
             <w:rPr/>
           </w:pPr>
-          <w:hyperlink w:anchor="__RefHeading___Toc2771_1371780974">
+          <w:hyperlink w:anchor="__RefHeading___Toc2771_2457656124">
             <w:r>
               <w:rPr>
                 <w:rStyle w:val="IndexLink"/>
@@ -889,7 +889,7 @@
             </w:tabs>
             <w:rPr/>
           </w:pPr>
-          <w:hyperlink w:anchor="__RefHeading___Toc2773_1371780974">
+          <w:hyperlink w:anchor="__RefHeading___Toc2773_2457656124">
             <w:r>
               <w:rPr>
                 <w:rStyle w:val="IndexLink"/>
@@ -929,7 +929,7 @@
         <w:spacing w:lineRule="exact" w:line="240" w:before="240" w:after="120"/>
         <w:rPr/>
       </w:pPr>
-      <w:bookmarkStart w:id="1" w:name="__RefHeading___Toc2723_1371780974"/>
+      <w:bookmarkStart w:id="1" w:name="__RefHeading___Toc2723_2457656124"/>
       <w:bookmarkEnd w:id="1"/>
       <w:r>
         <w:rPr>
@@ -985,7 +985,7 @@
         <w:spacing w:lineRule="exact" w:line="240" w:before="240" w:after="120"/>
         <w:rPr/>
       </w:pPr>
-      <w:bookmarkStart w:id="2" w:name="__RefHeading___Toc2725_1371780974"/>
+      <w:bookmarkStart w:id="2" w:name="__RefHeading___Toc2725_2457656124"/>
       <w:bookmarkEnd w:id="2"/>
       <w:r>
         <w:rPr>
@@ -1059,7 +1059,7 @@
         <w:spacing w:lineRule="exact" w:line="240" w:before="240" w:after="120"/>
         <w:rPr/>
       </w:pPr>
-      <w:bookmarkStart w:id="3" w:name="__RefHeading___Toc2727_1371780974"/>
+      <w:bookmarkStart w:id="3" w:name="__RefHeading___Toc2727_2457656124"/>
       <w:bookmarkEnd w:id="3"/>
       <w:r>
         <w:rPr>
@@ -2373,7 +2373,7 @@
         <w:spacing w:lineRule="exact" w:line="240" w:before="240" w:after="120"/>
         <w:rPr/>
       </w:pPr>
-      <w:bookmarkStart w:id="4" w:name="__RefHeading___Toc2729_1371780974"/>
+      <w:bookmarkStart w:id="4" w:name="__RefHeading___Toc2729_2457656124"/>
       <w:bookmarkEnd w:id="4"/>
       <w:r>
         <w:rPr>
@@ -2950,7 +2950,7 @@
         <w:spacing w:lineRule="exact" w:line="240" w:before="240" w:after="120"/>
         <w:rPr/>
       </w:pPr>
-      <w:bookmarkStart w:id="5" w:name="__RefHeading___Toc2731_1371780974"/>
+      <w:bookmarkStart w:id="5" w:name="__RefHeading___Toc2731_2457656124"/>
       <w:bookmarkEnd w:id="5"/>
       <w:r>
         <w:rPr>
@@ -2988,7 +2988,7 @@
         <w:spacing w:lineRule="exact" w:line="240" w:before="240" w:after="120"/>
         <w:rPr/>
       </w:pPr>
-      <w:bookmarkStart w:id="6" w:name="__RefHeading___Toc2733_1371780974"/>
+      <w:bookmarkStart w:id="6" w:name="__RefHeading___Toc2733_2457656124"/>
       <w:bookmarkEnd w:id="6"/>
       <w:r>
         <w:rPr>
@@ -3026,7 +3026,7 @@
         <w:spacing w:lineRule="exact" w:line="240" w:before="240" w:after="120"/>
         <w:rPr/>
       </w:pPr>
-      <w:bookmarkStart w:id="7" w:name="__RefHeading___Toc2735_1371780974"/>
+      <w:bookmarkStart w:id="7" w:name="__RefHeading___Toc2735_2457656124"/>
       <w:bookmarkEnd w:id="7"/>
       <w:r>
         <w:rPr>
@@ -3046,7 +3046,7 @@
         <w:spacing w:lineRule="exact" w:line="240" w:before="180" w:after="80"/>
         <w:rPr/>
       </w:pPr>
-      <w:bookmarkStart w:id="8" w:name="__RefHeading___Toc2737_1371780974"/>
+      <w:bookmarkStart w:id="8" w:name="__RefHeading___Toc2737_2457656124"/>
       <w:bookmarkEnd w:id="8"/>
       <w:r>
         <w:rPr>
@@ -3509,7 +3509,7 @@
         <w:spacing w:lineRule="exact" w:line="240" w:before="180" w:after="80"/>
         <w:rPr/>
       </w:pPr>
-      <w:bookmarkStart w:id="9" w:name="__RefHeading___Toc2739_1371780974"/>
+      <w:bookmarkStart w:id="9" w:name="__RefHeading___Toc2739_2457656124"/>
       <w:bookmarkEnd w:id="9"/>
       <w:r>
         <w:rPr>
@@ -3547,7 +3547,7 @@
         <w:spacing w:lineRule="exact" w:line="240" w:before="180" w:after="80"/>
         <w:rPr/>
       </w:pPr>
-      <w:bookmarkStart w:id="10" w:name="__RefHeading___Toc2741_1371780974"/>
+      <w:bookmarkStart w:id="10" w:name="__RefHeading___Toc2741_2457656124"/>
       <w:bookmarkEnd w:id="10"/>
       <w:r>
         <w:rPr>
@@ -3585,7 +3585,7 @@
         <w:spacing w:lineRule="exact" w:line="240" w:before="180" w:after="80"/>
         <w:rPr/>
       </w:pPr>
-      <w:bookmarkStart w:id="11" w:name="__RefHeading___Toc2743_1371780974"/>
+      <w:bookmarkStart w:id="11" w:name="__RefHeading___Toc2743_2457656124"/>
       <w:bookmarkEnd w:id="11"/>
       <w:r>
         <w:rPr>
@@ -4115,7 +4115,7 @@
         <w:spacing w:lineRule="exact" w:line="240" w:before="180" w:after="80"/>
         <w:rPr/>
       </w:pPr>
-      <w:bookmarkStart w:id="12" w:name="__RefHeading___Toc2745_1371780974"/>
+      <w:bookmarkStart w:id="12" w:name="__RefHeading___Toc2745_2457656124"/>
       <w:bookmarkEnd w:id="12"/>
       <w:r>
         <w:rPr>
@@ -4153,7 +4153,7 @@
         <w:spacing w:lineRule="exact" w:line="240" w:before="180" w:after="80"/>
         <w:rPr/>
       </w:pPr>
-      <w:bookmarkStart w:id="13" w:name="__RefHeading___Toc2747_1371780974"/>
+      <w:bookmarkStart w:id="13" w:name="__RefHeading___Toc2747_2457656124"/>
       <w:bookmarkEnd w:id="13"/>
       <w:r>
         <w:rPr>
@@ -4280,7 +4280,7 @@
         <w:spacing w:lineRule="exact" w:line="240" w:before="180" w:after="80"/>
         <w:rPr/>
       </w:pPr>
-      <w:bookmarkStart w:id="14" w:name="__RefHeading___Toc2749_1371780974"/>
+      <w:bookmarkStart w:id="14" w:name="__RefHeading___Toc2749_2457656124"/>
       <w:bookmarkEnd w:id="14"/>
       <w:r>
         <w:rPr>
@@ -4496,7 +4496,7 @@
         <w:spacing w:lineRule="exact" w:line="240" w:before="240" w:after="120"/>
         <w:rPr/>
       </w:pPr>
-      <w:bookmarkStart w:id="15" w:name="__RefHeading___Toc2751_1371780974"/>
+      <w:bookmarkStart w:id="15" w:name="__RefHeading___Toc2751_2457656124"/>
       <w:bookmarkEnd w:id="15"/>
       <w:r>
         <w:rPr>
@@ -4596,7 +4596,7 @@
         <w:spacing w:lineRule="exact" w:line="240" w:before="240" w:after="120"/>
         <w:rPr/>
       </w:pPr>
-      <w:bookmarkStart w:id="16" w:name="__RefHeading___Toc2753_1371780974"/>
+      <w:bookmarkStart w:id="16" w:name="__RefHeading___Toc2753_2457656124"/>
       <w:bookmarkEnd w:id="16"/>
       <w:r>
         <w:rPr>
@@ -4634,7 +4634,7 @@
         <w:spacing w:lineRule="exact" w:line="240" w:before="240" w:after="120"/>
         <w:rPr/>
       </w:pPr>
-      <w:bookmarkStart w:id="17" w:name="__RefHeading___Toc2755_1371780974"/>
+      <w:bookmarkStart w:id="17" w:name="__RefHeading___Toc2755_2457656124"/>
       <w:bookmarkEnd w:id="17"/>
       <w:r>
         <w:rPr>
@@ -4694,7 +4694,7 @@
         <w:spacing w:lineRule="exact" w:line="240" w:before="240" w:after="120"/>
         <w:rPr/>
       </w:pPr>
-      <w:bookmarkStart w:id="18" w:name="__RefHeading___Toc2757_1371780974"/>
+      <w:bookmarkStart w:id="18" w:name="__RefHeading___Toc2757_2457656124"/>
       <w:bookmarkEnd w:id="18"/>
       <w:r>
         <w:rPr>
@@ -4732,7 +4732,7 @@
         <w:spacing w:lineRule="exact" w:line="240" w:before="240" w:after="120"/>
         <w:rPr/>
       </w:pPr>
-      <w:bookmarkStart w:id="19" w:name="__RefHeading___Toc2759_1371780974"/>
+      <w:bookmarkStart w:id="19" w:name="__RefHeading___Toc2759_2457656124"/>
       <w:bookmarkEnd w:id="19"/>
       <w:r>
         <w:rPr>
@@ -4812,7 +4812,7 @@
         <w:spacing w:lineRule="auto" w:line="240" w:before="0" w:after="60"/>
         <w:rPr/>
       </w:pPr>
-      <w:bookmarkStart w:id="20" w:name="__RefHeading___Toc2761_1371780974"/>
+      <w:bookmarkStart w:id="20" w:name="__RefHeading___Toc2761_2457656124"/>
       <w:bookmarkEnd w:id="20"/>
       <w:r>
         <w:rPr>
@@ -4843,7 +4843,7 @@
         <w:spacing w:lineRule="auto" w:line="240" w:before="0" w:after="60"/>
         <w:rPr/>
       </w:pPr>
-      <w:bookmarkStart w:id="21" w:name="__RefHeading___Toc2763_1371780974"/>
+      <w:bookmarkStart w:id="21" w:name="__RefHeading___Toc2763_2457656124"/>
       <w:bookmarkEnd w:id="21"/>
       <w:r>
         <w:rPr>
@@ -5407,7 +5407,7 @@
         <w:spacing w:lineRule="auto" w:line="240" w:before="0" w:after="60"/>
         <w:rPr/>
       </w:pPr>
-      <w:bookmarkStart w:id="22" w:name="__RefHeading___Toc2765_1371780974"/>
+      <w:bookmarkStart w:id="22" w:name="__RefHeading___Toc2765_2457656124"/>
       <w:bookmarkEnd w:id="22"/>
       <w:r>
         <w:rPr>
@@ -5472,7 +5472,7 @@
         <w:spacing w:lineRule="auto" w:line="240" w:before="0" w:after="60"/>
         <w:rPr/>
       </w:pPr>
-      <w:bookmarkStart w:id="23" w:name="__RefHeading___Toc2767_1371780974"/>
+      <w:bookmarkStart w:id="23" w:name="__RefHeading___Toc2767_2457656124"/>
       <w:bookmarkEnd w:id="23"/>
       <w:r>
         <w:rPr>
@@ -5537,7 +5537,7 @@
         <w:spacing w:lineRule="auto" w:line="240" w:before="0" w:after="60"/>
         <w:rPr/>
       </w:pPr>
-      <w:bookmarkStart w:id="24" w:name="__RefHeading___Toc2769_1371780974"/>
+      <w:bookmarkStart w:id="24" w:name="__RefHeading___Toc2769_2457656124"/>
       <w:bookmarkEnd w:id="24"/>
       <w:r>
         <w:rPr>
@@ -5582,7 +5582,7 @@
         <w:spacing w:lineRule="auto" w:line="240" w:before="0" w:after="60"/>
         <w:rPr/>
       </w:pPr>
-      <w:bookmarkStart w:id="25" w:name="__RefHeading___Toc2771_1371780974"/>
+      <w:bookmarkStart w:id="25" w:name="__RefHeading___Toc2771_2457656124"/>
       <w:bookmarkEnd w:id="25"/>
       <w:r>
         <w:rPr>
@@ -5613,7 +5613,7 @@
         <w:spacing w:lineRule="exact" w:line="240" w:before="240" w:after="120"/>
         <w:rPr/>
       </w:pPr>
-      <w:bookmarkStart w:id="26" w:name="__RefHeading___Toc2773_1371780974"/>
+      <w:bookmarkStart w:id="26" w:name="__RefHeading___Toc2773_2457656124"/>
       <w:bookmarkEnd w:id="26"/>
       <w:r>
         <w:rPr>

--- a/reporte/productos_formales/Producto_04_Entrenamiento_Favoritismo.docx
+++ b/reporte/productos_formales/Producto_04_Entrenamiento_Favoritismo.docx
@@ -262,7 +262,7 @@
         <w:spacing w:lineRule="exact" w:line="240" w:before="240" w:after="120"/>
         <w:rPr/>
       </w:pPr>
-      <w:bookmarkStart w:id="0" w:name="__RefHeading___Toc2721_2457656124"/>
+      <w:bookmarkStart w:id="0" w:name="__RefHeading___Toc2721_1103273133"/>
       <w:bookmarkEnd w:id="0"/>
       <w:r>
         <w:rPr>
@@ -369,7 +369,7 @@
             </w:rPr>
             <w:fldChar w:fldCharType="separate"/>
           </w:r>
-          <w:hyperlink w:anchor="__RefHeading___Toc2721_2457656124">
+          <w:hyperlink w:anchor="__RefHeading___Toc2721_1103273133">
             <w:r>
               <w:rPr>
                 <w:rStyle w:val="IndexLink"/>
@@ -389,7 +389,7 @@
             </w:tabs>
             <w:rPr/>
           </w:pPr>
-          <w:hyperlink w:anchor="__RefHeading___Toc2723_2457656124">
+          <w:hyperlink w:anchor="__RefHeading___Toc2723_1103273133">
             <w:r>
               <w:rPr>
                 <w:rStyle w:val="IndexLink"/>
@@ -409,7 +409,7 @@
             </w:tabs>
             <w:rPr/>
           </w:pPr>
-          <w:hyperlink w:anchor="__RefHeading___Toc2725_2457656124">
+          <w:hyperlink w:anchor="__RefHeading___Toc2725_1103273133">
             <w:r>
               <w:rPr>
                 <w:rStyle w:val="IndexLink"/>
@@ -429,7 +429,7 @@
             </w:tabs>
             <w:rPr/>
           </w:pPr>
-          <w:hyperlink w:anchor="__RefHeading___Toc2727_2457656124">
+          <w:hyperlink w:anchor="__RefHeading___Toc2727_1103273133">
             <w:r>
               <w:rPr>
                 <w:rStyle w:val="IndexLink"/>
@@ -449,7 +449,7 @@
             </w:tabs>
             <w:rPr/>
           </w:pPr>
-          <w:hyperlink w:anchor="__RefHeading___Toc2729_2457656124">
+          <w:hyperlink w:anchor="__RefHeading___Toc2729_1103273133">
             <w:r>
               <w:rPr>
                 <w:rStyle w:val="IndexLink"/>
@@ -469,7 +469,7 @@
             </w:tabs>
             <w:rPr/>
           </w:pPr>
-          <w:hyperlink w:anchor="__RefHeading___Toc2731_2457656124">
+          <w:hyperlink w:anchor="__RefHeading___Toc2731_1103273133">
             <w:r>
               <w:rPr>
                 <w:rStyle w:val="IndexLink"/>
@@ -489,7 +489,7 @@
             </w:tabs>
             <w:rPr/>
           </w:pPr>
-          <w:hyperlink w:anchor="__RefHeading___Toc2733_2457656124">
+          <w:hyperlink w:anchor="__RefHeading___Toc2733_1103273133">
             <w:r>
               <w:rPr>
                 <w:rStyle w:val="IndexLink"/>
@@ -509,7 +509,7 @@
             </w:tabs>
             <w:rPr/>
           </w:pPr>
-          <w:hyperlink w:anchor="__RefHeading___Toc2735_2457656124">
+          <w:hyperlink w:anchor="__RefHeading___Toc2735_1103273133">
             <w:r>
               <w:rPr>
                 <w:rStyle w:val="IndexLink"/>
@@ -529,7 +529,7 @@
             </w:tabs>
             <w:rPr/>
           </w:pPr>
-          <w:hyperlink w:anchor="__RefHeading___Toc2737_2457656124">
+          <w:hyperlink w:anchor="__RefHeading___Toc2737_1103273133">
             <w:r>
               <w:rPr>
                 <w:rStyle w:val="IndexLink"/>
@@ -549,7 +549,7 @@
             </w:tabs>
             <w:rPr/>
           </w:pPr>
-          <w:hyperlink w:anchor="__RefHeading___Toc2739_2457656124">
+          <w:hyperlink w:anchor="__RefHeading___Toc2739_1103273133">
             <w:r>
               <w:rPr>
                 <w:rStyle w:val="IndexLink"/>
@@ -569,7 +569,7 @@
             </w:tabs>
             <w:rPr/>
           </w:pPr>
-          <w:hyperlink w:anchor="__RefHeading___Toc2741_2457656124">
+          <w:hyperlink w:anchor="__RefHeading___Toc2741_1103273133">
             <w:r>
               <w:rPr>
                 <w:rStyle w:val="IndexLink"/>
@@ -589,7 +589,7 @@
             </w:tabs>
             <w:rPr/>
           </w:pPr>
-          <w:hyperlink w:anchor="__RefHeading___Toc2743_2457656124">
+          <w:hyperlink w:anchor="__RefHeading___Toc2743_1103273133">
             <w:r>
               <w:rPr>
                 <w:rStyle w:val="IndexLink"/>
@@ -609,7 +609,7 @@
             </w:tabs>
             <w:rPr/>
           </w:pPr>
-          <w:hyperlink w:anchor="__RefHeading___Toc2745_2457656124">
+          <w:hyperlink w:anchor="__RefHeading___Toc2745_1103273133">
             <w:r>
               <w:rPr>
                 <w:rStyle w:val="IndexLink"/>
@@ -629,7 +629,7 @@
             </w:tabs>
             <w:rPr/>
           </w:pPr>
-          <w:hyperlink w:anchor="__RefHeading___Toc2747_2457656124">
+          <w:hyperlink w:anchor="__RefHeading___Toc2747_1103273133">
             <w:r>
               <w:rPr>
                 <w:rStyle w:val="IndexLink"/>
@@ -649,7 +649,7 @@
             </w:tabs>
             <w:rPr/>
           </w:pPr>
-          <w:hyperlink w:anchor="__RefHeading___Toc2749_2457656124">
+          <w:hyperlink w:anchor="__RefHeading___Toc2749_1103273133">
             <w:r>
               <w:rPr>
                 <w:rStyle w:val="IndexLink"/>
@@ -669,7 +669,7 @@
             </w:tabs>
             <w:rPr/>
           </w:pPr>
-          <w:hyperlink w:anchor="__RefHeading___Toc2751_2457656124">
+          <w:hyperlink w:anchor="__RefHeading___Toc2751_1103273133">
             <w:r>
               <w:rPr>
                 <w:rStyle w:val="IndexLink"/>
@@ -689,7 +689,7 @@
             </w:tabs>
             <w:rPr/>
           </w:pPr>
-          <w:hyperlink w:anchor="__RefHeading___Toc2753_2457656124">
+          <w:hyperlink w:anchor="__RefHeading___Toc2753_1103273133">
             <w:r>
               <w:rPr>
                 <w:rStyle w:val="IndexLink"/>
@@ -709,7 +709,7 @@
             </w:tabs>
             <w:rPr/>
           </w:pPr>
-          <w:hyperlink w:anchor="__RefHeading___Toc2755_2457656124">
+          <w:hyperlink w:anchor="__RefHeading___Toc2755_1103273133">
             <w:r>
               <w:rPr>
                 <w:rStyle w:val="IndexLink"/>
@@ -729,7 +729,7 @@
             </w:tabs>
             <w:rPr/>
           </w:pPr>
-          <w:hyperlink w:anchor="__RefHeading___Toc2757_2457656124">
+          <w:hyperlink w:anchor="__RefHeading___Toc2757_1103273133">
             <w:r>
               <w:rPr>
                 <w:rStyle w:val="IndexLink"/>
@@ -749,7 +749,7 @@
             </w:tabs>
             <w:rPr/>
           </w:pPr>
-          <w:hyperlink w:anchor="__RefHeading___Toc2759_2457656124">
+          <w:hyperlink w:anchor="__RefHeading___Toc2759_1103273133">
             <w:r>
               <w:rPr>
                 <w:rStyle w:val="IndexLink"/>
@@ -769,7 +769,7 @@
             </w:tabs>
             <w:rPr/>
           </w:pPr>
-          <w:hyperlink w:anchor="__RefHeading___Toc2761_2457656124">
+          <w:hyperlink w:anchor="__RefHeading___Toc2761_1103273133">
             <w:r>
               <w:rPr>
                 <w:rStyle w:val="IndexLink"/>
@@ -789,7 +789,7 @@
             </w:tabs>
             <w:rPr/>
           </w:pPr>
-          <w:hyperlink w:anchor="__RefHeading___Toc2763_2457656124">
+          <w:hyperlink w:anchor="__RefHeading___Toc2763_1103273133">
             <w:r>
               <w:rPr>
                 <w:rStyle w:val="IndexLink"/>
@@ -809,7 +809,7 @@
             </w:tabs>
             <w:rPr/>
           </w:pPr>
-          <w:hyperlink w:anchor="__RefHeading___Toc2765_2457656124">
+          <w:hyperlink w:anchor="__RefHeading___Toc2765_1103273133">
             <w:r>
               <w:rPr>
                 <w:rStyle w:val="IndexLink"/>
@@ -829,7 +829,7 @@
             </w:tabs>
             <w:rPr/>
           </w:pPr>
-          <w:hyperlink w:anchor="__RefHeading___Toc2767_2457656124">
+          <w:hyperlink w:anchor="__RefHeading___Toc2767_1103273133">
             <w:r>
               <w:rPr>
                 <w:rStyle w:val="IndexLink"/>
@@ -849,7 +849,7 @@
             </w:tabs>
             <w:rPr/>
           </w:pPr>
-          <w:hyperlink w:anchor="__RefHeading___Toc2769_2457656124">
+          <w:hyperlink w:anchor="__RefHeading___Toc2769_1103273133">
             <w:r>
               <w:rPr>
                 <w:rStyle w:val="IndexLink"/>
@@ -869,7 +869,7 @@
             </w:tabs>
             <w:rPr/>
           </w:pPr>
-          <w:hyperlink w:anchor="__RefHeading___Toc2771_2457656124">
+          <w:hyperlink w:anchor="__RefHeading___Toc2771_1103273133">
             <w:r>
               <w:rPr>
                 <w:rStyle w:val="IndexLink"/>
@@ -889,7 +889,7 @@
             </w:tabs>
             <w:rPr/>
           </w:pPr>
-          <w:hyperlink w:anchor="__RefHeading___Toc2773_2457656124">
+          <w:hyperlink w:anchor="__RefHeading___Toc2773_1103273133">
             <w:r>
               <w:rPr>
                 <w:rStyle w:val="IndexLink"/>
@@ -929,7 +929,7 @@
         <w:spacing w:lineRule="exact" w:line="240" w:before="240" w:after="120"/>
         <w:rPr/>
       </w:pPr>
-      <w:bookmarkStart w:id="1" w:name="__RefHeading___Toc2723_2457656124"/>
+      <w:bookmarkStart w:id="1" w:name="__RefHeading___Toc2723_1103273133"/>
       <w:bookmarkEnd w:id="1"/>
       <w:r>
         <w:rPr>
@@ -985,7 +985,7 @@
         <w:spacing w:lineRule="exact" w:line="240" w:before="240" w:after="120"/>
         <w:rPr/>
       </w:pPr>
-      <w:bookmarkStart w:id="2" w:name="__RefHeading___Toc2725_2457656124"/>
+      <w:bookmarkStart w:id="2" w:name="__RefHeading___Toc2725_1103273133"/>
       <w:bookmarkEnd w:id="2"/>
       <w:r>
         <w:rPr>
@@ -1059,7 +1059,7 @@
         <w:spacing w:lineRule="exact" w:line="240" w:before="240" w:after="120"/>
         <w:rPr/>
       </w:pPr>
-      <w:bookmarkStart w:id="3" w:name="__RefHeading___Toc2727_2457656124"/>
+      <w:bookmarkStart w:id="3" w:name="__RefHeading___Toc2727_1103273133"/>
       <w:bookmarkEnd w:id="3"/>
       <w:r>
         <w:rPr>
@@ -2373,7 +2373,7 @@
         <w:spacing w:lineRule="exact" w:line="240" w:before="240" w:after="120"/>
         <w:rPr/>
       </w:pPr>
-      <w:bookmarkStart w:id="4" w:name="__RefHeading___Toc2729_2457656124"/>
+      <w:bookmarkStart w:id="4" w:name="__RefHeading___Toc2729_1103273133"/>
       <w:bookmarkEnd w:id="4"/>
       <w:r>
         <w:rPr>
@@ -2950,7 +2950,7 @@
         <w:spacing w:lineRule="exact" w:line="240" w:before="240" w:after="120"/>
         <w:rPr/>
       </w:pPr>
-      <w:bookmarkStart w:id="5" w:name="__RefHeading___Toc2731_2457656124"/>
+      <w:bookmarkStart w:id="5" w:name="__RefHeading___Toc2731_1103273133"/>
       <w:bookmarkEnd w:id="5"/>
       <w:r>
         <w:rPr>
@@ -2988,7 +2988,7 @@
         <w:spacing w:lineRule="exact" w:line="240" w:before="240" w:after="120"/>
         <w:rPr/>
       </w:pPr>
-      <w:bookmarkStart w:id="6" w:name="__RefHeading___Toc2733_2457656124"/>
+      <w:bookmarkStart w:id="6" w:name="__RefHeading___Toc2733_1103273133"/>
       <w:bookmarkEnd w:id="6"/>
       <w:r>
         <w:rPr>
@@ -3026,7 +3026,7 @@
         <w:spacing w:lineRule="exact" w:line="240" w:before="240" w:after="120"/>
         <w:rPr/>
       </w:pPr>
-      <w:bookmarkStart w:id="7" w:name="__RefHeading___Toc2735_2457656124"/>
+      <w:bookmarkStart w:id="7" w:name="__RefHeading___Toc2735_1103273133"/>
       <w:bookmarkEnd w:id="7"/>
       <w:r>
         <w:rPr>
@@ -3046,7 +3046,7 @@
         <w:spacing w:lineRule="exact" w:line="240" w:before="180" w:after="80"/>
         <w:rPr/>
       </w:pPr>
-      <w:bookmarkStart w:id="8" w:name="__RefHeading___Toc2737_2457656124"/>
+      <w:bookmarkStart w:id="8" w:name="__RefHeading___Toc2737_1103273133"/>
       <w:bookmarkEnd w:id="8"/>
       <w:r>
         <w:rPr>
@@ -3509,7 +3509,7 @@
         <w:spacing w:lineRule="exact" w:line="240" w:before="180" w:after="80"/>
         <w:rPr/>
       </w:pPr>
-      <w:bookmarkStart w:id="9" w:name="__RefHeading___Toc2739_2457656124"/>
+      <w:bookmarkStart w:id="9" w:name="__RefHeading___Toc2739_1103273133"/>
       <w:bookmarkEnd w:id="9"/>
       <w:r>
         <w:rPr>
@@ -3547,7 +3547,7 @@
         <w:spacing w:lineRule="exact" w:line="240" w:before="180" w:after="80"/>
         <w:rPr/>
       </w:pPr>
-      <w:bookmarkStart w:id="10" w:name="__RefHeading___Toc2741_2457656124"/>
+      <w:bookmarkStart w:id="10" w:name="__RefHeading___Toc2741_1103273133"/>
       <w:bookmarkEnd w:id="10"/>
       <w:r>
         <w:rPr>
@@ -3585,7 +3585,7 @@
         <w:spacing w:lineRule="exact" w:line="240" w:before="180" w:after="80"/>
         <w:rPr/>
       </w:pPr>
-      <w:bookmarkStart w:id="11" w:name="__RefHeading___Toc2743_2457656124"/>
+      <w:bookmarkStart w:id="11" w:name="__RefHeading___Toc2743_1103273133"/>
       <w:bookmarkEnd w:id="11"/>
       <w:r>
         <w:rPr>
@@ -4115,7 +4115,7 @@
         <w:spacing w:lineRule="exact" w:line="240" w:before="180" w:after="80"/>
         <w:rPr/>
       </w:pPr>
-      <w:bookmarkStart w:id="12" w:name="__RefHeading___Toc2745_2457656124"/>
+      <w:bookmarkStart w:id="12" w:name="__RefHeading___Toc2745_1103273133"/>
       <w:bookmarkEnd w:id="12"/>
       <w:r>
         <w:rPr>
@@ -4153,7 +4153,7 @@
         <w:spacing w:lineRule="exact" w:line="240" w:before="180" w:after="80"/>
         <w:rPr/>
       </w:pPr>
-      <w:bookmarkStart w:id="13" w:name="__RefHeading___Toc2747_2457656124"/>
+      <w:bookmarkStart w:id="13" w:name="__RefHeading___Toc2747_1103273133"/>
       <w:bookmarkEnd w:id="13"/>
       <w:r>
         <w:rPr>
@@ -4280,7 +4280,7 @@
         <w:spacing w:lineRule="exact" w:line="240" w:before="180" w:after="80"/>
         <w:rPr/>
       </w:pPr>
-      <w:bookmarkStart w:id="14" w:name="__RefHeading___Toc2749_2457656124"/>
+      <w:bookmarkStart w:id="14" w:name="__RefHeading___Toc2749_1103273133"/>
       <w:bookmarkEnd w:id="14"/>
       <w:r>
         <w:rPr>
@@ -4496,7 +4496,7 @@
         <w:spacing w:lineRule="exact" w:line="240" w:before="240" w:after="120"/>
         <w:rPr/>
       </w:pPr>
-      <w:bookmarkStart w:id="15" w:name="__RefHeading___Toc2751_2457656124"/>
+      <w:bookmarkStart w:id="15" w:name="__RefHeading___Toc2751_1103273133"/>
       <w:bookmarkEnd w:id="15"/>
       <w:r>
         <w:rPr>
@@ -4596,7 +4596,7 @@
         <w:spacing w:lineRule="exact" w:line="240" w:before="240" w:after="120"/>
         <w:rPr/>
       </w:pPr>
-      <w:bookmarkStart w:id="16" w:name="__RefHeading___Toc2753_2457656124"/>
+      <w:bookmarkStart w:id="16" w:name="__RefHeading___Toc2753_1103273133"/>
       <w:bookmarkEnd w:id="16"/>
       <w:r>
         <w:rPr>
@@ -4634,7 +4634,7 @@
         <w:spacing w:lineRule="exact" w:line="240" w:before="240" w:after="120"/>
         <w:rPr/>
       </w:pPr>
-      <w:bookmarkStart w:id="17" w:name="__RefHeading___Toc2755_2457656124"/>
+      <w:bookmarkStart w:id="17" w:name="__RefHeading___Toc2755_1103273133"/>
       <w:bookmarkEnd w:id="17"/>
       <w:r>
         <w:rPr>
@@ -4694,7 +4694,7 @@
         <w:spacing w:lineRule="exact" w:line="240" w:before="240" w:after="120"/>
         <w:rPr/>
       </w:pPr>
-      <w:bookmarkStart w:id="18" w:name="__RefHeading___Toc2757_2457656124"/>
+      <w:bookmarkStart w:id="18" w:name="__RefHeading___Toc2757_1103273133"/>
       <w:bookmarkEnd w:id="18"/>
       <w:r>
         <w:rPr>
@@ -4732,7 +4732,7 @@
         <w:spacing w:lineRule="exact" w:line="240" w:before="240" w:after="120"/>
         <w:rPr/>
       </w:pPr>
-      <w:bookmarkStart w:id="19" w:name="__RefHeading___Toc2759_2457656124"/>
+      <w:bookmarkStart w:id="19" w:name="__RefHeading___Toc2759_1103273133"/>
       <w:bookmarkEnd w:id="19"/>
       <w:r>
         <w:rPr>
@@ -4812,7 +4812,7 @@
         <w:spacing w:lineRule="auto" w:line="240" w:before="0" w:after="60"/>
         <w:rPr/>
       </w:pPr>
-      <w:bookmarkStart w:id="20" w:name="__RefHeading___Toc2761_2457656124"/>
+      <w:bookmarkStart w:id="20" w:name="__RefHeading___Toc2761_1103273133"/>
       <w:bookmarkEnd w:id="20"/>
       <w:r>
         <w:rPr>
@@ -4843,7 +4843,7 @@
         <w:spacing w:lineRule="auto" w:line="240" w:before="0" w:after="60"/>
         <w:rPr/>
       </w:pPr>
-      <w:bookmarkStart w:id="21" w:name="__RefHeading___Toc2763_2457656124"/>
+      <w:bookmarkStart w:id="21" w:name="__RefHeading___Toc2763_1103273133"/>
       <w:bookmarkEnd w:id="21"/>
       <w:r>
         <w:rPr>
@@ -5407,7 +5407,7 @@
         <w:spacing w:lineRule="auto" w:line="240" w:before="0" w:after="60"/>
         <w:rPr/>
       </w:pPr>
-      <w:bookmarkStart w:id="22" w:name="__RefHeading___Toc2765_2457656124"/>
+      <w:bookmarkStart w:id="22" w:name="__RefHeading___Toc2765_1103273133"/>
       <w:bookmarkEnd w:id="22"/>
       <w:r>
         <w:rPr>
@@ -5472,7 +5472,7 @@
         <w:spacing w:lineRule="auto" w:line="240" w:before="0" w:after="60"/>
         <w:rPr/>
       </w:pPr>
-      <w:bookmarkStart w:id="23" w:name="__RefHeading___Toc2767_2457656124"/>
+      <w:bookmarkStart w:id="23" w:name="__RefHeading___Toc2767_1103273133"/>
       <w:bookmarkEnd w:id="23"/>
       <w:r>
         <w:rPr>
@@ -5537,7 +5537,7 @@
         <w:spacing w:lineRule="auto" w:line="240" w:before="0" w:after="60"/>
         <w:rPr/>
       </w:pPr>
-      <w:bookmarkStart w:id="24" w:name="__RefHeading___Toc2769_2457656124"/>
+      <w:bookmarkStart w:id="24" w:name="__RefHeading___Toc2769_1103273133"/>
       <w:bookmarkEnd w:id="24"/>
       <w:r>
         <w:rPr>
@@ -5582,7 +5582,7 @@
         <w:spacing w:lineRule="auto" w:line="240" w:before="0" w:after="60"/>
         <w:rPr/>
       </w:pPr>
-      <w:bookmarkStart w:id="25" w:name="__RefHeading___Toc2771_2457656124"/>
+      <w:bookmarkStart w:id="25" w:name="__RefHeading___Toc2771_1103273133"/>
       <w:bookmarkEnd w:id="25"/>
       <w:r>
         <w:rPr>
@@ -5613,7 +5613,7 @@
         <w:spacing w:lineRule="exact" w:line="240" w:before="240" w:after="120"/>
         <w:rPr/>
       </w:pPr>
-      <w:bookmarkStart w:id="26" w:name="__RefHeading___Toc2773_2457656124"/>
+      <w:bookmarkStart w:id="26" w:name="__RefHeading___Toc2773_1103273133"/>
       <w:bookmarkEnd w:id="26"/>
       <w:r>
         <w:rPr>

--- a/reporte/productos_formales/Producto_04_Entrenamiento_Favoritismo.docx
+++ b/reporte/productos_formales/Producto_04_Entrenamiento_Favoritismo.docx
@@ -89,7 +89,7 @@
           <w:sz w:val="22"/>
           <w:szCs w:val="22"/>
         </w:rPr>
-        <w:t>Entrenamiento y Validación del Modelo para Identificación de Proveedores Favoritos</w:t>
+        <w:t>Entrenamiento y Validación del Modelo de Proveedores Favoritos</w:t>
       </w:r>
     </w:p>
     <w:p>
@@ -262,7 +262,7 @@
         <w:spacing w:lineRule="exact" w:line="240" w:before="240" w:after="120"/>
         <w:rPr/>
       </w:pPr>
-      <w:bookmarkStart w:id="0" w:name="__RefHeading___Toc2721_1103273133"/>
+      <w:bookmarkStart w:id="0" w:name="__RefHeading___Toc2707_1096995856"/>
       <w:bookmarkEnd w:id="0"/>
       <w:r>
         <w:rPr>
@@ -291,7 +291,7 @@
           <w:sz w:val="22"/>
           <w:szCs w:val="22"/>
         </w:rPr>
-        <w:t>La validación vigente usa predicciones out-of-fold y tuning reproducible. Random Forest alcanza AUC-PR 0.991, AUC-ROC 1.000, precision 100.0%, recall 90.9% y F1 0.952 en el benchmark sintético.</w:t>
+        <w:t>La evaluación Spark reserva 591 pares proveedor-entidad para holdout final antes de ajustar el preprocesador. El candidate TRAIN solo puede consumir evidencia del mismo fingerprint de corpus y no modifica el champion hasta una promoción explícita.</w:t>
       </w:r>
     </w:p>
     <w:p>
@@ -309,7 +309,7 @@
           <w:sz w:val="22"/>
           <w:szCs w:val="22"/>
         </w:rPr>
-        <w:t>Nota metodológica: las métricas del benchmark sintético evalúan la coherencia del PoC y no estiman desempeño productivo. Las salidas sobre datos públicos son señales de priorización para revisión humana y no constituyen hallazgos ni determinaciones automáticas de irregularidad.</w:t>
+        <w:t>Nota metodológica: Las métricas obtenidas con el benchmark sintético verifican coherencia metodológica y funcionamiento reproducible del pipeline; no estiman por sí solas desempeño productivo. Las salidas son señales de priorización para revisión humana y no constituyen hallazgos ni determinaciones automáticas de irregularidad.</w:t>
       </w:r>
     </w:p>
     <w:sdt>
@@ -369,7 +369,7 @@
             </w:rPr>
             <w:fldChar w:fldCharType="separate"/>
           </w:r>
-          <w:hyperlink w:anchor="__RefHeading___Toc2721_1103273133">
+          <w:hyperlink w:anchor="__RefHeading___Toc2707_1096995856">
             <w:r>
               <w:rPr>
                 <w:rStyle w:val="IndexLink"/>
@@ -389,7 +389,7 @@
             </w:tabs>
             <w:rPr/>
           </w:pPr>
-          <w:hyperlink w:anchor="__RefHeading___Toc2723_1103273133">
+          <w:hyperlink w:anchor="__RefHeading___Toc2709_1096995856">
             <w:r>
               <w:rPr>
                 <w:rStyle w:val="IndexLink"/>
@@ -409,7 +409,7 @@
             </w:tabs>
             <w:rPr/>
           </w:pPr>
-          <w:hyperlink w:anchor="__RefHeading___Toc2725_1103273133">
+          <w:hyperlink w:anchor="__RefHeading___Toc2711_1096995856">
             <w:r>
               <w:rPr>
                 <w:rStyle w:val="IndexLink"/>
@@ -429,7 +429,7 @@
             </w:tabs>
             <w:rPr/>
           </w:pPr>
-          <w:hyperlink w:anchor="__RefHeading___Toc2727_1103273133">
+          <w:hyperlink w:anchor="__RefHeading___Toc2713_1096995856">
             <w:r>
               <w:rPr>
                 <w:rStyle w:val="IndexLink"/>
@@ -449,7 +449,7 @@
             </w:tabs>
             <w:rPr/>
           </w:pPr>
-          <w:hyperlink w:anchor="__RefHeading___Toc2729_1103273133">
+          <w:hyperlink w:anchor="__RefHeading___Toc2715_1096995856">
             <w:r>
               <w:rPr>
                 <w:rStyle w:val="IndexLink"/>
@@ -469,7 +469,7 @@
             </w:tabs>
             <w:rPr/>
           </w:pPr>
-          <w:hyperlink w:anchor="__RefHeading___Toc2731_1103273133">
+          <w:hyperlink w:anchor="__RefHeading___Toc2717_1096995856">
             <w:r>
               <w:rPr>
                 <w:rStyle w:val="IndexLink"/>
@@ -489,14 +489,14 @@
             </w:tabs>
             <w:rPr/>
           </w:pPr>
-          <w:hyperlink w:anchor="__RefHeading___Toc2733_1103273133">
+          <w:hyperlink w:anchor="__RefHeading___Toc2719_1096995856">
             <w:r>
               <w:rPr>
                 <w:rStyle w:val="IndexLink"/>
               </w:rPr>
               <w:t>2. Objetivo de Consultoría</w:t>
               <w:tab/>
-              <w:t>4</w:t>
+              <w:t>3</w:t>
             </w:r>
           </w:hyperlink>
         </w:p>
@@ -509,7 +509,7 @@
             </w:tabs>
             <w:rPr/>
           </w:pPr>
-          <w:hyperlink w:anchor="__RefHeading___Toc2735_1103273133">
+          <w:hyperlink w:anchor="__RefHeading___Toc2721_1096995856">
             <w:r>
               <w:rPr>
                 <w:rStyle w:val="IndexLink"/>
@@ -529,12 +529,12 @@
             </w:tabs>
             <w:rPr/>
           </w:pPr>
-          <w:hyperlink w:anchor="__RefHeading___Toc2737_1103273133">
+          <w:hyperlink w:anchor="__RefHeading___Toc2723_1096995856">
             <w:r>
               <w:rPr>
                 <w:rStyle w:val="IndexLink"/>
               </w:rPr>
-              <w:t>3.1 Métricas de evaluación inicial</w:t>
+              <w:t>3.1 Diseño de evaluación</w:t>
               <w:tab/>
               <w:t>4</w:t>
             </w:r>
@@ -549,12 +549,12 @@
             </w:tabs>
             <w:rPr/>
           </w:pPr>
-          <w:hyperlink w:anchor="__RefHeading___Toc2739_1103273133">
+          <w:hyperlink w:anchor="__RefHeading___Toc2725_1096995856">
             <w:r>
               <w:rPr>
                 <w:rStyle w:val="IndexLink"/>
               </w:rPr>
-              <w:t>3.2 Registro de experimentos y pruebas</w:t>
+              <w:t>3.2 Candidate, champion y fingerprint</w:t>
               <w:tab/>
               <w:t>4</w:t>
             </w:r>
@@ -569,14 +569,134 @@
             </w:tabs>
             <w:rPr/>
           </w:pPr>
-          <w:hyperlink w:anchor="__RefHeading___Toc2741_1103273133">
+          <w:hyperlink w:anchor="__RefHeading___Toc2727_1096995856">
             <w:r>
               <w:rPr>
                 <w:rStyle w:val="IndexLink"/>
               </w:rPr>
-              <w:t>3.3 Validación cruzada y evaluación exhaustiva</w:t>
+              <w:t>3.3 Explicabilidad complementaria</w:t>
               <w:tab/>
-              <w:t>4</w:t>
+              <w:t>5</w:t>
+            </w:r>
+          </w:hyperlink>
+        </w:p>
+        <w:p>
+          <w:pPr>
+            <w:pStyle w:val="TOC1"/>
+            <w:tabs>
+              <w:tab w:val="clear" w:pos="9026"/>
+              <w:tab w:val="right" w:pos="9025" w:leader="dot"/>
+            </w:tabs>
+            <w:rPr/>
+          </w:pPr>
+          <w:hyperlink w:anchor="__RefHeading___Toc2729_1096995856">
+            <w:r>
+              <w:rPr>
+                <w:rStyle w:val="IndexLink"/>
+              </w:rPr>
+              <w:t>4. Actividades Realizadas</w:t>
+              <w:tab/>
+              <w:t>5</w:t>
+            </w:r>
+          </w:hyperlink>
+        </w:p>
+        <w:p>
+          <w:pPr>
+            <w:pStyle w:val="TOC1"/>
+            <w:tabs>
+              <w:tab w:val="clear" w:pos="9026"/>
+              <w:tab w:val="right" w:pos="9025" w:leader="dot"/>
+            </w:tabs>
+            <w:rPr/>
+          </w:pPr>
+          <w:hyperlink w:anchor="__RefHeading___Toc2731_1096995856">
+            <w:r>
+              <w:rPr>
+                <w:rStyle w:val="IndexLink"/>
+              </w:rPr>
+              <w:t>5. Grado de Cumplimiento del Producto</w:t>
+              <w:tab/>
+              <w:t>5</w:t>
+            </w:r>
+          </w:hyperlink>
+        </w:p>
+        <w:p>
+          <w:pPr>
+            <w:pStyle w:val="TOC1"/>
+            <w:tabs>
+              <w:tab w:val="clear" w:pos="9026"/>
+              <w:tab w:val="right" w:pos="9025" w:leader="dot"/>
+            </w:tabs>
+            <w:rPr/>
+          </w:pPr>
+          <w:hyperlink w:anchor="__RefHeading___Toc2733_1096995856">
+            <w:r>
+              <w:rPr>
+                <w:rStyle w:val="IndexLink"/>
+              </w:rPr>
+              <w:t>6. Dificultades y Limitaciones Encontradas</w:t>
+              <w:tab/>
+              <w:t>5</w:t>
+            </w:r>
+          </w:hyperlink>
+        </w:p>
+        <w:p>
+          <w:pPr>
+            <w:pStyle w:val="TOC1"/>
+            <w:tabs>
+              <w:tab w:val="clear" w:pos="9026"/>
+              <w:tab w:val="right" w:pos="9025" w:leader="dot"/>
+            </w:tabs>
+            <w:rPr/>
+          </w:pPr>
+          <w:hyperlink w:anchor="__RefHeading___Toc2735_1096995856">
+            <w:r>
+              <w:rPr>
+                <w:rStyle w:val="IndexLink"/>
+              </w:rPr>
+              <w:t>7. Conclusiones y Recomendaciones</w:t>
+              <w:tab/>
+              <w:t>5</w:t>
+            </w:r>
+          </w:hyperlink>
+        </w:p>
+        <w:p>
+          <w:pPr>
+            <w:pStyle w:val="TOC1"/>
+            <w:tabs>
+              <w:tab w:val="clear" w:pos="9026"/>
+              <w:tab w:val="right" w:pos="9025" w:leader="dot"/>
+            </w:tabs>
+            <w:rPr/>
+          </w:pPr>
+          <w:hyperlink w:anchor="__RefHeading___Toc2737_1096995856">
+            <w:r>
+              <w:rPr>
+                <w:rStyle w:val="IndexLink"/>
+              </w:rPr>
+              <w:t>8. Anexos</w:t>
+              <w:tab/>
+              <w:t>5</w:t>
+            </w:r>
+          </w:hyperlink>
+        </w:p>
+        <w:p>
+          <w:pPr>
+            <w:pStyle w:val="TOC1"/>
+            <w:tabs>
+              <w:tab w:val="clear" w:pos="9026"/>
+              <w:tab w:val="right" w:pos="9025" w:leader="dot"/>
+            </w:tabs>
+            <w:rPr/>
+          </w:pPr>
+          <w:hyperlink w:anchor="__RefHeading___Toc2739_1096995856">
+            <w:r>
+              <w:rPr>
+                <w:rStyle w:val="IndexLink"/>
+              </w:rPr>
+              <w:t>ANEXO TÉCNICO — PAGOS, MODALIDADES Y ARQUITECTURA OPERACIONAL</w:t>
+              <w:tab/>
+              <w:t>6</w:t>
             </w:r>
           </w:hyperlink>
         </w:p>
@@ -589,14 +709,14 @@
             </w:tabs>
             <w:rPr/>
           </w:pPr>
-          <w:hyperlink w:anchor="__RefHeading___Toc2743_1103273133">
+          <w:hyperlink w:anchor="__RefHeading___Toc2741_1096995856">
             <w:r>
               <w:rPr>
                 <w:rStyle w:val="IndexLink"/>
               </w:rPr>
-              <w:t>3.4 Ajuste de hiperparámetros</w:t>
+              <w:t>Resultados reproducibles de pagos y modalidades</w:t>
               <w:tab/>
-              <w:t>4</w:t>
+              <w:t>6</w:t>
             </w:r>
           </w:hyperlink>
         </w:p>
@@ -609,14 +729,14 @@
             </w:tabs>
             <w:rPr/>
           </w:pPr>
-          <w:hyperlink w:anchor="__RefHeading___Toc2745_1103273133">
+          <w:hyperlink w:anchor="__RefHeading___Toc2743_1096995856">
             <w:r>
               <w:rPr>
                 <w:rStyle w:val="IndexLink"/>
               </w:rPr>
-              <w:t>3.5 Persistencia del modelo entrenado</w:t>
+              <w:t>Distribución de pagos</w:t>
               <w:tab/>
-              <w:t>4</w:t>
+              <w:t>6</w:t>
             </w:r>
           </w:hyperlink>
         </w:p>
@@ -629,14 +749,14 @@
             </w:tabs>
             <w:rPr/>
           </w:pPr>
-          <w:hyperlink w:anchor="__RefHeading___Toc2747_1103273133">
+          <w:hyperlink w:anchor="__RefHeading___Toc2745_1096995856">
             <w:r>
               <w:rPr>
                 <w:rStyle w:val="IndexLink"/>
               </w:rPr>
-              <w:t>3.6 Análisis comparativo del rendimiento</w:t>
+              <w:t>Modalidades por régimen</w:t>
               <w:tab/>
-              <w:t>4</w:t>
+              <w:t>7</w:t>
             </w:r>
           </w:hyperlink>
         </w:p>
@@ -649,14 +769,34 @@
             </w:tabs>
             <w:rPr/>
           </w:pPr>
-          <w:hyperlink w:anchor="__RefHeading___Toc2749_1103273133">
+          <w:hyperlink w:anchor="__RefHeading___Toc2747_1096995856">
             <w:r>
               <w:rPr>
                 <w:rStyle w:val="IndexLink"/>
               </w:rPr>
-              <w:t>3.7 Interpretabilidad y documentación técnica</w:t>
+              <w:t>Arquitectura operacional Spark-native</w:t>
               <w:tab/>
-              <w:t>5</w:t>
+              <w:t>7</w:t>
+            </w:r>
+          </w:hyperlink>
+        </w:p>
+        <w:p>
+          <w:pPr>
+            <w:pStyle w:val="TOC2"/>
+            <w:tabs>
+              <w:tab w:val="clear" w:pos="8743"/>
+              <w:tab w:val="right" w:pos="9025" w:leader="dot"/>
+            </w:tabs>
+            <w:rPr/>
+          </w:pPr>
+          <w:hyperlink w:anchor="__RefHeading___Toc2749_1096995856">
+            <w:r>
+              <w:rPr>
+                <w:rStyle w:val="IndexLink"/>
+              </w:rPr>
+              <w:t>Limitación institucional</w:t>
+              <w:tab/>
+              <w:t>7</w:t>
             </w:r>
           </w:hyperlink>
         </w:p>
@@ -669,234 +809,14 @@
             </w:tabs>
             <w:rPr/>
           </w:pPr>
-          <w:hyperlink w:anchor="__RefHeading___Toc2751_1103273133">
+          <w:hyperlink w:anchor="__RefHeading___Toc2751_1096995856">
             <w:r>
               <w:rPr>
                 <w:rStyle w:val="IndexLink"/>
               </w:rPr>
-              <w:t>4. Actividades Realizadas</w:t>
-              <w:tab/>
-              <w:t>6</w:t>
-            </w:r>
-          </w:hyperlink>
-        </w:p>
-        <w:p>
-          <w:pPr>
-            <w:pStyle w:val="TOC1"/>
-            <w:tabs>
-              <w:tab w:val="clear" w:pos="9026"/>
-              <w:tab w:val="right" w:pos="9025" w:leader="dot"/>
-            </w:tabs>
-            <w:rPr/>
-          </w:pPr>
-          <w:hyperlink w:anchor="__RefHeading___Toc2753_1103273133">
-            <w:r>
-              <w:rPr>
-                <w:rStyle w:val="IndexLink"/>
-              </w:rPr>
-              <w:t>5. Grado de Cumplimiento del Producto</w:t>
-              <w:tab/>
-              <w:t>6</w:t>
-            </w:r>
-          </w:hyperlink>
-        </w:p>
-        <w:p>
-          <w:pPr>
-            <w:pStyle w:val="TOC1"/>
-            <w:tabs>
-              <w:tab w:val="clear" w:pos="9026"/>
-              <w:tab w:val="right" w:pos="9025" w:leader="dot"/>
-            </w:tabs>
-            <w:rPr/>
-          </w:pPr>
-          <w:hyperlink w:anchor="__RefHeading___Toc2755_1103273133">
-            <w:r>
-              <w:rPr>
-                <w:rStyle w:val="IndexLink"/>
-              </w:rPr>
-              <w:t>6. Dificultades y Limitaciones Encontradas</w:t>
-              <w:tab/>
-              <w:t>6</w:t>
-            </w:r>
-          </w:hyperlink>
-        </w:p>
-        <w:p>
-          <w:pPr>
-            <w:pStyle w:val="TOC1"/>
-            <w:tabs>
-              <w:tab w:val="clear" w:pos="9026"/>
-              <w:tab w:val="right" w:pos="9025" w:leader="dot"/>
-            </w:tabs>
-            <w:rPr/>
-          </w:pPr>
-          <w:hyperlink w:anchor="__RefHeading___Toc2757_1103273133">
-            <w:r>
-              <w:rPr>
-                <w:rStyle w:val="IndexLink"/>
-              </w:rPr>
-              <w:t>7. Conclusiones y Recomendaciones</w:t>
-              <w:tab/>
-              <w:t>6</w:t>
-            </w:r>
-          </w:hyperlink>
-        </w:p>
-        <w:p>
-          <w:pPr>
-            <w:pStyle w:val="TOC1"/>
-            <w:tabs>
-              <w:tab w:val="clear" w:pos="9026"/>
-              <w:tab w:val="right" w:pos="9025" w:leader="dot"/>
-            </w:tabs>
-            <w:rPr/>
-          </w:pPr>
-          <w:hyperlink w:anchor="__RefHeading___Toc2759_1103273133">
-            <w:r>
-              <w:rPr>
-                <w:rStyle w:val="IndexLink"/>
-              </w:rPr>
-              <w:t>8. Anexos</w:t>
+              <w:t>Referencias Bibliográficas</w:t>
               <w:tab/>
               <w:t>7</w:t>
-            </w:r>
-          </w:hyperlink>
-        </w:p>
-        <w:p>
-          <w:pPr>
-            <w:pStyle w:val="TOC1"/>
-            <w:tabs>
-              <w:tab w:val="clear" w:pos="9026"/>
-              <w:tab w:val="right" w:pos="9025" w:leader="dot"/>
-            </w:tabs>
-            <w:rPr/>
-          </w:pPr>
-          <w:hyperlink w:anchor="__RefHeading___Toc2761_1103273133">
-            <w:r>
-              <w:rPr>
-                <w:rStyle w:val="IndexLink"/>
-              </w:rPr>
-              <w:t>ANEXO TÉCNICO — PAGOS, MODALIDADES Y ARQUITECTURA OPERACIONAL</w:t>
-              <w:tab/>
-              <w:t>7</w:t>
-            </w:r>
-          </w:hyperlink>
-        </w:p>
-        <w:p>
-          <w:pPr>
-            <w:pStyle w:val="TOC2"/>
-            <w:tabs>
-              <w:tab w:val="clear" w:pos="8743"/>
-              <w:tab w:val="right" w:pos="9025" w:leader="dot"/>
-            </w:tabs>
-            <w:rPr/>
-          </w:pPr>
-          <w:hyperlink w:anchor="__RefHeading___Toc2763_1103273133">
-            <w:r>
-              <w:rPr>
-                <w:rStyle w:val="IndexLink"/>
-              </w:rPr>
-              <w:t>Resultados reproducibles de pagos y modalidades</w:t>
-              <w:tab/>
-              <w:t>7</w:t>
-            </w:r>
-          </w:hyperlink>
-        </w:p>
-        <w:p>
-          <w:pPr>
-            <w:pStyle w:val="TOC2"/>
-            <w:tabs>
-              <w:tab w:val="clear" w:pos="8743"/>
-              <w:tab w:val="right" w:pos="9025" w:leader="dot"/>
-            </w:tabs>
-            <w:rPr/>
-          </w:pPr>
-          <w:hyperlink w:anchor="__RefHeading___Toc2765_1103273133">
-            <w:r>
-              <w:rPr>
-                <w:rStyle w:val="IndexLink"/>
-              </w:rPr>
-              <w:t>Distribución de pagos</w:t>
-              <w:tab/>
-              <w:t>7</w:t>
-            </w:r>
-          </w:hyperlink>
-        </w:p>
-        <w:p>
-          <w:pPr>
-            <w:pStyle w:val="TOC2"/>
-            <w:tabs>
-              <w:tab w:val="clear" w:pos="8743"/>
-              <w:tab w:val="right" w:pos="9025" w:leader="dot"/>
-            </w:tabs>
-            <w:rPr/>
-          </w:pPr>
-          <w:hyperlink w:anchor="__RefHeading___Toc2767_1103273133">
-            <w:r>
-              <w:rPr>
-                <w:rStyle w:val="IndexLink"/>
-              </w:rPr>
-              <w:t>Modalidades por régimen</w:t>
-              <w:tab/>
-              <w:t>8</w:t>
-            </w:r>
-          </w:hyperlink>
-        </w:p>
-        <w:p>
-          <w:pPr>
-            <w:pStyle w:val="TOC2"/>
-            <w:tabs>
-              <w:tab w:val="clear" w:pos="8743"/>
-              <w:tab w:val="right" w:pos="9025" w:leader="dot"/>
-            </w:tabs>
-            <w:rPr/>
-          </w:pPr>
-          <w:hyperlink w:anchor="__RefHeading___Toc2769_1103273133">
-            <w:r>
-              <w:rPr>
-                <w:rStyle w:val="IndexLink"/>
-              </w:rPr>
-              <w:t>Arquitectura operacional Spark-native</w:t>
-              <w:tab/>
-              <w:t>8</w:t>
-            </w:r>
-          </w:hyperlink>
-        </w:p>
-        <w:p>
-          <w:pPr>
-            <w:pStyle w:val="TOC2"/>
-            <w:tabs>
-              <w:tab w:val="clear" w:pos="8743"/>
-              <w:tab w:val="right" w:pos="9025" w:leader="dot"/>
-            </w:tabs>
-            <w:rPr/>
-          </w:pPr>
-          <w:hyperlink w:anchor="__RefHeading___Toc2771_1103273133">
-            <w:r>
-              <w:rPr>
-                <w:rStyle w:val="IndexLink"/>
-              </w:rPr>
-              <w:t>Limitación institucional</w:t>
-              <w:tab/>
-              <w:t>8</w:t>
-            </w:r>
-          </w:hyperlink>
-        </w:p>
-        <w:p>
-          <w:pPr>
-            <w:pStyle w:val="TOC1"/>
-            <w:tabs>
-              <w:tab w:val="clear" w:pos="9026"/>
-              <w:tab w:val="right" w:pos="9025" w:leader="dot"/>
-            </w:tabs>
-            <w:rPr/>
-          </w:pPr>
-          <w:hyperlink w:anchor="__RefHeading___Toc2773_1103273133">
-            <w:r>
-              <w:rPr>
-                <w:rStyle w:val="IndexLink"/>
-              </w:rPr>
-              <w:t>Referencias Bibliográficas</w:t>
-              <w:tab/>
-              <w:t>8</w:t>
             </w:r>
           </w:hyperlink>
           <w:r>
@@ -929,7 +849,7 @@
         <w:spacing w:lineRule="exact" w:line="240" w:before="240" w:after="120"/>
         <w:rPr/>
       </w:pPr>
-      <w:bookmarkStart w:id="1" w:name="__RefHeading___Toc2723_1103273133"/>
+      <w:bookmarkStart w:id="1" w:name="__RefHeading___Toc2709_1096995856"/>
       <w:bookmarkEnd w:id="1"/>
       <w:r>
         <w:rPr>
@@ -958,7 +878,7 @@
           <w:sz w:val="22"/>
           <w:szCs w:val="22"/>
         </w:rPr>
-        <w:t>1. Métricas out-of-fold del modelo de favoritismo</w:t>
+        <w:t>1. Métricas holdout del Random Forest Spark</w:t>
       </w:r>
     </w:p>
     <w:p>
@@ -976,7 +896,7 @@
           <w:sz w:val="22"/>
           <w:szCs w:val="22"/>
         </w:rPr>
-        <w:t>2. Configuración de tuning del Random Forest</w:t>
+        <w:t>2. Controles del ciclo de modelo</w:t>
       </w:r>
     </w:p>
     <w:p>
@@ -985,7 +905,7 @@
         <w:spacing w:lineRule="exact" w:line="240" w:before="240" w:after="120"/>
         <w:rPr/>
       </w:pPr>
-      <w:bookmarkStart w:id="2" w:name="__RefHeading___Toc2725_1103273133"/>
+      <w:bookmarkStart w:id="2" w:name="__RefHeading___Toc2711_1096995856"/>
       <w:bookmarkEnd w:id="2"/>
       <w:r>
         <w:rPr>
@@ -1014,43 +934,7 @@
           <w:sz w:val="22"/>
           <w:szCs w:val="22"/>
         </w:rPr>
-        <w:t>1. Importancia de variables del Random Forest</w:t>
-      </w:r>
-    </w:p>
-    <w:p>
-      <w:pPr>
-        <w:pStyle w:val="Normal"/>
-        <w:keepNext w:val="false"/>
-        <w:spacing w:lineRule="exact" w:line="240" w:before="0" w:after="35"/>
-        <w:jc w:val="left"/>
-        <w:rPr/>
-      </w:pPr>
-      <w:r>
-        <w:rPr>
-          <w:rFonts w:eastAsia="Arial" w:cs="Arial"/>
-          <w:color w:val="000000"/>
-          <w:sz w:val="22"/>
-          <w:szCs w:val="22"/>
-        </w:rPr>
-        <w:t>2. Resumen SHAP de favoritismo</w:t>
-      </w:r>
-    </w:p>
-    <w:p>
-      <w:pPr>
-        <w:pStyle w:val="Normal"/>
-        <w:keepNext w:val="false"/>
-        <w:spacing w:lineRule="exact" w:line="240" w:before="0" w:after="35"/>
-        <w:jc w:val="left"/>
-        <w:rPr/>
-      </w:pPr>
-      <w:r>
-        <w:rPr>
-          <w:rFonts w:eastAsia="Arial" w:cs="Arial"/>
-          <w:color w:val="000000"/>
-          <w:sz w:val="22"/>
-          <w:szCs w:val="22"/>
-        </w:rPr>
-        <w:t>3. Explicación SHAP de un caso priorizado</w:t>
+        <w:t>1. SHAP complementario de favoritismo</w:t>
       </w:r>
     </w:p>
     <w:p>
@@ -1059,7 +943,7 @@
         <w:spacing w:lineRule="exact" w:line="240" w:before="240" w:after="120"/>
         <w:rPr/>
       </w:pPr>
-      <w:bookmarkStart w:id="3" w:name="__RefHeading___Toc2727_1103273133"/>
+      <w:bookmarkStart w:id="3" w:name="__RefHeading___Toc2713_1096995856"/>
       <w:bookmarkEnd w:id="3"/>
       <w:r>
         <w:rPr>
@@ -2373,7 +2257,7 @@
         <w:spacing w:lineRule="exact" w:line="240" w:before="240" w:after="120"/>
         <w:rPr/>
       </w:pPr>
-      <w:bookmarkStart w:id="4" w:name="__RefHeading___Toc2729_1103273133"/>
+      <w:bookmarkStart w:id="4" w:name="__RefHeading___Toc2715_1096995856"/>
       <w:bookmarkEnd w:id="4"/>
       <w:r>
         <w:rPr>
@@ -2950,7 +2834,7 @@
         <w:spacing w:lineRule="exact" w:line="240" w:before="240" w:after="120"/>
         <w:rPr/>
       </w:pPr>
-      <w:bookmarkStart w:id="5" w:name="__RefHeading___Toc2731_1103273133"/>
+      <w:bookmarkStart w:id="5" w:name="__RefHeading___Toc2717_1096995856"/>
       <w:bookmarkEnd w:id="5"/>
       <w:r>
         <w:rPr>
@@ -2979,7 +2863,7 @@
           <w:sz w:val="22"/>
           <w:szCs w:val="22"/>
         </w:rPr>
-        <w:t>Este producto documenta métricas iniciales, registro de experimentos, validación cruzada, tuning, persistencia, comparación de escenarios y documentación técnica para un eventual pase a certificación.</w:t>
+        <w:t>Este producto documenta la separación entre selección, evaluación final, TRAIN, candidate y champion, evitando leakage y cambios silenciosos de serving.</w:t>
       </w:r>
     </w:p>
     <w:p>
@@ -2988,7 +2872,7 @@
         <w:spacing w:lineRule="exact" w:line="240" w:before="240" w:after="120"/>
         <w:rPr/>
       </w:pPr>
-      <w:bookmarkStart w:id="6" w:name="__RefHeading___Toc2733_1103273133"/>
+      <w:bookmarkStart w:id="6" w:name="__RefHeading___Toc2719_1096995856"/>
       <w:bookmarkEnd w:id="6"/>
       <w:r>
         <w:rPr>
@@ -3017,7 +2901,7 @@
           <w:sz w:val="22"/>
           <w:szCs w:val="22"/>
         </w:rPr>
-        <w:t>Objetivo de consultoría tomado como referencia del TDR: disponer datos procesados y filtrados de fuentes externas e internas, y desarrollar modelos de Machine Learning que permitan identificar casos atípicos y patrones de riesgo relevantes para la labor del auditor. En este repositorio dicho objetivo se desarrolla únicamente como prototipo independiente.</w:t>
+        <w:t>El TDR tomado como referencia plantea disponer datos procesados y filtrados de fuentes externas e internas y desarrollar modelos de Machine Learning que permitan identificar casos atípicos y patrones de riesgo relevantes para la labor del auditor. Este repositorio demuestra ese objetivo como prototipo independiente y reproducible, sin atribuirse aprobación o despliegue institucional CGR.</w:t>
       </w:r>
     </w:p>
     <w:p>
@@ -3026,7 +2910,7 @@
         <w:spacing w:lineRule="exact" w:line="240" w:before="240" w:after="120"/>
         <w:rPr/>
       </w:pPr>
-      <w:bookmarkStart w:id="7" w:name="__RefHeading___Toc2735_1103273133"/>
+      <w:bookmarkStart w:id="7" w:name="__RefHeading___Toc2721_1096995856"/>
       <w:bookmarkEnd w:id="7"/>
       <w:r>
         <w:rPr>
@@ -3046,7 +2930,7 @@
         <w:spacing w:lineRule="exact" w:line="240" w:before="180" w:after="80"/>
         <w:rPr/>
       </w:pPr>
-      <w:bookmarkStart w:id="8" w:name="__RefHeading___Toc2737_1103273133"/>
+      <w:bookmarkStart w:id="8" w:name="__RefHeading___Toc2723_1096995856"/>
       <w:bookmarkEnd w:id="8"/>
       <w:r>
         <w:rPr>
@@ -3057,7 +2941,25 @@
           <w:sz w:val="22"/>
           <w:szCs w:val="22"/>
         </w:rPr>
-        <w:t>3.1 Métricas de evaluación inicial</w:t>
+        <w:t>3.1 Diseño de evaluación</w:t>
+      </w:r>
+    </w:p>
+    <w:p>
+      <w:pPr>
+        <w:pStyle w:val="Normal"/>
+        <w:keepNext w:val="false"/>
+        <w:spacing w:lineRule="exact" w:line="240" w:before="0" w:after="80"/>
+        <w:jc w:val="both"/>
+        <w:rPr/>
+      </w:pPr>
+      <w:r>
+        <w:rPr>
+          <w:rFonts w:eastAsia="Arial" w:cs="Arial"/>
+          <w:color w:val="000000"/>
+          <w:sz w:val="22"/>
+          <w:szCs w:val="22"/>
+        </w:rPr>
+        <w:t>Desarrollo: 1,771 pares con 22 positivos. Holdout: 591 pares con 8 positivos. El holdout se reserva antes del FIT y no participa en tuning.</w:t>
       </w:r>
     </w:p>
     <w:p>
@@ -3077,7 +2979,7 @@
           <w:sz w:val="22"/>
           <w:szCs w:val="22"/>
         </w:rPr>
-        <w:t>Tabla 1. Métricas out-of-fold del modelo de favoritismo</w:t>
+        <w:t>Tabla 1. Métricas holdout del Random Forest Spark</w:t>
       </w:r>
     </w:p>
     <w:tbl>
@@ -3198,7 +3100,7 @@
                 <w:sz w:val="22"/>
                 <w:szCs w:val="22"/>
               </w:rPr>
-              <w:t>AUC-PR</w:t>
+              <w:t>Accuracy</w:t>
             </w:r>
           </w:p>
         </w:tc>
@@ -3229,7 +3131,7 @@
                 <w:sz w:val="22"/>
                 <w:szCs w:val="22"/>
               </w:rPr>
-              <w:t>0.991</w:t>
+              <w:t>1.000</w:t>
             </w:r>
           </w:p>
         </w:tc>
@@ -3265,7 +3167,7 @@
                 <w:sz w:val="22"/>
                 <w:szCs w:val="22"/>
               </w:rPr>
-              <w:t>AUC-ROC</w:t>
+              <w:t>AUC-PR</w:t>
             </w:r>
           </w:p>
         </w:tc>
@@ -3332,7 +3234,7 @@
                 <w:sz w:val="22"/>
                 <w:szCs w:val="22"/>
               </w:rPr>
-              <w:t>Precision</w:t>
+              <w:t>AUC-ROC</w:t>
             </w:r>
           </w:p>
         </w:tc>
@@ -3363,7 +3265,7 @@
                 <w:sz w:val="22"/>
                 <w:szCs w:val="22"/>
               </w:rPr>
-              <w:t>100.0%</w:t>
+              <w:t>1.000</w:t>
             </w:r>
           </w:p>
         </w:tc>
@@ -3399,7 +3301,7 @@
                 <w:sz w:val="22"/>
                 <w:szCs w:val="22"/>
               </w:rPr>
-              <w:t>Recall</w:t>
+              <w:t>Precision</w:t>
             </w:r>
           </w:p>
         </w:tc>
@@ -3430,7 +3332,7 @@
                 <w:sz w:val="22"/>
                 <w:szCs w:val="22"/>
               </w:rPr>
-              <w:t>90.9%</w:t>
+              <w:t>1.000</w:t>
             </w:r>
           </w:p>
         </w:tc>
@@ -3466,6 +3368,73 @@
                 <w:sz w:val="22"/>
                 <w:szCs w:val="22"/>
               </w:rPr>
+              <w:t>Recall</w:t>
+            </w:r>
+          </w:p>
+        </w:tc>
+        <w:tc>
+          <w:tcPr>
+            <w:tcW w:w="4399" w:type="dxa"/>
+            <w:tcBorders>
+              <w:top w:val="single" w:sz="4" w:space="0" w:color="000000"/>
+              <w:left w:val="single" w:sz="4" w:space="0" w:color="000000"/>
+              <w:bottom w:val="single" w:sz="4" w:space="0" w:color="000000"/>
+              <w:right w:val="single" w:sz="4" w:space="0" w:color="000000"/>
+            </w:tcBorders>
+            <w:vAlign w:val="center"/>
+          </w:tcPr>
+          <w:p>
+            <w:pPr>
+              <w:pStyle w:val="Normal"/>
+              <w:spacing w:lineRule="exact" w:line="240" w:before="0" w:after="0"/>
+              <w:jc w:val="center"/>
+              <w:rPr/>
+            </w:pPr>
+            <w:r>
+              <w:rPr>
+                <w:rFonts w:eastAsia="Arial" w:cs="Arial"/>
+                <w:b w:val="false"/>
+                <w:bCs w:val="false"/>
+                <w:color w:val="000000"/>
+                <w:sz w:val="22"/>
+                <w:szCs w:val="22"/>
+              </w:rPr>
+              <w:t>1.000</w:t>
+            </w:r>
+          </w:p>
+        </w:tc>
+      </w:tr>
+      <w:tr>
+        <w:trPr>
+          <w:cantSplit w:val="true"/>
+        </w:trPr>
+        <w:tc>
+          <w:tcPr>
+            <w:tcW w:w="4400" w:type="dxa"/>
+            <w:tcBorders>
+              <w:top w:val="single" w:sz="4" w:space="0" w:color="000000"/>
+              <w:left w:val="single" w:sz="4" w:space="0" w:color="000000"/>
+              <w:bottom w:val="single" w:sz="4" w:space="0" w:color="000000"/>
+              <w:right w:val="single" w:sz="4" w:space="0" w:color="000000"/>
+            </w:tcBorders>
+            <w:vAlign w:val="center"/>
+          </w:tcPr>
+          <w:p>
+            <w:pPr>
+              <w:pStyle w:val="Normal"/>
+              <w:spacing w:lineRule="exact" w:line="240" w:before="0" w:after="0"/>
+              <w:jc w:val="left"/>
+              <w:rPr/>
+            </w:pPr>
+            <w:r>
+              <w:rPr>
+                <w:rFonts w:eastAsia="Arial" w:cs="Arial"/>
+                <w:b w:val="false"/>
+                <w:bCs w:val="false"/>
+                <w:color w:val="000000"/>
+                <w:sz w:val="22"/>
+                <w:szCs w:val="22"/>
+              </w:rPr>
               <w:t>F1</w:t>
             </w:r>
           </w:p>
@@ -3497,7 +3466,74 @@
                 <w:sz w:val="22"/>
                 <w:szCs w:val="22"/>
               </w:rPr>
-              <w:t>0.952</w:t>
+              <w:t>1.000</w:t>
+            </w:r>
+          </w:p>
+        </w:tc>
+      </w:tr>
+      <w:tr>
+        <w:trPr>
+          <w:cantSplit w:val="true"/>
+        </w:trPr>
+        <w:tc>
+          <w:tcPr>
+            <w:tcW w:w="4400" w:type="dxa"/>
+            <w:tcBorders>
+              <w:top w:val="single" w:sz="4" w:space="0" w:color="000000"/>
+              <w:left w:val="single" w:sz="4" w:space="0" w:color="000000"/>
+              <w:bottom w:val="single" w:sz="4" w:space="0" w:color="000000"/>
+              <w:right w:val="single" w:sz="4" w:space="0" w:color="000000"/>
+            </w:tcBorders>
+            <w:vAlign w:val="center"/>
+          </w:tcPr>
+          <w:p>
+            <w:pPr>
+              <w:pStyle w:val="Normal"/>
+              <w:spacing w:lineRule="exact" w:line="240" w:before="0" w:after="0"/>
+              <w:jc w:val="left"/>
+              <w:rPr/>
+            </w:pPr>
+            <w:r>
+              <w:rPr>
+                <w:rFonts w:eastAsia="Arial" w:cs="Arial"/>
+                <w:b w:val="false"/>
+                <w:bCs w:val="false"/>
+                <w:color w:val="000000"/>
+                <w:sz w:val="22"/>
+                <w:szCs w:val="22"/>
+              </w:rPr>
+              <w:t>Recall@K</w:t>
+            </w:r>
+          </w:p>
+        </w:tc>
+        <w:tc>
+          <w:tcPr>
+            <w:tcW w:w="4399" w:type="dxa"/>
+            <w:tcBorders>
+              <w:top w:val="single" w:sz="4" w:space="0" w:color="000000"/>
+              <w:left w:val="single" w:sz="4" w:space="0" w:color="000000"/>
+              <w:bottom w:val="single" w:sz="4" w:space="0" w:color="000000"/>
+              <w:right w:val="single" w:sz="4" w:space="0" w:color="000000"/>
+            </w:tcBorders>
+            <w:vAlign w:val="center"/>
+          </w:tcPr>
+          <w:p>
+            <w:pPr>
+              <w:pStyle w:val="Normal"/>
+              <w:spacing w:lineRule="exact" w:line="240" w:before="0" w:after="0"/>
+              <w:jc w:val="center"/>
+              <w:rPr/>
+            </w:pPr>
+            <w:r>
+              <w:rPr>
+                <w:rFonts w:eastAsia="Arial" w:cs="Arial"/>
+                <w:b w:val="false"/>
+                <w:bCs w:val="false"/>
+                <w:color w:val="000000"/>
+                <w:sz w:val="22"/>
+                <w:szCs w:val="22"/>
+              </w:rPr>
+              <w:t>1.000</w:t>
             </w:r>
           </w:p>
         </w:tc>
@@ -3505,11 +3541,29 @@
     </w:tbl>
     <w:p>
       <w:pPr>
+        <w:pStyle w:val="Normal"/>
+        <w:keepNext w:val="false"/>
+        <w:spacing w:lineRule="exact" w:line="240" w:before="0" w:after="80"/>
+        <w:jc w:val="both"/>
+        <w:rPr/>
+      </w:pPr>
+      <w:r>
+        <w:rPr>
+          <w:rFonts w:eastAsia="Arial" w:cs="Arial"/>
+          <w:color w:val="000000"/>
+          <w:sz w:val="22"/>
+          <w:szCs w:val="22"/>
+        </w:rPr>
+        <w:t>Los resultados corresponden al benchmark sintético/local de la evidencia vigente. Una métrica alta valida el escenario de prueba, no garantiza generalización institucional.</w:t>
+      </w:r>
+    </w:p>
+    <w:p>
+      <w:pPr>
         <w:pStyle w:val="Heading2"/>
         <w:spacing w:lineRule="exact" w:line="240" w:before="180" w:after="80"/>
         <w:rPr/>
       </w:pPr>
-      <w:bookmarkStart w:id="9" w:name="__RefHeading___Toc2739_1103273133"/>
+      <w:bookmarkStart w:id="9" w:name="__RefHeading___Toc2725_1096995856"/>
       <w:bookmarkEnd w:id="9"/>
       <w:r>
         <w:rPr>
@@ -3520,83 +3574,7 @@
           <w:sz w:val="22"/>
           <w:szCs w:val="22"/>
         </w:rPr>
-        <w:t>3.2 Registro de experimentos y pruebas</w:t>
-      </w:r>
-    </w:p>
-    <w:p>
-      <w:pPr>
-        <w:pStyle w:val="Normal"/>
-        <w:keepNext w:val="false"/>
-        <w:spacing w:lineRule="exact" w:line="240" w:before="0" w:after="80"/>
-        <w:jc w:val="both"/>
-        <w:rPr/>
-      </w:pPr>
-      <w:r>
-        <w:rPr>
-          <w:rFonts w:eastAsia="Arial" w:cs="Arial"/>
-          <w:color w:val="000000"/>
-          <w:sz w:val="22"/>
-          <w:szCs w:val="22"/>
-        </w:rPr>
-        <w:t>Los resultados de Regresión Logística, Random Forest y Gradient Boosting se almacenan en outputs/comparacion_modelos_favoritismo.json y .csv; la grilla de tuning y su resumen se almacenan en outputs/tuning_favoritismo_resultados.csv y outputs/tuning_favoritismo_resumen.json.</w:t>
-      </w:r>
-    </w:p>
-    <w:p>
-      <w:pPr>
-        <w:pStyle w:val="Heading2"/>
-        <w:spacing w:lineRule="exact" w:line="240" w:before="180" w:after="80"/>
-        <w:rPr/>
-      </w:pPr>
-      <w:bookmarkStart w:id="10" w:name="__RefHeading___Toc2741_1103273133"/>
-      <w:bookmarkEnd w:id="10"/>
-      <w:r>
-        <w:rPr>
-          <w:rFonts w:eastAsia="Arial" w:cs="Arial" w:ascii="Arial" w:hAnsi="Arial"/>
-          <w:b/>
-          <w:bCs/>
-          <w:color w:val="000000"/>
-          <w:sz w:val="22"/>
-          <w:szCs w:val="22"/>
-        </w:rPr>
-        <w:t>3.3 Validación cruzada y evaluación exhaustiva</w:t>
-      </w:r>
-    </w:p>
-    <w:p>
-      <w:pPr>
-        <w:pStyle w:val="Normal"/>
-        <w:keepNext w:val="false"/>
-        <w:spacing w:lineRule="exact" w:line="240" w:before="0" w:after="80"/>
-        <w:jc w:val="both"/>
-        <w:rPr/>
-      </w:pPr>
-      <w:r>
-        <w:rPr>
-          <w:rFonts w:eastAsia="Arial" w:cs="Arial"/>
-          <w:color w:val="000000"/>
-          <w:sz w:val="22"/>
-          <w:szCs w:val="22"/>
-        </w:rPr>
-        <w:t>undefined. La métrica primaria es AUC-PR por desbalance. La comparación usa exactamente las mismas particiones para todos los candidatos.</w:t>
-      </w:r>
-    </w:p>
-    <w:p>
-      <w:pPr>
-        <w:pStyle w:val="Heading2"/>
-        <w:spacing w:lineRule="exact" w:line="240" w:before="180" w:after="80"/>
-        <w:rPr/>
-      </w:pPr>
-      <w:bookmarkStart w:id="11" w:name="__RefHeading___Toc2743_1103273133"/>
-      <w:bookmarkEnd w:id="11"/>
-      <w:r>
-        <w:rPr>
-          <w:rFonts w:eastAsia="Arial" w:cs="Arial" w:ascii="Arial" w:hAnsi="Arial"/>
-          <w:b/>
-          <w:bCs/>
-          <w:color w:val="000000"/>
-          <w:sz w:val="22"/>
-          <w:szCs w:val="22"/>
-        </w:rPr>
-        <w:t>3.4 Ajuste de hiperparámetros</w:t>
+        <w:t>3.2 Candidate, champion y fingerprint</w:t>
       </w:r>
     </w:p>
     <w:p>
@@ -3616,7 +3594,7 @@
           <w:sz w:val="22"/>
           <w:szCs w:val="22"/>
         </w:rPr>
-        <w:t>Tabla 2. Configuración de tuning del Random Forest</w:t>
+        <w:t>Tabla 2. Controles del ciclo de modelo</w:t>
       </w:r>
     </w:p>
     <w:tbl>
@@ -3633,8 +3611,8 @@
         </w:tblCellMar>
       </w:tblPr>
       <w:tblGrid>
-        <w:gridCol w:w="3999"/>
-        <w:gridCol w:w="4800"/>
+        <w:gridCol w:w="2999"/>
+        <w:gridCol w:w="5800"/>
       </w:tblGrid>
       <w:tr>
         <w:trPr>
@@ -3643,7 +3621,7 @@
         </w:trPr>
         <w:tc>
           <w:tcPr>
-            <w:tcW w:w="3999" w:type="dxa"/>
+            <w:tcW w:w="2999" w:type="dxa"/>
             <w:tcBorders>
               <w:top w:val="single" w:sz="4" w:space="0" w:color="000000"/>
               <w:left w:val="single" w:sz="4" w:space="0" w:color="000000"/>
@@ -3669,13 +3647,13 @@
                 <w:sz w:val="22"/>
                 <w:szCs w:val="22"/>
               </w:rPr>
-              <w:t>Elemento</w:t>
-            </w:r>
-          </w:p>
-        </w:tc>
-        <w:tc>
-          <w:tcPr>
-            <w:tcW w:w="4800" w:type="dxa"/>
+              <w:t>Control</w:t>
+            </w:r>
+          </w:p>
+        </w:tc>
+        <w:tc>
+          <w:tcPr>
+            <w:tcW w:w="5800" w:type="dxa"/>
             <w:tcBorders>
               <w:top w:val="single" w:sz="4" w:space="0" w:color="000000"/>
               <w:left w:val="single" w:sz="4" w:space="0" w:color="000000"/>
@@ -3701,7 +3679,7 @@
                 <w:sz w:val="22"/>
                 <w:szCs w:val="22"/>
               </w:rPr>
-              <w:t>Resultado</w:t>
+              <w:t>Decisión</w:t>
             </w:r>
           </w:p>
         </w:tc>
@@ -3712,7 +3690,7 @@
         </w:trPr>
         <w:tc>
           <w:tcPr>
-            <w:tcW w:w="3999" w:type="dxa"/>
+            <w:tcW w:w="2999" w:type="dxa"/>
             <w:tcBorders>
               <w:top w:val="single" w:sz="4" w:space="0" w:color="000000"/>
               <w:left w:val="single" w:sz="4" w:space="0" w:color="000000"/>
@@ -3737,13 +3715,13 @@
                 <w:sz w:val="22"/>
                 <w:szCs w:val="22"/>
               </w:rPr>
-              <w:t>Métrica de selección</w:t>
-            </w:r>
-          </w:p>
-        </w:tc>
-        <w:tc>
-          <w:tcPr>
-            <w:tcW w:w="4800" w:type="dxa"/>
+              <w:t>Fingerprint</w:t>
+            </w:r>
+          </w:p>
+        </w:tc>
+        <w:tc>
+          <w:tcPr>
+            <w:tcW w:w="5800" w:type="dxa"/>
             <w:tcBorders>
               <w:top w:val="single" w:sz="4" w:space="0" w:color="000000"/>
               <w:left w:val="single" w:sz="4" w:space="0" w:color="000000"/>
@@ -3768,7 +3746,7 @@
                 <w:sz w:val="22"/>
                 <w:szCs w:val="22"/>
               </w:rPr>
-              <w:t>average_precision (AUC-PR) en desarrollo</w:t>
+              <w:t>La evidencia y TRAIN deben corresponder al mismo corpus canónico.</w:t>
             </w:r>
           </w:p>
         </w:tc>
@@ -3779,7 +3757,7 @@
         </w:trPr>
         <w:tc>
           <w:tcPr>
-            <w:tcW w:w="3999" w:type="dxa"/>
+            <w:tcW w:w="2999" w:type="dxa"/>
             <w:tcBorders>
               <w:top w:val="single" w:sz="4" w:space="0" w:color="000000"/>
               <w:left w:val="single" w:sz="4" w:space="0" w:color="000000"/>
@@ -3804,13 +3782,13 @@
                 <w:sz w:val="22"/>
                 <w:szCs w:val="22"/>
               </w:rPr>
-              <w:t>Validación</w:t>
-            </w:r>
-          </w:p>
-        </w:tc>
-        <w:tc>
-          <w:tcPr>
-            <w:tcW w:w="4800" w:type="dxa"/>
+              <w:t>Candidate</w:t>
+            </w:r>
+          </w:p>
+        </w:tc>
+        <w:tc>
+          <w:tcPr>
+            <w:tcW w:w="5800" w:type="dxa"/>
             <w:tcBorders>
               <w:top w:val="single" w:sz="4" w:space="0" w:color="000000"/>
               <w:left w:val="single" w:sz="4" w:space="0" w:color="000000"/>
@@ -3835,7 +3813,7 @@
                 <w:sz w:val="22"/>
                 <w:szCs w:val="22"/>
               </w:rPr>
-              <w:t>StratifiedKFold(n_splits=5, shuffle=True, random_state=42)</w:t>
+              <w:t>TRAIN genera artefactos candidatos y no cambia serving.</w:t>
             </w:r>
           </w:p>
         </w:tc>
@@ -3846,7 +3824,7 @@
         </w:trPr>
         <w:tc>
           <w:tcPr>
-            <w:tcW w:w="3999" w:type="dxa"/>
+            <w:tcW w:w="2999" w:type="dxa"/>
             <w:tcBorders>
               <w:top w:val="single" w:sz="4" w:space="0" w:color="000000"/>
               <w:left w:val="single" w:sz="4" w:space="0" w:color="000000"/>
@@ -3871,13 +3849,13 @@
                 <w:sz w:val="22"/>
                 <w:szCs w:val="22"/>
               </w:rPr>
-              <w:t>n_estimators</w:t>
-            </w:r>
-          </w:p>
-        </w:tc>
-        <w:tc>
-          <w:tcPr>
-            <w:tcW w:w="4800" w:type="dxa"/>
+              <w:t>Promoción</w:t>
+            </w:r>
+          </w:p>
+        </w:tc>
+        <w:tc>
+          <w:tcPr>
+            <w:tcW w:w="5800" w:type="dxa"/>
             <w:tcBorders>
               <w:top w:val="single" w:sz="4" w:space="0" w:color="000000"/>
               <w:left w:val="single" w:sz="4" w:space="0" w:color="000000"/>
@@ -3902,7 +3880,7 @@
                 <w:sz w:val="22"/>
                 <w:szCs w:val="22"/>
               </w:rPr>
-              <w:t>100</w:t>
+              <w:t>Operación separada, explícita y con verificación SHA-256.</w:t>
             </w:r>
           </w:p>
         </w:tc>
@@ -3913,7 +3891,7 @@
         </w:trPr>
         <w:tc>
           <w:tcPr>
-            <w:tcW w:w="3999" w:type="dxa"/>
+            <w:tcW w:w="2999" w:type="dxa"/>
             <w:tcBorders>
               <w:top w:val="single" w:sz="4" w:space="0" w:color="000000"/>
               <w:left w:val="single" w:sz="4" w:space="0" w:color="000000"/>
@@ -3938,13 +3916,13 @@
                 <w:sz w:val="22"/>
                 <w:szCs w:val="22"/>
               </w:rPr>
-              <w:t>max_depth</w:t>
-            </w:r>
-          </w:p>
-        </w:tc>
-        <w:tc>
-          <w:tcPr>
-            <w:tcW w:w="4800" w:type="dxa"/>
+              <w:t>Champion</w:t>
+            </w:r>
+          </w:p>
+        </w:tc>
+        <w:tc>
+          <w:tcPr>
+            <w:tcW w:w="5800" w:type="dxa"/>
             <w:tcBorders>
               <w:top w:val="single" w:sz="4" w:space="0" w:color="000000"/>
               <w:left w:val="single" w:sz="4" w:space="0" w:color="000000"/>
@@ -3969,7 +3947,7 @@
                 <w:sz w:val="22"/>
                 <w:szCs w:val="22"/>
               </w:rPr>
-              <w:t>4</w:t>
+              <w:t>Se almacena/versiona como conjunto coherente de artefactos.</w:t>
             </w:r>
           </w:p>
         </w:tc>
@@ -3980,7 +3958,7 @@
         </w:trPr>
         <w:tc>
           <w:tcPr>
-            <w:tcW w:w="3999" w:type="dxa"/>
+            <w:tcW w:w="2999" w:type="dxa"/>
             <w:tcBorders>
               <w:top w:val="single" w:sz="4" w:space="0" w:color="000000"/>
               <w:left w:val="single" w:sz="4" w:space="0" w:color="000000"/>
@@ -4005,13 +3983,13 @@
                 <w:sz w:val="22"/>
                 <w:szCs w:val="22"/>
               </w:rPr>
-              <w:t>min_samples_leaf</w:t>
-            </w:r>
-          </w:p>
-        </w:tc>
-        <w:tc>
-          <w:tcPr>
-            <w:tcW w:w="4800" w:type="dxa"/>
+              <w:t>INFERENCE</w:t>
+            </w:r>
+          </w:p>
+        </w:tc>
+        <w:tc>
+          <w:tcPr>
+            <w:tcW w:w="5800" w:type="dxa"/>
             <w:tcBorders>
               <w:top w:val="single" w:sz="4" w:space="0" w:color="000000"/>
               <w:left w:val="single" w:sz="4" w:space="0" w:color="000000"/>
@@ -4036,7 +4014,7 @@
                 <w:sz w:val="22"/>
                 <w:szCs w:val="22"/>
               </w:rPr>
-              <w:t>1</w:t>
+              <w:t>No consume labels, FIT ni tuning.</w:t>
             </w:r>
           </w:p>
         </w:tc>
@@ -4047,7 +4025,7 @@
         </w:trPr>
         <w:tc>
           <w:tcPr>
-            <w:tcW w:w="3999" w:type="dxa"/>
+            <w:tcW w:w="2999" w:type="dxa"/>
             <w:tcBorders>
               <w:top w:val="single" w:sz="4" w:space="0" w:color="000000"/>
               <w:left w:val="single" w:sz="4" w:space="0" w:color="000000"/>
@@ -4072,13 +4050,13 @@
                 <w:sz w:val="22"/>
                 <w:szCs w:val="22"/>
               </w:rPr>
-              <w:t>Mejor AUC-PR CV</w:t>
-            </w:r>
-          </w:p>
-        </w:tc>
-        <w:tc>
-          <w:tcPr>
-            <w:tcW w:w="4800" w:type="dxa"/>
+              <w:t>Rollback</w:t>
+            </w:r>
+          </w:p>
+        </w:tc>
+        <w:tc>
+          <w:tcPr>
+            <w:tcW w:w="5800" w:type="dxa"/>
             <w:tcBorders>
               <w:top w:val="single" w:sz="4" w:space="0" w:color="000000"/>
               <w:left w:val="single" w:sz="4" w:space="0" w:color="000000"/>
@@ -4103,7 +4081,7 @@
                 <w:sz w:val="22"/>
                 <w:szCs w:val="22"/>
               </w:rPr>
-              <w:t>1.000</w:t>
+              <w:t>Vuelve a un champion histórico cuyos hashes sean válidos.</w:t>
             </w:r>
           </w:p>
         </w:tc>
@@ -4115,8 +4093,8 @@
         <w:spacing w:lineRule="exact" w:line="240" w:before="180" w:after="80"/>
         <w:rPr/>
       </w:pPr>
-      <w:bookmarkStart w:id="12" w:name="__RefHeading___Toc2745_1103273133"/>
-      <w:bookmarkEnd w:id="12"/>
+      <w:bookmarkStart w:id="10" w:name="__RefHeading___Toc2727_1096995856"/>
+      <w:bookmarkEnd w:id="10"/>
       <w:r>
         <w:rPr>
           <w:rFonts w:eastAsia="Arial" w:cs="Arial" w:ascii="Arial" w:hAnsi="Arial"/>
@@ -4126,63 +4104,7 @@
           <w:sz w:val="22"/>
           <w:szCs w:val="22"/>
         </w:rPr>
-        <w:t>3.5 Persistencia del modelo entrenado</w:t>
-      </w:r>
-    </w:p>
-    <w:p>
-      <w:pPr>
-        <w:pStyle w:val="Normal"/>
-        <w:keepNext w:val="false"/>
-        <w:spacing w:lineRule="exact" w:line="240" w:before="0" w:after="80"/>
-        <w:jc w:val="both"/>
-        <w:rPr/>
-      </w:pPr>
-      <w:r>
-        <w:rPr>
-          <w:rFonts w:eastAsia="Arial" w:cs="Arial"/>
-          <w:color w:val="000000"/>
-          <w:sz w:val="22"/>
-          <w:szCs w:val="22"/>
-        </w:rPr>
-        <w:t>El modelo sklearn seleccionado se persiste en outputs/models/modelo_favoritismo_rf.joblib. Los modelos Spark se regeneran en runtime y se versionan mediante sus configuraciones, métricas y rankings reproducibles, evitando binarios Spark con metadata no determinística.</w:t>
-      </w:r>
-    </w:p>
-    <w:p>
-      <w:pPr>
-        <w:pStyle w:val="Heading2"/>
-        <w:spacing w:lineRule="exact" w:line="240" w:before="180" w:after="80"/>
-        <w:rPr/>
-      </w:pPr>
-      <w:bookmarkStart w:id="13" w:name="__RefHeading___Toc2747_1103273133"/>
-      <w:bookmarkEnd w:id="13"/>
-      <w:r>
-        <w:rPr>
-          <w:rFonts w:eastAsia="Arial" w:cs="Arial" w:ascii="Arial" w:hAnsi="Arial"/>
-          <w:b/>
-          <w:bCs/>
-          <w:color w:val="000000"/>
-          <w:sz w:val="22"/>
-          <w:szCs w:val="22"/>
-        </w:rPr>
-        <w:t>3.6 Análisis comparativo del rendimiento</w:t>
-      </w:r>
-    </w:p>
-    <w:p>
-      <w:pPr>
-        <w:pStyle w:val="Normal"/>
-        <w:keepNext w:val="false"/>
-        <w:spacing w:lineRule="exact" w:line="240" w:before="0" w:after="80"/>
-        <w:jc w:val="both"/>
-        <w:rPr/>
-      </w:pPr>
-      <w:r>
-        <w:rPr>
-          <w:rFonts w:eastAsia="Arial" w:cs="Arial"/>
-          <w:color w:val="000000"/>
-          <w:sz w:val="22"/>
-          <w:szCs w:val="22"/>
-        </w:rPr>
-        <w:t>El benchmark deliberadamente incluye hard negatives. La reducción respecto de resultados perfectos antiguos se considera una mejora metodológica, porque hace visible la incertidumbre y reduce el riesgo de sobreinterpretación.</w:t>
+        <w:t>3.3 Explicabilidad complementaria</w:t>
       </w:r>
     </w:p>
     <w:p>
@@ -4202,7 +4124,7 @@
           <w:sz w:val="22"/>
           <w:szCs w:val="22"/>
         </w:rPr>
-        <w:t>Gráfico 1. Importancia de variables del Random Forest</w:t>
+        <w:t>Gráfico 1. Resumen SHAP del benchmark sklearn</w:t>
       </w:r>
     </w:p>
     <w:p>
@@ -4276,228 +4198,12 @@
     </w:p>
     <w:p>
       <w:pPr>
-        <w:pStyle w:val="Heading2"/>
-        <w:spacing w:lineRule="exact" w:line="240" w:before="180" w:after="80"/>
-        <w:rPr/>
-      </w:pPr>
-      <w:bookmarkStart w:id="14" w:name="__RefHeading___Toc2749_1103273133"/>
-      <w:bookmarkEnd w:id="14"/>
-      <w:r>
-        <w:rPr>
-          <w:rFonts w:eastAsia="Arial" w:cs="Arial" w:ascii="Arial" w:hAnsi="Arial"/>
-          <w:b/>
-          <w:bCs/>
-          <w:color w:val="000000"/>
-          <w:sz w:val="22"/>
-          <w:szCs w:val="22"/>
-        </w:rPr>
-        <w:t>3.7 Interpretabilidad y documentación técnica</w:t>
-      </w:r>
-    </w:p>
-    <w:p>
-      <w:pPr>
-        <w:pStyle w:val="Normal"/>
-        <w:keepNext w:val="true"/>
-        <w:spacing w:lineRule="exact" w:line="240" w:before="0" w:after="35"/>
-        <w:jc w:val="center"/>
-        <w:rPr/>
-      </w:pPr>
-      <w:r>
-        <w:rPr>
-          <w:rFonts w:eastAsia="Arial" w:cs="Arial"/>
-          <w:b/>
-          <w:bCs/>
-          <w:color w:val="000000"/>
-          <w:sz w:val="22"/>
-          <w:szCs w:val="22"/>
-        </w:rPr>
-        <w:t>Gráfico 2. Resumen SHAP de favoritismo</w:t>
-      </w:r>
-    </w:p>
-    <w:p>
-      <w:pPr>
-        <w:pStyle w:val="Normal"/>
-        <w:keepNext w:val="true"/>
-        <w:spacing w:before="0" w:after="40"/>
-        <w:jc w:val="center"/>
-        <w:rPr/>
-      </w:pPr>
-      <w:r>
-        <w:rPr/>
-        <w:drawing>
-          <wp:inline distT="0" distB="0" distL="0" distR="0">
-            <wp:extent cx="5810250" cy="3429000"/>
-            <wp:effectExtent l="0" t="0" r="0" b="0"/>
-            <wp:docPr id="2" name="Image2" descr=""/>
-            <wp:cNvGraphicFramePr>
-              <a:graphicFrameLocks xmlns:a="http://schemas.openxmlformats.org/drawingml/2006/main" noChangeAspect="1"/>
-            </wp:cNvGraphicFramePr>
-            <a:graphic xmlns:a="http://schemas.openxmlformats.org/drawingml/2006/main">
-              <a:graphicData uri="http://schemas.openxmlformats.org/drawingml/2006/picture">
-                <pic:pic xmlns:pic="http://schemas.openxmlformats.org/drawingml/2006/picture">
-                  <pic:nvPicPr>
-                    <pic:cNvPr id="2" name="Image2" descr=""/>
-                    <pic:cNvPicPr>
-                      <a:picLocks noChangeAspect="1" noChangeArrowheads="1"/>
-                    </pic:cNvPicPr>
-                  </pic:nvPicPr>
-                  <pic:blipFill>
-                    <a:blip r:embed="rId6"/>
-                    <a:stretch>
-                      <a:fillRect/>
-                    </a:stretch>
-                  </pic:blipFill>
-                  <pic:spPr bwMode="auto">
-                    <a:xfrm>
-                      <a:off x="0" y="0"/>
-                      <a:ext cx="5810250" cy="3429000"/>
-                    </a:xfrm>
-                    <a:prstGeom prst="rect">
-                      <a:avLst/>
-                    </a:prstGeom>
-                  </pic:spPr>
-                </pic:pic>
-              </a:graphicData>
-            </a:graphic>
-          </wp:inline>
-        </w:drawing>
-      </w:r>
-    </w:p>
-    <w:p>
-      <w:pPr>
-        <w:pStyle w:val="Normal"/>
-        <w:keepNext w:val="false"/>
-        <w:spacing w:lineRule="exact" w:line="240" w:before="0" w:after="90"/>
-        <w:jc w:val="center"/>
-        <w:rPr/>
-      </w:pPr>
-      <w:r>
-        <w:rPr>
-          <w:rFonts w:eastAsia="Arial" w:cs="Arial"/>
-          <w:i/>
-          <w:iCs/>
-          <w:color w:val="666666"/>
-          <w:sz w:val="22"/>
-          <w:szCs w:val="22"/>
-        </w:rPr>
-        <w:t>Fuente: Elaboración propia a partir de la evidencia reproducible del PoC.</w:t>
-      </w:r>
-    </w:p>
-    <w:p>
-      <w:pPr>
-        <w:pStyle w:val="Normal"/>
-        <w:keepNext w:val="true"/>
-        <w:spacing w:lineRule="exact" w:line="240" w:before="0" w:after="35"/>
-        <w:jc w:val="center"/>
-        <w:rPr/>
-      </w:pPr>
-      <w:r>
-        <w:rPr>
-          <w:rFonts w:eastAsia="Arial" w:cs="Arial"/>
-          <w:b/>
-          <w:bCs/>
-          <w:color w:val="000000"/>
-          <w:sz w:val="22"/>
-          <w:szCs w:val="22"/>
-        </w:rPr>
-        <w:t>Gráfico 3. Explicación SHAP de un caso priorizado</w:t>
-      </w:r>
-    </w:p>
-    <w:p>
-      <w:pPr>
-        <w:pStyle w:val="Normal"/>
-        <w:keepNext w:val="true"/>
-        <w:spacing w:before="0" w:after="40"/>
-        <w:jc w:val="center"/>
-        <w:rPr/>
-      </w:pPr>
-      <w:r>
-        <w:rPr/>
-        <w:drawing>
-          <wp:inline distT="0" distB="0" distL="0" distR="0">
-            <wp:extent cx="5810250" cy="3429000"/>
-            <wp:effectExtent l="0" t="0" r="0" b="0"/>
-            <wp:docPr id="3" name="Image3" descr=""/>
-            <wp:cNvGraphicFramePr>
-              <a:graphicFrameLocks xmlns:a="http://schemas.openxmlformats.org/drawingml/2006/main" noChangeAspect="1"/>
-            </wp:cNvGraphicFramePr>
-            <a:graphic xmlns:a="http://schemas.openxmlformats.org/drawingml/2006/main">
-              <a:graphicData uri="http://schemas.openxmlformats.org/drawingml/2006/picture">
-                <pic:pic xmlns:pic="http://schemas.openxmlformats.org/drawingml/2006/picture">
-                  <pic:nvPicPr>
-                    <pic:cNvPr id="3" name="Image3" descr=""/>
-                    <pic:cNvPicPr>
-                      <a:picLocks noChangeAspect="1" noChangeArrowheads="1"/>
-                    </pic:cNvPicPr>
-                  </pic:nvPicPr>
-                  <pic:blipFill>
-                    <a:blip r:embed="rId7"/>
-                    <a:stretch>
-                      <a:fillRect/>
-                    </a:stretch>
-                  </pic:blipFill>
-                  <pic:spPr bwMode="auto">
-                    <a:xfrm>
-                      <a:off x="0" y="0"/>
-                      <a:ext cx="5810250" cy="3429000"/>
-                    </a:xfrm>
-                    <a:prstGeom prst="rect">
-                      <a:avLst/>
-                    </a:prstGeom>
-                  </pic:spPr>
-                </pic:pic>
-              </a:graphicData>
-            </a:graphic>
-          </wp:inline>
-        </w:drawing>
-      </w:r>
-    </w:p>
-    <w:p>
-      <w:pPr>
-        <w:pStyle w:val="Normal"/>
-        <w:keepNext w:val="false"/>
-        <w:spacing w:lineRule="exact" w:line="240" w:before="0" w:after="90"/>
-        <w:jc w:val="center"/>
-        <w:rPr/>
-      </w:pPr>
-      <w:r>
-        <w:rPr>
-          <w:rFonts w:eastAsia="Arial" w:cs="Arial"/>
-          <w:i/>
-          <w:iCs/>
-          <w:color w:val="666666"/>
-          <w:sz w:val="22"/>
-          <w:szCs w:val="22"/>
-        </w:rPr>
-        <w:t>Fuente: Elaboración propia a partir de la evidencia reproducible del PoC.</w:t>
-      </w:r>
-    </w:p>
-    <w:p>
-      <w:pPr>
-        <w:pStyle w:val="Normal"/>
-        <w:keepNext w:val="false"/>
-        <w:spacing w:lineRule="exact" w:line="240" w:before="0" w:after="80"/>
-        <w:jc w:val="both"/>
-        <w:rPr/>
-      </w:pPr>
-      <w:r>
-        <w:rPr>
-          <w:rFonts w:eastAsia="Arial" w:cs="Arial"/>
-          <w:color w:val="000000"/>
-          <w:sz w:val="22"/>
-          <w:szCs w:val="22"/>
-        </w:rPr>
-        <w:t>La documentación para un eventual pase a certificación queda trazada mediante run_manifest.json, diccionario de datos, linaje, parámetros y métricas. La certificación formal depende de CGR.</w:t>
-      </w:r>
-    </w:p>
-    <w:p>
-      <w:pPr>
         <w:pStyle w:val="Heading1"/>
         <w:spacing w:lineRule="exact" w:line="240" w:before="240" w:after="120"/>
         <w:rPr/>
       </w:pPr>
-      <w:bookmarkStart w:id="15" w:name="__RefHeading___Toc2751_1103273133"/>
-      <w:bookmarkEnd w:id="15"/>
+      <w:bookmarkStart w:id="11" w:name="__RefHeading___Toc2729_1096995856"/>
+      <w:bookmarkEnd w:id="11"/>
       <w:r>
         <w:rPr>
           <w:rFonts w:eastAsia="Arial" w:cs="Arial" w:ascii="Arial" w:hAnsi="Arial"/>
@@ -4527,7 +4233,7 @@
           <w:sz w:val="22"/>
           <w:szCs w:val="22"/>
         </w:rPr>
-        <w:t>Generación de predicciones OOF y comparación de candidatos.</w:t>
+        <w:t>Reserva del holdout antes del FIT del preprocesador.</w:t>
       </w:r>
     </w:p>
     <w:p>
@@ -4547,7 +4253,7 @@
           <w:sz w:val="22"/>
           <w:szCs w:val="22"/>
         </w:rPr>
-        <w:t>Tuning sistemático por AUC-PR y persistencia de configuración.</w:t>
+        <w:t>CV/tuning únicamente sobre desarrollo.</w:t>
       </w:r>
     </w:p>
     <w:p>
@@ -4567,7 +4273,7 @@
           <w:sz w:val="22"/>
           <w:szCs w:val="22"/>
         </w:rPr>
-        <w:t>Entrenamiento final y persistencia del Random Forest sklearn.</w:t>
+        <w:t>Cálculo de métricas agregadas y recall@K.</w:t>
       </w:r>
     </w:p>
     <w:p>
@@ -4587,65 +4293,7 @@
           <w:sz w:val="22"/>
           <w:szCs w:val="22"/>
         </w:rPr>
-        <w:t>Generación de importancia de variables y explicaciones SHAP globales e individuales.</w:t>
-      </w:r>
-    </w:p>
-    <w:p>
-      <w:pPr>
-        <w:pStyle w:val="Heading1"/>
-        <w:spacing w:lineRule="exact" w:line="240" w:before="240" w:after="120"/>
-        <w:rPr/>
-      </w:pPr>
-      <w:bookmarkStart w:id="16" w:name="__RefHeading___Toc2753_1103273133"/>
-      <w:bookmarkEnd w:id="16"/>
-      <w:r>
-        <w:rPr>
-          <w:rFonts w:eastAsia="Arial" w:cs="Arial" w:ascii="Arial" w:hAnsi="Arial"/>
-          <w:b/>
-          <w:bCs/>
-          <w:color w:val="000000"/>
-          <w:sz w:val="22"/>
-          <w:szCs w:val="22"/>
-        </w:rPr>
-        <w:t>5. Grado de Cumplimiento del Producto</w:t>
-      </w:r>
-    </w:p>
-    <w:p>
-      <w:pPr>
-        <w:pStyle w:val="Normal"/>
-        <w:keepNext w:val="false"/>
-        <w:spacing w:lineRule="exact" w:line="240" w:before="0" w:after="80"/>
-        <w:jc w:val="both"/>
-        <w:rPr/>
-      </w:pPr>
-      <w:r>
-        <w:rPr>
-          <w:rFonts w:eastAsia="Arial" w:cs="Arial"/>
-          <w:color w:val="000000"/>
-          <w:sz w:val="22"/>
-          <w:szCs w:val="22"/>
-        </w:rPr>
-        <w:t>Entrenamiento, validación, tuning, persistencia e interpretabilidad completados para el PoC. El pase por ambientes institucionales y la certificación funcional no pueden demostrarse fuera de CGR.</w:t>
-      </w:r>
-    </w:p>
-    <w:p>
-      <w:pPr>
-        <w:pStyle w:val="Heading1"/>
-        <w:spacing w:lineRule="exact" w:line="240" w:before="240" w:after="120"/>
-        <w:rPr/>
-      </w:pPr>
-      <w:bookmarkStart w:id="17" w:name="__RefHeading___Toc2755_1103273133"/>
-      <w:bookmarkEnd w:id="17"/>
-      <w:r>
-        <w:rPr>
-          <w:rFonts w:eastAsia="Arial" w:cs="Arial" w:ascii="Arial" w:hAnsi="Arial"/>
-          <w:b/>
-          <w:bCs/>
-          <w:color w:val="000000"/>
-          <w:sz w:val="22"/>
-          <w:szCs w:val="22"/>
-        </w:rPr>
-        <w:t>6. Dificultades y Limitaciones Encontradas</w:t>
+        <w:t>Vinculación de evaluación y TRAIN mediante fingerprint SHA-256.</w:t>
       </w:r>
     </w:p>
     <w:p>
@@ -4665,7 +4313,65 @@
           <w:sz w:val="22"/>
           <w:szCs w:val="22"/>
         </w:rPr>
-        <w:t>La clase positiva es pequeña y sintética; las métricas deben leerse como benchmark metodológico.</w:t>
+        <w:t>Persistencia candidate/champion con hashes y promoción explícita.</w:t>
+      </w:r>
+    </w:p>
+    <w:p>
+      <w:pPr>
+        <w:pStyle w:val="Heading1"/>
+        <w:spacing w:lineRule="exact" w:line="240" w:before="240" w:after="120"/>
+        <w:rPr/>
+      </w:pPr>
+      <w:bookmarkStart w:id="12" w:name="__RefHeading___Toc2731_1096995856"/>
+      <w:bookmarkEnd w:id="12"/>
+      <w:r>
+        <w:rPr>
+          <w:rFonts w:eastAsia="Arial" w:cs="Arial" w:ascii="Arial" w:hAnsi="Arial"/>
+          <w:b/>
+          <w:bCs/>
+          <w:color w:val="000000"/>
+          <w:sz w:val="22"/>
+          <w:szCs w:val="22"/>
+        </w:rPr>
+        <w:t>5. Grado de Cumplimiento del Producto</w:t>
+      </w:r>
+    </w:p>
+    <w:p>
+      <w:pPr>
+        <w:pStyle w:val="Normal"/>
+        <w:keepNext w:val="false"/>
+        <w:spacing w:lineRule="exact" w:line="240" w:before="0" w:after="80"/>
+        <w:jc w:val="both"/>
+        <w:rPr/>
+      </w:pPr>
+      <w:r>
+        <w:rPr>
+          <w:rFonts w:eastAsia="Arial" w:cs="Arial"/>
+          <w:color w:val="000000"/>
+          <w:sz w:val="22"/>
+          <w:szCs w:val="22"/>
+        </w:rPr>
+        <w:t>La metodología de evaluación y el contrato MLOps están implementados. Los umbrales productivos y la autoridad de promoción deben ser definidos institucionalmente.</w:t>
+      </w:r>
+    </w:p>
+    <w:p>
+      <w:pPr>
+        <w:pStyle w:val="Heading1"/>
+        <w:spacing w:lineRule="exact" w:line="240" w:before="240" w:after="120"/>
+        <w:rPr/>
+      </w:pPr>
+      <w:bookmarkStart w:id="13" w:name="__RefHeading___Toc2733_1096995856"/>
+      <w:bookmarkEnd w:id="13"/>
+      <w:r>
+        <w:rPr>
+          <w:rFonts w:eastAsia="Arial" w:cs="Arial" w:ascii="Arial" w:hAnsi="Arial"/>
+          <w:b/>
+          <w:bCs/>
+          <w:color w:val="000000"/>
+          <w:sz w:val="22"/>
+          <w:szCs w:val="22"/>
+        </w:rPr>
+        <w:t>6. Dificultades y Limitaciones Encontradas</w:t>
       </w:r>
     </w:p>
     <w:p>
@@ -4685,65 +4391,7 @@
           <w:sz w:val="22"/>
           <w:szCs w:val="22"/>
         </w:rPr>
-        <w:t>No existe todavía ground truth real validado por auditores para medir generalización productiva.</w:t>
-      </w:r>
-    </w:p>
-    <w:p>
-      <w:pPr>
-        <w:pStyle w:val="Heading1"/>
-        <w:spacing w:lineRule="exact" w:line="240" w:before="240" w:after="120"/>
-        <w:rPr/>
-      </w:pPr>
-      <w:bookmarkStart w:id="18" w:name="__RefHeading___Toc2757_1103273133"/>
-      <w:bookmarkEnd w:id="18"/>
-      <w:r>
-        <w:rPr>
-          <w:rFonts w:eastAsia="Arial" w:cs="Arial" w:ascii="Arial" w:hAnsi="Arial"/>
-          <w:b/>
-          <w:bCs/>
-          <w:color w:val="000000"/>
-          <w:sz w:val="22"/>
-          <w:szCs w:val="22"/>
-        </w:rPr>
-        <w:t>7. Conclusiones y Recomendaciones</w:t>
-      </w:r>
-    </w:p>
-    <w:p>
-      <w:pPr>
-        <w:pStyle w:val="Normal"/>
-        <w:keepNext w:val="false"/>
-        <w:spacing w:lineRule="exact" w:line="240" w:before="0" w:after="80"/>
-        <w:jc w:val="both"/>
-        <w:rPr/>
-      </w:pPr>
-      <w:r>
-        <w:rPr>
-          <w:rFonts w:eastAsia="Arial" w:cs="Arial"/>
-          <w:color w:val="000000"/>
-          <w:sz w:val="22"/>
-          <w:szCs w:val="22"/>
-        </w:rPr>
-        <w:t>La validación es reproducible y metodológicamente más exigente. Se recomienda mantener AUC-PR como métrica primaria, conservar SHAP para explicabilidad y repetir la evaluación con particiones temporales o por entidad cuando exista ground truth institucional.</w:t>
-      </w:r>
-    </w:p>
-    <w:p>
-      <w:pPr>
-        <w:pStyle w:val="Heading1"/>
-        <w:spacing w:lineRule="exact" w:line="240" w:before="240" w:after="120"/>
-        <w:rPr/>
-      </w:pPr>
-      <w:bookmarkStart w:id="19" w:name="__RefHeading___Toc2759_1103273133"/>
-      <w:bookmarkEnd w:id="19"/>
-      <w:r>
-        <w:rPr>
-          <w:rFonts w:eastAsia="Arial" w:cs="Arial" w:ascii="Arial" w:hAnsi="Arial"/>
-          <w:b/>
-          <w:bCs/>
-          <w:color w:val="000000"/>
-          <w:sz w:val="22"/>
-          <w:szCs w:val="22"/>
-        </w:rPr>
-        <w:t>8. Anexos</w:t>
+        <w:t>El holdout sintético no reemplaza validación temporal o por segmentos sobre casos CGR.</w:t>
       </w:r>
     </w:p>
     <w:p>
@@ -4763,7 +4411,65 @@
           <w:sz w:val="22"/>
           <w:szCs w:val="22"/>
         </w:rPr>
-        <w:t>Repositorio organizado con código, datasets sintéticos, evidencia reproducible y documentación: https://github.com/NoeCalle/cgr-analisis-datos</w:t>
+        <w:t>La aprobación de un modelo requiere criterios funcionales además de métricas estadísticas.</w:t>
+      </w:r>
+    </w:p>
+    <w:p>
+      <w:pPr>
+        <w:pStyle w:val="Heading1"/>
+        <w:spacing w:lineRule="exact" w:line="240" w:before="240" w:after="120"/>
+        <w:rPr/>
+      </w:pPr>
+      <w:bookmarkStart w:id="14" w:name="__RefHeading___Toc2735_1096995856"/>
+      <w:bookmarkEnd w:id="14"/>
+      <w:r>
+        <w:rPr>
+          <w:rFonts w:eastAsia="Arial" w:cs="Arial" w:ascii="Arial" w:hAnsi="Arial"/>
+          <w:b/>
+          <w:bCs/>
+          <w:color w:val="000000"/>
+          <w:sz w:val="22"/>
+          <w:szCs w:val="22"/>
+        </w:rPr>
+        <w:t>7. Conclusiones y Recomendaciones</w:t>
+      </w:r>
+    </w:p>
+    <w:p>
+      <w:pPr>
+        <w:pStyle w:val="Normal"/>
+        <w:keepNext w:val="false"/>
+        <w:spacing w:lineRule="exact" w:line="240" w:before="0" w:after="80"/>
+        <w:jc w:val="both"/>
+        <w:rPr/>
+      </w:pPr>
+      <w:r>
+        <w:rPr>
+          <w:rFonts w:eastAsia="Arial" w:cs="Arial"/>
+          <w:color w:val="000000"/>
+          <w:sz w:val="22"/>
+          <w:szCs w:val="22"/>
+        </w:rPr>
+        <w:t>El ciclo evita usar el holdout para selección y evita que TRAIN cambie el modelo servido. En una adopción CGR se debe mantener la misma separación y agregar gates institucionales.</w:t>
+      </w:r>
+    </w:p>
+    <w:p>
+      <w:pPr>
+        <w:pStyle w:val="Heading1"/>
+        <w:spacing w:lineRule="exact" w:line="240" w:before="240" w:after="120"/>
+        <w:rPr/>
+      </w:pPr>
+      <w:bookmarkStart w:id="15" w:name="__RefHeading___Toc2737_1096995856"/>
+      <w:bookmarkEnd w:id="15"/>
+      <w:r>
+        <w:rPr>
+          <w:rFonts w:eastAsia="Arial" w:cs="Arial" w:ascii="Arial" w:hAnsi="Arial"/>
+          <w:b/>
+          <w:bCs/>
+          <w:color w:val="000000"/>
+          <w:sz w:val="22"/>
+          <w:szCs w:val="22"/>
+        </w:rPr>
+        <w:t>8. Anexos</w:t>
       </w:r>
     </w:p>
     <w:p>
@@ -4783,7 +4489,7 @@
           <w:sz w:val="22"/>
           <w:szCs w:val="22"/>
         </w:rPr>
-        <w:t>Fuente única de cifras documentales: outputs/evidencia_documental.json.</w:t>
+        <w:t>Repositorio, código y documentación técnica: https://github.com/NoeCalle/cgr-analisis-datos</w:t>
       </w:r>
     </w:p>
     <w:p>
@@ -4803,7 +4509,67 @@
           <w:sz w:val="22"/>
           <w:szCs w:val="22"/>
         </w:rPr>
-        <w:t>Trazabilidad de ejecución: outputs/run_manifest.json y outputs/linaje_datos.csv.</w:t>
+        <w:t>Fuente machine-readable de cifras documentales: outputs/evidencia_documental.json.</w:t>
+      </w:r>
+    </w:p>
+    <w:p>
+      <w:pPr>
+        <w:pStyle w:val="ListParagraph"/>
+        <w:numPr>
+          <w:ilvl w:val="0"/>
+          <w:numId w:val="1"/>
+        </w:numPr>
+        <w:spacing w:lineRule="exact" w:line="240" w:before="0" w:after="50"/>
+        <w:rPr/>
+      </w:pPr>
+      <w:r>
+        <w:rPr>
+          <w:rFonts w:eastAsia="Arial" w:cs="Arial"/>
+          <w:color w:val="000000"/>
+          <w:sz w:val="22"/>
+          <w:szCs w:val="22"/>
+        </w:rPr>
+        <w:t>Trazabilidad: outputs/run_manifest.json, outputs/linaje_datos.csv y outputs/model_registry.json.</w:t>
+      </w:r>
+    </w:p>
+    <w:p>
+      <w:pPr>
+        <w:pStyle w:val="ListParagraph"/>
+        <w:numPr>
+          <w:ilvl w:val="0"/>
+          <w:numId w:val="1"/>
+        </w:numPr>
+        <w:spacing w:lineRule="exact" w:line="240" w:before="0" w:after="50"/>
+        <w:rPr/>
+      </w:pPr>
+      <w:r>
+        <w:rPr>
+          <w:rFonts w:eastAsia="Arial" w:cs="Arial"/>
+          <w:color w:val="000000"/>
+          <w:sz w:val="22"/>
+          <w:szCs w:val="22"/>
+        </w:rPr>
+        <w:t>Arquitectura MLOps: docs/Arquitectura_MLOps.md.</w:t>
+      </w:r>
+    </w:p>
+    <w:p>
+      <w:pPr>
+        <w:pStyle w:val="ListParagraph"/>
+        <w:numPr>
+          <w:ilvl w:val="0"/>
+          <w:numId w:val="1"/>
+        </w:numPr>
+        <w:spacing w:lineRule="exact" w:line="240" w:before="0" w:after="50"/>
+        <w:rPr/>
+      </w:pPr>
+      <w:r>
+        <w:rPr>
+          <w:rFonts w:eastAsia="Arial" w:cs="Arial"/>
+          <w:color w:val="000000"/>
+          <w:sz w:val="22"/>
+          <w:szCs w:val="22"/>
+        </w:rPr>
+        <w:t>Evaluación Spark y performance: docs/Evaluacion_Spark_y_Performance.md.</w:t>
       </w:r>
     </w:p>
     <w:p>
@@ -4812,8 +4578,8 @@
         <w:spacing w:lineRule="auto" w:line="240" w:before="0" w:after="60"/>
         <w:rPr/>
       </w:pPr>
-      <w:bookmarkStart w:id="20" w:name="__RefHeading___Toc2761_1103273133"/>
-      <w:bookmarkEnd w:id="20"/>
+      <w:bookmarkStart w:id="16" w:name="__RefHeading___Toc2739_1096995856"/>
+      <w:bookmarkEnd w:id="16"/>
       <w:r>
         <w:rPr>
           <w:rFonts w:ascii="Arial" w:hAnsi="Arial"/>
@@ -4834,7 +4600,7 @@
         <w:rPr>
           <w:sz w:val="22"/>
         </w:rPr>
-        <w:t>Este anexo cubre el análisis estadístico/exploratorio de pagos, montos contractuales y modalidades y actualiza la descripción de la arquitectura operacional. La evidencia de pagos usa datos sintéticos vinculados a contratos sintéticos; no representa información SIAF real ni determina la legalidad de una modalidad.</w:t>
+        <w:t>Este anexo cubre el análisis estadístico/exploratorio de pagos, montos contractuales y modalidades y documenta la arquitectura operacional asociada. La evidencia de pagos usa datos sintéticos vinculados a contratos sintéticos; no representa información SIAF real ni determina la legalidad de una modalidad.</w:t>
       </w:r>
     </w:p>
     <w:p>
@@ -4843,8 +4609,8 @@
         <w:spacing w:lineRule="auto" w:line="240" w:before="0" w:after="60"/>
         <w:rPr/>
       </w:pPr>
-      <w:bookmarkStart w:id="21" w:name="__RefHeading___Toc2763_1103273133"/>
-      <w:bookmarkEnd w:id="21"/>
+      <w:bookmarkStart w:id="17" w:name="__RefHeading___Toc2741_1096995856"/>
+      <w:bookmarkEnd w:id="17"/>
       <w:r>
         <w:rPr>
           <w:rFonts w:ascii="Arial" w:hAnsi="Arial"/>
@@ -5407,8 +5173,8 @@
         <w:spacing w:lineRule="auto" w:line="240" w:before="0" w:after="60"/>
         <w:rPr/>
       </w:pPr>
-      <w:bookmarkStart w:id="22" w:name="__RefHeading___Toc2765_1103273133"/>
-      <w:bookmarkEnd w:id="22"/>
+      <w:bookmarkStart w:id="18" w:name="__RefHeading___Toc2743_1096995856"/>
+      <w:bookmarkEnd w:id="18"/>
       <w:r>
         <w:rPr>
           <w:rFonts w:ascii="Arial" w:hAnsi="Arial"/>
@@ -5431,7 +5197,7 @@
           <wp:inline distT="0" distB="0" distL="0" distR="0">
             <wp:extent cx="5577840" cy="3150235"/>
             <wp:effectExtent l="0" t="0" r="0" b="0"/>
-            <wp:docPr id="4" name="Picture 2" descr=""/>
+            <wp:docPr id="2" name="Picture 2" descr=""/>
             <wp:cNvGraphicFramePr>
               <a:graphicFrameLocks xmlns:a="http://schemas.openxmlformats.org/drawingml/2006/main" noChangeAspect="1"/>
             </wp:cNvGraphicFramePr>
@@ -5439,13 +5205,13 @@
               <a:graphicData uri="http://schemas.openxmlformats.org/drawingml/2006/picture">
                 <pic:pic xmlns:pic="http://schemas.openxmlformats.org/drawingml/2006/picture">
                   <pic:nvPicPr>
-                    <pic:cNvPr id="4" name="Picture 2" descr=""/>
+                    <pic:cNvPr id="2" name="Picture 2" descr=""/>
                     <pic:cNvPicPr>
                       <a:picLocks noChangeAspect="1" noChangeArrowheads="1"/>
                     </pic:cNvPicPr>
                   </pic:nvPicPr>
                   <pic:blipFill>
-                    <a:blip r:embed="rId8"/>
+                    <a:blip r:embed="rId6"/>
                     <a:stretch>
                       <a:fillRect/>
                     </a:stretch>
@@ -5472,8 +5238,8 @@
         <w:spacing w:lineRule="auto" w:line="240" w:before="0" w:after="60"/>
         <w:rPr/>
       </w:pPr>
-      <w:bookmarkStart w:id="23" w:name="__RefHeading___Toc2767_1103273133"/>
-      <w:bookmarkEnd w:id="23"/>
+      <w:bookmarkStart w:id="19" w:name="__RefHeading___Toc2745_1096995856"/>
+      <w:bookmarkEnd w:id="19"/>
       <w:r>
         <w:rPr>
           <w:rFonts w:ascii="Arial" w:hAnsi="Arial"/>
@@ -5496,7 +5262,7 @@
           <wp:inline distT="0" distB="0" distL="0" distR="0">
             <wp:extent cx="5577840" cy="3222625"/>
             <wp:effectExtent l="0" t="0" r="0" b="0"/>
-            <wp:docPr id="5" name="Picture 3" descr=""/>
+            <wp:docPr id="3" name="Picture 3" descr=""/>
             <wp:cNvGraphicFramePr>
               <a:graphicFrameLocks xmlns:a="http://schemas.openxmlformats.org/drawingml/2006/main" noChangeAspect="1"/>
             </wp:cNvGraphicFramePr>
@@ -5504,13 +5270,13 @@
               <a:graphicData uri="http://schemas.openxmlformats.org/drawingml/2006/picture">
                 <pic:pic xmlns:pic="http://schemas.openxmlformats.org/drawingml/2006/picture">
                   <pic:nvPicPr>
-                    <pic:cNvPr id="5" name="Picture 3" descr=""/>
+                    <pic:cNvPr id="3" name="Picture 3" descr=""/>
                     <pic:cNvPicPr>
                       <a:picLocks noChangeAspect="1" noChangeArrowheads="1"/>
                     </pic:cNvPicPr>
                   </pic:nvPicPr>
                   <pic:blipFill>
-                    <a:blip r:embed="rId9"/>
+                    <a:blip r:embed="rId7"/>
                     <a:stretch>
                       <a:fillRect/>
                     </a:stretch>
@@ -5537,8 +5303,8 @@
         <w:spacing w:lineRule="auto" w:line="240" w:before="0" w:after="60"/>
         <w:rPr/>
       </w:pPr>
-      <w:bookmarkStart w:id="24" w:name="__RefHeading___Toc2769_1103273133"/>
-      <w:bookmarkEnd w:id="24"/>
+      <w:bookmarkStart w:id="20" w:name="__RefHeading___Toc2747_1096995856"/>
+      <w:bookmarkEnd w:id="20"/>
       <w:r>
         <w:rPr>
           <w:rFonts w:ascii="Arial" w:hAnsi="Arial"/>
@@ -5559,7 +5325,7 @@
         <w:rPr>
           <w:sz w:val="22"/>
         </w:rPr>
-        <w:t>La evidencia histórica de modelado Spark se conserva en modo local[*] para reproducibilidad. En paralelo, la ruta operacional TRAIN/INFERENCE admite un master Spark configurable. Cuando source.type=spark_sql, el conector devuelve un Spark DataFrame y el mapping, validación, preprocesamiento, feature engineering y MLlib permanecen en Spark sin toPandas(). Las medianas por objeto aprendidas en TRAIN se persisten como Parquet distribuido y los rankings de INFERENCE se escriben también como Parquet distribuido.</w:t>
+        <w:t>TRAIN/INFERENCE admiten un master Spark configurable. Cuando source.type=spark_sql, el conector devuelve un Spark DataFrame y el mapping, validación, preprocesamiento, feature engineering y MLlib permanecen en Spark sin toPandas(). Las medianas por objeto aprendidas en TRAIN se persisten como Parquet distribuido y los rankings de INFERENCE se escriben también como Parquet distribuido.</w:t>
       </w:r>
     </w:p>
     <w:p>
@@ -5573,7 +5339,7 @@
         <w:rPr>
           <w:sz w:val="22"/>
         </w:rPr>
-        <w:t>Esta capacidad elimina el cuello de botella pandas del adaptador Spark anterior, pero no sustituye las pruebas de carga, particionamiento, seguridad, rendimiento y robustez que deben ejecutarse con el clúster y volumen institucionales reales.</w:t>
+        <w:t>Esta frontera mantiene el corpus contractual distribuido y evita materializarlo en pandas o en la memoria del driver. No sustituye las pruebas de carga, particionamiento, seguridad, rendimiento y robustez que deben ejecutarse con el clúster y volumen institucionales reales.</w:t>
       </w:r>
     </w:p>
     <w:p>
@@ -5582,8 +5348,8 @@
         <w:spacing w:lineRule="auto" w:line="240" w:before="0" w:after="60"/>
         <w:rPr/>
       </w:pPr>
-      <w:bookmarkStart w:id="25" w:name="__RefHeading___Toc2771_1103273133"/>
-      <w:bookmarkEnd w:id="25"/>
+      <w:bookmarkStart w:id="21" w:name="__RefHeading___Toc2749_1096995856"/>
+      <w:bookmarkEnd w:id="21"/>
       <w:r>
         <w:rPr>
           <w:rFonts w:ascii="Arial" w:hAnsi="Arial"/>
@@ -5613,8 +5379,8 @@
         <w:spacing w:lineRule="exact" w:line="240" w:before="240" w:after="120"/>
         <w:rPr/>
       </w:pPr>
-      <w:bookmarkStart w:id="26" w:name="__RefHeading___Toc2773_1103273133"/>
-      <w:bookmarkEnd w:id="26"/>
+      <w:bookmarkStart w:id="22" w:name="__RefHeading___Toc2751_1096995856"/>
+      <w:bookmarkEnd w:id="22"/>
       <w:r>
         <w:rPr>
           <w:rFonts w:eastAsia="Arial" w:cs="Arial" w:ascii="Arial" w:hAnsi="Arial"/>
@@ -5748,9 +5514,9 @@
       </w:r>
     </w:p>
     <w:sectPr>
-      <w:headerReference w:type="default" r:id="rId10"/>
-      <w:footerReference w:type="default" r:id="rId11"/>
-      <w:footerReference w:type="first" r:id="rId12"/>
+      <w:headerReference w:type="default" r:id="rId8"/>
+      <w:footerReference w:type="default" r:id="rId9"/>
+      <w:footerReference w:type="first" r:id="rId10"/>
       <w:type w:val="nextPage"/>
       <w:pgSz w:w="11906" w:h="16838"/>
       <w:pgMar w:left="1440" w:right="1440" w:gutter="0" w:header="708" w:top="1440" w:footer="708" w:bottom="1440"/>
@@ -5893,7 +5659,7 @@
     </w:r>
     <w:r>
       <w:rPr/>
-      <w:t>8</w:t>
+      <w:t>7</w:t>
     </w:r>
     <w:r>
       <w:rPr/>
@@ -5925,7 +5691,7 @@
         <w:sz w:val="22"/>
         <w:szCs w:val="22"/>
       </w:rPr>
-      <w:t>Entrenamiento y Validación del Modelo para Identificación de Proveedores Favoritos</w:t>
+      <w:t>Entrenamiento y Validación del Modelo de Proveedores Favoritos</w:t>
     </w:r>
   </w:p>
 </w:hdr>

--- a/reporte/productos_formales/Producto_04_Entrenamiento_Favoritismo.docx
+++ b/reporte/productos_formales/Producto_04_Entrenamiento_Favoritismo.docx
@@ -262,7 +262,7 @@
         <w:spacing w:lineRule="exact" w:line="240" w:before="240" w:after="120"/>
         <w:rPr/>
       </w:pPr>
-      <w:bookmarkStart w:id="0" w:name="__RefHeading___Toc2707_1096995856"/>
+      <w:bookmarkStart w:id="0" w:name="__RefHeading___Toc2707_4075509268"/>
       <w:bookmarkEnd w:id="0"/>
       <w:r>
         <w:rPr>
@@ -369,7 +369,7 @@
             </w:rPr>
             <w:fldChar w:fldCharType="separate"/>
           </w:r>
-          <w:hyperlink w:anchor="__RefHeading___Toc2707_1096995856">
+          <w:hyperlink w:anchor="__RefHeading___Toc2707_4075509268">
             <w:r>
               <w:rPr>
                 <w:rStyle w:val="IndexLink"/>
@@ -389,7 +389,7 @@
             </w:tabs>
             <w:rPr/>
           </w:pPr>
-          <w:hyperlink w:anchor="__RefHeading___Toc2709_1096995856">
+          <w:hyperlink w:anchor="__RefHeading___Toc2709_4075509268">
             <w:r>
               <w:rPr>
                 <w:rStyle w:val="IndexLink"/>
@@ -409,7 +409,7 @@
             </w:tabs>
             <w:rPr/>
           </w:pPr>
-          <w:hyperlink w:anchor="__RefHeading___Toc2711_1096995856">
+          <w:hyperlink w:anchor="__RefHeading___Toc2711_4075509268">
             <w:r>
               <w:rPr>
                 <w:rStyle w:val="IndexLink"/>
@@ -429,7 +429,7 @@
             </w:tabs>
             <w:rPr/>
           </w:pPr>
-          <w:hyperlink w:anchor="__RefHeading___Toc2713_1096995856">
+          <w:hyperlink w:anchor="__RefHeading___Toc2713_4075509268">
             <w:r>
               <w:rPr>
                 <w:rStyle w:val="IndexLink"/>
@@ -449,7 +449,7 @@
             </w:tabs>
             <w:rPr/>
           </w:pPr>
-          <w:hyperlink w:anchor="__RefHeading___Toc2715_1096995856">
+          <w:hyperlink w:anchor="__RefHeading___Toc2715_4075509268">
             <w:r>
               <w:rPr>
                 <w:rStyle w:val="IndexLink"/>
@@ -469,7 +469,7 @@
             </w:tabs>
             <w:rPr/>
           </w:pPr>
-          <w:hyperlink w:anchor="__RefHeading___Toc2717_1096995856">
+          <w:hyperlink w:anchor="__RefHeading___Toc2717_4075509268">
             <w:r>
               <w:rPr>
                 <w:rStyle w:val="IndexLink"/>
@@ -489,7 +489,7 @@
             </w:tabs>
             <w:rPr/>
           </w:pPr>
-          <w:hyperlink w:anchor="__RefHeading___Toc2719_1096995856">
+          <w:hyperlink w:anchor="__RefHeading___Toc2719_4075509268">
             <w:r>
               <w:rPr>
                 <w:rStyle w:val="IndexLink"/>
@@ -509,7 +509,7 @@
             </w:tabs>
             <w:rPr/>
           </w:pPr>
-          <w:hyperlink w:anchor="__RefHeading___Toc2721_1096995856">
+          <w:hyperlink w:anchor="__RefHeading___Toc2721_4075509268">
             <w:r>
               <w:rPr>
                 <w:rStyle w:val="IndexLink"/>
@@ -529,7 +529,7 @@
             </w:tabs>
             <w:rPr/>
           </w:pPr>
-          <w:hyperlink w:anchor="__RefHeading___Toc2723_1096995856">
+          <w:hyperlink w:anchor="__RefHeading___Toc2723_4075509268">
             <w:r>
               <w:rPr>
                 <w:rStyle w:val="IndexLink"/>
@@ -549,7 +549,7 @@
             </w:tabs>
             <w:rPr/>
           </w:pPr>
-          <w:hyperlink w:anchor="__RefHeading___Toc2725_1096995856">
+          <w:hyperlink w:anchor="__RefHeading___Toc2725_4075509268">
             <w:r>
               <w:rPr>
                 <w:rStyle w:val="IndexLink"/>
@@ -569,7 +569,7 @@
             </w:tabs>
             <w:rPr/>
           </w:pPr>
-          <w:hyperlink w:anchor="__RefHeading___Toc2727_1096995856">
+          <w:hyperlink w:anchor="__RefHeading___Toc2727_4075509268">
             <w:r>
               <w:rPr>
                 <w:rStyle w:val="IndexLink"/>
@@ -589,7 +589,7 @@
             </w:tabs>
             <w:rPr/>
           </w:pPr>
-          <w:hyperlink w:anchor="__RefHeading___Toc2729_1096995856">
+          <w:hyperlink w:anchor="__RefHeading___Toc2729_4075509268">
             <w:r>
               <w:rPr>
                 <w:rStyle w:val="IndexLink"/>
@@ -609,7 +609,7 @@
             </w:tabs>
             <w:rPr/>
           </w:pPr>
-          <w:hyperlink w:anchor="__RefHeading___Toc2731_1096995856">
+          <w:hyperlink w:anchor="__RefHeading___Toc2731_4075509268">
             <w:r>
               <w:rPr>
                 <w:rStyle w:val="IndexLink"/>
@@ -629,7 +629,7 @@
             </w:tabs>
             <w:rPr/>
           </w:pPr>
-          <w:hyperlink w:anchor="__RefHeading___Toc2733_1096995856">
+          <w:hyperlink w:anchor="__RefHeading___Toc2733_4075509268">
             <w:r>
               <w:rPr>
                 <w:rStyle w:val="IndexLink"/>
@@ -649,7 +649,7 @@
             </w:tabs>
             <w:rPr/>
           </w:pPr>
-          <w:hyperlink w:anchor="__RefHeading___Toc2735_1096995856">
+          <w:hyperlink w:anchor="__RefHeading___Toc2735_4075509268">
             <w:r>
               <w:rPr>
                 <w:rStyle w:val="IndexLink"/>
@@ -669,7 +669,7 @@
             </w:tabs>
             <w:rPr/>
           </w:pPr>
-          <w:hyperlink w:anchor="__RefHeading___Toc2737_1096995856">
+          <w:hyperlink w:anchor="__RefHeading___Toc2737_4075509268">
             <w:r>
               <w:rPr>
                 <w:rStyle w:val="IndexLink"/>
@@ -689,7 +689,7 @@
             </w:tabs>
             <w:rPr/>
           </w:pPr>
-          <w:hyperlink w:anchor="__RefHeading___Toc2739_1096995856">
+          <w:hyperlink w:anchor="__RefHeading___Toc2739_4075509268">
             <w:r>
               <w:rPr>
                 <w:rStyle w:val="IndexLink"/>
@@ -709,7 +709,7 @@
             </w:tabs>
             <w:rPr/>
           </w:pPr>
-          <w:hyperlink w:anchor="__RefHeading___Toc2741_1096995856">
+          <w:hyperlink w:anchor="__RefHeading___Toc2741_4075509268">
             <w:r>
               <w:rPr>
                 <w:rStyle w:val="IndexLink"/>
@@ -729,7 +729,7 @@
             </w:tabs>
             <w:rPr/>
           </w:pPr>
-          <w:hyperlink w:anchor="__RefHeading___Toc2743_1096995856">
+          <w:hyperlink w:anchor="__RefHeading___Toc2743_4075509268">
             <w:r>
               <w:rPr>
                 <w:rStyle w:val="IndexLink"/>
@@ -749,7 +749,7 @@
             </w:tabs>
             <w:rPr/>
           </w:pPr>
-          <w:hyperlink w:anchor="__RefHeading___Toc2745_1096995856">
+          <w:hyperlink w:anchor="__RefHeading___Toc2745_4075509268">
             <w:r>
               <w:rPr>
                 <w:rStyle w:val="IndexLink"/>
@@ -769,7 +769,7 @@
             </w:tabs>
             <w:rPr/>
           </w:pPr>
-          <w:hyperlink w:anchor="__RefHeading___Toc2747_1096995856">
+          <w:hyperlink w:anchor="__RefHeading___Toc2747_4075509268">
             <w:r>
               <w:rPr>
                 <w:rStyle w:val="IndexLink"/>
@@ -789,7 +789,7 @@
             </w:tabs>
             <w:rPr/>
           </w:pPr>
-          <w:hyperlink w:anchor="__RefHeading___Toc2749_1096995856">
+          <w:hyperlink w:anchor="__RefHeading___Toc2749_4075509268">
             <w:r>
               <w:rPr>
                 <w:rStyle w:val="IndexLink"/>
@@ -809,7 +809,7 @@
             </w:tabs>
             <w:rPr/>
           </w:pPr>
-          <w:hyperlink w:anchor="__RefHeading___Toc2751_1096995856">
+          <w:hyperlink w:anchor="__RefHeading___Toc2751_4075509268">
             <w:r>
               <w:rPr>
                 <w:rStyle w:val="IndexLink"/>
@@ -849,7 +849,7 @@
         <w:spacing w:lineRule="exact" w:line="240" w:before="240" w:after="120"/>
         <w:rPr/>
       </w:pPr>
-      <w:bookmarkStart w:id="1" w:name="__RefHeading___Toc2709_1096995856"/>
+      <w:bookmarkStart w:id="1" w:name="__RefHeading___Toc2709_4075509268"/>
       <w:bookmarkEnd w:id="1"/>
       <w:r>
         <w:rPr>
@@ -905,7 +905,7 @@
         <w:spacing w:lineRule="exact" w:line="240" w:before="240" w:after="120"/>
         <w:rPr/>
       </w:pPr>
-      <w:bookmarkStart w:id="2" w:name="__RefHeading___Toc2711_1096995856"/>
+      <w:bookmarkStart w:id="2" w:name="__RefHeading___Toc2711_4075509268"/>
       <w:bookmarkEnd w:id="2"/>
       <w:r>
         <w:rPr>
@@ -943,7 +943,7 @@
         <w:spacing w:lineRule="exact" w:line="240" w:before="240" w:after="120"/>
         <w:rPr/>
       </w:pPr>
-      <w:bookmarkStart w:id="3" w:name="__RefHeading___Toc2713_1096995856"/>
+      <w:bookmarkStart w:id="3" w:name="__RefHeading___Toc2713_4075509268"/>
       <w:bookmarkEnd w:id="3"/>
       <w:r>
         <w:rPr>
@@ -2257,7 +2257,7 @@
         <w:spacing w:lineRule="exact" w:line="240" w:before="240" w:after="120"/>
         <w:rPr/>
       </w:pPr>
-      <w:bookmarkStart w:id="4" w:name="__RefHeading___Toc2715_1096995856"/>
+      <w:bookmarkStart w:id="4" w:name="__RefHeading___Toc2715_4075509268"/>
       <w:bookmarkEnd w:id="4"/>
       <w:r>
         <w:rPr>
@@ -2834,7 +2834,7 @@
         <w:spacing w:lineRule="exact" w:line="240" w:before="240" w:after="120"/>
         <w:rPr/>
       </w:pPr>
-      <w:bookmarkStart w:id="5" w:name="__RefHeading___Toc2717_1096995856"/>
+      <w:bookmarkStart w:id="5" w:name="__RefHeading___Toc2717_4075509268"/>
       <w:bookmarkEnd w:id="5"/>
       <w:r>
         <w:rPr>
@@ -2872,7 +2872,7 @@
         <w:spacing w:lineRule="exact" w:line="240" w:before="240" w:after="120"/>
         <w:rPr/>
       </w:pPr>
-      <w:bookmarkStart w:id="6" w:name="__RefHeading___Toc2719_1096995856"/>
+      <w:bookmarkStart w:id="6" w:name="__RefHeading___Toc2719_4075509268"/>
       <w:bookmarkEnd w:id="6"/>
       <w:r>
         <w:rPr>
@@ -2910,7 +2910,7 @@
         <w:spacing w:lineRule="exact" w:line="240" w:before="240" w:after="120"/>
         <w:rPr/>
       </w:pPr>
-      <w:bookmarkStart w:id="7" w:name="__RefHeading___Toc2721_1096995856"/>
+      <w:bookmarkStart w:id="7" w:name="__RefHeading___Toc2721_4075509268"/>
       <w:bookmarkEnd w:id="7"/>
       <w:r>
         <w:rPr>
@@ -2930,7 +2930,7 @@
         <w:spacing w:lineRule="exact" w:line="240" w:before="180" w:after="80"/>
         <w:rPr/>
       </w:pPr>
-      <w:bookmarkStart w:id="8" w:name="__RefHeading___Toc2723_1096995856"/>
+      <w:bookmarkStart w:id="8" w:name="__RefHeading___Toc2723_4075509268"/>
       <w:bookmarkEnd w:id="8"/>
       <w:r>
         <w:rPr>
@@ -3563,7 +3563,7 @@
         <w:spacing w:lineRule="exact" w:line="240" w:before="180" w:after="80"/>
         <w:rPr/>
       </w:pPr>
-      <w:bookmarkStart w:id="9" w:name="__RefHeading___Toc2725_1096995856"/>
+      <w:bookmarkStart w:id="9" w:name="__RefHeading___Toc2725_4075509268"/>
       <w:bookmarkEnd w:id="9"/>
       <w:r>
         <w:rPr>
@@ -4093,7 +4093,7 @@
         <w:spacing w:lineRule="exact" w:line="240" w:before="180" w:after="80"/>
         <w:rPr/>
       </w:pPr>
-      <w:bookmarkStart w:id="10" w:name="__RefHeading___Toc2727_1096995856"/>
+      <w:bookmarkStart w:id="10" w:name="__RefHeading___Toc2727_4075509268"/>
       <w:bookmarkEnd w:id="10"/>
       <w:r>
         <w:rPr>
@@ -4202,7 +4202,7 @@
         <w:spacing w:lineRule="exact" w:line="240" w:before="240" w:after="120"/>
         <w:rPr/>
       </w:pPr>
-      <w:bookmarkStart w:id="11" w:name="__RefHeading___Toc2729_1096995856"/>
+      <w:bookmarkStart w:id="11" w:name="__RefHeading___Toc2729_4075509268"/>
       <w:bookmarkEnd w:id="11"/>
       <w:r>
         <w:rPr>
@@ -4322,7 +4322,7 @@
         <w:spacing w:lineRule="exact" w:line="240" w:before="240" w:after="120"/>
         <w:rPr/>
       </w:pPr>
-      <w:bookmarkStart w:id="12" w:name="__RefHeading___Toc2731_1096995856"/>
+      <w:bookmarkStart w:id="12" w:name="__RefHeading___Toc2731_4075509268"/>
       <w:bookmarkEnd w:id="12"/>
       <w:r>
         <w:rPr>
@@ -4360,7 +4360,7 @@
         <w:spacing w:lineRule="exact" w:line="240" w:before="240" w:after="120"/>
         <w:rPr/>
       </w:pPr>
-      <w:bookmarkStart w:id="13" w:name="__RefHeading___Toc2733_1096995856"/>
+      <w:bookmarkStart w:id="13" w:name="__RefHeading___Toc2733_4075509268"/>
       <w:bookmarkEnd w:id="13"/>
       <w:r>
         <w:rPr>
@@ -4420,7 +4420,7 @@
         <w:spacing w:lineRule="exact" w:line="240" w:before="240" w:after="120"/>
         <w:rPr/>
       </w:pPr>
-      <w:bookmarkStart w:id="14" w:name="__RefHeading___Toc2735_1096995856"/>
+      <w:bookmarkStart w:id="14" w:name="__RefHeading___Toc2735_4075509268"/>
       <w:bookmarkEnd w:id="14"/>
       <w:r>
         <w:rPr>
@@ -4458,7 +4458,7 @@
         <w:spacing w:lineRule="exact" w:line="240" w:before="240" w:after="120"/>
         <w:rPr/>
       </w:pPr>
-      <w:bookmarkStart w:id="15" w:name="__RefHeading___Toc2737_1096995856"/>
+      <w:bookmarkStart w:id="15" w:name="__RefHeading___Toc2737_4075509268"/>
       <w:bookmarkEnd w:id="15"/>
       <w:r>
         <w:rPr>
@@ -4578,7 +4578,7 @@
         <w:spacing w:lineRule="auto" w:line="240" w:before="0" w:after="60"/>
         <w:rPr/>
       </w:pPr>
-      <w:bookmarkStart w:id="16" w:name="__RefHeading___Toc2739_1096995856"/>
+      <w:bookmarkStart w:id="16" w:name="__RefHeading___Toc2739_4075509268"/>
       <w:bookmarkEnd w:id="16"/>
       <w:r>
         <w:rPr>
@@ -4609,7 +4609,7 @@
         <w:spacing w:lineRule="auto" w:line="240" w:before="0" w:after="60"/>
         <w:rPr/>
       </w:pPr>
-      <w:bookmarkStart w:id="17" w:name="__RefHeading___Toc2741_1096995856"/>
+      <w:bookmarkStart w:id="17" w:name="__RefHeading___Toc2741_4075509268"/>
       <w:bookmarkEnd w:id="17"/>
       <w:r>
         <w:rPr>
@@ -5173,7 +5173,7 @@
         <w:spacing w:lineRule="auto" w:line="240" w:before="0" w:after="60"/>
         <w:rPr/>
       </w:pPr>
-      <w:bookmarkStart w:id="18" w:name="__RefHeading___Toc2743_1096995856"/>
+      <w:bookmarkStart w:id="18" w:name="__RefHeading___Toc2743_4075509268"/>
       <w:bookmarkEnd w:id="18"/>
       <w:r>
         <w:rPr>
@@ -5238,7 +5238,7 @@
         <w:spacing w:lineRule="auto" w:line="240" w:before="0" w:after="60"/>
         <w:rPr/>
       </w:pPr>
-      <w:bookmarkStart w:id="19" w:name="__RefHeading___Toc2745_1096995856"/>
+      <w:bookmarkStart w:id="19" w:name="__RefHeading___Toc2745_4075509268"/>
       <w:bookmarkEnd w:id="19"/>
       <w:r>
         <w:rPr>
@@ -5303,7 +5303,7 @@
         <w:spacing w:lineRule="auto" w:line="240" w:before="0" w:after="60"/>
         <w:rPr/>
       </w:pPr>
-      <w:bookmarkStart w:id="20" w:name="__RefHeading___Toc2747_1096995856"/>
+      <w:bookmarkStart w:id="20" w:name="__RefHeading___Toc2747_4075509268"/>
       <w:bookmarkEnd w:id="20"/>
       <w:r>
         <w:rPr>
@@ -5348,7 +5348,7 @@
         <w:spacing w:lineRule="auto" w:line="240" w:before="0" w:after="60"/>
         <w:rPr/>
       </w:pPr>
-      <w:bookmarkStart w:id="21" w:name="__RefHeading___Toc2749_1096995856"/>
+      <w:bookmarkStart w:id="21" w:name="__RefHeading___Toc2749_4075509268"/>
       <w:bookmarkEnd w:id="21"/>
       <w:r>
         <w:rPr>
@@ -5379,7 +5379,7 @@
         <w:spacing w:lineRule="exact" w:line="240" w:before="240" w:after="120"/>
         <w:rPr/>
       </w:pPr>
-      <w:bookmarkStart w:id="22" w:name="__RefHeading___Toc2751_1096995856"/>
+      <w:bookmarkStart w:id="22" w:name="__RefHeading___Toc2751_4075509268"/>
       <w:bookmarkEnd w:id="22"/>
       <w:r>
         <w:rPr>

--- a/reporte/productos_formales/Producto_04_Entrenamiento_Favoritismo.docx
+++ b/reporte/productos_formales/Producto_04_Entrenamiento_Favoritismo.docx
@@ -262,7 +262,7 @@
         <w:spacing w:lineRule="exact" w:line="240" w:before="240" w:after="120"/>
         <w:rPr/>
       </w:pPr>
-      <w:bookmarkStart w:id="0" w:name="__RefHeading___Toc2707_4075509268"/>
+      <w:bookmarkStart w:id="0" w:name="__RefHeading___Toc2707_4038105535"/>
       <w:bookmarkEnd w:id="0"/>
       <w:r>
         <w:rPr>
@@ -369,7 +369,7 @@
             </w:rPr>
             <w:fldChar w:fldCharType="separate"/>
           </w:r>
-          <w:hyperlink w:anchor="__RefHeading___Toc2707_4075509268">
+          <w:hyperlink w:anchor="__RefHeading___Toc2707_4038105535">
             <w:r>
               <w:rPr>
                 <w:rStyle w:val="IndexLink"/>
@@ -389,7 +389,7 @@
             </w:tabs>
             <w:rPr/>
           </w:pPr>
-          <w:hyperlink w:anchor="__RefHeading___Toc2709_4075509268">
+          <w:hyperlink w:anchor="__RefHeading___Toc2709_4038105535">
             <w:r>
               <w:rPr>
                 <w:rStyle w:val="IndexLink"/>
@@ -409,7 +409,7 @@
             </w:tabs>
             <w:rPr/>
           </w:pPr>
-          <w:hyperlink w:anchor="__RefHeading___Toc2711_4075509268">
+          <w:hyperlink w:anchor="__RefHeading___Toc2711_4038105535">
             <w:r>
               <w:rPr>
                 <w:rStyle w:val="IndexLink"/>
@@ -429,7 +429,7 @@
             </w:tabs>
             <w:rPr/>
           </w:pPr>
-          <w:hyperlink w:anchor="__RefHeading___Toc2713_4075509268">
+          <w:hyperlink w:anchor="__RefHeading___Toc2713_4038105535">
             <w:r>
               <w:rPr>
                 <w:rStyle w:val="IndexLink"/>
@@ -449,7 +449,7 @@
             </w:tabs>
             <w:rPr/>
           </w:pPr>
-          <w:hyperlink w:anchor="__RefHeading___Toc2715_4075509268">
+          <w:hyperlink w:anchor="__RefHeading___Toc2715_4038105535">
             <w:r>
               <w:rPr>
                 <w:rStyle w:val="IndexLink"/>
@@ -469,7 +469,7 @@
             </w:tabs>
             <w:rPr/>
           </w:pPr>
-          <w:hyperlink w:anchor="__RefHeading___Toc2717_4075509268">
+          <w:hyperlink w:anchor="__RefHeading___Toc2717_4038105535">
             <w:r>
               <w:rPr>
                 <w:rStyle w:val="IndexLink"/>
@@ -489,7 +489,7 @@
             </w:tabs>
             <w:rPr/>
           </w:pPr>
-          <w:hyperlink w:anchor="__RefHeading___Toc2719_4075509268">
+          <w:hyperlink w:anchor="__RefHeading___Toc2719_4038105535">
             <w:r>
               <w:rPr>
                 <w:rStyle w:val="IndexLink"/>
@@ -509,7 +509,7 @@
             </w:tabs>
             <w:rPr/>
           </w:pPr>
-          <w:hyperlink w:anchor="__RefHeading___Toc2721_4075509268">
+          <w:hyperlink w:anchor="__RefHeading___Toc2721_4038105535">
             <w:r>
               <w:rPr>
                 <w:rStyle w:val="IndexLink"/>
@@ -529,7 +529,7 @@
             </w:tabs>
             <w:rPr/>
           </w:pPr>
-          <w:hyperlink w:anchor="__RefHeading___Toc2723_4075509268">
+          <w:hyperlink w:anchor="__RefHeading___Toc2723_4038105535">
             <w:r>
               <w:rPr>
                 <w:rStyle w:val="IndexLink"/>
@@ -549,7 +549,7 @@
             </w:tabs>
             <w:rPr/>
           </w:pPr>
-          <w:hyperlink w:anchor="__RefHeading___Toc2725_4075509268">
+          <w:hyperlink w:anchor="__RefHeading___Toc2725_4038105535">
             <w:r>
               <w:rPr>
                 <w:rStyle w:val="IndexLink"/>
@@ -569,7 +569,7 @@
             </w:tabs>
             <w:rPr/>
           </w:pPr>
-          <w:hyperlink w:anchor="__RefHeading___Toc2727_4075509268">
+          <w:hyperlink w:anchor="__RefHeading___Toc2727_4038105535">
             <w:r>
               <w:rPr>
                 <w:rStyle w:val="IndexLink"/>
@@ -589,7 +589,7 @@
             </w:tabs>
             <w:rPr/>
           </w:pPr>
-          <w:hyperlink w:anchor="__RefHeading___Toc2729_4075509268">
+          <w:hyperlink w:anchor="__RefHeading___Toc2729_4038105535">
             <w:r>
               <w:rPr>
                 <w:rStyle w:val="IndexLink"/>
@@ -609,7 +609,7 @@
             </w:tabs>
             <w:rPr/>
           </w:pPr>
-          <w:hyperlink w:anchor="__RefHeading___Toc2731_4075509268">
+          <w:hyperlink w:anchor="__RefHeading___Toc2731_4038105535">
             <w:r>
               <w:rPr>
                 <w:rStyle w:val="IndexLink"/>
@@ -629,7 +629,7 @@
             </w:tabs>
             <w:rPr/>
           </w:pPr>
-          <w:hyperlink w:anchor="__RefHeading___Toc2733_4075509268">
+          <w:hyperlink w:anchor="__RefHeading___Toc2733_4038105535">
             <w:r>
               <w:rPr>
                 <w:rStyle w:val="IndexLink"/>
@@ -649,7 +649,7 @@
             </w:tabs>
             <w:rPr/>
           </w:pPr>
-          <w:hyperlink w:anchor="__RefHeading___Toc2735_4075509268">
+          <w:hyperlink w:anchor="__RefHeading___Toc2735_4038105535">
             <w:r>
               <w:rPr>
                 <w:rStyle w:val="IndexLink"/>
@@ -669,7 +669,7 @@
             </w:tabs>
             <w:rPr/>
           </w:pPr>
-          <w:hyperlink w:anchor="__RefHeading___Toc2737_4075509268">
+          <w:hyperlink w:anchor="__RefHeading___Toc2737_4038105535">
             <w:r>
               <w:rPr>
                 <w:rStyle w:val="IndexLink"/>
@@ -689,7 +689,7 @@
             </w:tabs>
             <w:rPr/>
           </w:pPr>
-          <w:hyperlink w:anchor="__RefHeading___Toc2739_4075509268">
+          <w:hyperlink w:anchor="__RefHeading___Toc2739_4038105535">
             <w:r>
               <w:rPr>
                 <w:rStyle w:val="IndexLink"/>
@@ -709,7 +709,7 @@
             </w:tabs>
             <w:rPr/>
           </w:pPr>
-          <w:hyperlink w:anchor="__RefHeading___Toc2741_4075509268">
+          <w:hyperlink w:anchor="__RefHeading___Toc2741_4038105535">
             <w:r>
               <w:rPr>
                 <w:rStyle w:val="IndexLink"/>
@@ -729,7 +729,7 @@
             </w:tabs>
             <w:rPr/>
           </w:pPr>
-          <w:hyperlink w:anchor="__RefHeading___Toc2743_4075509268">
+          <w:hyperlink w:anchor="__RefHeading___Toc2743_4038105535">
             <w:r>
               <w:rPr>
                 <w:rStyle w:val="IndexLink"/>
@@ -749,7 +749,7 @@
             </w:tabs>
             <w:rPr/>
           </w:pPr>
-          <w:hyperlink w:anchor="__RefHeading___Toc2745_4075509268">
+          <w:hyperlink w:anchor="__RefHeading___Toc2745_4038105535">
             <w:r>
               <w:rPr>
                 <w:rStyle w:val="IndexLink"/>
@@ -769,7 +769,7 @@
             </w:tabs>
             <w:rPr/>
           </w:pPr>
-          <w:hyperlink w:anchor="__RefHeading___Toc2747_4075509268">
+          <w:hyperlink w:anchor="__RefHeading___Toc2747_4038105535">
             <w:r>
               <w:rPr>
                 <w:rStyle w:val="IndexLink"/>
@@ -789,7 +789,7 @@
             </w:tabs>
             <w:rPr/>
           </w:pPr>
-          <w:hyperlink w:anchor="__RefHeading___Toc2749_4075509268">
+          <w:hyperlink w:anchor="__RefHeading___Toc2749_4038105535">
             <w:r>
               <w:rPr>
                 <w:rStyle w:val="IndexLink"/>
@@ -809,7 +809,7 @@
             </w:tabs>
             <w:rPr/>
           </w:pPr>
-          <w:hyperlink w:anchor="__RefHeading___Toc2751_4075509268">
+          <w:hyperlink w:anchor="__RefHeading___Toc2751_4038105535">
             <w:r>
               <w:rPr>
                 <w:rStyle w:val="IndexLink"/>
@@ -849,7 +849,7 @@
         <w:spacing w:lineRule="exact" w:line="240" w:before="240" w:after="120"/>
         <w:rPr/>
       </w:pPr>
-      <w:bookmarkStart w:id="1" w:name="__RefHeading___Toc2709_4075509268"/>
+      <w:bookmarkStart w:id="1" w:name="__RefHeading___Toc2709_4038105535"/>
       <w:bookmarkEnd w:id="1"/>
       <w:r>
         <w:rPr>
@@ -905,7 +905,7 @@
         <w:spacing w:lineRule="exact" w:line="240" w:before="240" w:after="120"/>
         <w:rPr/>
       </w:pPr>
-      <w:bookmarkStart w:id="2" w:name="__RefHeading___Toc2711_4075509268"/>
+      <w:bookmarkStart w:id="2" w:name="__RefHeading___Toc2711_4038105535"/>
       <w:bookmarkEnd w:id="2"/>
       <w:r>
         <w:rPr>
@@ -943,7 +943,7 @@
         <w:spacing w:lineRule="exact" w:line="240" w:before="240" w:after="120"/>
         <w:rPr/>
       </w:pPr>
-      <w:bookmarkStart w:id="3" w:name="__RefHeading___Toc2713_4075509268"/>
+      <w:bookmarkStart w:id="3" w:name="__RefHeading___Toc2713_4038105535"/>
       <w:bookmarkEnd w:id="3"/>
       <w:r>
         <w:rPr>
@@ -2257,7 +2257,7 @@
         <w:spacing w:lineRule="exact" w:line="240" w:before="240" w:after="120"/>
         <w:rPr/>
       </w:pPr>
-      <w:bookmarkStart w:id="4" w:name="__RefHeading___Toc2715_4075509268"/>
+      <w:bookmarkStart w:id="4" w:name="__RefHeading___Toc2715_4038105535"/>
       <w:bookmarkEnd w:id="4"/>
       <w:r>
         <w:rPr>
@@ -2834,7 +2834,7 @@
         <w:spacing w:lineRule="exact" w:line="240" w:before="240" w:after="120"/>
         <w:rPr/>
       </w:pPr>
-      <w:bookmarkStart w:id="5" w:name="__RefHeading___Toc2717_4075509268"/>
+      <w:bookmarkStart w:id="5" w:name="__RefHeading___Toc2717_4038105535"/>
       <w:bookmarkEnd w:id="5"/>
       <w:r>
         <w:rPr>
@@ -2872,7 +2872,7 @@
         <w:spacing w:lineRule="exact" w:line="240" w:before="240" w:after="120"/>
         <w:rPr/>
       </w:pPr>
-      <w:bookmarkStart w:id="6" w:name="__RefHeading___Toc2719_4075509268"/>
+      <w:bookmarkStart w:id="6" w:name="__RefHeading___Toc2719_4038105535"/>
       <w:bookmarkEnd w:id="6"/>
       <w:r>
         <w:rPr>
@@ -2910,7 +2910,7 @@
         <w:spacing w:lineRule="exact" w:line="240" w:before="240" w:after="120"/>
         <w:rPr/>
       </w:pPr>
-      <w:bookmarkStart w:id="7" w:name="__RefHeading___Toc2721_4075509268"/>
+      <w:bookmarkStart w:id="7" w:name="__RefHeading___Toc2721_4038105535"/>
       <w:bookmarkEnd w:id="7"/>
       <w:r>
         <w:rPr>
@@ -2930,7 +2930,7 @@
         <w:spacing w:lineRule="exact" w:line="240" w:before="180" w:after="80"/>
         <w:rPr/>
       </w:pPr>
-      <w:bookmarkStart w:id="8" w:name="__RefHeading___Toc2723_4075509268"/>
+      <w:bookmarkStart w:id="8" w:name="__RefHeading___Toc2723_4038105535"/>
       <w:bookmarkEnd w:id="8"/>
       <w:r>
         <w:rPr>
@@ -3563,7 +3563,7 @@
         <w:spacing w:lineRule="exact" w:line="240" w:before="180" w:after="80"/>
         <w:rPr/>
       </w:pPr>
-      <w:bookmarkStart w:id="9" w:name="__RefHeading___Toc2725_4075509268"/>
+      <w:bookmarkStart w:id="9" w:name="__RefHeading___Toc2725_4038105535"/>
       <w:bookmarkEnd w:id="9"/>
       <w:r>
         <w:rPr>
@@ -4093,7 +4093,7 @@
         <w:spacing w:lineRule="exact" w:line="240" w:before="180" w:after="80"/>
         <w:rPr/>
       </w:pPr>
-      <w:bookmarkStart w:id="10" w:name="__RefHeading___Toc2727_4075509268"/>
+      <w:bookmarkStart w:id="10" w:name="__RefHeading___Toc2727_4038105535"/>
       <w:bookmarkEnd w:id="10"/>
       <w:r>
         <w:rPr>
@@ -4202,7 +4202,7 @@
         <w:spacing w:lineRule="exact" w:line="240" w:before="240" w:after="120"/>
         <w:rPr/>
       </w:pPr>
-      <w:bookmarkStart w:id="11" w:name="__RefHeading___Toc2729_4075509268"/>
+      <w:bookmarkStart w:id="11" w:name="__RefHeading___Toc2729_4038105535"/>
       <w:bookmarkEnd w:id="11"/>
       <w:r>
         <w:rPr>
@@ -4322,7 +4322,7 @@
         <w:spacing w:lineRule="exact" w:line="240" w:before="240" w:after="120"/>
         <w:rPr/>
       </w:pPr>
-      <w:bookmarkStart w:id="12" w:name="__RefHeading___Toc2731_4075509268"/>
+      <w:bookmarkStart w:id="12" w:name="__RefHeading___Toc2731_4038105535"/>
       <w:bookmarkEnd w:id="12"/>
       <w:r>
         <w:rPr>
@@ -4360,7 +4360,7 @@
         <w:spacing w:lineRule="exact" w:line="240" w:before="240" w:after="120"/>
         <w:rPr/>
       </w:pPr>
-      <w:bookmarkStart w:id="13" w:name="__RefHeading___Toc2733_4075509268"/>
+      <w:bookmarkStart w:id="13" w:name="__RefHeading___Toc2733_4038105535"/>
       <w:bookmarkEnd w:id="13"/>
       <w:r>
         <w:rPr>
@@ -4420,7 +4420,7 @@
         <w:spacing w:lineRule="exact" w:line="240" w:before="240" w:after="120"/>
         <w:rPr/>
       </w:pPr>
-      <w:bookmarkStart w:id="14" w:name="__RefHeading___Toc2735_4075509268"/>
+      <w:bookmarkStart w:id="14" w:name="__RefHeading___Toc2735_4038105535"/>
       <w:bookmarkEnd w:id="14"/>
       <w:r>
         <w:rPr>
@@ -4458,7 +4458,7 @@
         <w:spacing w:lineRule="exact" w:line="240" w:before="240" w:after="120"/>
         <w:rPr/>
       </w:pPr>
-      <w:bookmarkStart w:id="15" w:name="__RefHeading___Toc2737_4075509268"/>
+      <w:bookmarkStart w:id="15" w:name="__RefHeading___Toc2737_4038105535"/>
       <w:bookmarkEnd w:id="15"/>
       <w:r>
         <w:rPr>
@@ -4578,7 +4578,7 @@
         <w:spacing w:lineRule="auto" w:line="240" w:before="0" w:after="60"/>
         <w:rPr/>
       </w:pPr>
-      <w:bookmarkStart w:id="16" w:name="__RefHeading___Toc2739_4075509268"/>
+      <w:bookmarkStart w:id="16" w:name="__RefHeading___Toc2739_4038105535"/>
       <w:bookmarkEnd w:id="16"/>
       <w:r>
         <w:rPr>
@@ -4609,7 +4609,7 @@
         <w:spacing w:lineRule="auto" w:line="240" w:before="0" w:after="60"/>
         <w:rPr/>
       </w:pPr>
-      <w:bookmarkStart w:id="17" w:name="__RefHeading___Toc2741_4075509268"/>
+      <w:bookmarkStart w:id="17" w:name="__RefHeading___Toc2741_4038105535"/>
       <w:bookmarkEnd w:id="17"/>
       <w:r>
         <w:rPr>
@@ -5173,7 +5173,7 @@
         <w:spacing w:lineRule="auto" w:line="240" w:before="0" w:after="60"/>
         <w:rPr/>
       </w:pPr>
-      <w:bookmarkStart w:id="18" w:name="__RefHeading___Toc2743_4075509268"/>
+      <w:bookmarkStart w:id="18" w:name="__RefHeading___Toc2743_4038105535"/>
       <w:bookmarkEnd w:id="18"/>
       <w:r>
         <w:rPr>
@@ -5238,7 +5238,7 @@
         <w:spacing w:lineRule="auto" w:line="240" w:before="0" w:after="60"/>
         <w:rPr/>
       </w:pPr>
-      <w:bookmarkStart w:id="19" w:name="__RefHeading___Toc2745_4075509268"/>
+      <w:bookmarkStart w:id="19" w:name="__RefHeading___Toc2745_4038105535"/>
       <w:bookmarkEnd w:id="19"/>
       <w:r>
         <w:rPr>
@@ -5303,7 +5303,7 @@
         <w:spacing w:lineRule="auto" w:line="240" w:before="0" w:after="60"/>
         <w:rPr/>
       </w:pPr>
-      <w:bookmarkStart w:id="20" w:name="__RefHeading___Toc2747_4075509268"/>
+      <w:bookmarkStart w:id="20" w:name="__RefHeading___Toc2747_4038105535"/>
       <w:bookmarkEnd w:id="20"/>
       <w:r>
         <w:rPr>
@@ -5348,7 +5348,7 @@
         <w:spacing w:lineRule="auto" w:line="240" w:before="0" w:after="60"/>
         <w:rPr/>
       </w:pPr>
-      <w:bookmarkStart w:id="21" w:name="__RefHeading___Toc2749_4075509268"/>
+      <w:bookmarkStart w:id="21" w:name="__RefHeading___Toc2749_4038105535"/>
       <w:bookmarkEnd w:id="21"/>
       <w:r>
         <w:rPr>
@@ -5379,7 +5379,7 @@
         <w:spacing w:lineRule="exact" w:line="240" w:before="240" w:after="120"/>
         <w:rPr/>
       </w:pPr>
-      <w:bookmarkStart w:id="22" w:name="__RefHeading___Toc2751_4075509268"/>
+      <w:bookmarkStart w:id="22" w:name="__RefHeading___Toc2751_4038105535"/>
       <w:bookmarkEnd w:id="22"/>
       <w:r>
         <w:rPr>

--- a/reporte/productos_formales/Producto_04_Entrenamiento_Favoritismo.docx
+++ b/reporte/productos_formales/Producto_04_Entrenamiento_Favoritismo.docx
@@ -262,7 +262,7 @@
         <w:spacing w:lineRule="exact" w:line="240" w:before="240" w:after="120"/>
         <w:rPr/>
       </w:pPr>
-      <w:bookmarkStart w:id="0" w:name="__RefHeading___Toc2707_4038105535"/>
+      <w:bookmarkStart w:id="0" w:name="__RefHeading___Toc2707_1005444171"/>
       <w:bookmarkEnd w:id="0"/>
       <w:r>
         <w:rPr>
@@ -369,7 +369,7 @@
             </w:rPr>
             <w:fldChar w:fldCharType="separate"/>
           </w:r>
-          <w:hyperlink w:anchor="__RefHeading___Toc2707_4038105535">
+          <w:hyperlink w:anchor="__RefHeading___Toc2707_1005444171">
             <w:r>
               <w:rPr>
                 <w:rStyle w:val="IndexLink"/>
@@ -389,7 +389,7 @@
             </w:tabs>
             <w:rPr/>
           </w:pPr>
-          <w:hyperlink w:anchor="__RefHeading___Toc2709_4038105535">
+          <w:hyperlink w:anchor="__RefHeading___Toc2709_1005444171">
             <w:r>
               <w:rPr>
                 <w:rStyle w:val="IndexLink"/>
@@ -409,7 +409,7 @@
             </w:tabs>
             <w:rPr/>
           </w:pPr>
-          <w:hyperlink w:anchor="__RefHeading___Toc2711_4038105535">
+          <w:hyperlink w:anchor="__RefHeading___Toc2711_1005444171">
             <w:r>
               <w:rPr>
                 <w:rStyle w:val="IndexLink"/>
@@ -429,7 +429,7 @@
             </w:tabs>
             <w:rPr/>
           </w:pPr>
-          <w:hyperlink w:anchor="__RefHeading___Toc2713_4038105535">
+          <w:hyperlink w:anchor="__RefHeading___Toc2713_1005444171">
             <w:r>
               <w:rPr>
                 <w:rStyle w:val="IndexLink"/>
@@ -449,7 +449,7 @@
             </w:tabs>
             <w:rPr/>
           </w:pPr>
-          <w:hyperlink w:anchor="__RefHeading___Toc2715_4038105535">
+          <w:hyperlink w:anchor="__RefHeading___Toc2715_1005444171">
             <w:r>
               <w:rPr>
                 <w:rStyle w:val="IndexLink"/>
@@ -469,7 +469,7 @@
             </w:tabs>
             <w:rPr/>
           </w:pPr>
-          <w:hyperlink w:anchor="__RefHeading___Toc2717_4038105535">
+          <w:hyperlink w:anchor="__RefHeading___Toc2717_1005444171">
             <w:r>
               <w:rPr>
                 <w:rStyle w:val="IndexLink"/>
@@ -489,7 +489,7 @@
             </w:tabs>
             <w:rPr/>
           </w:pPr>
-          <w:hyperlink w:anchor="__RefHeading___Toc2719_4038105535">
+          <w:hyperlink w:anchor="__RefHeading___Toc2719_1005444171">
             <w:r>
               <w:rPr>
                 <w:rStyle w:val="IndexLink"/>
@@ -509,7 +509,7 @@
             </w:tabs>
             <w:rPr/>
           </w:pPr>
-          <w:hyperlink w:anchor="__RefHeading___Toc2721_4038105535">
+          <w:hyperlink w:anchor="__RefHeading___Toc2721_1005444171">
             <w:r>
               <w:rPr>
                 <w:rStyle w:val="IndexLink"/>
@@ -529,7 +529,7 @@
             </w:tabs>
             <w:rPr/>
           </w:pPr>
-          <w:hyperlink w:anchor="__RefHeading___Toc2723_4038105535">
+          <w:hyperlink w:anchor="__RefHeading___Toc2723_1005444171">
             <w:r>
               <w:rPr>
                 <w:rStyle w:val="IndexLink"/>
@@ -549,7 +549,7 @@
             </w:tabs>
             <w:rPr/>
           </w:pPr>
-          <w:hyperlink w:anchor="__RefHeading___Toc2725_4038105535">
+          <w:hyperlink w:anchor="__RefHeading___Toc2725_1005444171">
             <w:r>
               <w:rPr>
                 <w:rStyle w:val="IndexLink"/>
@@ -569,7 +569,7 @@
             </w:tabs>
             <w:rPr/>
           </w:pPr>
-          <w:hyperlink w:anchor="__RefHeading___Toc2727_4038105535">
+          <w:hyperlink w:anchor="__RefHeading___Toc2727_1005444171">
             <w:r>
               <w:rPr>
                 <w:rStyle w:val="IndexLink"/>
@@ -589,7 +589,7 @@
             </w:tabs>
             <w:rPr/>
           </w:pPr>
-          <w:hyperlink w:anchor="__RefHeading___Toc2729_4038105535">
+          <w:hyperlink w:anchor="__RefHeading___Toc2729_1005444171">
             <w:r>
               <w:rPr>
                 <w:rStyle w:val="IndexLink"/>
@@ -609,7 +609,7 @@
             </w:tabs>
             <w:rPr/>
           </w:pPr>
-          <w:hyperlink w:anchor="__RefHeading___Toc2731_4038105535">
+          <w:hyperlink w:anchor="__RefHeading___Toc2731_1005444171">
             <w:r>
               <w:rPr>
                 <w:rStyle w:val="IndexLink"/>
@@ -629,7 +629,7 @@
             </w:tabs>
             <w:rPr/>
           </w:pPr>
-          <w:hyperlink w:anchor="__RefHeading___Toc2733_4038105535">
+          <w:hyperlink w:anchor="__RefHeading___Toc2733_1005444171">
             <w:r>
               <w:rPr>
                 <w:rStyle w:val="IndexLink"/>
@@ -649,7 +649,7 @@
             </w:tabs>
             <w:rPr/>
           </w:pPr>
-          <w:hyperlink w:anchor="__RefHeading___Toc2735_4038105535">
+          <w:hyperlink w:anchor="__RefHeading___Toc2735_1005444171">
             <w:r>
               <w:rPr>
                 <w:rStyle w:val="IndexLink"/>
@@ -669,7 +669,7 @@
             </w:tabs>
             <w:rPr/>
           </w:pPr>
-          <w:hyperlink w:anchor="__RefHeading___Toc2737_4038105535">
+          <w:hyperlink w:anchor="__RefHeading___Toc2737_1005444171">
             <w:r>
               <w:rPr>
                 <w:rStyle w:val="IndexLink"/>
@@ -689,7 +689,7 @@
             </w:tabs>
             <w:rPr/>
           </w:pPr>
-          <w:hyperlink w:anchor="__RefHeading___Toc2739_4038105535">
+          <w:hyperlink w:anchor="__RefHeading___Toc2739_1005444171">
             <w:r>
               <w:rPr>
                 <w:rStyle w:val="IndexLink"/>
@@ -709,7 +709,7 @@
             </w:tabs>
             <w:rPr/>
           </w:pPr>
-          <w:hyperlink w:anchor="__RefHeading___Toc2741_4038105535">
+          <w:hyperlink w:anchor="__RefHeading___Toc2741_1005444171">
             <w:r>
               <w:rPr>
                 <w:rStyle w:val="IndexLink"/>
@@ -729,7 +729,7 @@
             </w:tabs>
             <w:rPr/>
           </w:pPr>
-          <w:hyperlink w:anchor="__RefHeading___Toc2743_4038105535">
+          <w:hyperlink w:anchor="__RefHeading___Toc2743_1005444171">
             <w:r>
               <w:rPr>
                 <w:rStyle w:val="IndexLink"/>
@@ -749,7 +749,7 @@
             </w:tabs>
             <w:rPr/>
           </w:pPr>
-          <w:hyperlink w:anchor="__RefHeading___Toc2745_4038105535">
+          <w:hyperlink w:anchor="__RefHeading___Toc2745_1005444171">
             <w:r>
               <w:rPr>
                 <w:rStyle w:val="IndexLink"/>
@@ -769,7 +769,7 @@
             </w:tabs>
             <w:rPr/>
           </w:pPr>
-          <w:hyperlink w:anchor="__RefHeading___Toc2747_4038105535">
+          <w:hyperlink w:anchor="__RefHeading___Toc2747_1005444171">
             <w:r>
               <w:rPr>
                 <w:rStyle w:val="IndexLink"/>
@@ -789,7 +789,7 @@
             </w:tabs>
             <w:rPr/>
           </w:pPr>
-          <w:hyperlink w:anchor="__RefHeading___Toc2749_4038105535">
+          <w:hyperlink w:anchor="__RefHeading___Toc2749_1005444171">
             <w:r>
               <w:rPr>
                 <w:rStyle w:val="IndexLink"/>
@@ -809,7 +809,7 @@
             </w:tabs>
             <w:rPr/>
           </w:pPr>
-          <w:hyperlink w:anchor="__RefHeading___Toc2751_4038105535">
+          <w:hyperlink w:anchor="__RefHeading___Toc2751_1005444171">
             <w:r>
               <w:rPr>
                 <w:rStyle w:val="IndexLink"/>
@@ -849,7 +849,7 @@
         <w:spacing w:lineRule="exact" w:line="240" w:before="240" w:after="120"/>
         <w:rPr/>
       </w:pPr>
-      <w:bookmarkStart w:id="1" w:name="__RefHeading___Toc2709_4038105535"/>
+      <w:bookmarkStart w:id="1" w:name="__RefHeading___Toc2709_1005444171"/>
       <w:bookmarkEnd w:id="1"/>
       <w:r>
         <w:rPr>
@@ -905,7 +905,7 @@
         <w:spacing w:lineRule="exact" w:line="240" w:before="240" w:after="120"/>
         <w:rPr/>
       </w:pPr>
-      <w:bookmarkStart w:id="2" w:name="__RefHeading___Toc2711_4038105535"/>
+      <w:bookmarkStart w:id="2" w:name="__RefHeading___Toc2711_1005444171"/>
       <w:bookmarkEnd w:id="2"/>
       <w:r>
         <w:rPr>
@@ -943,7 +943,7 @@
         <w:spacing w:lineRule="exact" w:line="240" w:before="240" w:after="120"/>
         <w:rPr/>
       </w:pPr>
-      <w:bookmarkStart w:id="3" w:name="__RefHeading___Toc2713_4038105535"/>
+      <w:bookmarkStart w:id="3" w:name="__RefHeading___Toc2713_1005444171"/>
       <w:bookmarkEnd w:id="3"/>
       <w:r>
         <w:rPr>
@@ -2257,7 +2257,7 @@
         <w:spacing w:lineRule="exact" w:line="240" w:before="240" w:after="120"/>
         <w:rPr/>
       </w:pPr>
-      <w:bookmarkStart w:id="4" w:name="__RefHeading___Toc2715_4038105535"/>
+      <w:bookmarkStart w:id="4" w:name="__RefHeading___Toc2715_1005444171"/>
       <w:bookmarkEnd w:id="4"/>
       <w:r>
         <w:rPr>
@@ -2834,7 +2834,7 @@
         <w:spacing w:lineRule="exact" w:line="240" w:before="240" w:after="120"/>
         <w:rPr/>
       </w:pPr>
-      <w:bookmarkStart w:id="5" w:name="__RefHeading___Toc2717_4038105535"/>
+      <w:bookmarkStart w:id="5" w:name="__RefHeading___Toc2717_1005444171"/>
       <w:bookmarkEnd w:id="5"/>
       <w:r>
         <w:rPr>
@@ -2872,7 +2872,7 @@
         <w:spacing w:lineRule="exact" w:line="240" w:before="240" w:after="120"/>
         <w:rPr/>
       </w:pPr>
-      <w:bookmarkStart w:id="6" w:name="__RefHeading___Toc2719_4038105535"/>
+      <w:bookmarkStart w:id="6" w:name="__RefHeading___Toc2719_1005444171"/>
       <w:bookmarkEnd w:id="6"/>
       <w:r>
         <w:rPr>
@@ -2910,7 +2910,7 @@
         <w:spacing w:lineRule="exact" w:line="240" w:before="240" w:after="120"/>
         <w:rPr/>
       </w:pPr>
-      <w:bookmarkStart w:id="7" w:name="__RefHeading___Toc2721_4038105535"/>
+      <w:bookmarkStart w:id="7" w:name="__RefHeading___Toc2721_1005444171"/>
       <w:bookmarkEnd w:id="7"/>
       <w:r>
         <w:rPr>
@@ -2930,7 +2930,7 @@
         <w:spacing w:lineRule="exact" w:line="240" w:before="180" w:after="80"/>
         <w:rPr/>
       </w:pPr>
-      <w:bookmarkStart w:id="8" w:name="__RefHeading___Toc2723_4038105535"/>
+      <w:bookmarkStart w:id="8" w:name="__RefHeading___Toc2723_1005444171"/>
       <w:bookmarkEnd w:id="8"/>
       <w:r>
         <w:rPr>
@@ -3563,7 +3563,7 @@
         <w:spacing w:lineRule="exact" w:line="240" w:before="180" w:after="80"/>
         <w:rPr/>
       </w:pPr>
-      <w:bookmarkStart w:id="9" w:name="__RefHeading___Toc2725_4038105535"/>
+      <w:bookmarkStart w:id="9" w:name="__RefHeading___Toc2725_1005444171"/>
       <w:bookmarkEnd w:id="9"/>
       <w:r>
         <w:rPr>
@@ -4093,7 +4093,7 @@
         <w:spacing w:lineRule="exact" w:line="240" w:before="180" w:after="80"/>
         <w:rPr/>
       </w:pPr>
-      <w:bookmarkStart w:id="10" w:name="__RefHeading___Toc2727_4038105535"/>
+      <w:bookmarkStart w:id="10" w:name="__RefHeading___Toc2727_1005444171"/>
       <w:bookmarkEnd w:id="10"/>
       <w:r>
         <w:rPr>
@@ -4202,7 +4202,7 @@
         <w:spacing w:lineRule="exact" w:line="240" w:before="240" w:after="120"/>
         <w:rPr/>
       </w:pPr>
-      <w:bookmarkStart w:id="11" w:name="__RefHeading___Toc2729_4038105535"/>
+      <w:bookmarkStart w:id="11" w:name="__RefHeading___Toc2729_1005444171"/>
       <w:bookmarkEnd w:id="11"/>
       <w:r>
         <w:rPr>
@@ -4322,7 +4322,7 @@
         <w:spacing w:lineRule="exact" w:line="240" w:before="240" w:after="120"/>
         <w:rPr/>
       </w:pPr>
-      <w:bookmarkStart w:id="12" w:name="__RefHeading___Toc2731_4038105535"/>
+      <w:bookmarkStart w:id="12" w:name="__RefHeading___Toc2731_1005444171"/>
       <w:bookmarkEnd w:id="12"/>
       <w:r>
         <w:rPr>
@@ -4360,7 +4360,7 @@
         <w:spacing w:lineRule="exact" w:line="240" w:before="240" w:after="120"/>
         <w:rPr/>
       </w:pPr>
-      <w:bookmarkStart w:id="13" w:name="__RefHeading___Toc2733_4038105535"/>
+      <w:bookmarkStart w:id="13" w:name="__RefHeading___Toc2733_1005444171"/>
       <w:bookmarkEnd w:id="13"/>
       <w:r>
         <w:rPr>
@@ -4420,7 +4420,7 @@
         <w:spacing w:lineRule="exact" w:line="240" w:before="240" w:after="120"/>
         <w:rPr/>
       </w:pPr>
-      <w:bookmarkStart w:id="14" w:name="__RefHeading___Toc2735_4038105535"/>
+      <w:bookmarkStart w:id="14" w:name="__RefHeading___Toc2735_1005444171"/>
       <w:bookmarkEnd w:id="14"/>
       <w:r>
         <w:rPr>
@@ -4458,7 +4458,7 @@
         <w:spacing w:lineRule="exact" w:line="240" w:before="240" w:after="120"/>
         <w:rPr/>
       </w:pPr>
-      <w:bookmarkStart w:id="15" w:name="__RefHeading___Toc2737_4038105535"/>
+      <w:bookmarkStart w:id="15" w:name="__RefHeading___Toc2737_1005444171"/>
       <w:bookmarkEnd w:id="15"/>
       <w:r>
         <w:rPr>
@@ -4578,7 +4578,7 @@
         <w:spacing w:lineRule="auto" w:line="240" w:before="0" w:after="60"/>
         <w:rPr/>
       </w:pPr>
-      <w:bookmarkStart w:id="16" w:name="__RefHeading___Toc2739_4038105535"/>
+      <w:bookmarkStart w:id="16" w:name="__RefHeading___Toc2739_1005444171"/>
       <w:bookmarkEnd w:id="16"/>
       <w:r>
         <w:rPr>
@@ -4609,7 +4609,7 @@
         <w:spacing w:lineRule="auto" w:line="240" w:before="0" w:after="60"/>
         <w:rPr/>
       </w:pPr>
-      <w:bookmarkStart w:id="17" w:name="__RefHeading___Toc2741_4038105535"/>
+      <w:bookmarkStart w:id="17" w:name="__RefHeading___Toc2741_1005444171"/>
       <w:bookmarkEnd w:id="17"/>
       <w:r>
         <w:rPr>
@@ -5173,7 +5173,7 @@
         <w:spacing w:lineRule="auto" w:line="240" w:before="0" w:after="60"/>
         <w:rPr/>
       </w:pPr>
-      <w:bookmarkStart w:id="18" w:name="__RefHeading___Toc2743_4038105535"/>
+      <w:bookmarkStart w:id="18" w:name="__RefHeading___Toc2743_1005444171"/>
       <w:bookmarkEnd w:id="18"/>
       <w:r>
         <w:rPr>
@@ -5238,7 +5238,7 @@
         <w:spacing w:lineRule="auto" w:line="240" w:before="0" w:after="60"/>
         <w:rPr/>
       </w:pPr>
-      <w:bookmarkStart w:id="19" w:name="__RefHeading___Toc2745_4038105535"/>
+      <w:bookmarkStart w:id="19" w:name="__RefHeading___Toc2745_1005444171"/>
       <w:bookmarkEnd w:id="19"/>
       <w:r>
         <w:rPr>
@@ -5303,7 +5303,7 @@
         <w:spacing w:lineRule="auto" w:line="240" w:before="0" w:after="60"/>
         <w:rPr/>
       </w:pPr>
-      <w:bookmarkStart w:id="20" w:name="__RefHeading___Toc2747_4038105535"/>
+      <w:bookmarkStart w:id="20" w:name="__RefHeading___Toc2747_1005444171"/>
       <w:bookmarkEnd w:id="20"/>
       <w:r>
         <w:rPr>
@@ -5348,7 +5348,7 @@
         <w:spacing w:lineRule="auto" w:line="240" w:before="0" w:after="60"/>
         <w:rPr/>
       </w:pPr>
-      <w:bookmarkStart w:id="21" w:name="__RefHeading___Toc2749_4038105535"/>
+      <w:bookmarkStart w:id="21" w:name="__RefHeading___Toc2749_1005444171"/>
       <w:bookmarkEnd w:id="21"/>
       <w:r>
         <w:rPr>
@@ -5379,7 +5379,7 @@
         <w:spacing w:lineRule="exact" w:line="240" w:before="240" w:after="120"/>
         <w:rPr/>
       </w:pPr>
-      <w:bookmarkStart w:id="22" w:name="__RefHeading___Toc2751_4038105535"/>
+      <w:bookmarkStart w:id="22" w:name="__RefHeading___Toc2751_1005444171"/>
       <w:bookmarkEnd w:id="22"/>
       <w:r>
         <w:rPr>

--- a/reporte/productos_formales/Producto_04_Entrenamiento_Favoritismo.docx
+++ b/reporte/productos_formales/Producto_04_Entrenamiento_Favoritismo.docx
@@ -262,7 +262,7 @@
         <w:spacing w:lineRule="exact" w:line="240" w:before="240" w:after="120"/>
         <w:rPr/>
       </w:pPr>
-      <w:bookmarkStart w:id="0" w:name="__RefHeading___Toc2707_1005444171"/>
+      <w:bookmarkStart w:id="0" w:name="__RefHeading___Toc2707_2401388243"/>
       <w:bookmarkEnd w:id="0"/>
       <w:r>
         <w:rPr>
@@ -369,7 +369,7 @@
             </w:rPr>
             <w:fldChar w:fldCharType="separate"/>
           </w:r>
-          <w:hyperlink w:anchor="__RefHeading___Toc2707_1005444171">
+          <w:hyperlink w:anchor="__RefHeading___Toc2707_2401388243">
             <w:r>
               <w:rPr>
                 <w:rStyle w:val="IndexLink"/>
@@ -389,7 +389,7 @@
             </w:tabs>
             <w:rPr/>
           </w:pPr>
-          <w:hyperlink w:anchor="__RefHeading___Toc2709_1005444171">
+          <w:hyperlink w:anchor="__RefHeading___Toc2709_2401388243">
             <w:r>
               <w:rPr>
                 <w:rStyle w:val="IndexLink"/>
@@ -409,7 +409,7 @@
             </w:tabs>
             <w:rPr/>
           </w:pPr>
-          <w:hyperlink w:anchor="__RefHeading___Toc2711_1005444171">
+          <w:hyperlink w:anchor="__RefHeading___Toc2711_2401388243">
             <w:r>
               <w:rPr>
                 <w:rStyle w:val="IndexLink"/>
@@ -429,7 +429,7 @@
             </w:tabs>
             <w:rPr/>
           </w:pPr>
-          <w:hyperlink w:anchor="__RefHeading___Toc2713_1005444171">
+          <w:hyperlink w:anchor="__RefHeading___Toc2713_2401388243">
             <w:r>
               <w:rPr>
                 <w:rStyle w:val="IndexLink"/>
@@ -449,7 +449,7 @@
             </w:tabs>
             <w:rPr/>
           </w:pPr>
-          <w:hyperlink w:anchor="__RefHeading___Toc2715_1005444171">
+          <w:hyperlink w:anchor="__RefHeading___Toc2715_2401388243">
             <w:r>
               <w:rPr>
                 <w:rStyle w:val="IndexLink"/>
@@ -469,7 +469,7 @@
             </w:tabs>
             <w:rPr/>
           </w:pPr>
-          <w:hyperlink w:anchor="__RefHeading___Toc2717_1005444171">
+          <w:hyperlink w:anchor="__RefHeading___Toc2717_2401388243">
             <w:r>
               <w:rPr>
                 <w:rStyle w:val="IndexLink"/>
@@ -489,7 +489,7 @@
             </w:tabs>
             <w:rPr/>
           </w:pPr>
-          <w:hyperlink w:anchor="__RefHeading___Toc2719_1005444171">
+          <w:hyperlink w:anchor="__RefHeading___Toc2719_2401388243">
             <w:r>
               <w:rPr>
                 <w:rStyle w:val="IndexLink"/>
@@ -509,7 +509,7 @@
             </w:tabs>
             <w:rPr/>
           </w:pPr>
-          <w:hyperlink w:anchor="__RefHeading___Toc2721_1005444171">
+          <w:hyperlink w:anchor="__RefHeading___Toc2721_2401388243">
             <w:r>
               <w:rPr>
                 <w:rStyle w:val="IndexLink"/>
@@ -529,7 +529,7 @@
             </w:tabs>
             <w:rPr/>
           </w:pPr>
-          <w:hyperlink w:anchor="__RefHeading___Toc2723_1005444171">
+          <w:hyperlink w:anchor="__RefHeading___Toc2723_2401388243">
             <w:r>
               <w:rPr>
                 <w:rStyle w:val="IndexLink"/>
@@ -549,7 +549,7 @@
             </w:tabs>
             <w:rPr/>
           </w:pPr>
-          <w:hyperlink w:anchor="__RefHeading___Toc2725_1005444171">
+          <w:hyperlink w:anchor="__RefHeading___Toc2725_2401388243">
             <w:r>
               <w:rPr>
                 <w:rStyle w:val="IndexLink"/>
@@ -569,7 +569,7 @@
             </w:tabs>
             <w:rPr/>
           </w:pPr>
-          <w:hyperlink w:anchor="__RefHeading___Toc2727_1005444171">
+          <w:hyperlink w:anchor="__RefHeading___Toc2727_2401388243">
             <w:r>
               <w:rPr>
                 <w:rStyle w:val="IndexLink"/>
@@ -589,7 +589,7 @@
             </w:tabs>
             <w:rPr/>
           </w:pPr>
-          <w:hyperlink w:anchor="__RefHeading___Toc2729_1005444171">
+          <w:hyperlink w:anchor="__RefHeading___Toc2729_2401388243">
             <w:r>
               <w:rPr>
                 <w:rStyle w:val="IndexLink"/>
@@ -609,7 +609,7 @@
             </w:tabs>
             <w:rPr/>
           </w:pPr>
-          <w:hyperlink w:anchor="__RefHeading___Toc2731_1005444171">
+          <w:hyperlink w:anchor="__RefHeading___Toc2731_2401388243">
             <w:r>
               <w:rPr>
                 <w:rStyle w:val="IndexLink"/>
@@ -629,7 +629,7 @@
             </w:tabs>
             <w:rPr/>
           </w:pPr>
-          <w:hyperlink w:anchor="__RefHeading___Toc2733_1005444171">
+          <w:hyperlink w:anchor="__RefHeading___Toc2733_2401388243">
             <w:r>
               <w:rPr>
                 <w:rStyle w:val="IndexLink"/>
@@ -649,7 +649,7 @@
             </w:tabs>
             <w:rPr/>
           </w:pPr>
-          <w:hyperlink w:anchor="__RefHeading___Toc2735_1005444171">
+          <w:hyperlink w:anchor="__RefHeading___Toc2735_2401388243">
             <w:r>
               <w:rPr>
                 <w:rStyle w:val="IndexLink"/>
@@ -669,7 +669,7 @@
             </w:tabs>
             <w:rPr/>
           </w:pPr>
-          <w:hyperlink w:anchor="__RefHeading___Toc2737_1005444171">
+          <w:hyperlink w:anchor="__RefHeading___Toc2737_2401388243">
             <w:r>
               <w:rPr>
                 <w:rStyle w:val="IndexLink"/>
@@ -689,7 +689,7 @@
             </w:tabs>
             <w:rPr/>
           </w:pPr>
-          <w:hyperlink w:anchor="__RefHeading___Toc2739_1005444171">
+          <w:hyperlink w:anchor="__RefHeading___Toc2739_2401388243">
             <w:r>
               <w:rPr>
                 <w:rStyle w:val="IndexLink"/>
@@ -709,7 +709,7 @@
             </w:tabs>
             <w:rPr/>
           </w:pPr>
-          <w:hyperlink w:anchor="__RefHeading___Toc2741_1005444171">
+          <w:hyperlink w:anchor="__RefHeading___Toc2741_2401388243">
             <w:r>
               <w:rPr>
                 <w:rStyle w:val="IndexLink"/>
@@ -729,7 +729,7 @@
             </w:tabs>
             <w:rPr/>
           </w:pPr>
-          <w:hyperlink w:anchor="__RefHeading___Toc2743_1005444171">
+          <w:hyperlink w:anchor="__RefHeading___Toc2743_2401388243">
             <w:r>
               <w:rPr>
                 <w:rStyle w:val="IndexLink"/>
@@ -749,7 +749,7 @@
             </w:tabs>
             <w:rPr/>
           </w:pPr>
-          <w:hyperlink w:anchor="__RefHeading___Toc2745_1005444171">
+          <w:hyperlink w:anchor="__RefHeading___Toc2745_2401388243">
             <w:r>
               <w:rPr>
                 <w:rStyle w:val="IndexLink"/>
@@ -769,7 +769,7 @@
             </w:tabs>
             <w:rPr/>
           </w:pPr>
-          <w:hyperlink w:anchor="__RefHeading___Toc2747_1005444171">
+          <w:hyperlink w:anchor="__RefHeading___Toc2747_2401388243">
             <w:r>
               <w:rPr>
                 <w:rStyle w:val="IndexLink"/>
@@ -789,7 +789,7 @@
             </w:tabs>
             <w:rPr/>
           </w:pPr>
-          <w:hyperlink w:anchor="__RefHeading___Toc2749_1005444171">
+          <w:hyperlink w:anchor="__RefHeading___Toc2749_2401388243">
             <w:r>
               <w:rPr>
                 <w:rStyle w:val="IndexLink"/>
@@ -809,7 +809,7 @@
             </w:tabs>
             <w:rPr/>
           </w:pPr>
-          <w:hyperlink w:anchor="__RefHeading___Toc2751_1005444171">
+          <w:hyperlink w:anchor="__RefHeading___Toc2751_2401388243">
             <w:r>
               <w:rPr>
                 <w:rStyle w:val="IndexLink"/>
@@ -849,7 +849,7 @@
         <w:spacing w:lineRule="exact" w:line="240" w:before="240" w:after="120"/>
         <w:rPr/>
       </w:pPr>
-      <w:bookmarkStart w:id="1" w:name="__RefHeading___Toc2709_1005444171"/>
+      <w:bookmarkStart w:id="1" w:name="__RefHeading___Toc2709_2401388243"/>
       <w:bookmarkEnd w:id="1"/>
       <w:r>
         <w:rPr>
@@ -905,7 +905,7 @@
         <w:spacing w:lineRule="exact" w:line="240" w:before="240" w:after="120"/>
         <w:rPr/>
       </w:pPr>
-      <w:bookmarkStart w:id="2" w:name="__RefHeading___Toc2711_1005444171"/>
+      <w:bookmarkStart w:id="2" w:name="__RefHeading___Toc2711_2401388243"/>
       <w:bookmarkEnd w:id="2"/>
       <w:r>
         <w:rPr>
@@ -943,7 +943,7 @@
         <w:spacing w:lineRule="exact" w:line="240" w:before="240" w:after="120"/>
         <w:rPr/>
       </w:pPr>
-      <w:bookmarkStart w:id="3" w:name="__RefHeading___Toc2713_1005444171"/>
+      <w:bookmarkStart w:id="3" w:name="__RefHeading___Toc2713_2401388243"/>
       <w:bookmarkEnd w:id="3"/>
       <w:r>
         <w:rPr>
@@ -2257,7 +2257,7 @@
         <w:spacing w:lineRule="exact" w:line="240" w:before="240" w:after="120"/>
         <w:rPr/>
       </w:pPr>
-      <w:bookmarkStart w:id="4" w:name="__RefHeading___Toc2715_1005444171"/>
+      <w:bookmarkStart w:id="4" w:name="__RefHeading___Toc2715_2401388243"/>
       <w:bookmarkEnd w:id="4"/>
       <w:r>
         <w:rPr>
@@ -2834,7 +2834,7 @@
         <w:spacing w:lineRule="exact" w:line="240" w:before="240" w:after="120"/>
         <w:rPr/>
       </w:pPr>
-      <w:bookmarkStart w:id="5" w:name="__RefHeading___Toc2717_1005444171"/>
+      <w:bookmarkStart w:id="5" w:name="__RefHeading___Toc2717_2401388243"/>
       <w:bookmarkEnd w:id="5"/>
       <w:r>
         <w:rPr>
@@ -2872,7 +2872,7 @@
         <w:spacing w:lineRule="exact" w:line="240" w:before="240" w:after="120"/>
         <w:rPr/>
       </w:pPr>
-      <w:bookmarkStart w:id="6" w:name="__RefHeading___Toc2719_1005444171"/>
+      <w:bookmarkStart w:id="6" w:name="__RefHeading___Toc2719_2401388243"/>
       <w:bookmarkEnd w:id="6"/>
       <w:r>
         <w:rPr>
@@ -2910,7 +2910,7 @@
         <w:spacing w:lineRule="exact" w:line="240" w:before="240" w:after="120"/>
         <w:rPr/>
       </w:pPr>
-      <w:bookmarkStart w:id="7" w:name="__RefHeading___Toc2721_1005444171"/>
+      <w:bookmarkStart w:id="7" w:name="__RefHeading___Toc2721_2401388243"/>
       <w:bookmarkEnd w:id="7"/>
       <w:r>
         <w:rPr>
@@ -2930,7 +2930,7 @@
         <w:spacing w:lineRule="exact" w:line="240" w:before="180" w:after="80"/>
         <w:rPr/>
       </w:pPr>
-      <w:bookmarkStart w:id="8" w:name="__RefHeading___Toc2723_1005444171"/>
+      <w:bookmarkStart w:id="8" w:name="__RefHeading___Toc2723_2401388243"/>
       <w:bookmarkEnd w:id="8"/>
       <w:r>
         <w:rPr>
@@ -3563,7 +3563,7 @@
         <w:spacing w:lineRule="exact" w:line="240" w:before="180" w:after="80"/>
         <w:rPr/>
       </w:pPr>
-      <w:bookmarkStart w:id="9" w:name="__RefHeading___Toc2725_1005444171"/>
+      <w:bookmarkStart w:id="9" w:name="__RefHeading___Toc2725_2401388243"/>
       <w:bookmarkEnd w:id="9"/>
       <w:r>
         <w:rPr>
@@ -4093,7 +4093,7 @@
         <w:spacing w:lineRule="exact" w:line="240" w:before="180" w:after="80"/>
         <w:rPr/>
       </w:pPr>
-      <w:bookmarkStart w:id="10" w:name="__RefHeading___Toc2727_1005444171"/>
+      <w:bookmarkStart w:id="10" w:name="__RefHeading___Toc2727_2401388243"/>
       <w:bookmarkEnd w:id="10"/>
       <w:r>
         <w:rPr>
@@ -4202,7 +4202,7 @@
         <w:spacing w:lineRule="exact" w:line="240" w:before="240" w:after="120"/>
         <w:rPr/>
       </w:pPr>
-      <w:bookmarkStart w:id="11" w:name="__RefHeading___Toc2729_1005444171"/>
+      <w:bookmarkStart w:id="11" w:name="__RefHeading___Toc2729_2401388243"/>
       <w:bookmarkEnd w:id="11"/>
       <w:r>
         <w:rPr>
@@ -4322,7 +4322,7 @@
         <w:spacing w:lineRule="exact" w:line="240" w:before="240" w:after="120"/>
         <w:rPr/>
       </w:pPr>
-      <w:bookmarkStart w:id="12" w:name="__RefHeading___Toc2731_1005444171"/>
+      <w:bookmarkStart w:id="12" w:name="__RefHeading___Toc2731_2401388243"/>
       <w:bookmarkEnd w:id="12"/>
       <w:r>
         <w:rPr>
@@ -4360,7 +4360,7 @@
         <w:spacing w:lineRule="exact" w:line="240" w:before="240" w:after="120"/>
         <w:rPr/>
       </w:pPr>
-      <w:bookmarkStart w:id="13" w:name="__RefHeading___Toc2733_1005444171"/>
+      <w:bookmarkStart w:id="13" w:name="__RefHeading___Toc2733_2401388243"/>
       <w:bookmarkEnd w:id="13"/>
       <w:r>
         <w:rPr>
@@ -4420,7 +4420,7 @@
         <w:spacing w:lineRule="exact" w:line="240" w:before="240" w:after="120"/>
         <w:rPr/>
       </w:pPr>
-      <w:bookmarkStart w:id="14" w:name="__RefHeading___Toc2735_1005444171"/>
+      <w:bookmarkStart w:id="14" w:name="__RefHeading___Toc2735_2401388243"/>
       <w:bookmarkEnd w:id="14"/>
       <w:r>
         <w:rPr>
@@ -4458,7 +4458,7 @@
         <w:spacing w:lineRule="exact" w:line="240" w:before="240" w:after="120"/>
         <w:rPr/>
       </w:pPr>
-      <w:bookmarkStart w:id="15" w:name="__RefHeading___Toc2737_1005444171"/>
+      <w:bookmarkStart w:id="15" w:name="__RefHeading___Toc2737_2401388243"/>
       <w:bookmarkEnd w:id="15"/>
       <w:r>
         <w:rPr>
@@ -4578,7 +4578,7 @@
         <w:spacing w:lineRule="auto" w:line="240" w:before="0" w:after="60"/>
         <w:rPr/>
       </w:pPr>
-      <w:bookmarkStart w:id="16" w:name="__RefHeading___Toc2739_1005444171"/>
+      <w:bookmarkStart w:id="16" w:name="__RefHeading___Toc2739_2401388243"/>
       <w:bookmarkEnd w:id="16"/>
       <w:r>
         <w:rPr>
@@ -4609,7 +4609,7 @@
         <w:spacing w:lineRule="auto" w:line="240" w:before="0" w:after="60"/>
         <w:rPr/>
       </w:pPr>
-      <w:bookmarkStart w:id="17" w:name="__RefHeading___Toc2741_1005444171"/>
+      <w:bookmarkStart w:id="17" w:name="__RefHeading___Toc2741_2401388243"/>
       <w:bookmarkEnd w:id="17"/>
       <w:r>
         <w:rPr>
@@ -5173,7 +5173,7 @@
         <w:spacing w:lineRule="auto" w:line="240" w:before="0" w:after="60"/>
         <w:rPr/>
       </w:pPr>
-      <w:bookmarkStart w:id="18" w:name="__RefHeading___Toc2743_1005444171"/>
+      <w:bookmarkStart w:id="18" w:name="__RefHeading___Toc2743_2401388243"/>
       <w:bookmarkEnd w:id="18"/>
       <w:r>
         <w:rPr>
@@ -5238,7 +5238,7 @@
         <w:spacing w:lineRule="auto" w:line="240" w:before="0" w:after="60"/>
         <w:rPr/>
       </w:pPr>
-      <w:bookmarkStart w:id="19" w:name="__RefHeading___Toc2745_1005444171"/>
+      <w:bookmarkStart w:id="19" w:name="__RefHeading___Toc2745_2401388243"/>
       <w:bookmarkEnd w:id="19"/>
       <w:r>
         <w:rPr>
@@ -5303,7 +5303,7 @@
         <w:spacing w:lineRule="auto" w:line="240" w:before="0" w:after="60"/>
         <w:rPr/>
       </w:pPr>
-      <w:bookmarkStart w:id="20" w:name="__RefHeading___Toc2747_1005444171"/>
+      <w:bookmarkStart w:id="20" w:name="__RefHeading___Toc2747_2401388243"/>
       <w:bookmarkEnd w:id="20"/>
       <w:r>
         <w:rPr>
@@ -5348,7 +5348,7 @@
         <w:spacing w:lineRule="auto" w:line="240" w:before="0" w:after="60"/>
         <w:rPr/>
       </w:pPr>
-      <w:bookmarkStart w:id="21" w:name="__RefHeading___Toc2749_1005444171"/>
+      <w:bookmarkStart w:id="21" w:name="__RefHeading___Toc2749_2401388243"/>
       <w:bookmarkEnd w:id="21"/>
       <w:r>
         <w:rPr>
@@ -5379,7 +5379,7 @@
         <w:spacing w:lineRule="exact" w:line="240" w:before="240" w:after="120"/>
         <w:rPr/>
       </w:pPr>
-      <w:bookmarkStart w:id="22" w:name="__RefHeading___Toc2751_1005444171"/>
+      <w:bookmarkStart w:id="22" w:name="__RefHeading___Toc2751_2401388243"/>
       <w:bookmarkEnd w:id="22"/>
       <w:r>
         <w:rPr>
